--- a/spa/docx/023.content.docx
+++ b/spa/docx/023.content.docx
@@ -403,330 +403,246 @@
           <w:lang w:val="es_ES" w:bidi="es_ES"/>
         </w:rPr>
       </w:r>
-      <w:hyperlink r:id="rId13">
-        <w:r>
-          <w:rPr>
-            <w:lang w:val="es_ES" w:bidi="es_ES"/>
-          </w:rPr>
-          <w:rPr>
-            <w:color w:val="0000EE"/>
-            <w:u w:val="single"/>
-          </w:rPr>
-          <w:t>Génesis 15:9–11</w:t>
-        </w:r>
-      </w:hyperlink>
-    </w:p>
-    <w:p>
-      <w:pPr>
-        <w:pStyle w:val="ListBullet"/>
-        <w:spacing w:line="240" w:lineRule="auto"/>
-        <w:ind w:left="720"/>
-      </w:pPr>
-      <w:r>
-        <w:rPr>
-          <w:lang w:val="es_ES" w:bidi="es_ES"/>
-        </w:rPr>
-      </w:r>
-      <w:hyperlink r:id="rId14">
-        <w:r>
-          <w:rPr>
-            <w:lang w:val="es_ES" w:bidi="es_ES"/>
-          </w:rPr>
-          <w:rPr>
-            <w:color w:val="0000EE"/>
-            <w:u w:val="single"/>
-          </w:rPr>
-          <w:t>Éxodo 24:5–6</w:t>
-        </w:r>
-      </w:hyperlink>
-    </w:p>
-    <w:p>
-      <w:pPr>
-        <w:pStyle w:val="ListBullet"/>
-        <w:spacing w:line="240" w:lineRule="auto"/>
-        <w:ind w:left="720"/>
-      </w:pPr>
-      <w:r>
-        <w:rPr>
-          <w:lang w:val="es_ES" w:bidi="es_ES"/>
-        </w:rPr>
-      </w:r>
-      <w:hyperlink r:id="rId15">
-        <w:r>
-          <w:rPr>
-            <w:lang w:val="es_ES" w:bidi="es_ES"/>
-          </w:rPr>
-          <w:rPr>
-            <w:color w:val="0000EE"/>
-            <w:u w:val="single"/>
-          </w:rPr>
-          <w:t>Números 19:1–2</w:t>
-        </w:r>
-      </w:hyperlink>
-    </w:p>
-    <w:p>
-      <w:pPr>
-        <w:pStyle w:val="ListBullet"/>
-        <w:spacing w:line="240" w:lineRule="auto"/>
-        <w:ind w:left="720"/>
-      </w:pPr>
-      <w:r>
-        <w:rPr>
-          <w:lang w:val="es_ES" w:bidi="es_ES"/>
-        </w:rPr>
-      </w:r>
-      <w:hyperlink r:id="rId16">
-        <w:r>
-          <w:rPr>
-            <w:lang w:val="es_ES" w:bidi="es_ES"/>
-          </w:rPr>
-          <w:rPr>
-            <w:color w:val="0000EE"/>
-            <w:u w:val="single"/>
-          </w:rPr>
-          <w:t>Deuteronomio 21:3–4</w:t>
-        </w:r>
-      </w:hyperlink>
-    </w:p>
-    <w:p>
-      <w:pPr>
-        <w:pStyle w:val="ListBullet"/>
-        <w:spacing w:line="240" w:lineRule="auto"/>
-        <w:ind w:left="720"/>
-      </w:pPr>
-      <w:r>
-        <w:rPr>
-          <w:lang w:val="es_ES" w:bidi="es_ES"/>
-        </w:rPr>
-      </w:r>
-      <w:hyperlink r:id="rId17">
-        <w:r>
-          <w:rPr>
-            <w:lang w:val="es_ES" w:bidi="es_ES"/>
-          </w:rPr>
-          <w:rPr>
-            <w:color w:val="0000EE"/>
-            <w:u w:val="single"/>
-          </w:rPr>
-          <w:t>1 Samuel 1:24–25</w:t>
-        </w:r>
-      </w:hyperlink>
-    </w:p>
-    <w:p>
-      <w:pPr>
-        <w:pStyle w:val="ListBullet"/>
-        <w:spacing w:line="240" w:lineRule="auto"/>
-        <w:ind w:left="720"/>
-      </w:pPr>
-      <w:r>
-        <w:rPr>
-          <w:lang w:val="es_ES" w:bidi="es_ES"/>
-        </w:rPr>
-      </w:r>
-      <w:hyperlink r:id="rId18">
-        <w:r>
-          <w:rPr>
-            <w:lang w:val="es_ES" w:bidi="es_ES"/>
-          </w:rPr>
-          <w:rPr>
-            <w:color w:val="0000EE"/>
-            <w:u w:val="single"/>
-          </w:rPr>
-          <w:t>1 Samuel 15:3</w:t>
-        </w:r>
-      </w:hyperlink>
-    </w:p>
-    <w:p>
-      <w:pPr>
-        <w:pStyle w:val="ListBullet"/>
-        <w:spacing w:line="240" w:lineRule="auto"/>
-        <w:ind w:left="720"/>
-      </w:pPr>
-      <w:r>
-        <w:rPr>
-          <w:lang w:val="es_ES" w:bidi="es_ES"/>
-        </w:rPr>
-      </w:r>
-      <w:hyperlink r:id="rId19">
-        <w:r>
-          <w:rPr>
-            <w:lang w:val="es_ES" w:bidi="es_ES"/>
-          </w:rPr>
-          <w:rPr>
-            <w:color w:val="0000EE"/>
-            <w:u w:val="single"/>
-          </w:rPr>
-          <w:t>1 Samuel 16:2–3</w:t>
-        </w:r>
-      </w:hyperlink>
-    </w:p>
-    <w:p>
-      <w:pPr>
-        <w:pStyle w:val="ListBullet"/>
-        <w:spacing w:line="240" w:lineRule="auto"/>
-        <w:ind w:left="720"/>
-      </w:pPr>
-      <w:r>
-        <w:rPr>
-          <w:lang w:val="es_ES" w:bidi="es_ES"/>
-        </w:rPr>
-      </w:r>
-      <w:hyperlink r:id="rId20">
-        <w:r>
-          <w:rPr>
-            <w:lang w:val="es_ES" w:bidi="es_ES"/>
-          </w:rPr>
-          <w:rPr>
-            <w:color w:val="0000EE"/>
-            <w:u w:val="single"/>
-          </w:rPr>
-          <w:t>1 Reyes 1:9</w:t>
-        </w:r>
-      </w:hyperlink>
-    </w:p>
-    <w:p>
-      <w:pPr>
-        <w:pStyle w:val="ListBullet"/>
-        <w:spacing w:line="240" w:lineRule="auto"/>
-        <w:ind w:left="720"/>
-      </w:pPr>
-      <w:r>
-        <w:rPr>
-          <w:lang w:val="es_ES" w:bidi="es_ES"/>
-        </w:rPr>
-      </w:r>
-      <w:hyperlink r:id="rId21">
-        <w:r>
-          <w:rPr>
-            <w:lang w:val="es_ES" w:bidi="es_ES"/>
-          </w:rPr>
-          <w:rPr>
-            <w:color w:val="0000EE"/>
-            <w:u w:val="single"/>
-          </w:rPr>
-          <w:t>2 Crónicas 11:15</w:t>
-        </w:r>
-      </w:hyperlink>
-    </w:p>
-    <w:p>
-      <w:pPr>
-        <w:pStyle w:val="ListBullet"/>
-        <w:spacing w:line="240" w:lineRule="auto"/>
-        <w:ind w:left="720"/>
-      </w:pPr>
-      <w:r>
-        <w:rPr>
-          <w:lang w:val="es_ES" w:bidi="es_ES"/>
-        </w:rPr>
-      </w:r>
-      <w:hyperlink r:id="rId22">
-        <w:r>
-          <w:rPr>
-            <w:lang w:val="es_ES" w:bidi="es_ES"/>
-          </w:rPr>
-          <w:rPr>
-            <w:color w:val="0000EE"/>
-            <w:u w:val="single"/>
-          </w:rPr>
-          <w:t>2 Crónicas 15:10–11</w:t>
-        </w:r>
-      </w:hyperlink>
-    </w:p>
-    <w:p>
-      <w:pPr>
-        <w:pStyle w:val="ListBullet"/>
-        <w:spacing w:line="240" w:lineRule="auto"/>
-        <w:ind w:left="720"/>
-      </w:pPr>
-      <w:r>
-        <w:rPr>
-          <w:lang w:val="es_ES" w:bidi="es_ES"/>
-        </w:rPr>
-      </w:r>
-      <w:hyperlink r:id="rId23">
-        <w:r>
-          <w:rPr>
-            <w:lang w:val="es_ES" w:bidi="es_ES"/>
-          </w:rPr>
-          <w:rPr>
-            <w:color w:val="0000EE"/>
-            <w:u w:val="single"/>
-          </w:rPr>
-          <w:t>Mateo 22:4</w:t>
-        </w:r>
-      </w:hyperlink>
-    </w:p>
-    <w:p>
-      <w:pPr>
-        <w:pStyle w:val="ListBullet"/>
-        <w:spacing w:line="240" w:lineRule="auto"/>
-        <w:ind w:left="720"/>
-      </w:pPr>
-      <w:r>
-        <w:rPr>
-          <w:lang w:val="es_ES" w:bidi="es_ES"/>
-        </w:rPr>
-      </w:r>
-      <w:hyperlink r:id="rId24">
-        <w:r>
-          <w:rPr>
-            <w:lang w:val="es_ES" w:bidi="es_ES"/>
-          </w:rPr>
-          <w:rPr>
-            <w:color w:val="0000EE"/>
-            <w:u w:val="single"/>
-          </w:rPr>
-          <w:t>Lucas 13:15</w:t>
-        </w:r>
-      </w:hyperlink>
-    </w:p>
-    <w:p>
-      <w:pPr>
-        <w:pStyle w:val="ListBullet"/>
-        <w:spacing w:line="240" w:lineRule="auto"/>
-        <w:ind w:left="720"/>
-      </w:pPr>
-      <w:r>
-        <w:rPr>
-          <w:lang w:val="es_ES" w:bidi="es_ES"/>
-        </w:rPr>
-      </w:r>
-      <w:hyperlink r:id="rId25">
-        <w:r>
-          <w:rPr>
-            <w:lang w:val="es_ES" w:bidi="es_ES"/>
-          </w:rPr>
-          <w:rPr>
-            <w:color w:val="0000EE"/>
-            <w:u w:val="single"/>
-          </w:rPr>
-          <w:t>Lucas 14:5</w:t>
-        </w:r>
-      </w:hyperlink>
-    </w:p>
-    <w:p>
-      <w:pPr>
-        <w:pStyle w:val="ListBullet"/>
-        <w:spacing w:line="240" w:lineRule="auto"/>
-        <w:ind w:left="720"/>
-      </w:pPr>
-      <w:r>
-        <w:rPr>
-          <w:lang w:val="es_ES" w:bidi="es_ES"/>
-        </w:rPr>
-      </w:r>
-      <w:hyperlink r:id="rId26">
-        <w:r>
-          <w:rPr>
-            <w:lang w:val="es_ES" w:bidi="es_ES"/>
-          </w:rPr>
-          <w:rPr>
-            <w:color w:val="0000EE"/>
-            <w:u w:val="single"/>
-          </w:rPr>
-          <w:t>Hebreos 9:13</w:t>
-        </w:r>
-      </w:hyperlink>
+      <w:r>
+        <w:rPr>
+          <w:lang w:val="es_ES" w:bidi="es_ES"/>
+        </w:rPr>
+        <w:t>Génesis 15:9–11</w:t>
+      </w:r>
+    </w:p>
+    <w:p>
+      <w:pPr>
+        <w:pStyle w:val="ListBullet"/>
+        <w:spacing w:line="240" w:lineRule="auto"/>
+        <w:ind w:left="720"/>
+      </w:pPr>
+      <w:r>
+        <w:rPr>
+          <w:lang w:val="es_ES" w:bidi="es_ES"/>
+        </w:rPr>
+      </w:r>
+      <w:r>
+        <w:rPr>
+          <w:lang w:val="es_ES" w:bidi="es_ES"/>
+        </w:rPr>
+        <w:t>Éxodo 24:5–6</w:t>
+      </w:r>
+    </w:p>
+    <w:p>
+      <w:pPr>
+        <w:pStyle w:val="ListBullet"/>
+        <w:spacing w:line="240" w:lineRule="auto"/>
+        <w:ind w:left="720"/>
+      </w:pPr>
+      <w:r>
+        <w:rPr>
+          <w:lang w:val="es_ES" w:bidi="es_ES"/>
+        </w:rPr>
+      </w:r>
+      <w:r>
+        <w:rPr>
+          <w:lang w:val="es_ES" w:bidi="es_ES"/>
+        </w:rPr>
+        <w:t>Números 19:1–2</w:t>
+      </w:r>
+    </w:p>
+    <w:p>
+      <w:pPr>
+        <w:pStyle w:val="ListBullet"/>
+        <w:spacing w:line="240" w:lineRule="auto"/>
+        <w:ind w:left="720"/>
+      </w:pPr>
+      <w:r>
+        <w:rPr>
+          <w:lang w:val="es_ES" w:bidi="es_ES"/>
+        </w:rPr>
+      </w:r>
+      <w:r>
+        <w:rPr>
+          <w:lang w:val="es_ES" w:bidi="es_ES"/>
+        </w:rPr>
+        <w:t>Deuteronomio 21:3–4</w:t>
+      </w:r>
+    </w:p>
+    <w:p>
+      <w:pPr>
+        <w:pStyle w:val="ListBullet"/>
+        <w:spacing w:line="240" w:lineRule="auto"/>
+        <w:ind w:left="720"/>
+      </w:pPr>
+      <w:r>
+        <w:rPr>
+          <w:lang w:val="es_ES" w:bidi="es_ES"/>
+        </w:rPr>
+      </w:r>
+      <w:r>
+        <w:rPr>
+          <w:lang w:val="es_ES" w:bidi="es_ES"/>
+        </w:rPr>
+        <w:t>1 Samuel 1:24–25</w:t>
+      </w:r>
+    </w:p>
+    <w:p>
+      <w:pPr>
+        <w:pStyle w:val="ListBullet"/>
+        <w:spacing w:line="240" w:lineRule="auto"/>
+        <w:ind w:left="720"/>
+      </w:pPr>
+      <w:r>
+        <w:rPr>
+          <w:lang w:val="es_ES" w:bidi="es_ES"/>
+        </w:rPr>
+      </w:r>
+      <w:r>
+        <w:rPr>
+          <w:lang w:val="es_ES" w:bidi="es_ES"/>
+        </w:rPr>
+        <w:t>1 Samuel 15:3</w:t>
+      </w:r>
+    </w:p>
+    <w:p>
+      <w:pPr>
+        <w:pStyle w:val="ListBullet"/>
+        <w:spacing w:line="240" w:lineRule="auto"/>
+        <w:ind w:left="720"/>
+      </w:pPr>
+      <w:r>
+        <w:rPr>
+          <w:lang w:val="es_ES" w:bidi="es_ES"/>
+        </w:rPr>
+      </w:r>
+      <w:r>
+        <w:rPr>
+          <w:lang w:val="es_ES" w:bidi="es_ES"/>
+        </w:rPr>
+        <w:t>1 Samuel 16:2–3</w:t>
+      </w:r>
+    </w:p>
+    <w:p>
+      <w:pPr>
+        <w:pStyle w:val="ListBullet"/>
+        <w:spacing w:line="240" w:lineRule="auto"/>
+        <w:ind w:left="720"/>
+      </w:pPr>
+      <w:r>
+        <w:rPr>
+          <w:lang w:val="es_ES" w:bidi="es_ES"/>
+        </w:rPr>
+      </w:r>
+      <w:r>
+        <w:rPr>
+          <w:lang w:val="es_ES" w:bidi="es_ES"/>
+        </w:rPr>
+        <w:t>1 Reyes 1:9</w:t>
+      </w:r>
+    </w:p>
+    <w:p>
+      <w:pPr>
+        <w:pStyle w:val="ListBullet"/>
+        <w:spacing w:line="240" w:lineRule="auto"/>
+        <w:ind w:left="720"/>
+      </w:pPr>
+      <w:r>
+        <w:rPr>
+          <w:lang w:val="es_ES" w:bidi="es_ES"/>
+        </w:rPr>
+      </w:r>
+      <w:r>
+        <w:rPr>
+          <w:lang w:val="es_ES" w:bidi="es_ES"/>
+        </w:rPr>
+        <w:t>2 Crónicas 11:15</w:t>
+      </w:r>
+    </w:p>
+    <w:p>
+      <w:pPr>
+        <w:pStyle w:val="ListBullet"/>
+        <w:spacing w:line="240" w:lineRule="auto"/>
+        <w:ind w:left="720"/>
+      </w:pPr>
+      <w:r>
+        <w:rPr>
+          <w:lang w:val="es_ES" w:bidi="es_ES"/>
+        </w:rPr>
+      </w:r>
+      <w:r>
+        <w:rPr>
+          <w:lang w:val="es_ES" w:bidi="es_ES"/>
+        </w:rPr>
+        <w:t>2 Crónicas 15:10–11</w:t>
+      </w:r>
+    </w:p>
+    <w:p>
+      <w:pPr>
+        <w:pStyle w:val="ListBullet"/>
+        <w:spacing w:line="240" w:lineRule="auto"/>
+        <w:ind w:left="720"/>
+      </w:pPr>
+      <w:r>
+        <w:rPr>
+          <w:lang w:val="es_ES" w:bidi="es_ES"/>
+        </w:rPr>
+      </w:r>
+      <w:r>
+        <w:rPr>
+          <w:lang w:val="es_ES" w:bidi="es_ES"/>
+        </w:rPr>
+        <w:t>Mateo 22:4</w:t>
+      </w:r>
+    </w:p>
+    <w:p>
+      <w:pPr>
+        <w:pStyle w:val="ListBullet"/>
+        <w:spacing w:line="240" w:lineRule="auto"/>
+        <w:ind w:left="720"/>
+      </w:pPr>
+      <w:r>
+        <w:rPr>
+          <w:lang w:val="es_ES" w:bidi="es_ES"/>
+        </w:rPr>
+      </w:r>
+      <w:r>
+        <w:rPr>
+          <w:lang w:val="es_ES" w:bidi="es_ES"/>
+        </w:rPr>
+        <w:t>Lucas 13:15</w:t>
+      </w:r>
+    </w:p>
+    <w:p>
+      <w:pPr>
+        <w:pStyle w:val="ListBullet"/>
+        <w:spacing w:line="240" w:lineRule="auto"/>
+        <w:ind w:left="720"/>
+      </w:pPr>
+      <w:r>
+        <w:rPr>
+          <w:lang w:val="es_ES" w:bidi="es_ES"/>
+        </w:rPr>
+      </w:r>
+      <w:r>
+        <w:rPr>
+          <w:lang w:val="es_ES" w:bidi="es_ES"/>
+        </w:rPr>
+        <w:t>Lucas 14:5</w:t>
+      </w:r>
+    </w:p>
+    <w:p>
+      <w:pPr>
+        <w:pStyle w:val="ListBullet"/>
+        <w:spacing w:line="240" w:lineRule="auto"/>
+        <w:ind w:left="720"/>
+      </w:pPr>
+      <w:r>
+        <w:rPr>
+          <w:lang w:val="es_ES" w:bidi="es_ES"/>
+        </w:rPr>
+      </w:r>
+      <w:r>
+        <w:rPr>
+          <w:lang w:val="es_ES" w:bidi="es_ES"/>
+        </w:rPr>
+        <w:t>Hebreos 9:13</w:t>
+      </w:r>
     </w:p>
     <w:p>
       <w:pPr>
@@ -1076,18 +992,12 @@
           <w:lang w:val="es_ES" w:bidi="es_ES"/>
         </w:rPr>
       </w:r>
-      <w:hyperlink r:id="rId27">
-        <w:r>
-          <w:rPr>
-            <w:lang w:val="es_ES" w:bidi="es_ES"/>
-          </w:rPr>
-          <w:rPr>
-            <w:color w:val="0000EE"/>
-            <w:u w:val="single"/>
-          </w:rPr>
-          <w:t>Juan 18.1</w:t>
-        </w:r>
-      </w:hyperlink>
+      <w:r>
+        <w:rPr>
+          <w:lang w:val="es_ES" w:bidi="es_ES"/>
+        </w:rPr>
+        <w:t>Juan 18.1</w:t>
+      </w:r>
     </w:p>
     <w:p>
       <w:pPr>
@@ -1341,114 +1251,84 @@
           <w:lang w:val="es_ES" w:bidi="es_ES"/>
         </w:rPr>
       </w:r>
-      <w:hyperlink r:id="rId28">
-        <w:r>
-          <w:rPr>
-            <w:lang w:val="es_ES" w:bidi="es_ES"/>
-          </w:rPr>
-          <w:rPr>
-            <w:color w:val="0000EE"/>
-            <w:u w:val="single"/>
-          </w:rPr>
-          <w:t>Isaías 21:10</w:t>
-        </w:r>
-      </w:hyperlink>
-    </w:p>
-    <w:p>
-      <w:pPr>
-        <w:pStyle w:val="ListBullet"/>
-        <w:spacing w:line="240" w:lineRule="auto"/>
-        <w:ind w:left="720"/>
-      </w:pPr>
-      <w:r>
-        <w:rPr>
-          <w:lang w:val="es_ES" w:bidi="es_ES"/>
-        </w:rPr>
-      </w:r>
-      <w:hyperlink r:id="rId29">
-        <w:r>
-          <w:rPr>
-            <w:lang w:val="es_ES" w:bidi="es_ES"/>
-          </w:rPr>
-          <w:rPr>
-            <w:color w:val="0000EE"/>
-            <w:u w:val="single"/>
-          </w:rPr>
-          <w:t>Lucas 22:31</w:t>
-        </w:r>
-      </w:hyperlink>
-    </w:p>
-    <w:p>
-      <w:pPr>
-        <w:pStyle w:val="ListBullet"/>
-        <w:spacing w:line="240" w:lineRule="auto"/>
-        <w:ind w:left="720"/>
-      </w:pPr>
-      <w:r>
-        <w:rPr>
-          <w:lang w:val="es_ES" w:bidi="es_ES"/>
-        </w:rPr>
-      </w:r>
-      <w:hyperlink r:id="rId30">
-        <w:r>
-          <w:rPr>
-            <w:lang w:val="es_ES" w:bidi="es_ES"/>
-          </w:rPr>
-          <w:rPr>
-            <w:color w:val="0000EE"/>
-            <w:u w:val="single"/>
-          </w:rPr>
-          <w:t>Mateo 3:12</w:t>
-        </w:r>
-      </w:hyperlink>
-    </w:p>
-    <w:p>
-      <w:pPr>
-        <w:pStyle w:val="ListBullet"/>
-        <w:spacing w:line="240" w:lineRule="auto"/>
-        <w:ind w:left="720"/>
-      </w:pPr>
-      <w:r>
-        <w:rPr>
-          <w:lang w:val="es_ES" w:bidi="es_ES"/>
-        </w:rPr>
-      </w:r>
-      <w:hyperlink r:id="rId31">
-        <w:r>
-          <w:rPr>
-            <w:lang w:val="es_ES" w:bidi="es_ES"/>
-          </w:rPr>
-          <w:rPr>
-            <w:color w:val="0000EE"/>
-            <w:u w:val="single"/>
-          </w:rPr>
-          <w:t>Proverbios 20:8</w:t>
-        </w:r>
-      </w:hyperlink>
-    </w:p>
-    <w:p>
-      <w:pPr>
-        <w:pStyle w:val="ListBullet"/>
-        <w:spacing w:line="240" w:lineRule="auto"/>
-        <w:ind w:left="720"/>
-      </w:pPr>
-      <w:r>
-        <w:rPr>
-          <w:lang w:val="es_ES" w:bidi="es_ES"/>
-        </w:rPr>
-      </w:r>
-      <w:hyperlink r:id="rId32">
-        <w:r>
-          <w:rPr>
-            <w:lang w:val="es_ES" w:bidi="es_ES"/>
-          </w:rPr>
-          <w:rPr>
-            <w:color w:val="0000EE"/>
-            <w:u w:val="single"/>
-          </w:rPr>
-          <w:t>Rut 3:2</w:t>
-        </w:r>
-      </w:hyperlink>
+      <w:r>
+        <w:rPr>
+          <w:lang w:val="es_ES" w:bidi="es_ES"/>
+        </w:rPr>
+        <w:t>Isaías 21:10</w:t>
+      </w:r>
+    </w:p>
+    <w:p>
+      <w:pPr>
+        <w:pStyle w:val="ListBullet"/>
+        <w:spacing w:line="240" w:lineRule="auto"/>
+        <w:ind w:left="720"/>
+      </w:pPr>
+      <w:r>
+        <w:rPr>
+          <w:lang w:val="es_ES" w:bidi="es_ES"/>
+        </w:rPr>
+      </w:r>
+      <w:r>
+        <w:rPr>
+          <w:lang w:val="es_ES" w:bidi="es_ES"/>
+        </w:rPr>
+        <w:t>Lucas 22:31</w:t>
+      </w:r>
+    </w:p>
+    <w:p>
+      <w:pPr>
+        <w:pStyle w:val="ListBullet"/>
+        <w:spacing w:line="240" w:lineRule="auto"/>
+        <w:ind w:left="720"/>
+      </w:pPr>
+      <w:r>
+        <w:rPr>
+          <w:lang w:val="es_ES" w:bidi="es_ES"/>
+        </w:rPr>
+      </w:r>
+      <w:r>
+        <w:rPr>
+          <w:lang w:val="es_ES" w:bidi="es_ES"/>
+        </w:rPr>
+        <w:t>Mateo 3:12</w:t>
+      </w:r>
+    </w:p>
+    <w:p>
+      <w:pPr>
+        <w:pStyle w:val="ListBullet"/>
+        <w:spacing w:line="240" w:lineRule="auto"/>
+        <w:ind w:left="720"/>
+      </w:pPr>
+      <w:r>
+        <w:rPr>
+          <w:lang w:val="es_ES" w:bidi="es_ES"/>
+        </w:rPr>
+      </w:r>
+      <w:r>
+        <w:rPr>
+          <w:lang w:val="es_ES" w:bidi="es_ES"/>
+        </w:rPr>
+        <w:t>Proverbios 20:8</w:t>
+      </w:r>
+    </w:p>
+    <w:p>
+      <w:pPr>
+        <w:pStyle w:val="ListBullet"/>
+        <w:spacing w:line="240" w:lineRule="auto"/>
+        <w:ind w:left="720"/>
+      </w:pPr>
+      <w:r>
+        <w:rPr>
+          <w:lang w:val="es_ES" w:bidi="es_ES"/>
+        </w:rPr>
+      </w:r>
+      <w:r>
+        <w:rPr>
+          <w:lang w:val="es_ES" w:bidi="es_ES"/>
+        </w:rPr>
+        <w:t>Rut 3:2</w:t>
+      </w:r>
     </w:p>
     <w:p>
       <w:pPr>
@@ -1652,138 +1532,102 @@
           <w:lang w:val="es_ES" w:bidi="es_ES"/>
         </w:rPr>
       </w:r>
-      <w:hyperlink r:id="rId33">
-        <w:r>
-          <w:rPr>
-            <w:lang w:val="es_ES" w:bidi="es_ES"/>
-          </w:rPr>
-          <w:rPr>
-            <w:color w:val="0000EE"/>
-            <w:u w:val="single"/>
-          </w:rPr>
-          <w:t>1 Corintios 15:1–2</w:t>
-        </w:r>
-      </w:hyperlink>
-    </w:p>
-    <w:p>
-      <w:pPr>
-        <w:pStyle w:val="ListBullet"/>
-        <w:spacing w:line="240" w:lineRule="auto"/>
-        <w:ind w:left="720"/>
-      </w:pPr>
-      <w:r>
-        <w:rPr>
-          <w:lang w:val="es_ES" w:bidi="es_ES"/>
-        </w:rPr>
-      </w:r>
-      <w:hyperlink r:id="rId34">
-        <w:r>
-          <w:rPr>
-            <w:lang w:val="es_ES" w:bidi="es_ES"/>
-          </w:rPr>
-          <w:rPr>
-            <w:color w:val="0000EE"/>
-            <w:u w:val="single"/>
-          </w:rPr>
-          <w:t>1 Samuel 25:21–22</w:t>
-        </w:r>
-      </w:hyperlink>
-    </w:p>
-    <w:p>
-      <w:pPr>
-        <w:pStyle w:val="ListBullet"/>
-        <w:spacing w:line="240" w:lineRule="auto"/>
-        <w:ind w:left="720"/>
-      </w:pPr>
-      <w:r>
-        <w:rPr>
-          <w:lang w:val="es_ES" w:bidi="es_ES"/>
-        </w:rPr>
-      </w:r>
-      <w:hyperlink r:id="rId35">
-        <w:r>
-          <w:rPr>
-            <w:lang w:val="es_ES" w:bidi="es_ES"/>
-          </w:rPr>
-          <w:rPr>
-            <w:color w:val="0000EE"/>
-            <w:u w:val="single"/>
-          </w:rPr>
-          <w:t>2 Pedro 2:18</w:t>
-        </w:r>
-      </w:hyperlink>
-    </w:p>
-    <w:p>
-      <w:pPr>
-        <w:pStyle w:val="ListBullet"/>
-        <w:spacing w:line="240" w:lineRule="auto"/>
-        <w:ind w:left="720"/>
-      </w:pPr>
-      <w:r>
-        <w:rPr>
-          <w:lang w:val="es_ES" w:bidi="es_ES"/>
-        </w:rPr>
-      </w:r>
-      <w:hyperlink r:id="rId36">
-        <w:r>
-          <w:rPr>
-            <w:lang w:val="es_ES" w:bidi="es_ES"/>
-          </w:rPr>
-          <w:rPr>
-            <w:color w:val="0000EE"/>
-            <w:u w:val="single"/>
-          </w:rPr>
-          <w:t>Isaías 45:19</w:t>
-        </w:r>
-      </w:hyperlink>
-    </w:p>
-    <w:p>
-      <w:pPr>
-        <w:pStyle w:val="ListBullet"/>
-        <w:spacing w:line="240" w:lineRule="auto"/>
-        <w:ind w:left="720"/>
-      </w:pPr>
-      <w:r>
-        <w:rPr>
-          <w:lang w:val="es_ES" w:bidi="es_ES"/>
-        </w:rPr>
-      </w:r>
-      <w:hyperlink r:id="rId37">
-        <w:r>
-          <w:rPr>
-            <w:lang w:val="es_ES" w:bidi="es_ES"/>
-          </w:rPr>
-          <w:rPr>
-            <w:color w:val="0000EE"/>
-            <w:u w:val="single"/>
-          </w:rPr>
-          <w:t>Jeremías 2:29–31</w:t>
-        </w:r>
-      </w:hyperlink>
-    </w:p>
-    <w:p>
-      <w:pPr>
-        <w:pStyle w:val="ListBullet"/>
-        <w:spacing w:line="240" w:lineRule="auto"/>
-        <w:ind w:left="720"/>
-      </w:pPr>
-      <w:r>
-        <w:rPr>
-          <w:lang w:val="es_ES" w:bidi="es_ES"/>
-        </w:rPr>
-      </w:r>
-      <w:hyperlink r:id="rId38">
-        <w:r>
-          <w:rPr>
-            <w:lang w:val="es_ES" w:bidi="es_ES"/>
-          </w:rPr>
-          <w:rPr>
-            <w:color w:val="0000EE"/>
-            <w:u w:val="single"/>
-          </w:rPr>
-          <w:t>Mateo 15:9</w:t>
-        </w:r>
-      </w:hyperlink>
+      <w:r>
+        <w:rPr>
+          <w:lang w:val="es_ES" w:bidi="es_ES"/>
+        </w:rPr>
+        <w:t>1 Corintios 15:1–2</w:t>
+      </w:r>
+    </w:p>
+    <w:p>
+      <w:pPr>
+        <w:pStyle w:val="ListBullet"/>
+        <w:spacing w:line="240" w:lineRule="auto"/>
+        <w:ind w:left="720"/>
+      </w:pPr>
+      <w:r>
+        <w:rPr>
+          <w:lang w:val="es_ES" w:bidi="es_ES"/>
+        </w:rPr>
+      </w:r>
+      <w:r>
+        <w:rPr>
+          <w:lang w:val="es_ES" w:bidi="es_ES"/>
+        </w:rPr>
+        <w:t>1 Samuel 25:21–22</w:t>
+      </w:r>
+    </w:p>
+    <w:p>
+      <w:pPr>
+        <w:pStyle w:val="ListBullet"/>
+        <w:spacing w:line="240" w:lineRule="auto"/>
+        <w:ind w:left="720"/>
+      </w:pPr>
+      <w:r>
+        <w:rPr>
+          <w:lang w:val="es_ES" w:bidi="es_ES"/>
+        </w:rPr>
+      </w:r>
+      <w:r>
+        <w:rPr>
+          <w:lang w:val="es_ES" w:bidi="es_ES"/>
+        </w:rPr>
+        <w:t>2 Pedro 2:18</w:t>
+      </w:r>
+    </w:p>
+    <w:p>
+      <w:pPr>
+        <w:pStyle w:val="ListBullet"/>
+        <w:spacing w:line="240" w:lineRule="auto"/>
+        <w:ind w:left="720"/>
+      </w:pPr>
+      <w:r>
+        <w:rPr>
+          <w:lang w:val="es_ES" w:bidi="es_ES"/>
+        </w:rPr>
+      </w:r>
+      <w:r>
+        <w:rPr>
+          <w:lang w:val="es_ES" w:bidi="es_ES"/>
+        </w:rPr>
+        <w:t>Isaías 45:19</w:t>
+      </w:r>
+    </w:p>
+    <w:p>
+      <w:pPr>
+        <w:pStyle w:val="ListBullet"/>
+        <w:spacing w:line="240" w:lineRule="auto"/>
+        <w:ind w:left="720"/>
+      </w:pPr>
+      <w:r>
+        <w:rPr>
+          <w:lang w:val="es_ES" w:bidi="es_ES"/>
+        </w:rPr>
+      </w:r>
+      <w:r>
+        <w:rPr>
+          <w:lang w:val="es_ES" w:bidi="es_ES"/>
+        </w:rPr>
+        <w:t>Jeremías 2:29–31</w:t>
+      </w:r>
+    </w:p>
+    <w:p>
+      <w:pPr>
+        <w:pStyle w:val="ListBullet"/>
+        <w:spacing w:line="240" w:lineRule="auto"/>
+        <w:ind w:left="720"/>
+      </w:pPr>
+      <w:r>
+        <w:rPr>
+          <w:lang w:val="es_ES" w:bidi="es_ES"/>
+        </w:rPr>
+      </w:r>
+      <w:r>
+        <w:rPr>
+          <w:lang w:val="es_ES" w:bidi="es_ES"/>
+        </w:rPr>
+        <w:t>Mateo 15:9</w:t>
+      </w:r>
     </w:p>
     <w:p>
       <w:pPr>
@@ -2053,114 +1897,84 @@
           <w:lang w:val="es_ES" w:bidi="es_ES"/>
         </w:rPr>
       </w:r>
-      <w:hyperlink r:id="rId39">
-        <w:r>
-          <w:rPr>
-            <w:lang w:val="es_ES" w:bidi="es_ES"/>
-          </w:rPr>
-          <w:rPr>
-            <w:color w:val="0000EE"/>
-            <w:u w:val="single"/>
-          </w:rPr>
-          <w:t>1 Corintios 4:21</w:t>
-        </w:r>
-      </w:hyperlink>
-    </w:p>
-    <w:p>
-      <w:pPr>
-        <w:pStyle w:val="ListBullet"/>
-        <w:spacing w:line="240" w:lineRule="auto"/>
-        <w:ind w:left="720"/>
-      </w:pPr>
-      <w:r>
-        <w:rPr>
-          <w:lang w:val="es_ES" w:bidi="es_ES"/>
-        </w:rPr>
-      </w:r>
-      <w:hyperlink r:id="rId40">
-        <w:r>
-          <w:rPr>
-            <w:lang w:val="es_ES" w:bidi="es_ES"/>
-          </w:rPr>
-          <w:rPr>
-            <w:color w:val="0000EE"/>
-            <w:u w:val="single"/>
-          </w:rPr>
-          <w:t>1 Samuel 14:43–44</w:t>
-        </w:r>
-      </w:hyperlink>
-    </w:p>
-    <w:p>
-      <w:pPr>
-        <w:pStyle w:val="ListBullet"/>
-        <w:spacing w:line="240" w:lineRule="auto"/>
-        <w:ind w:left="720"/>
-      </w:pPr>
-      <w:r>
-        <w:rPr>
-          <w:lang w:val="es_ES" w:bidi="es_ES"/>
-        </w:rPr>
-      </w:r>
-      <w:hyperlink r:id="rId41">
-        <w:r>
-          <w:rPr>
-            <w:lang w:val="es_ES" w:bidi="es_ES"/>
-          </w:rPr>
-          <w:rPr>
-            <w:color w:val="0000EE"/>
-            <w:u w:val="single"/>
-          </w:rPr>
-          <w:t>Hechos 16:23</w:t>
-        </w:r>
-      </w:hyperlink>
-    </w:p>
-    <w:p>
-      <w:pPr>
-        <w:pStyle w:val="ListBullet"/>
-        <w:spacing w:line="240" w:lineRule="auto"/>
-        <w:ind w:left="720"/>
-      </w:pPr>
-      <w:r>
-        <w:rPr>
-          <w:lang w:val="es_ES" w:bidi="es_ES"/>
-        </w:rPr>
-      </w:r>
-      <w:hyperlink r:id="rId42">
-        <w:r>
-          <w:rPr>
-            <w:lang w:val="es_ES" w:bidi="es_ES"/>
-          </w:rPr>
-          <w:rPr>
-            <w:color w:val="0000EE"/>
-            <w:u w:val="single"/>
-          </w:rPr>
-          <w:t>Éxodo 27:9–10</w:t>
-        </w:r>
-      </w:hyperlink>
-    </w:p>
-    <w:p>
-      <w:pPr>
-        <w:pStyle w:val="ListBullet"/>
-        <w:spacing w:line="240" w:lineRule="auto"/>
-        <w:ind w:left="720"/>
-      </w:pPr>
-      <w:r>
-        <w:rPr>
-          <w:lang w:val="es_ES" w:bidi="es_ES"/>
-        </w:rPr>
-      </w:r>
-      <w:hyperlink r:id="rId43">
-        <w:r>
-          <w:rPr>
-            <w:lang w:val="es_ES" w:bidi="es_ES"/>
-          </w:rPr>
-          <w:rPr>
-            <w:color w:val="0000EE"/>
-            <w:u w:val="single"/>
-          </w:rPr>
-          <w:t>Apocalipsis 11:1</w:t>
-        </w:r>
-      </w:hyperlink>
+      <w:r>
+        <w:rPr>
+          <w:lang w:val="es_ES" w:bidi="es_ES"/>
+        </w:rPr>
+        <w:t>1 Corintios 4:21</w:t>
+      </w:r>
+    </w:p>
+    <w:p>
+      <w:pPr>
+        <w:pStyle w:val="ListBullet"/>
+        <w:spacing w:line="240" w:lineRule="auto"/>
+        <w:ind w:left="720"/>
+      </w:pPr>
+      <w:r>
+        <w:rPr>
+          <w:lang w:val="es_ES" w:bidi="es_ES"/>
+        </w:rPr>
+      </w:r>
+      <w:r>
+        <w:rPr>
+          <w:lang w:val="es_ES" w:bidi="es_ES"/>
+        </w:rPr>
+        <w:t>1 Samuel 14:43–44</w:t>
+      </w:r>
+    </w:p>
+    <w:p>
+      <w:pPr>
+        <w:pStyle w:val="ListBullet"/>
+        <w:spacing w:line="240" w:lineRule="auto"/>
+        <w:ind w:left="720"/>
+      </w:pPr>
+      <w:r>
+        <w:rPr>
+          <w:lang w:val="es_ES" w:bidi="es_ES"/>
+        </w:rPr>
+      </w:r>
+      <w:r>
+        <w:rPr>
+          <w:lang w:val="es_ES" w:bidi="es_ES"/>
+        </w:rPr>
+        <w:t>Hechos 16:23</w:t>
+      </w:r>
+    </w:p>
+    <w:p>
+      <w:pPr>
+        <w:pStyle w:val="ListBullet"/>
+        <w:spacing w:line="240" w:lineRule="auto"/>
+        <w:ind w:left="720"/>
+      </w:pPr>
+      <w:r>
+        <w:rPr>
+          <w:lang w:val="es_ES" w:bidi="es_ES"/>
+        </w:rPr>
+      </w:r>
+      <w:r>
+        <w:rPr>
+          <w:lang w:val="es_ES" w:bidi="es_ES"/>
+        </w:rPr>
+        <w:t>Éxodo 27:9–10</w:t>
+      </w:r>
+    </w:p>
+    <w:p>
+      <w:pPr>
+        <w:pStyle w:val="ListBullet"/>
+        <w:spacing w:line="240" w:lineRule="auto"/>
+        <w:ind w:left="720"/>
+      </w:pPr>
+      <w:r>
+        <w:rPr>
+          <w:lang w:val="es_ES" w:bidi="es_ES"/>
+        </w:rPr>
+      </w:r>
+      <w:r>
+        <w:rPr>
+          <w:lang w:val="es_ES" w:bidi="es_ES"/>
+        </w:rPr>
+        <w:t>Apocalipsis 11:1</w:t>
+      </w:r>
     </w:p>
     <w:p>
       <w:pPr>
@@ -2358,66 +2172,48 @@
           <w:lang w:val="es_ES" w:bidi="es_ES"/>
         </w:rPr>
       </w:r>
-      <w:hyperlink r:id="rId44">
-        <w:r>
-          <w:rPr>
-            <w:lang w:val="es_ES" w:bidi="es_ES"/>
-          </w:rPr>
-          <w:rPr>
-            <w:color w:val="0000EE"/>
-            <w:u w:val="single"/>
-          </w:rPr>
-          <w:t>1 Crónicas 23:12–14</w:t>
-        </w:r>
-      </w:hyperlink>
-    </w:p>
-    <w:p>
-      <w:pPr>
-        <w:pStyle w:val="ListBullet"/>
-        <w:spacing w:line="240" w:lineRule="auto"/>
-        <w:ind w:left="720"/>
-      </w:pPr>
-      <w:r>
-        <w:rPr>
-          <w:lang w:val="es_ES" w:bidi="es_ES"/>
-        </w:rPr>
-      </w:r>
-      <w:hyperlink r:id="rId45">
-        <w:r>
-          <w:rPr>
-            <w:lang w:val="es_ES" w:bidi="es_ES"/>
-          </w:rPr>
-          <w:rPr>
-            <w:color w:val="0000EE"/>
-            <w:u w:val="single"/>
-          </w:rPr>
-          <w:t>1 Reyes 12:22</w:t>
-        </w:r>
-      </w:hyperlink>
-    </w:p>
-    <w:p>
-      <w:pPr>
-        <w:pStyle w:val="ListBullet"/>
-        <w:spacing w:line="240" w:lineRule="auto"/>
-        <w:ind w:left="720"/>
-      </w:pPr>
-      <w:r>
-        <w:rPr>
-          <w:lang w:val="es_ES" w:bidi="es_ES"/>
-        </w:rPr>
-      </w:r>
-      <w:hyperlink r:id="rId46">
-        <w:r>
-          <w:rPr>
-            <w:lang w:val="es_ES" w:bidi="es_ES"/>
-          </w:rPr>
-          <w:rPr>
-            <w:color w:val="0000EE"/>
-            <w:u w:val="single"/>
-          </w:rPr>
-          <w:t>1 Samuel 9:9–11</w:t>
-        </w:r>
-      </w:hyperlink>
+      <w:r>
+        <w:rPr>
+          <w:lang w:val="es_ES" w:bidi="es_ES"/>
+        </w:rPr>
+        <w:t>1 Crónicas 23:12–14</w:t>
+      </w:r>
+    </w:p>
+    <w:p>
+      <w:pPr>
+        <w:pStyle w:val="ListBullet"/>
+        <w:spacing w:line="240" w:lineRule="auto"/>
+        <w:ind w:left="720"/>
+      </w:pPr>
+      <w:r>
+        <w:rPr>
+          <w:lang w:val="es_ES" w:bidi="es_ES"/>
+        </w:rPr>
+      </w:r>
+      <w:r>
+        <w:rPr>
+          <w:lang w:val="es_ES" w:bidi="es_ES"/>
+        </w:rPr>
+        <w:t>1 Reyes 12:22</w:t>
+      </w:r>
+    </w:p>
+    <w:p>
+      <w:pPr>
+        <w:pStyle w:val="ListBullet"/>
+        <w:spacing w:line="240" w:lineRule="auto"/>
+        <w:ind w:left="720"/>
+      </w:pPr>
+      <w:r>
+        <w:rPr>
+          <w:lang w:val="es_ES" w:bidi="es_ES"/>
+        </w:rPr>
+      </w:r>
+      <w:r>
+        <w:rPr>
+          <w:lang w:val="es_ES" w:bidi="es_ES"/>
+        </w:rPr>
+        <w:t>1 Samuel 9:9–11</w:t>
+      </w:r>
     </w:p>
     <w:p>
       <w:pPr>
@@ -2629,66 +2425,48 @@
           <w:lang w:val="es_ES" w:bidi="es_ES"/>
         </w:rPr>
       </w:r>
-      <w:hyperlink r:id="rId47">
-        <w:r>
-          <w:rPr>
-            <w:lang w:val="es_ES" w:bidi="es_ES"/>
-          </w:rPr>
-          <w:rPr>
-            <w:color w:val="0000EE"/>
-            <w:u w:val="single"/>
-          </w:rPr>
-          <w:t>Ester 1:9–11</w:t>
-        </w:r>
-      </w:hyperlink>
-    </w:p>
-    <w:p>
-      <w:pPr>
-        <w:pStyle w:val="ListBullet"/>
-        <w:spacing w:line="240" w:lineRule="auto"/>
-        <w:ind w:left="720"/>
-      </w:pPr>
-      <w:r>
-        <w:rPr>
-          <w:lang w:val="es_ES" w:bidi="es_ES"/>
-        </w:rPr>
-      </w:r>
-      <w:hyperlink r:id="rId48">
-        <w:r>
-          <w:rPr>
-            <w:lang w:val="es_ES" w:bidi="es_ES"/>
-          </w:rPr>
-          <w:rPr>
-            <w:color w:val="0000EE"/>
-            <w:u w:val="single"/>
-          </w:rPr>
-          <w:t>Ester 2:1–2</w:t>
-        </w:r>
-      </w:hyperlink>
-    </w:p>
-    <w:p>
-      <w:pPr>
-        <w:pStyle w:val="ListBullet"/>
-        <w:spacing w:line="240" w:lineRule="auto"/>
-        <w:ind w:left="720"/>
-      </w:pPr>
-      <w:r>
-        <w:rPr>
-          <w:lang w:val="es_ES" w:bidi="es_ES"/>
-        </w:rPr>
-      </w:r>
-      <w:hyperlink r:id="rId49">
-        <w:r>
-          <w:rPr>
-            <w:lang w:val="es_ES" w:bidi="es_ES"/>
-          </w:rPr>
-          <w:rPr>
-            <w:color w:val="0000EE"/>
-            <w:u w:val="single"/>
-          </w:rPr>
-          <w:t>Ester 2:17–18</w:t>
-        </w:r>
-      </w:hyperlink>
+      <w:r>
+        <w:rPr>
+          <w:lang w:val="es_ES" w:bidi="es_ES"/>
+        </w:rPr>
+        <w:t>Ester 1:9–11</w:t>
+      </w:r>
+    </w:p>
+    <w:p>
+      <w:pPr>
+        <w:pStyle w:val="ListBullet"/>
+        <w:spacing w:line="240" w:lineRule="auto"/>
+        <w:ind w:left="720"/>
+      </w:pPr>
+      <w:r>
+        <w:rPr>
+          <w:lang w:val="es_ES" w:bidi="es_ES"/>
+        </w:rPr>
+      </w:r>
+      <w:r>
+        <w:rPr>
+          <w:lang w:val="es_ES" w:bidi="es_ES"/>
+        </w:rPr>
+        <w:t>Ester 2:1–2</w:t>
+      </w:r>
+    </w:p>
+    <w:p>
+      <w:pPr>
+        <w:pStyle w:val="ListBullet"/>
+        <w:spacing w:line="240" w:lineRule="auto"/>
+        <w:ind w:left="720"/>
+      </w:pPr>
+      <w:r>
+        <w:rPr>
+          <w:lang w:val="es_ES" w:bidi="es_ES"/>
+        </w:rPr>
+      </w:r>
+      <w:r>
+        <w:rPr>
+          <w:lang w:val="es_ES" w:bidi="es_ES"/>
+        </w:rPr>
+        <w:t>Ester 2:17–18</w:t>
+      </w:r>
     </w:p>
     <w:p>
       <w:pPr>
@@ -2916,210 +2694,156 @@
           <w:lang w:val="es_ES" w:bidi="es_ES"/>
         </w:rPr>
       </w:r>
-      <w:hyperlink r:id="rId50">
-        <w:r>
-          <w:rPr>
-            <w:lang w:val="es_ES" w:bidi="es_ES"/>
-          </w:rPr>
-          <w:rPr>
-            <w:color w:val="0000EE"/>
-            <w:u w:val="single"/>
-          </w:rPr>
-          <w:t>Hechos 7:26–28</w:t>
-        </w:r>
-      </w:hyperlink>
-    </w:p>
-    <w:p>
-      <w:pPr>
-        <w:pStyle w:val="ListBullet"/>
-        <w:spacing w:line="240" w:lineRule="auto"/>
-        <w:ind w:left="720"/>
-      </w:pPr>
-      <w:r>
-        <w:rPr>
-          <w:lang w:val="es_ES" w:bidi="es_ES"/>
-        </w:rPr>
-      </w:r>
-      <w:hyperlink r:id="rId51">
-        <w:r>
-          <w:rPr>
-            <w:lang w:val="es_ES" w:bidi="es_ES"/>
-          </w:rPr>
-          <w:rPr>
-            <w:color w:val="0000EE"/>
-            <w:u w:val="single"/>
-          </w:rPr>
-          <w:t>Efesios 4:25–27</w:t>
-        </w:r>
-      </w:hyperlink>
-    </w:p>
-    <w:p>
-      <w:pPr>
-        <w:pStyle w:val="ListBullet"/>
-        <w:spacing w:line="240" w:lineRule="auto"/>
-        <w:ind w:left="720"/>
-      </w:pPr>
-      <w:r>
-        <w:rPr>
-          <w:lang w:val="es_ES" w:bidi="es_ES"/>
-        </w:rPr>
-      </w:r>
-      <w:hyperlink r:id="rId52">
-        <w:r>
-          <w:rPr>
-            <w:lang w:val="es_ES" w:bidi="es_ES"/>
-          </w:rPr>
-          <w:rPr>
-            <w:color w:val="0000EE"/>
-            <w:u w:val="single"/>
-          </w:rPr>
-          <w:t>Gálatas 5:14</w:t>
-        </w:r>
-      </w:hyperlink>
-    </w:p>
-    <w:p>
-      <w:pPr>
-        <w:pStyle w:val="ListBullet"/>
-        <w:spacing w:line="240" w:lineRule="auto"/>
-        <w:ind w:left="720"/>
-      </w:pPr>
-      <w:r>
-        <w:rPr>
-          <w:lang w:val="es_ES" w:bidi="es_ES"/>
-        </w:rPr>
-      </w:r>
-      <w:hyperlink r:id="rId53">
-        <w:r>
-          <w:rPr>
-            <w:lang w:val="es_ES" w:bidi="es_ES"/>
-          </w:rPr>
-          <w:rPr>
-            <w:color w:val="0000EE"/>
-            <w:u w:val="single"/>
-          </w:rPr>
-          <w:t>Santiago 2:8</w:t>
-        </w:r>
-      </w:hyperlink>
-    </w:p>
-    <w:p>
-      <w:pPr>
-        <w:pStyle w:val="ListBullet"/>
-        <w:spacing w:line="240" w:lineRule="auto"/>
-        <w:ind w:left="720"/>
-      </w:pPr>
-      <w:r>
-        <w:rPr>
-          <w:lang w:val="es_ES" w:bidi="es_ES"/>
-        </w:rPr>
-      </w:r>
-      <w:hyperlink r:id="rId54">
-        <w:r>
-          <w:rPr>
-            <w:lang w:val="es_ES" w:bidi="es_ES"/>
-          </w:rPr>
-          <w:rPr>
-            <w:color w:val="0000EE"/>
-            <w:u w:val="single"/>
-          </w:rPr>
-          <w:t>Juan 9:8–9</w:t>
-        </w:r>
-      </w:hyperlink>
-    </w:p>
-    <w:p>
-      <w:pPr>
-        <w:pStyle w:val="ListBullet"/>
-        <w:spacing w:line="240" w:lineRule="auto"/>
-        <w:ind w:left="720"/>
-      </w:pPr>
-      <w:r>
-        <w:rPr>
-          <w:lang w:val="es_ES" w:bidi="es_ES"/>
-        </w:rPr>
-      </w:r>
-      <w:hyperlink r:id="rId55">
-        <w:r>
-          <w:rPr>
-            <w:lang w:val="es_ES" w:bidi="es_ES"/>
-          </w:rPr>
-          <w:rPr>
-            <w:color w:val="0000EE"/>
-            <w:u w:val="single"/>
-          </w:rPr>
-          <w:t>Lucas 1:58</w:t>
-        </w:r>
-      </w:hyperlink>
-    </w:p>
-    <w:p>
-      <w:pPr>
-        <w:pStyle w:val="ListBullet"/>
-        <w:spacing w:line="240" w:lineRule="auto"/>
-        <w:ind w:left="720"/>
-      </w:pPr>
-      <w:r>
-        <w:rPr>
-          <w:lang w:val="es_ES" w:bidi="es_ES"/>
-        </w:rPr>
-      </w:r>
-      <w:hyperlink r:id="rId56">
-        <w:r>
-          <w:rPr>
-            <w:lang w:val="es_ES" w:bidi="es_ES"/>
-          </w:rPr>
-          <w:rPr>
-            <w:color w:val="0000EE"/>
-            <w:u w:val="single"/>
-          </w:rPr>
-          <w:t>Mateo 5:43</w:t>
-        </w:r>
-      </w:hyperlink>
-    </w:p>
-    <w:p>
-      <w:pPr>
-        <w:pStyle w:val="ListBullet"/>
-        <w:spacing w:line="240" w:lineRule="auto"/>
-        <w:ind w:left="720"/>
-      </w:pPr>
-      <w:r>
-        <w:rPr>
-          <w:lang w:val="es_ES" w:bidi="es_ES"/>
-        </w:rPr>
-      </w:r>
-      <w:hyperlink r:id="rId57">
-        <w:r>
-          <w:rPr>
-            <w:lang w:val="es_ES" w:bidi="es_ES"/>
-          </w:rPr>
-          <w:rPr>
-            <w:color w:val="0000EE"/>
-            <w:u w:val="single"/>
-          </w:rPr>
-          <w:t>Mateo 19:19</w:t>
-        </w:r>
-      </w:hyperlink>
-    </w:p>
-    <w:p>
-      <w:pPr>
-        <w:pStyle w:val="ListBullet"/>
-        <w:spacing w:line="240" w:lineRule="auto"/>
-        <w:ind w:left="720"/>
-      </w:pPr>
-      <w:r>
-        <w:rPr>
-          <w:lang w:val="es_ES" w:bidi="es_ES"/>
-        </w:rPr>
-      </w:r>
-      <w:hyperlink r:id="rId58">
-        <w:r>
-          <w:rPr>
-            <w:lang w:val="es_ES" w:bidi="es_ES"/>
-          </w:rPr>
-          <w:rPr>
-            <w:color w:val="0000EE"/>
-            <w:u w:val="single"/>
-          </w:rPr>
-          <w:t>Mateo 22:39</w:t>
-        </w:r>
-      </w:hyperlink>
+      <w:r>
+        <w:rPr>
+          <w:lang w:val="es_ES" w:bidi="es_ES"/>
+        </w:rPr>
+        <w:t>Hechos 7:26–28</w:t>
+      </w:r>
+    </w:p>
+    <w:p>
+      <w:pPr>
+        <w:pStyle w:val="ListBullet"/>
+        <w:spacing w:line="240" w:lineRule="auto"/>
+        <w:ind w:left="720"/>
+      </w:pPr>
+      <w:r>
+        <w:rPr>
+          <w:lang w:val="es_ES" w:bidi="es_ES"/>
+        </w:rPr>
+      </w:r>
+      <w:r>
+        <w:rPr>
+          <w:lang w:val="es_ES" w:bidi="es_ES"/>
+        </w:rPr>
+        <w:t>Efesios 4:25–27</w:t>
+      </w:r>
+    </w:p>
+    <w:p>
+      <w:pPr>
+        <w:pStyle w:val="ListBullet"/>
+        <w:spacing w:line="240" w:lineRule="auto"/>
+        <w:ind w:left="720"/>
+      </w:pPr>
+      <w:r>
+        <w:rPr>
+          <w:lang w:val="es_ES" w:bidi="es_ES"/>
+        </w:rPr>
+      </w:r>
+      <w:r>
+        <w:rPr>
+          <w:lang w:val="es_ES" w:bidi="es_ES"/>
+        </w:rPr>
+        <w:t>Gálatas 5:14</w:t>
+      </w:r>
+    </w:p>
+    <w:p>
+      <w:pPr>
+        <w:pStyle w:val="ListBullet"/>
+        <w:spacing w:line="240" w:lineRule="auto"/>
+        <w:ind w:left="720"/>
+      </w:pPr>
+      <w:r>
+        <w:rPr>
+          <w:lang w:val="es_ES" w:bidi="es_ES"/>
+        </w:rPr>
+      </w:r>
+      <w:r>
+        <w:rPr>
+          <w:lang w:val="es_ES" w:bidi="es_ES"/>
+        </w:rPr>
+        <w:t>Santiago 2:8</w:t>
+      </w:r>
+    </w:p>
+    <w:p>
+      <w:pPr>
+        <w:pStyle w:val="ListBullet"/>
+        <w:spacing w:line="240" w:lineRule="auto"/>
+        <w:ind w:left="720"/>
+      </w:pPr>
+      <w:r>
+        <w:rPr>
+          <w:lang w:val="es_ES" w:bidi="es_ES"/>
+        </w:rPr>
+      </w:r>
+      <w:r>
+        <w:rPr>
+          <w:lang w:val="es_ES" w:bidi="es_ES"/>
+        </w:rPr>
+        <w:t>Juan 9:8–9</w:t>
+      </w:r>
+    </w:p>
+    <w:p>
+      <w:pPr>
+        <w:pStyle w:val="ListBullet"/>
+        <w:spacing w:line="240" w:lineRule="auto"/>
+        <w:ind w:left="720"/>
+      </w:pPr>
+      <w:r>
+        <w:rPr>
+          <w:lang w:val="es_ES" w:bidi="es_ES"/>
+        </w:rPr>
+      </w:r>
+      <w:r>
+        <w:rPr>
+          <w:lang w:val="es_ES" w:bidi="es_ES"/>
+        </w:rPr>
+        <w:t>Lucas 1:58</w:t>
+      </w:r>
+    </w:p>
+    <w:p>
+      <w:pPr>
+        <w:pStyle w:val="ListBullet"/>
+        <w:spacing w:line="240" w:lineRule="auto"/>
+        <w:ind w:left="720"/>
+      </w:pPr>
+      <w:r>
+        <w:rPr>
+          <w:lang w:val="es_ES" w:bidi="es_ES"/>
+        </w:rPr>
+      </w:r>
+      <w:r>
+        <w:rPr>
+          <w:lang w:val="es_ES" w:bidi="es_ES"/>
+        </w:rPr>
+        <w:t>Mateo 5:43</w:t>
+      </w:r>
+    </w:p>
+    <w:p>
+      <w:pPr>
+        <w:pStyle w:val="ListBullet"/>
+        <w:spacing w:line="240" w:lineRule="auto"/>
+        <w:ind w:left="720"/>
+      </w:pPr>
+      <w:r>
+        <w:rPr>
+          <w:lang w:val="es_ES" w:bidi="es_ES"/>
+        </w:rPr>
+      </w:r>
+      <w:r>
+        <w:rPr>
+          <w:lang w:val="es_ES" w:bidi="es_ES"/>
+        </w:rPr>
+        <w:t>Mateo 19:19</w:t>
+      </w:r>
+    </w:p>
+    <w:p>
+      <w:pPr>
+        <w:pStyle w:val="ListBullet"/>
+        <w:spacing w:line="240" w:lineRule="auto"/>
+        <w:ind w:left="720"/>
+      </w:pPr>
+      <w:r>
+        <w:rPr>
+          <w:lang w:val="es_ES" w:bidi="es_ES"/>
+        </w:rPr>
+      </w:r>
+      <w:r>
+        <w:rPr>
+          <w:lang w:val="es_ES" w:bidi="es_ES"/>
+        </w:rPr>
+        <w:t>Mateo 22:39</w:t>
+      </w:r>
     </w:p>
     <w:p>
       <w:pPr>
@@ -3394,114 +3118,84 @@
           <w:lang w:val="es_ES" w:bidi="es_ES"/>
         </w:rPr>
       </w:r>
-      <w:hyperlink r:id="rId59">
-        <w:r>
-          <w:rPr>
-            <w:lang w:val="es_ES" w:bidi="es_ES"/>
-          </w:rPr>
-          <w:rPr>
-            <w:color w:val="0000EE"/>
-            <w:u w:val="single"/>
-          </w:rPr>
-          <w:t>2 Corintios 3:12–13</w:t>
-        </w:r>
-      </w:hyperlink>
-    </w:p>
-    <w:p>
-      <w:pPr>
-        <w:pStyle w:val="ListBullet"/>
-        <w:spacing w:line="240" w:lineRule="auto"/>
-        <w:ind w:left="720"/>
-      </w:pPr>
-      <w:r>
-        <w:rPr>
-          <w:lang w:val="es_ES" w:bidi="es_ES"/>
-        </w:rPr>
-      </w:r>
-      <w:hyperlink r:id="rId60">
-        <w:r>
-          <w:rPr>
-            <w:lang w:val="es_ES" w:bidi="es_ES"/>
-          </w:rPr>
-          <w:rPr>
-            <w:color w:val="0000EE"/>
-            <w:u w:val="single"/>
-          </w:rPr>
-          <w:t>2 Corintios 3:16</w:t>
-        </w:r>
-      </w:hyperlink>
-    </w:p>
-    <w:p>
-      <w:pPr>
-        <w:pStyle w:val="ListBullet"/>
-        <w:spacing w:line="240" w:lineRule="auto"/>
-        <w:ind w:left="720"/>
-      </w:pPr>
-      <w:r>
-        <w:rPr>
-          <w:lang w:val="es_ES" w:bidi="es_ES"/>
-        </w:rPr>
-      </w:r>
-      <w:hyperlink r:id="rId61">
-        <w:r>
-          <w:rPr>
-            <w:lang w:val="es_ES" w:bidi="es_ES"/>
-          </w:rPr>
-          <w:rPr>
-            <w:color w:val="0000EE"/>
-            <w:u w:val="single"/>
-          </w:rPr>
-          <w:t>Ezequiel 13:18</w:t>
-        </w:r>
-      </w:hyperlink>
-    </w:p>
-    <w:p>
-      <w:pPr>
-        <w:pStyle w:val="ListBullet"/>
-        <w:spacing w:line="240" w:lineRule="auto"/>
-        <w:ind w:left="720"/>
-      </w:pPr>
-      <w:r>
-        <w:rPr>
-          <w:lang w:val="es_ES" w:bidi="es_ES"/>
-        </w:rPr>
-      </w:r>
-      <w:hyperlink r:id="rId62">
-        <w:r>
-          <w:rPr>
-            <w:lang w:val="es_ES" w:bidi="es_ES"/>
-          </w:rPr>
-          <w:rPr>
-            <w:color w:val="0000EE"/>
-            <w:u w:val="single"/>
-          </w:rPr>
-          <w:t>Isaías 47:1–2</w:t>
-        </w:r>
-      </w:hyperlink>
-    </w:p>
-    <w:p>
-      <w:pPr>
-        <w:pStyle w:val="ListBullet"/>
-        <w:spacing w:line="240" w:lineRule="auto"/>
-        <w:ind w:left="720"/>
-      </w:pPr>
-      <w:r>
-        <w:rPr>
-          <w:lang w:val="es_ES" w:bidi="es_ES"/>
-        </w:rPr>
-      </w:r>
-      <w:hyperlink r:id="rId63">
-        <w:r>
-          <w:rPr>
-            <w:lang w:val="es_ES" w:bidi="es_ES"/>
-          </w:rPr>
-          <w:rPr>
-            <w:color w:val="0000EE"/>
-            <w:u w:val="single"/>
-          </w:rPr>
-          <w:t>Cantar de los Cantares 4:3</w:t>
-        </w:r>
-      </w:hyperlink>
+      <w:r>
+        <w:rPr>
+          <w:lang w:val="es_ES" w:bidi="es_ES"/>
+        </w:rPr>
+        <w:t>2 Corintios 3:12–13</w:t>
+      </w:r>
+    </w:p>
+    <w:p>
+      <w:pPr>
+        <w:pStyle w:val="ListBullet"/>
+        <w:spacing w:line="240" w:lineRule="auto"/>
+        <w:ind w:left="720"/>
+      </w:pPr>
+      <w:r>
+        <w:rPr>
+          <w:lang w:val="es_ES" w:bidi="es_ES"/>
+        </w:rPr>
+      </w:r>
+      <w:r>
+        <w:rPr>
+          <w:lang w:val="es_ES" w:bidi="es_ES"/>
+        </w:rPr>
+        <w:t>2 Corintios 3:16</w:t>
+      </w:r>
+    </w:p>
+    <w:p>
+      <w:pPr>
+        <w:pStyle w:val="ListBullet"/>
+        <w:spacing w:line="240" w:lineRule="auto"/>
+        <w:ind w:left="720"/>
+      </w:pPr>
+      <w:r>
+        <w:rPr>
+          <w:lang w:val="es_ES" w:bidi="es_ES"/>
+        </w:rPr>
+      </w:r>
+      <w:r>
+        <w:rPr>
+          <w:lang w:val="es_ES" w:bidi="es_ES"/>
+        </w:rPr>
+        <w:t>Ezequiel 13:18</w:t>
+      </w:r>
+    </w:p>
+    <w:p>
+      <w:pPr>
+        <w:pStyle w:val="ListBullet"/>
+        <w:spacing w:line="240" w:lineRule="auto"/>
+        <w:ind w:left="720"/>
+      </w:pPr>
+      <w:r>
+        <w:rPr>
+          <w:lang w:val="es_ES" w:bidi="es_ES"/>
+        </w:rPr>
+      </w:r>
+      <w:r>
+        <w:rPr>
+          <w:lang w:val="es_ES" w:bidi="es_ES"/>
+        </w:rPr>
+        <w:t>Isaías 47:1–2</w:t>
+      </w:r>
+    </w:p>
+    <w:p>
+      <w:pPr>
+        <w:pStyle w:val="ListBullet"/>
+        <w:spacing w:line="240" w:lineRule="auto"/>
+        <w:ind w:left="720"/>
+      </w:pPr>
+      <w:r>
+        <w:rPr>
+          <w:lang w:val="es_ES" w:bidi="es_ES"/>
+        </w:rPr>
+      </w:r>
+      <w:r>
+        <w:rPr>
+          <w:lang w:val="es_ES" w:bidi="es_ES"/>
+        </w:rPr>
+        <w:t>Cantar de los Cantares 4:3</w:t>
+      </w:r>
     </w:p>
     <w:p>
       <w:pPr>
@@ -3818,138 +3512,102 @@
           <w:lang w:val="es_ES" w:bidi="es_ES"/>
         </w:rPr>
       </w:r>
-      <w:hyperlink r:id="rId64">
-        <w:r>
-          <w:rPr>
-            <w:lang w:val="es_ES" w:bidi="es_ES"/>
-          </w:rPr>
-          <w:rPr>
-            <w:color w:val="0000EE"/>
-            <w:u w:val="single"/>
-          </w:rPr>
-          <w:t>1 Samuel 24:12–13</w:t>
-        </w:r>
-      </w:hyperlink>
-    </w:p>
-    <w:p>
-      <w:pPr>
-        <w:pStyle w:val="ListBullet"/>
-        <w:spacing w:line="240" w:lineRule="auto"/>
-        <w:ind w:left="720"/>
-      </w:pPr>
-      <w:r>
-        <w:rPr>
-          <w:lang w:val="es_ES" w:bidi="es_ES"/>
-        </w:rPr>
-      </w:r>
-      <w:hyperlink r:id="rId65">
-        <w:r>
-          <w:rPr>
-            <w:lang w:val="es_ES" w:bidi="es_ES"/>
-          </w:rPr>
-          <w:rPr>
-            <w:color w:val="0000EE"/>
-            <w:u w:val="single"/>
-          </w:rPr>
-          <w:t>Ezequiel 25:15</w:t>
-        </w:r>
-      </w:hyperlink>
-    </w:p>
-    <w:p>
-      <w:pPr>
-        <w:pStyle w:val="ListBullet"/>
-        <w:spacing w:line="240" w:lineRule="auto"/>
-        <w:ind w:left="720"/>
-      </w:pPr>
-      <w:r>
-        <w:rPr>
-          <w:lang w:val="es_ES" w:bidi="es_ES"/>
-        </w:rPr>
-      </w:r>
-      <w:hyperlink r:id="rId66">
-        <w:r>
-          <w:rPr>
-            <w:lang w:val="es_ES" w:bidi="es_ES"/>
-          </w:rPr>
-          <w:rPr>
-            <w:color w:val="0000EE"/>
-            <w:u w:val="single"/>
-          </w:rPr>
-          <w:t>Isaías 47:3–5</w:t>
-        </w:r>
-      </w:hyperlink>
-    </w:p>
-    <w:p>
-      <w:pPr>
-        <w:pStyle w:val="ListBullet"/>
-        <w:spacing w:line="240" w:lineRule="auto"/>
-        <w:ind w:left="720"/>
-      </w:pPr>
-      <w:r>
-        <w:rPr>
-          <w:lang w:val="es_ES" w:bidi="es_ES"/>
-        </w:rPr>
-      </w:r>
-      <w:hyperlink r:id="rId67">
-        <w:r>
-          <w:rPr>
-            <w:lang w:val="es_ES" w:bidi="es_ES"/>
-          </w:rPr>
-          <w:rPr>
-            <w:color w:val="0000EE"/>
-            <w:u w:val="single"/>
-          </w:rPr>
-          <w:t>Levítico 19:17–18</w:t>
-        </w:r>
-      </w:hyperlink>
-    </w:p>
-    <w:p>
-      <w:pPr>
-        <w:pStyle w:val="ListBullet"/>
-        <w:spacing w:line="240" w:lineRule="auto"/>
-        <w:ind w:left="720"/>
-      </w:pPr>
-      <w:r>
-        <w:rPr>
-          <w:lang w:val="es_ES" w:bidi="es_ES"/>
-        </w:rPr>
-      </w:r>
-      <w:hyperlink r:id="rId68">
-        <w:r>
-          <w:rPr>
-            <w:lang w:val="es_ES" w:bidi="es_ES"/>
-          </w:rPr>
-          <w:rPr>
-            <w:color w:val="0000EE"/>
-            <w:u w:val="single"/>
-          </w:rPr>
-          <w:t>Salmos 18:47</w:t>
-        </w:r>
-      </w:hyperlink>
-    </w:p>
-    <w:p>
-      <w:pPr>
-        <w:pStyle w:val="ListBullet"/>
-        <w:spacing w:line="240" w:lineRule="auto"/>
-        <w:ind w:left="720"/>
-      </w:pPr>
-      <w:r>
-        <w:rPr>
-          <w:lang w:val="es_ES" w:bidi="es_ES"/>
-        </w:rPr>
-      </w:r>
-      <w:hyperlink r:id="rId69">
-        <w:r>
-          <w:rPr>
-            <w:lang w:val="es_ES" w:bidi="es_ES"/>
-          </w:rPr>
-          <w:rPr>
-            <w:color w:val="0000EE"/>
-            <w:u w:val="single"/>
-          </w:rPr>
-          <w:t>Romanos 12:19</w:t>
-        </w:r>
-      </w:hyperlink>
+      <w:r>
+        <w:rPr>
+          <w:lang w:val="es_ES" w:bidi="es_ES"/>
+        </w:rPr>
+        <w:t>1 Samuel 24:12–13</w:t>
+      </w:r>
+    </w:p>
+    <w:p>
+      <w:pPr>
+        <w:pStyle w:val="ListBullet"/>
+        <w:spacing w:line="240" w:lineRule="auto"/>
+        <w:ind w:left="720"/>
+      </w:pPr>
+      <w:r>
+        <w:rPr>
+          <w:lang w:val="es_ES" w:bidi="es_ES"/>
+        </w:rPr>
+      </w:r>
+      <w:r>
+        <w:rPr>
+          <w:lang w:val="es_ES" w:bidi="es_ES"/>
+        </w:rPr>
+        <w:t>Ezequiel 25:15</w:t>
+      </w:r>
+    </w:p>
+    <w:p>
+      <w:pPr>
+        <w:pStyle w:val="ListBullet"/>
+        <w:spacing w:line="240" w:lineRule="auto"/>
+        <w:ind w:left="720"/>
+      </w:pPr>
+      <w:r>
+        <w:rPr>
+          <w:lang w:val="es_ES" w:bidi="es_ES"/>
+        </w:rPr>
+      </w:r>
+      <w:r>
+        <w:rPr>
+          <w:lang w:val="es_ES" w:bidi="es_ES"/>
+        </w:rPr>
+        <w:t>Isaías 47:3–5</w:t>
+      </w:r>
+    </w:p>
+    <w:p>
+      <w:pPr>
+        <w:pStyle w:val="ListBullet"/>
+        <w:spacing w:line="240" w:lineRule="auto"/>
+        <w:ind w:left="720"/>
+      </w:pPr>
+      <w:r>
+        <w:rPr>
+          <w:lang w:val="es_ES" w:bidi="es_ES"/>
+        </w:rPr>
+      </w:r>
+      <w:r>
+        <w:rPr>
+          <w:lang w:val="es_ES" w:bidi="es_ES"/>
+        </w:rPr>
+        <w:t>Levítico 19:17–18</w:t>
+      </w:r>
+    </w:p>
+    <w:p>
+      <w:pPr>
+        <w:pStyle w:val="ListBullet"/>
+        <w:spacing w:line="240" w:lineRule="auto"/>
+        <w:ind w:left="720"/>
+      </w:pPr>
+      <w:r>
+        <w:rPr>
+          <w:lang w:val="es_ES" w:bidi="es_ES"/>
+        </w:rPr>
+      </w:r>
+      <w:r>
+        <w:rPr>
+          <w:lang w:val="es_ES" w:bidi="es_ES"/>
+        </w:rPr>
+        <w:t>Salmos 18:47</w:t>
+      </w:r>
+    </w:p>
+    <w:p>
+      <w:pPr>
+        <w:pStyle w:val="ListBullet"/>
+        <w:spacing w:line="240" w:lineRule="auto"/>
+        <w:ind w:left="720"/>
+      </w:pPr>
+      <w:r>
+        <w:rPr>
+          <w:lang w:val="es_ES" w:bidi="es_ES"/>
+        </w:rPr>
+      </w:r>
+      <w:r>
+        <w:rPr>
+          <w:lang w:val="es_ES" w:bidi="es_ES"/>
+        </w:rPr>
+        <w:t>Romanos 12:19</w:t>
+      </w:r>
     </w:p>
     <w:p>
       <w:pPr>
@@ -4440,498 +4098,372 @@
           <w:lang w:val="es_ES" w:bidi="es_ES"/>
         </w:rPr>
       </w:r>
-      <w:hyperlink r:id="rId70">
-        <w:r>
-          <w:rPr>
-            <w:lang w:val="es_ES" w:bidi="es_ES"/>
-          </w:rPr>
-          <w:rPr>
-            <w:color w:val="0000EE"/>
-            <w:u w:val="single"/>
-          </w:rPr>
-          <w:t>1 Pedro 3:15–17</w:t>
-        </w:r>
-      </w:hyperlink>
-    </w:p>
-    <w:p>
-      <w:pPr>
-        <w:pStyle w:val="ListBullet"/>
-        <w:spacing w:line="240" w:lineRule="auto"/>
-        <w:ind w:left="720"/>
-      </w:pPr>
-      <w:r>
-        <w:rPr>
-          <w:lang w:val="es_ES" w:bidi="es_ES"/>
-        </w:rPr>
-      </w:r>
-      <w:hyperlink r:id="rId71">
-        <w:r>
-          <w:rPr>
-            <w:lang w:val="es_ES" w:bidi="es_ES"/>
-          </w:rPr>
-          <w:rPr>
-            <w:color w:val="0000EE"/>
-            <w:u w:val="single"/>
-          </w:rPr>
-          <w:t>2 Reyes 2:17</w:t>
-        </w:r>
-      </w:hyperlink>
-    </w:p>
-    <w:p>
-      <w:pPr>
-        <w:pStyle w:val="ListBullet"/>
-        <w:spacing w:line="240" w:lineRule="auto"/>
-        <w:ind w:left="720"/>
-      </w:pPr>
-      <w:r>
-        <w:rPr>
-          <w:lang w:val="es_ES" w:bidi="es_ES"/>
-        </w:rPr>
-      </w:r>
-      <w:hyperlink r:id="rId72">
-        <w:r>
-          <w:rPr>
-            <w:lang w:val="es_ES" w:bidi="es_ES"/>
-          </w:rPr>
-          <w:rPr>
-            <w:color w:val="0000EE"/>
-            <w:u w:val="single"/>
-          </w:rPr>
-          <w:t>2 Samuel 13:13</w:t>
-        </w:r>
-      </w:hyperlink>
-    </w:p>
-    <w:p>
-      <w:pPr>
-        <w:pStyle w:val="ListBullet"/>
-        <w:spacing w:line="240" w:lineRule="auto"/>
-        <w:ind w:left="720"/>
-      </w:pPr>
-      <w:r>
-        <w:rPr>
-          <w:lang w:val="es_ES" w:bidi="es_ES"/>
-        </w:rPr>
-      </w:r>
-      <w:hyperlink r:id="rId73">
-        <w:r>
-          <w:rPr>
-            <w:lang w:val="es_ES" w:bidi="es_ES"/>
-          </w:rPr>
-          <w:rPr>
-            <w:color w:val="0000EE"/>
-            <w:u w:val="single"/>
-          </w:rPr>
-          <w:t>Lucas 20:11</w:t>
-        </w:r>
-      </w:hyperlink>
-    </w:p>
-    <w:p>
-      <w:pPr>
-        <w:pStyle w:val="ListBullet"/>
-        <w:spacing w:line="240" w:lineRule="auto"/>
-        <w:ind w:left="720"/>
-      </w:pPr>
-      <w:r>
-        <w:rPr>
-          <w:lang w:val="es_ES" w:bidi="es_ES"/>
-        </w:rPr>
-      </w:r>
-      <w:hyperlink r:id="rId74">
-        <w:r>
-          <w:rPr>
-            <w:lang w:val="es_ES" w:bidi="es_ES"/>
-          </w:rPr>
-          <w:rPr>
-            <w:color w:val="0000EE"/>
-            <w:u w:val="single"/>
-          </w:rPr>
-          <w:t>Marcos 8:38</w:t>
-        </w:r>
-      </w:hyperlink>
-    </w:p>
-    <w:p>
-      <w:pPr>
-        <w:pStyle w:val="ListBullet"/>
-        <w:spacing w:line="240" w:lineRule="auto"/>
-        <w:ind w:left="720"/>
-      </w:pPr>
-      <w:r>
-        <w:rPr>
-          <w:lang w:val="es_ES" w:bidi="es_ES"/>
-        </w:rPr>
-      </w:r>
-      <w:hyperlink r:id="rId75">
-        <w:r>
-          <w:rPr>
-            <w:lang w:val="es_ES" w:bidi="es_ES"/>
-          </w:rPr>
-          <w:rPr>
-            <w:color w:val="0000EE"/>
-            <w:u w:val="single"/>
-          </w:rPr>
-          <w:t>Marcos 12:4–5</w:t>
-        </w:r>
-      </w:hyperlink>
-    </w:p>
-    <w:p>
-      <w:pPr>
-        <w:pStyle w:val="ListBullet"/>
-        <w:spacing w:line="240" w:lineRule="auto"/>
-        <w:ind w:left="720"/>
-      </w:pPr>
-      <w:r>
-        <w:rPr>
-          <w:lang w:val="es_ES" w:bidi="es_ES"/>
-        </w:rPr>
-      </w:r>
-      <w:hyperlink r:id="rId76">
-        <w:r>
-          <w:rPr>
-            <w:lang w:val="es_ES" w:bidi="es_ES"/>
-          </w:rPr>
-          <w:rPr>
-            <w:color w:val="0000EE"/>
-            <w:u w:val="single"/>
-          </w:rPr>
-          <w:t>1 Timoteo 3:7</w:t>
-        </w:r>
-      </w:hyperlink>
-    </w:p>
-    <w:p>
-      <w:pPr>
-        <w:pStyle w:val="ListBullet"/>
-        <w:spacing w:line="240" w:lineRule="auto"/>
-        <w:ind w:left="720"/>
-      </w:pPr>
-      <w:r>
-        <w:rPr>
-          <w:lang w:val="es_ES" w:bidi="es_ES"/>
-        </w:rPr>
-      </w:r>
-      <w:hyperlink r:id="rId77">
-        <w:r>
-          <w:rPr>
-            <w:lang w:val="es_ES" w:bidi="es_ES"/>
-          </w:rPr>
-          <w:rPr>
-            <w:color w:val="0000EE"/>
-            <w:u w:val="single"/>
-          </w:rPr>
-          <w:t>Génesis 34:7</w:t>
-        </w:r>
-      </w:hyperlink>
-    </w:p>
-    <w:p>
-      <w:pPr>
-        <w:pStyle w:val="ListBullet"/>
-        <w:spacing w:line="240" w:lineRule="auto"/>
-        <w:ind w:left="720"/>
-      </w:pPr>
-      <w:r>
-        <w:rPr>
-          <w:lang w:val="es_ES" w:bidi="es_ES"/>
-        </w:rPr>
-      </w:r>
-      <w:hyperlink r:id="rId78">
-        <w:r>
-          <w:rPr>
-            <w:lang w:val="es_ES" w:bidi="es_ES"/>
-          </w:rPr>
-          <w:rPr>
-            <w:color w:val="0000EE"/>
-            <w:u w:val="single"/>
-          </w:rPr>
-          <w:t>Hebreos 11:26</w:t>
-        </w:r>
-      </w:hyperlink>
-    </w:p>
-    <w:p>
-      <w:pPr>
-        <w:pStyle w:val="ListBullet"/>
-        <w:spacing w:line="240" w:lineRule="auto"/>
-        <w:ind w:left="720"/>
-      </w:pPr>
-      <w:r>
-        <w:rPr>
-          <w:lang w:val="es_ES" w:bidi="es_ES"/>
-        </w:rPr>
-      </w:r>
-      <w:hyperlink r:id="rId79">
-        <w:r>
-          <w:rPr>
-            <w:lang w:val="es_ES" w:bidi="es_ES"/>
-          </w:rPr>
-          <w:rPr>
-            <w:color w:val="0000EE"/>
-            <w:u w:val="single"/>
-          </w:rPr>
-          <w:t>Lamentaciones 2:1–2</w:t>
-        </w:r>
-      </w:hyperlink>
-    </w:p>
-    <w:p>
-      <w:pPr>
-        <w:pStyle w:val="ListBullet"/>
-        <w:spacing w:line="240" w:lineRule="auto"/>
-        <w:ind w:left="720"/>
-      </w:pPr>
-      <w:r>
-        <w:rPr>
-          <w:lang w:val="es_ES" w:bidi="es_ES"/>
-        </w:rPr>
-      </w:r>
-      <w:hyperlink r:id="rId80">
-        <w:r>
-          <w:rPr>
-            <w:lang w:val="es_ES" w:bidi="es_ES"/>
-          </w:rPr>
-          <w:rPr>
-            <w:color w:val="0000EE"/>
-            <w:u w:val="single"/>
-          </w:rPr>
-          <w:t>Salmos 22:6</w:t>
-        </w:r>
-      </w:hyperlink>
-    </w:p>
-    <w:p>
-      <w:pPr>
-        <w:pStyle w:val="ListBullet"/>
-        <w:spacing w:line="240" w:lineRule="auto"/>
-        <w:ind w:left="720"/>
-      </w:pPr>
-      <w:r>
-        <w:rPr>
-          <w:lang w:val="es_ES" w:bidi="es_ES"/>
-        </w:rPr>
-      </w:r>
-      <w:hyperlink r:id="rId81">
-        <w:r>
-          <w:rPr>
-            <w:lang w:val="es_ES" w:bidi="es_ES"/>
-          </w:rPr>
-          <w:rPr>
-            <w:color w:val="0000EE"/>
-            <w:u w:val="single"/>
-          </w:rPr>
-          <w:t>Deuteronomio 21:14</w:t>
-        </w:r>
-      </w:hyperlink>
-    </w:p>
-    <w:p>
-      <w:pPr>
-        <w:pStyle w:val="ListBullet"/>
-        <w:spacing w:line="240" w:lineRule="auto"/>
-        <w:ind w:left="720"/>
-      </w:pPr>
-      <w:r>
-        <w:rPr>
-          <w:lang w:val="es_ES" w:bidi="es_ES"/>
-        </w:rPr>
-      </w:r>
-      <w:hyperlink r:id="rId82">
-        <w:r>
-          <w:rPr>
-            <w:lang w:val="es_ES" w:bidi="es_ES"/>
-          </w:rPr>
-          <w:rPr>
-            <w:color w:val="0000EE"/>
-            <w:u w:val="single"/>
-          </w:rPr>
-          <w:t>Esdras 9:5</w:t>
-        </w:r>
-      </w:hyperlink>
-    </w:p>
-    <w:p>
-      <w:pPr>
-        <w:pStyle w:val="ListBullet"/>
-        <w:spacing w:line="240" w:lineRule="auto"/>
-        <w:ind w:left="720"/>
-      </w:pPr>
-      <w:r>
-        <w:rPr>
-          <w:lang w:val="es_ES" w:bidi="es_ES"/>
-        </w:rPr>
-      </w:r>
-      <w:hyperlink r:id="rId83">
-        <w:r>
-          <w:rPr>
-            <w:lang w:val="es_ES" w:bidi="es_ES"/>
-          </w:rPr>
-          <w:rPr>
-            <w:color w:val="0000EE"/>
-            <w:u w:val="single"/>
-          </w:rPr>
-          <w:t>Proverbios 25:7–8</w:t>
-        </w:r>
-      </w:hyperlink>
-    </w:p>
-    <w:p>
-      <w:pPr>
-        <w:pStyle w:val="ListBullet"/>
-        <w:spacing w:line="240" w:lineRule="auto"/>
-        <w:ind w:left="720"/>
-      </w:pPr>
-      <w:r>
-        <w:rPr>
-          <w:lang w:val="es_ES" w:bidi="es_ES"/>
-        </w:rPr>
-      </w:r>
-      <w:hyperlink r:id="rId84">
-        <w:r>
-          <w:rPr>
-            <w:lang w:val="es_ES" w:bidi="es_ES"/>
-          </w:rPr>
-          <w:rPr>
-            <w:color w:val="0000EE"/>
-            <w:u w:val="single"/>
-          </w:rPr>
-          <w:t>Salmos 6:8–10</w:t>
-        </w:r>
-      </w:hyperlink>
-    </w:p>
-    <w:p>
-      <w:pPr>
-        <w:pStyle w:val="ListBullet"/>
-        <w:spacing w:line="240" w:lineRule="auto"/>
-        <w:ind w:left="720"/>
-      </w:pPr>
-      <w:r>
-        <w:rPr>
-          <w:lang w:val="es_ES" w:bidi="es_ES"/>
-        </w:rPr>
-      </w:r>
-      <w:hyperlink r:id="rId85">
-        <w:r>
-          <w:rPr>
-            <w:lang w:val="es_ES" w:bidi="es_ES"/>
-          </w:rPr>
-          <w:rPr>
-            <w:color w:val="0000EE"/>
-            <w:u w:val="single"/>
-          </w:rPr>
-          <w:t>Salmos 123:3</w:t>
-        </w:r>
-      </w:hyperlink>
-    </w:p>
-    <w:p>
-      <w:pPr>
-        <w:pStyle w:val="ListBullet"/>
-        <w:spacing w:line="240" w:lineRule="auto"/>
-        <w:ind w:left="720"/>
-      </w:pPr>
-      <w:r>
-        <w:rPr>
-          <w:lang w:val="es_ES" w:bidi="es_ES"/>
-        </w:rPr>
-      </w:r>
-      <w:hyperlink r:id="rId86">
-        <w:r>
-          <w:rPr>
-            <w:lang w:val="es_ES" w:bidi="es_ES"/>
-          </w:rPr>
-          <w:rPr>
-            <w:color w:val="0000EE"/>
-            <w:u w:val="single"/>
-          </w:rPr>
-          <w:t>1 Timoteo 5:7–8</w:t>
-        </w:r>
-      </w:hyperlink>
-    </w:p>
-    <w:p>
-      <w:pPr>
-        <w:pStyle w:val="ListBullet"/>
-        <w:spacing w:line="240" w:lineRule="auto"/>
-        <w:ind w:left="720"/>
-      </w:pPr>
-      <w:r>
-        <w:rPr>
-          <w:lang w:val="es_ES" w:bidi="es_ES"/>
-        </w:rPr>
-      </w:r>
-      <w:hyperlink r:id="rId87">
-        <w:r>
-          <w:rPr>
-            <w:lang w:val="es_ES" w:bidi="es_ES"/>
-          </w:rPr>
-          <w:rPr>
-            <w:color w:val="0000EE"/>
-            <w:u w:val="single"/>
-          </w:rPr>
-          <w:t>1 Timoteo 6:13–14</w:t>
-        </w:r>
-      </w:hyperlink>
-    </w:p>
-    <w:p>
-      <w:pPr>
-        <w:pStyle w:val="ListBullet"/>
-        <w:spacing w:line="240" w:lineRule="auto"/>
-        <w:ind w:left="720"/>
-      </w:pPr>
-      <w:r>
-        <w:rPr>
-          <w:lang w:val="es_ES" w:bidi="es_ES"/>
-        </w:rPr>
-      </w:r>
-      <w:hyperlink r:id="rId88">
-        <w:r>
-          <w:rPr>
-            <w:lang w:val="es_ES" w:bidi="es_ES"/>
-          </w:rPr>
-          <w:rPr>
-            <w:color w:val="0000EE"/>
-            <w:u w:val="single"/>
-          </w:rPr>
-          <w:t>Jeremías 15:15–16</w:t>
-        </w:r>
-      </w:hyperlink>
-    </w:p>
-    <w:p>
-      <w:pPr>
-        <w:pStyle w:val="ListBullet"/>
-        <w:spacing w:line="240" w:lineRule="auto"/>
-        <w:ind w:left="720"/>
-      </w:pPr>
-      <w:r>
-        <w:rPr>
-          <w:lang w:val="es_ES" w:bidi="es_ES"/>
-        </w:rPr>
-      </w:r>
-      <w:hyperlink r:id="rId89">
-        <w:r>
-          <w:rPr>
-            <w:lang w:val="es_ES" w:bidi="es_ES"/>
-          </w:rPr>
-          <w:rPr>
-            <w:color w:val="0000EE"/>
-            <w:u w:val="single"/>
-          </w:rPr>
-          <w:t>Job 16:9–10</w:t>
-        </w:r>
-      </w:hyperlink>
-    </w:p>
-    <w:p>
-      <w:pPr>
-        <w:pStyle w:val="ListBullet"/>
-        <w:spacing w:line="240" w:lineRule="auto"/>
-        <w:ind w:left="720"/>
-      </w:pPr>
-      <w:r>
-        <w:rPr>
-          <w:lang w:val="es_ES" w:bidi="es_ES"/>
-        </w:rPr>
-      </w:r>
-      <w:hyperlink r:id="rId90">
-        <w:r>
-          <w:rPr>
-            <w:lang w:val="es_ES" w:bidi="es_ES"/>
-          </w:rPr>
-          <w:rPr>
-            <w:color w:val="0000EE"/>
-            <w:u w:val="single"/>
-          </w:rPr>
-          <w:t>Proverbios 18:3</w:t>
-        </w:r>
-      </w:hyperlink>
+      <w:r>
+        <w:rPr>
+          <w:lang w:val="es_ES" w:bidi="es_ES"/>
+        </w:rPr>
+        <w:t>1 Pedro 3:15–17</w:t>
+      </w:r>
+    </w:p>
+    <w:p>
+      <w:pPr>
+        <w:pStyle w:val="ListBullet"/>
+        <w:spacing w:line="240" w:lineRule="auto"/>
+        <w:ind w:left="720"/>
+      </w:pPr>
+      <w:r>
+        <w:rPr>
+          <w:lang w:val="es_ES" w:bidi="es_ES"/>
+        </w:rPr>
+      </w:r>
+      <w:r>
+        <w:rPr>
+          <w:lang w:val="es_ES" w:bidi="es_ES"/>
+        </w:rPr>
+        <w:t>2 Reyes 2:17</w:t>
+      </w:r>
+    </w:p>
+    <w:p>
+      <w:pPr>
+        <w:pStyle w:val="ListBullet"/>
+        <w:spacing w:line="240" w:lineRule="auto"/>
+        <w:ind w:left="720"/>
+      </w:pPr>
+      <w:r>
+        <w:rPr>
+          <w:lang w:val="es_ES" w:bidi="es_ES"/>
+        </w:rPr>
+      </w:r>
+      <w:r>
+        <w:rPr>
+          <w:lang w:val="es_ES" w:bidi="es_ES"/>
+        </w:rPr>
+        <w:t>2 Samuel 13:13</w:t>
+      </w:r>
+    </w:p>
+    <w:p>
+      <w:pPr>
+        <w:pStyle w:val="ListBullet"/>
+        <w:spacing w:line="240" w:lineRule="auto"/>
+        <w:ind w:left="720"/>
+      </w:pPr>
+      <w:r>
+        <w:rPr>
+          <w:lang w:val="es_ES" w:bidi="es_ES"/>
+        </w:rPr>
+      </w:r>
+      <w:r>
+        <w:rPr>
+          <w:lang w:val="es_ES" w:bidi="es_ES"/>
+        </w:rPr>
+        <w:t>Lucas 20:11</w:t>
+      </w:r>
+    </w:p>
+    <w:p>
+      <w:pPr>
+        <w:pStyle w:val="ListBullet"/>
+        <w:spacing w:line="240" w:lineRule="auto"/>
+        <w:ind w:left="720"/>
+      </w:pPr>
+      <w:r>
+        <w:rPr>
+          <w:lang w:val="es_ES" w:bidi="es_ES"/>
+        </w:rPr>
+      </w:r>
+      <w:r>
+        <w:rPr>
+          <w:lang w:val="es_ES" w:bidi="es_ES"/>
+        </w:rPr>
+        <w:t>Marcos 8:38</w:t>
+      </w:r>
+    </w:p>
+    <w:p>
+      <w:pPr>
+        <w:pStyle w:val="ListBullet"/>
+        <w:spacing w:line="240" w:lineRule="auto"/>
+        <w:ind w:left="720"/>
+      </w:pPr>
+      <w:r>
+        <w:rPr>
+          <w:lang w:val="es_ES" w:bidi="es_ES"/>
+        </w:rPr>
+      </w:r>
+      <w:r>
+        <w:rPr>
+          <w:lang w:val="es_ES" w:bidi="es_ES"/>
+        </w:rPr>
+        <w:t>Marcos 12:4–5</w:t>
+      </w:r>
+    </w:p>
+    <w:p>
+      <w:pPr>
+        <w:pStyle w:val="ListBullet"/>
+        <w:spacing w:line="240" w:lineRule="auto"/>
+        <w:ind w:left="720"/>
+      </w:pPr>
+      <w:r>
+        <w:rPr>
+          <w:lang w:val="es_ES" w:bidi="es_ES"/>
+        </w:rPr>
+      </w:r>
+      <w:r>
+        <w:rPr>
+          <w:lang w:val="es_ES" w:bidi="es_ES"/>
+        </w:rPr>
+        <w:t>1 Timoteo 3:7</w:t>
+      </w:r>
+    </w:p>
+    <w:p>
+      <w:pPr>
+        <w:pStyle w:val="ListBullet"/>
+        <w:spacing w:line="240" w:lineRule="auto"/>
+        <w:ind w:left="720"/>
+      </w:pPr>
+      <w:r>
+        <w:rPr>
+          <w:lang w:val="es_ES" w:bidi="es_ES"/>
+        </w:rPr>
+      </w:r>
+      <w:r>
+        <w:rPr>
+          <w:lang w:val="es_ES" w:bidi="es_ES"/>
+        </w:rPr>
+        <w:t>Génesis 34:7</w:t>
+      </w:r>
+    </w:p>
+    <w:p>
+      <w:pPr>
+        <w:pStyle w:val="ListBullet"/>
+        <w:spacing w:line="240" w:lineRule="auto"/>
+        <w:ind w:left="720"/>
+      </w:pPr>
+      <w:r>
+        <w:rPr>
+          <w:lang w:val="es_ES" w:bidi="es_ES"/>
+        </w:rPr>
+      </w:r>
+      <w:r>
+        <w:rPr>
+          <w:lang w:val="es_ES" w:bidi="es_ES"/>
+        </w:rPr>
+        <w:t>Hebreos 11:26</w:t>
+      </w:r>
+    </w:p>
+    <w:p>
+      <w:pPr>
+        <w:pStyle w:val="ListBullet"/>
+        <w:spacing w:line="240" w:lineRule="auto"/>
+        <w:ind w:left="720"/>
+      </w:pPr>
+      <w:r>
+        <w:rPr>
+          <w:lang w:val="es_ES" w:bidi="es_ES"/>
+        </w:rPr>
+      </w:r>
+      <w:r>
+        <w:rPr>
+          <w:lang w:val="es_ES" w:bidi="es_ES"/>
+        </w:rPr>
+        <w:t>Lamentaciones 2:1–2</w:t>
+      </w:r>
+    </w:p>
+    <w:p>
+      <w:pPr>
+        <w:pStyle w:val="ListBullet"/>
+        <w:spacing w:line="240" w:lineRule="auto"/>
+        <w:ind w:left="720"/>
+      </w:pPr>
+      <w:r>
+        <w:rPr>
+          <w:lang w:val="es_ES" w:bidi="es_ES"/>
+        </w:rPr>
+      </w:r>
+      <w:r>
+        <w:rPr>
+          <w:lang w:val="es_ES" w:bidi="es_ES"/>
+        </w:rPr>
+        <w:t>Salmos 22:6</w:t>
+      </w:r>
+    </w:p>
+    <w:p>
+      <w:pPr>
+        <w:pStyle w:val="ListBullet"/>
+        <w:spacing w:line="240" w:lineRule="auto"/>
+        <w:ind w:left="720"/>
+      </w:pPr>
+      <w:r>
+        <w:rPr>
+          <w:lang w:val="es_ES" w:bidi="es_ES"/>
+        </w:rPr>
+      </w:r>
+      <w:r>
+        <w:rPr>
+          <w:lang w:val="es_ES" w:bidi="es_ES"/>
+        </w:rPr>
+        <w:t>Deuteronomio 21:14</w:t>
+      </w:r>
+    </w:p>
+    <w:p>
+      <w:pPr>
+        <w:pStyle w:val="ListBullet"/>
+        <w:spacing w:line="240" w:lineRule="auto"/>
+        <w:ind w:left="720"/>
+      </w:pPr>
+      <w:r>
+        <w:rPr>
+          <w:lang w:val="es_ES" w:bidi="es_ES"/>
+        </w:rPr>
+      </w:r>
+      <w:r>
+        <w:rPr>
+          <w:lang w:val="es_ES" w:bidi="es_ES"/>
+        </w:rPr>
+        <w:t>Esdras 9:5</w:t>
+      </w:r>
+    </w:p>
+    <w:p>
+      <w:pPr>
+        <w:pStyle w:val="ListBullet"/>
+        <w:spacing w:line="240" w:lineRule="auto"/>
+        <w:ind w:left="720"/>
+      </w:pPr>
+      <w:r>
+        <w:rPr>
+          <w:lang w:val="es_ES" w:bidi="es_ES"/>
+        </w:rPr>
+      </w:r>
+      <w:r>
+        <w:rPr>
+          <w:lang w:val="es_ES" w:bidi="es_ES"/>
+        </w:rPr>
+        <w:t>Proverbios 25:7–8</w:t>
+      </w:r>
+    </w:p>
+    <w:p>
+      <w:pPr>
+        <w:pStyle w:val="ListBullet"/>
+        <w:spacing w:line="240" w:lineRule="auto"/>
+        <w:ind w:left="720"/>
+      </w:pPr>
+      <w:r>
+        <w:rPr>
+          <w:lang w:val="es_ES" w:bidi="es_ES"/>
+        </w:rPr>
+      </w:r>
+      <w:r>
+        <w:rPr>
+          <w:lang w:val="es_ES" w:bidi="es_ES"/>
+        </w:rPr>
+        <w:t>Salmos 6:8–10</w:t>
+      </w:r>
+    </w:p>
+    <w:p>
+      <w:pPr>
+        <w:pStyle w:val="ListBullet"/>
+        <w:spacing w:line="240" w:lineRule="auto"/>
+        <w:ind w:left="720"/>
+      </w:pPr>
+      <w:r>
+        <w:rPr>
+          <w:lang w:val="es_ES" w:bidi="es_ES"/>
+        </w:rPr>
+      </w:r>
+      <w:r>
+        <w:rPr>
+          <w:lang w:val="es_ES" w:bidi="es_ES"/>
+        </w:rPr>
+        <w:t>Salmos 123:3</w:t>
+      </w:r>
+    </w:p>
+    <w:p>
+      <w:pPr>
+        <w:pStyle w:val="ListBullet"/>
+        <w:spacing w:line="240" w:lineRule="auto"/>
+        <w:ind w:left="720"/>
+      </w:pPr>
+      <w:r>
+        <w:rPr>
+          <w:lang w:val="es_ES" w:bidi="es_ES"/>
+        </w:rPr>
+      </w:r>
+      <w:r>
+        <w:rPr>
+          <w:lang w:val="es_ES" w:bidi="es_ES"/>
+        </w:rPr>
+        <w:t>1 Timoteo 5:7–8</w:t>
+      </w:r>
+    </w:p>
+    <w:p>
+      <w:pPr>
+        <w:pStyle w:val="ListBullet"/>
+        <w:spacing w:line="240" w:lineRule="auto"/>
+        <w:ind w:left="720"/>
+      </w:pPr>
+      <w:r>
+        <w:rPr>
+          <w:lang w:val="es_ES" w:bidi="es_ES"/>
+        </w:rPr>
+      </w:r>
+      <w:r>
+        <w:rPr>
+          <w:lang w:val="es_ES" w:bidi="es_ES"/>
+        </w:rPr>
+        <w:t>1 Timoteo 6:13–14</w:t>
+      </w:r>
+    </w:p>
+    <w:p>
+      <w:pPr>
+        <w:pStyle w:val="ListBullet"/>
+        <w:spacing w:line="240" w:lineRule="auto"/>
+        <w:ind w:left="720"/>
+      </w:pPr>
+      <w:r>
+        <w:rPr>
+          <w:lang w:val="es_ES" w:bidi="es_ES"/>
+        </w:rPr>
+      </w:r>
+      <w:r>
+        <w:rPr>
+          <w:lang w:val="es_ES" w:bidi="es_ES"/>
+        </w:rPr>
+        <w:t>Jeremías 15:15–16</w:t>
+      </w:r>
+    </w:p>
+    <w:p>
+      <w:pPr>
+        <w:pStyle w:val="ListBullet"/>
+        <w:spacing w:line="240" w:lineRule="auto"/>
+        <w:ind w:left="720"/>
+      </w:pPr>
+      <w:r>
+        <w:rPr>
+          <w:lang w:val="es_ES" w:bidi="es_ES"/>
+        </w:rPr>
+      </w:r>
+      <w:r>
+        <w:rPr>
+          <w:lang w:val="es_ES" w:bidi="es_ES"/>
+        </w:rPr>
+        <w:t>Job 16:9–10</w:t>
+      </w:r>
+    </w:p>
+    <w:p>
+      <w:pPr>
+        <w:pStyle w:val="ListBullet"/>
+        <w:spacing w:line="240" w:lineRule="auto"/>
+        <w:ind w:left="720"/>
+      </w:pPr>
+      <w:r>
+        <w:rPr>
+          <w:lang w:val="es_ES" w:bidi="es_ES"/>
+        </w:rPr>
+      </w:r>
+      <w:r>
+        <w:rPr>
+          <w:lang w:val="es_ES" w:bidi="es_ES"/>
+        </w:rPr>
+        <w:t>Proverbios 18:3</w:t>
+      </w:r>
     </w:p>
     <w:p>
       <w:pPr>
@@ -5135,138 +4667,102 @@
           <w:lang w:val="es_ES" w:bidi="es_ES"/>
         </w:rPr>
       </w:r>
-      <w:hyperlink r:id="rId91">
-        <w:r>
-          <w:rPr>
-            <w:lang w:val="es_ES" w:bidi="es_ES"/>
-          </w:rPr>
-          <w:rPr>
-            <w:color w:val="0000EE"/>
-            <w:u w:val="single"/>
-          </w:rPr>
-          <w:t>Génesis 40:9</w:t>
-        </w:r>
-      </w:hyperlink>
-    </w:p>
-    <w:p>
-      <w:pPr>
-        <w:pStyle w:val="ListBullet"/>
-        <w:spacing w:line="240" w:lineRule="auto"/>
-        <w:ind w:left="720"/>
-      </w:pPr>
-      <w:r>
-        <w:rPr>
-          <w:lang w:val="es_ES" w:bidi="es_ES"/>
-        </w:rPr>
-      </w:r>
-      <w:hyperlink r:id="rId92">
-        <w:r>
-          <w:rPr>
-            <w:lang w:val="es_ES" w:bidi="es_ES"/>
-          </w:rPr>
-          <w:rPr>
-            <w:color w:val="0000EE"/>
-            <w:u w:val="single"/>
-          </w:rPr>
-          <w:t>Génesis 49:11</w:t>
-        </w:r>
-      </w:hyperlink>
-    </w:p>
-    <w:p>
-      <w:pPr>
-        <w:pStyle w:val="ListBullet"/>
-        <w:spacing w:line="240" w:lineRule="auto"/>
-        <w:ind w:left="720"/>
-      </w:pPr>
-      <w:r>
-        <w:rPr>
-          <w:lang w:val="es_ES" w:bidi="es_ES"/>
-        </w:rPr>
-      </w:r>
-      <w:hyperlink r:id="rId93">
-        <w:r>
-          <w:rPr>
-            <w:lang w:val="es_ES" w:bidi="es_ES"/>
-          </w:rPr>
-          <w:rPr>
-            <w:color w:val="0000EE"/>
-            <w:u w:val="single"/>
-          </w:rPr>
-          <w:t>Juan 15:1</w:t>
-        </w:r>
-      </w:hyperlink>
-    </w:p>
-    <w:p>
-      <w:pPr>
-        <w:pStyle w:val="ListBullet"/>
-        <w:spacing w:line="240" w:lineRule="auto"/>
-        <w:ind w:left="720"/>
-      </w:pPr>
-      <w:r>
-        <w:rPr>
-          <w:lang w:val="es_ES" w:bidi="es_ES"/>
-        </w:rPr>
-      </w:r>
-      <w:hyperlink r:id="rId94">
-        <w:r>
-          <w:rPr>
-            <w:lang w:val="es_ES" w:bidi="es_ES"/>
-          </w:rPr>
-          <w:rPr>
-            <w:color w:val="0000EE"/>
-            <w:u w:val="single"/>
-          </w:rPr>
-          <w:t>Lucas 22:18</w:t>
-        </w:r>
-      </w:hyperlink>
-    </w:p>
-    <w:p>
-      <w:pPr>
-        <w:pStyle w:val="ListBullet"/>
-        <w:spacing w:line="240" w:lineRule="auto"/>
-        <w:ind w:left="720"/>
-      </w:pPr>
-      <w:r>
-        <w:rPr>
-          <w:lang w:val="es_ES" w:bidi="es_ES"/>
-        </w:rPr>
-      </w:r>
-      <w:hyperlink r:id="rId95">
-        <w:r>
-          <w:rPr>
-            <w:lang w:val="es_ES" w:bidi="es_ES"/>
-          </w:rPr>
-          <w:rPr>
-            <w:color w:val="0000EE"/>
-            <w:u w:val="single"/>
-          </w:rPr>
-          <w:t>Marcos 12:3</w:t>
-        </w:r>
-      </w:hyperlink>
-    </w:p>
-    <w:p>
-      <w:pPr>
-        <w:pStyle w:val="ListBullet"/>
-        <w:spacing w:line="240" w:lineRule="auto"/>
-        <w:ind w:left="720"/>
-      </w:pPr>
-      <w:r>
-        <w:rPr>
-          <w:lang w:val="es_ES" w:bidi="es_ES"/>
-        </w:rPr>
-      </w:r>
-      <w:hyperlink r:id="rId96">
-        <w:r>
-          <w:rPr>
-            <w:lang w:val="es_ES" w:bidi="es_ES"/>
-          </w:rPr>
-          <w:rPr>
-            <w:color w:val="0000EE"/>
-            <w:u w:val="single"/>
-          </w:rPr>
-          <w:t>Mateo 21:35–37</w:t>
-        </w:r>
-      </w:hyperlink>
+      <w:r>
+        <w:rPr>
+          <w:lang w:val="es_ES" w:bidi="es_ES"/>
+        </w:rPr>
+        <w:t>Génesis 40:9</w:t>
+      </w:r>
+    </w:p>
+    <w:p>
+      <w:pPr>
+        <w:pStyle w:val="ListBullet"/>
+        <w:spacing w:line="240" w:lineRule="auto"/>
+        <w:ind w:left="720"/>
+      </w:pPr>
+      <w:r>
+        <w:rPr>
+          <w:lang w:val="es_ES" w:bidi="es_ES"/>
+        </w:rPr>
+      </w:r>
+      <w:r>
+        <w:rPr>
+          <w:lang w:val="es_ES" w:bidi="es_ES"/>
+        </w:rPr>
+        <w:t>Génesis 49:11</w:t>
+      </w:r>
+    </w:p>
+    <w:p>
+      <w:pPr>
+        <w:pStyle w:val="ListBullet"/>
+        <w:spacing w:line="240" w:lineRule="auto"/>
+        <w:ind w:left="720"/>
+      </w:pPr>
+      <w:r>
+        <w:rPr>
+          <w:lang w:val="es_ES" w:bidi="es_ES"/>
+        </w:rPr>
+      </w:r>
+      <w:r>
+        <w:rPr>
+          <w:lang w:val="es_ES" w:bidi="es_ES"/>
+        </w:rPr>
+        <w:t>Juan 15:1</w:t>
+      </w:r>
+    </w:p>
+    <w:p>
+      <w:pPr>
+        <w:pStyle w:val="ListBullet"/>
+        <w:spacing w:line="240" w:lineRule="auto"/>
+        <w:ind w:left="720"/>
+      </w:pPr>
+      <w:r>
+        <w:rPr>
+          <w:lang w:val="es_ES" w:bidi="es_ES"/>
+        </w:rPr>
+      </w:r>
+      <w:r>
+        <w:rPr>
+          <w:lang w:val="es_ES" w:bidi="es_ES"/>
+        </w:rPr>
+        <w:t>Lucas 22:18</w:t>
+      </w:r>
+    </w:p>
+    <w:p>
+      <w:pPr>
+        <w:pStyle w:val="ListBullet"/>
+        <w:spacing w:line="240" w:lineRule="auto"/>
+        <w:ind w:left="720"/>
+      </w:pPr>
+      <w:r>
+        <w:rPr>
+          <w:lang w:val="es_ES" w:bidi="es_ES"/>
+        </w:rPr>
+      </w:r>
+      <w:r>
+        <w:rPr>
+          <w:lang w:val="es_ES" w:bidi="es_ES"/>
+        </w:rPr>
+        <w:t>Marcos 12:3</w:t>
+      </w:r>
+    </w:p>
+    <w:p>
+      <w:pPr>
+        <w:pStyle w:val="ListBullet"/>
+        <w:spacing w:line="240" w:lineRule="auto"/>
+        <w:ind w:left="720"/>
+      </w:pPr>
+      <w:r>
+        <w:rPr>
+          <w:lang w:val="es_ES" w:bidi="es_ES"/>
+        </w:rPr>
+      </w:r>
+      <w:r>
+        <w:rPr>
+          <w:lang w:val="es_ES" w:bidi="es_ES"/>
+        </w:rPr>
+        <w:t>Mateo 21:35–37</w:t>
+      </w:r>
     </w:p>
     <w:p>
       <w:pPr>
@@ -5450,186 +4946,138 @@
           <w:lang w:val="es_ES" w:bidi="es_ES"/>
         </w:rPr>
       </w:r>
-      <w:hyperlink r:id="rId97">
-        <w:r>
-          <w:rPr>
-            <w:lang w:val="es_ES" w:bidi="es_ES"/>
-          </w:rPr>
-          <w:rPr>
-            <w:color w:val="0000EE"/>
-            <w:u w:val="single"/>
-          </w:rPr>
-          <w:t>Génesis 25:23</w:t>
-        </w:r>
-      </w:hyperlink>
-    </w:p>
-    <w:p>
-      <w:pPr>
-        <w:pStyle w:val="ListBullet"/>
-        <w:spacing w:line="240" w:lineRule="auto"/>
-        <w:ind w:left="720"/>
-      </w:pPr>
-      <w:r>
-        <w:rPr>
-          <w:lang w:val="es_ES" w:bidi="es_ES"/>
-        </w:rPr>
-      </w:r>
-      <w:hyperlink r:id="rId98">
-        <w:r>
-          <w:rPr>
-            <w:lang w:val="es_ES" w:bidi="es_ES"/>
-          </w:rPr>
-          <w:rPr>
-            <w:color w:val="0000EE"/>
-            <w:u w:val="single"/>
-          </w:rPr>
-          <w:t>Génesis 25:24–26</w:t>
-        </w:r>
-      </w:hyperlink>
-    </w:p>
-    <w:p>
-      <w:pPr>
-        <w:pStyle w:val="ListBullet"/>
-        <w:spacing w:line="240" w:lineRule="auto"/>
-        <w:ind w:left="720"/>
-      </w:pPr>
-      <w:r>
-        <w:rPr>
-          <w:lang w:val="es_ES" w:bidi="es_ES"/>
-        </w:rPr>
-      </w:r>
-      <w:hyperlink r:id="rId99">
-        <w:r>
-          <w:rPr>
-            <w:lang w:val="es_ES" w:bidi="es_ES"/>
-          </w:rPr>
-          <w:rPr>
-            <w:color w:val="0000EE"/>
-            <w:u w:val="single"/>
-          </w:rPr>
-          <w:t>Génesis 38:27–28</w:t>
-        </w:r>
-      </w:hyperlink>
-    </w:p>
-    <w:p>
-      <w:pPr>
-        <w:pStyle w:val="ListBullet"/>
-        <w:spacing w:line="240" w:lineRule="auto"/>
-        <w:ind w:left="720"/>
-      </w:pPr>
-      <w:r>
-        <w:rPr>
-          <w:lang w:val="es_ES" w:bidi="es_ES"/>
-        </w:rPr>
-      </w:r>
-      <w:hyperlink r:id="rId100">
-        <w:r>
-          <w:rPr>
-            <w:lang w:val="es_ES" w:bidi="es_ES"/>
-          </w:rPr>
-          <w:rPr>
-            <w:color w:val="0000EE"/>
-            <w:u w:val="single"/>
-          </w:rPr>
-          <w:t>Génesis 49:25</w:t>
-        </w:r>
-      </w:hyperlink>
-    </w:p>
-    <w:p>
-      <w:pPr>
-        <w:pStyle w:val="ListBullet"/>
-        <w:spacing w:line="240" w:lineRule="auto"/>
-        <w:ind w:left="720"/>
-      </w:pPr>
-      <w:r>
-        <w:rPr>
-          <w:lang w:val="es_ES" w:bidi="es_ES"/>
-        </w:rPr>
-      </w:r>
-      <w:hyperlink r:id="rId101">
-        <w:r>
-          <w:rPr>
-            <w:lang w:val="es_ES" w:bidi="es_ES"/>
-          </w:rPr>
-          <w:rPr>
-            <w:color w:val="0000EE"/>
-            <w:u w:val="single"/>
-          </w:rPr>
-          <w:t>Lucas 2:21</w:t>
-        </w:r>
-      </w:hyperlink>
-    </w:p>
-    <w:p>
-      <w:pPr>
-        <w:pStyle w:val="ListBullet"/>
-        <w:spacing w:line="240" w:lineRule="auto"/>
-        <w:ind w:left="720"/>
-      </w:pPr>
-      <w:r>
-        <w:rPr>
-          <w:lang w:val="es_ES" w:bidi="es_ES"/>
-        </w:rPr>
-      </w:r>
-      <w:hyperlink r:id="rId102">
-        <w:r>
-          <w:rPr>
-            <w:lang w:val="es_ES" w:bidi="es_ES"/>
-          </w:rPr>
-          <w:rPr>
-            <w:color w:val="0000EE"/>
-            <w:u w:val="single"/>
-          </w:rPr>
-          <w:t>Lucas 11:27</w:t>
-        </w:r>
-      </w:hyperlink>
-    </w:p>
-    <w:p>
-      <w:pPr>
-        <w:pStyle w:val="ListBullet"/>
-        <w:spacing w:line="240" w:lineRule="auto"/>
-        <w:ind w:left="720"/>
-      </w:pPr>
-      <w:r>
-        <w:rPr>
-          <w:lang w:val="es_ES" w:bidi="es_ES"/>
-        </w:rPr>
-      </w:r>
-      <w:hyperlink r:id="rId103">
-        <w:r>
-          <w:rPr>
-            <w:lang w:val="es_ES" w:bidi="es_ES"/>
-          </w:rPr>
-          <w:rPr>
-            <w:color w:val="0000EE"/>
-            <w:u w:val="single"/>
-          </w:rPr>
-          <w:t>Lucas 23:29</w:t>
-        </w:r>
-      </w:hyperlink>
-    </w:p>
-    <w:p>
-      <w:pPr>
-        <w:pStyle w:val="ListBullet"/>
-        <w:spacing w:line="240" w:lineRule="auto"/>
-        <w:ind w:left="720"/>
-      </w:pPr>
-      <w:r>
-        <w:rPr>
-          <w:lang w:val="es_ES" w:bidi="es_ES"/>
-        </w:rPr>
-      </w:r>
-      <w:hyperlink r:id="rId104">
-        <w:r>
-          <w:rPr>
-            <w:lang w:val="es_ES" w:bidi="es_ES"/>
-          </w:rPr>
-          <w:rPr>
-            <w:color w:val="0000EE"/>
-            <w:u w:val="single"/>
-          </w:rPr>
-          <w:t>Mateo 19:12</w:t>
-        </w:r>
-      </w:hyperlink>
+      <w:r>
+        <w:rPr>
+          <w:lang w:val="es_ES" w:bidi="es_ES"/>
+        </w:rPr>
+        <w:t>Génesis 25:23</w:t>
+      </w:r>
+    </w:p>
+    <w:p>
+      <w:pPr>
+        <w:pStyle w:val="ListBullet"/>
+        <w:spacing w:line="240" w:lineRule="auto"/>
+        <w:ind w:left="720"/>
+      </w:pPr>
+      <w:r>
+        <w:rPr>
+          <w:lang w:val="es_ES" w:bidi="es_ES"/>
+        </w:rPr>
+      </w:r>
+      <w:r>
+        <w:rPr>
+          <w:lang w:val="es_ES" w:bidi="es_ES"/>
+        </w:rPr>
+        <w:t>Génesis 25:24–26</w:t>
+      </w:r>
+    </w:p>
+    <w:p>
+      <w:pPr>
+        <w:pStyle w:val="ListBullet"/>
+        <w:spacing w:line="240" w:lineRule="auto"/>
+        <w:ind w:left="720"/>
+      </w:pPr>
+      <w:r>
+        <w:rPr>
+          <w:lang w:val="es_ES" w:bidi="es_ES"/>
+        </w:rPr>
+      </w:r>
+      <w:r>
+        <w:rPr>
+          <w:lang w:val="es_ES" w:bidi="es_ES"/>
+        </w:rPr>
+        <w:t>Génesis 38:27–28</w:t>
+      </w:r>
+    </w:p>
+    <w:p>
+      <w:pPr>
+        <w:pStyle w:val="ListBullet"/>
+        <w:spacing w:line="240" w:lineRule="auto"/>
+        <w:ind w:left="720"/>
+      </w:pPr>
+      <w:r>
+        <w:rPr>
+          <w:lang w:val="es_ES" w:bidi="es_ES"/>
+        </w:rPr>
+      </w:r>
+      <w:r>
+        <w:rPr>
+          <w:lang w:val="es_ES" w:bidi="es_ES"/>
+        </w:rPr>
+        <w:t>Génesis 49:25</w:t>
+      </w:r>
+    </w:p>
+    <w:p>
+      <w:pPr>
+        <w:pStyle w:val="ListBullet"/>
+        <w:spacing w:line="240" w:lineRule="auto"/>
+        <w:ind w:left="720"/>
+      </w:pPr>
+      <w:r>
+        <w:rPr>
+          <w:lang w:val="es_ES" w:bidi="es_ES"/>
+        </w:rPr>
+      </w:r>
+      <w:r>
+        <w:rPr>
+          <w:lang w:val="es_ES" w:bidi="es_ES"/>
+        </w:rPr>
+        <w:t>Lucas 2:21</w:t>
+      </w:r>
+    </w:p>
+    <w:p>
+      <w:pPr>
+        <w:pStyle w:val="ListBullet"/>
+        <w:spacing w:line="240" w:lineRule="auto"/>
+        <w:ind w:left="720"/>
+      </w:pPr>
+      <w:r>
+        <w:rPr>
+          <w:lang w:val="es_ES" w:bidi="es_ES"/>
+        </w:rPr>
+      </w:r>
+      <w:r>
+        <w:rPr>
+          <w:lang w:val="es_ES" w:bidi="es_ES"/>
+        </w:rPr>
+        <w:t>Lucas 11:27</w:t>
+      </w:r>
+    </w:p>
+    <w:p>
+      <w:pPr>
+        <w:pStyle w:val="ListBullet"/>
+        <w:spacing w:line="240" w:lineRule="auto"/>
+        <w:ind w:left="720"/>
+      </w:pPr>
+      <w:r>
+        <w:rPr>
+          <w:lang w:val="es_ES" w:bidi="es_ES"/>
+        </w:rPr>
+      </w:r>
+      <w:r>
+        <w:rPr>
+          <w:lang w:val="es_ES" w:bidi="es_ES"/>
+        </w:rPr>
+        <w:t>Lucas 23:29</w:t>
+      </w:r>
+    </w:p>
+    <w:p>
+      <w:pPr>
+        <w:pStyle w:val="ListBullet"/>
+        <w:spacing w:line="240" w:lineRule="auto"/>
+        <w:ind w:left="720"/>
+      </w:pPr>
+      <w:r>
+        <w:rPr>
+          <w:lang w:val="es_ES" w:bidi="es_ES"/>
+        </w:rPr>
+      </w:r>
+      <w:r>
+        <w:rPr>
+          <w:lang w:val="es_ES" w:bidi="es_ES"/>
+        </w:rPr>
+        <w:t>Mateo 19:12</w:t>
+      </w:r>
     </w:p>
     <w:p>
       <w:pPr>
@@ -6150,18 +5598,12 @@
           <w:lang w:val="es_ES" w:bidi="es_ES"/>
         </w:rPr>
       </w:r>
-      <w:hyperlink r:id="rId105">
-        <w:r>
-          <w:rPr>
-            <w:lang w:val="es_ES" w:bidi="es_ES"/>
-          </w:rPr>
-          <w:rPr>
-            <w:color w:val="0000EE"/>
-            <w:u w:val="single"/>
-          </w:rPr>
-          <w:t>Levítico 8:7</w:t>
-        </w:r>
-      </w:hyperlink>
+      <w:r>
+        <w:rPr>
+          <w:lang w:val="es_ES" w:bidi="es_ES"/>
+        </w:rPr>
+        <w:t>Levítico 8:7</w:t>
+      </w:r>
     </w:p>
     <w:p>
       <w:pPr>
@@ -6461,162 +5903,120 @@
           <w:lang w:val="es_ES" w:bidi="es_ES"/>
         </w:rPr>
       </w:r>
-      <w:hyperlink r:id="rId106">
-        <w:r>
-          <w:rPr>
-            <w:lang w:val="es_ES" w:bidi="es_ES"/>
-          </w:rPr>
-          <w:rPr>
-            <w:color w:val="0000EE"/>
-            <w:u w:val="single"/>
-          </w:rPr>
-          <w:t>1 Timoteo 5:23</w:t>
-        </w:r>
-      </w:hyperlink>
-    </w:p>
-    <w:p>
-      <w:pPr>
-        <w:pStyle w:val="ListBullet"/>
-        <w:spacing w:line="240" w:lineRule="auto"/>
-        <w:ind w:left="720"/>
-      </w:pPr>
-      <w:r>
-        <w:rPr>
-          <w:lang w:val="es_ES" w:bidi="es_ES"/>
-        </w:rPr>
-      </w:r>
-      <w:hyperlink r:id="rId107">
-        <w:r>
-          <w:rPr>
-            <w:lang w:val="es_ES" w:bidi="es_ES"/>
-          </w:rPr>
-          <w:rPr>
-            <w:color w:val="0000EE"/>
-            <w:u w:val="single"/>
-          </w:rPr>
-          <w:t>Génesis 9:21</w:t>
-        </w:r>
-      </w:hyperlink>
-    </w:p>
-    <w:p>
-      <w:pPr>
-        <w:pStyle w:val="ListBullet"/>
-        <w:spacing w:line="240" w:lineRule="auto"/>
-        <w:ind w:left="720"/>
-      </w:pPr>
-      <w:r>
-        <w:rPr>
-          <w:lang w:val="es_ES" w:bidi="es_ES"/>
-        </w:rPr>
-      </w:r>
-      <w:hyperlink r:id="rId108">
-        <w:r>
-          <w:rPr>
-            <w:lang w:val="es_ES" w:bidi="es_ES"/>
-          </w:rPr>
-          <w:rPr>
-            <w:color w:val="0000EE"/>
-            <w:u w:val="single"/>
-          </w:rPr>
-          <w:t>Génesis 49:12</w:t>
-        </w:r>
-      </w:hyperlink>
-    </w:p>
-    <w:p>
-      <w:pPr>
-        <w:pStyle w:val="ListBullet"/>
-        <w:spacing w:line="240" w:lineRule="auto"/>
-        <w:ind w:left="720"/>
-      </w:pPr>
-      <w:r>
-        <w:rPr>
-          <w:lang w:val="es_ES" w:bidi="es_ES"/>
-        </w:rPr>
-      </w:r>
-      <w:hyperlink r:id="rId109">
-        <w:r>
-          <w:rPr>
-            <w:lang w:val="es_ES" w:bidi="es_ES"/>
-          </w:rPr>
-          <w:rPr>
-            <w:color w:val="0000EE"/>
-            <w:u w:val="single"/>
-          </w:rPr>
-          <w:t>Juan 2:3–5</w:t>
-        </w:r>
-      </w:hyperlink>
-    </w:p>
-    <w:p>
-      <w:pPr>
-        <w:pStyle w:val="ListBullet"/>
-        <w:spacing w:line="240" w:lineRule="auto"/>
-        <w:ind w:left="720"/>
-      </w:pPr>
-      <w:r>
-        <w:rPr>
-          <w:lang w:val="es_ES" w:bidi="es_ES"/>
-        </w:rPr>
-      </w:r>
-      <w:hyperlink r:id="rId110">
-        <w:r>
-          <w:rPr>
-            <w:lang w:val="es_ES" w:bidi="es_ES"/>
-          </w:rPr>
-          <w:rPr>
-            <w:color w:val="0000EE"/>
-            <w:u w:val="single"/>
-          </w:rPr>
-          <w:t>Juan 2:10</w:t>
-        </w:r>
-      </w:hyperlink>
-    </w:p>
-    <w:p>
-      <w:pPr>
-        <w:pStyle w:val="ListBullet"/>
-        <w:spacing w:line="240" w:lineRule="auto"/>
-        <w:ind w:left="720"/>
-      </w:pPr>
-      <w:r>
-        <w:rPr>
-          <w:lang w:val="es_ES" w:bidi="es_ES"/>
-        </w:rPr>
-      </w:r>
-      <w:hyperlink r:id="rId111">
-        <w:r>
-          <w:rPr>
-            <w:lang w:val="es_ES" w:bidi="es_ES"/>
-          </w:rPr>
-          <w:rPr>
-            <w:color w:val="0000EE"/>
-            <w:u w:val="single"/>
-          </w:rPr>
-          <w:t>Mateo 9:17</w:t>
-        </w:r>
-      </w:hyperlink>
-    </w:p>
-    <w:p>
-      <w:pPr>
-        <w:pStyle w:val="ListBullet"/>
-        <w:spacing w:line="240" w:lineRule="auto"/>
-        <w:ind w:left="720"/>
-      </w:pPr>
-      <w:r>
-        <w:rPr>
-          <w:lang w:val="es_ES" w:bidi="es_ES"/>
-        </w:rPr>
-      </w:r>
-      <w:hyperlink r:id="rId112">
-        <w:r>
-          <w:rPr>
-            <w:lang w:val="es_ES" w:bidi="es_ES"/>
-          </w:rPr>
-          <w:rPr>
-            <w:color w:val="0000EE"/>
-            <w:u w:val="single"/>
-          </w:rPr>
-          <w:t>Mateo 11:18</w:t>
-        </w:r>
-      </w:hyperlink>
+      <w:r>
+        <w:rPr>
+          <w:lang w:val="es_ES" w:bidi="es_ES"/>
+        </w:rPr>
+        <w:t>1 Timoteo 5:23</w:t>
+      </w:r>
+    </w:p>
+    <w:p>
+      <w:pPr>
+        <w:pStyle w:val="ListBullet"/>
+        <w:spacing w:line="240" w:lineRule="auto"/>
+        <w:ind w:left="720"/>
+      </w:pPr>
+      <w:r>
+        <w:rPr>
+          <w:lang w:val="es_ES" w:bidi="es_ES"/>
+        </w:rPr>
+      </w:r>
+      <w:r>
+        <w:rPr>
+          <w:lang w:val="es_ES" w:bidi="es_ES"/>
+        </w:rPr>
+        <w:t>Génesis 9:21</w:t>
+      </w:r>
+    </w:p>
+    <w:p>
+      <w:pPr>
+        <w:pStyle w:val="ListBullet"/>
+        <w:spacing w:line="240" w:lineRule="auto"/>
+        <w:ind w:left="720"/>
+      </w:pPr>
+      <w:r>
+        <w:rPr>
+          <w:lang w:val="es_ES" w:bidi="es_ES"/>
+        </w:rPr>
+      </w:r>
+      <w:r>
+        <w:rPr>
+          <w:lang w:val="es_ES" w:bidi="es_ES"/>
+        </w:rPr>
+        <w:t>Génesis 49:12</w:t>
+      </w:r>
+    </w:p>
+    <w:p>
+      <w:pPr>
+        <w:pStyle w:val="ListBullet"/>
+        <w:spacing w:line="240" w:lineRule="auto"/>
+        <w:ind w:left="720"/>
+      </w:pPr>
+      <w:r>
+        <w:rPr>
+          <w:lang w:val="es_ES" w:bidi="es_ES"/>
+        </w:rPr>
+      </w:r>
+      <w:r>
+        <w:rPr>
+          <w:lang w:val="es_ES" w:bidi="es_ES"/>
+        </w:rPr>
+        <w:t>Juan 2:3–5</w:t>
+      </w:r>
+    </w:p>
+    <w:p>
+      <w:pPr>
+        <w:pStyle w:val="ListBullet"/>
+        <w:spacing w:line="240" w:lineRule="auto"/>
+        <w:ind w:left="720"/>
+      </w:pPr>
+      <w:r>
+        <w:rPr>
+          <w:lang w:val="es_ES" w:bidi="es_ES"/>
+        </w:rPr>
+      </w:r>
+      <w:r>
+        <w:rPr>
+          <w:lang w:val="es_ES" w:bidi="es_ES"/>
+        </w:rPr>
+        <w:t>Juan 2:10</w:t>
+      </w:r>
+    </w:p>
+    <w:p>
+      <w:pPr>
+        <w:pStyle w:val="ListBullet"/>
+        <w:spacing w:line="240" w:lineRule="auto"/>
+        <w:ind w:left="720"/>
+      </w:pPr>
+      <w:r>
+        <w:rPr>
+          <w:lang w:val="es_ES" w:bidi="es_ES"/>
+        </w:rPr>
+      </w:r>
+      <w:r>
+        <w:rPr>
+          <w:lang w:val="es_ES" w:bidi="es_ES"/>
+        </w:rPr>
+        <w:t>Mateo 9:17</w:t>
+      </w:r>
+    </w:p>
+    <w:p>
+      <w:pPr>
+        <w:pStyle w:val="ListBullet"/>
+        <w:spacing w:line="240" w:lineRule="auto"/>
+        <w:ind w:left="720"/>
+      </w:pPr>
+      <w:r>
+        <w:rPr>
+          <w:lang w:val="es_ES" w:bidi="es_ES"/>
+        </w:rPr>
+      </w:r>
+      <w:r>
+        <w:rPr>
+          <w:lang w:val="es_ES" w:bidi="es_ES"/>
+        </w:rPr>
+        <w:t>Mateo 11:18</w:t>
+      </w:r>
     </w:p>
     <w:p>
       <w:pPr>
@@ -6832,114 +6232,84 @@
           <w:lang w:val="es_ES" w:bidi="es_ES"/>
         </w:rPr>
       </w:r>
-      <w:hyperlink r:id="rId113">
-        <w:r>
-          <w:rPr>
-            <w:lang w:val="es_ES" w:bidi="es_ES"/>
-          </w:rPr>
-          <w:rPr>
-            <w:color w:val="0000EE"/>
-            <w:u w:val="single"/>
-          </w:rPr>
-          <w:t>Génesis 9:20–21</w:t>
-        </w:r>
-      </w:hyperlink>
-    </w:p>
-    <w:p>
-      <w:pPr>
-        <w:pStyle w:val="ListBullet"/>
-        <w:spacing w:line="240" w:lineRule="auto"/>
-        <w:ind w:left="720"/>
-      </w:pPr>
-      <w:r>
-        <w:rPr>
-          <w:lang w:val="es_ES" w:bidi="es_ES"/>
-        </w:rPr>
-      </w:r>
-      <w:hyperlink r:id="rId114">
-        <w:r>
-          <w:rPr>
-            <w:lang w:val="es_ES" w:bidi="es_ES"/>
-          </w:rPr>
-          <w:rPr>
-            <w:color w:val="0000EE"/>
-            <w:u w:val="single"/>
-          </w:rPr>
-          <w:t>Lucas 13:6</w:t>
-        </w:r>
-      </w:hyperlink>
-    </w:p>
-    <w:p>
-      <w:pPr>
-        <w:pStyle w:val="ListBullet"/>
-        <w:spacing w:line="240" w:lineRule="auto"/>
-        <w:ind w:left="720"/>
-      </w:pPr>
-      <w:r>
-        <w:rPr>
-          <w:lang w:val="es_ES" w:bidi="es_ES"/>
-        </w:rPr>
-      </w:r>
-      <w:hyperlink r:id="rId115">
-        <w:r>
-          <w:rPr>
-            <w:lang w:val="es_ES" w:bidi="es_ES"/>
-          </w:rPr>
-          <w:rPr>
-            <w:color w:val="0000EE"/>
-            <w:u w:val="single"/>
-          </w:rPr>
-          <w:t>Lucas 20:15</w:t>
-        </w:r>
-      </w:hyperlink>
-    </w:p>
-    <w:p>
-      <w:pPr>
-        <w:pStyle w:val="ListBullet"/>
-        <w:spacing w:line="240" w:lineRule="auto"/>
-        <w:ind w:left="720"/>
-      </w:pPr>
-      <w:r>
-        <w:rPr>
-          <w:lang w:val="es_ES" w:bidi="es_ES"/>
-        </w:rPr>
-      </w:r>
-      <w:hyperlink r:id="rId116">
-        <w:r>
-          <w:rPr>
-            <w:lang w:val="es_ES" w:bidi="es_ES"/>
-          </w:rPr>
-          <w:rPr>
-            <w:color w:val="0000EE"/>
-            <w:u w:val="single"/>
-          </w:rPr>
-          <w:t>Mateo 20:2</w:t>
-        </w:r>
-      </w:hyperlink>
-    </w:p>
-    <w:p>
-      <w:pPr>
-        <w:pStyle w:val="ListBullet"/>
-        <w:spacing w:line="240" w:lineRule="auto"/>
-        <w:ind w:left="720"/>
-      </w:pPr>
-      <w:r>
-        <w:rPr>
-          <w:lang w:val="es_ES" w:bidi="es_ES"/>
-        </w:rPr>
-      </w:r>
-      <w:hyperlink r:id="rId117">
-        <w:r>
-          <w:rPr>
-            <w:lang w:val="es_ES" w:bidi="es_ES"/>
-          </w:rPr>
-          <w:rPr>
-            <w:color w:val="0000EE"/>
-            <w:u w:val="single"/>
-          </w:rPr>
-          <w:t>Mateo 21:40–41</w:t>
-        </w:r>
-      </w:hyperlink>
+      <w:r>
+        <w:rPr>
+          <w:lang w:val="es_ES" w:bidi="es_ES"/>
+        </w:rPr>
+        <w:t>Génesis 9:20–21</w:t>
+      </w:r>
+    </w:p>
+    <w:p>
+      <w:pPr>
+        <w:pStyle w:val="ListBullet"/>
+        <w:spacing w:line="240" w:lineRule="auto"/>
+        <w:ind w:left="720"/>
+      </w:pPr>
+      <w:r>
+        <w:rPr>
+          <w:lang w:val="es_ES" w:bidi="es_ES"/>
+        </w:rPr>
+      </w:r>
+      <w:r>
+        <w:rPr>
+          <w:lang w:val="es_ES" w:bidi="es_ES"/>
+        </w:rPr>
+        <w:t>Lucas 13:6</w:t>
+      </w:r>
+    </w:p>
+    <w:p>
+      <w:pPr>
+        <w:pStyle w:val="ListBullet"/>
+        <w:spacing w:line="240" w:lineRule="auto"/>
+        <w:ind w:left="720"/>
+      </w:pPr>
+      <w:r>
+        <w:rPr>
+          <w:lang w:val="es_ES" w:bidi="es_ES"/>
+        </w:rPr>
+      </w:r>
+      <w:r>
+        <w:rPr>
+          <w:lang w:val="es_ES" w:bidi="es_ES"/>
+        </w:rPr>
+        <w:t>Lucas 20:15</w:t>
+      </w:r>
+    </w:p>
+    <w:p>
+      <w:pPr>
+        <w:pStyle w:val="ListBullet"/>
+        <w:spacing w:line="240" w:lineRule="auto"/>
+        <w:ind w:left="720"/>
+      </w:pPr>
+      <w:r>
+        <w:rPr>
+          <w:lang w:val="es_ES" w:bidi="es_ES"/>
+        </w:rPr>
+      </w:r>
+      <w:r>
+        <w:rPr>
+          <w:lang w:val="es_ES" w:bidi="es_ES"/>
+        </w:rPr>
+        <w:t>Mateo 20:2</w:t>
+      </w:r>
+    </w:p>
+    <w:p>
+      <w:pPr>
+        <w:pStyle w:val="ListBullet"/>
+        <w:spacing w:line="240" w:lineRule="auto"/>
+        <w:ind w:left="720"/>
+      </w:pPr>
+      <w:r>
+        <w:rPr>
+          <w:lang w:val="es_ES" w:bidi="es_ES"/>
+        </w:rPr>
+      </w:r>
+      <w:r>
+        <w:rPr>
+          <w:lang w:val="es_ES" w:bidi="es_ES"/>
+        </w:rPr>
+        <w:t>Mateo 21:40–41</w:t>
+      </w:r>
     </w:p>
     <w:p>
       <w:pPr>
@@ -7167,114 +6537,84 @@
           <w:lang w:val="es_ES" w:bidi="es_ES"/>
         </w:rPr>
       </w:r>
-      <w:hyperlink r:id="rId118">
-        <w:r>
-          <w:rPr>
-            <w:lang w:val="es_ES" w:bidi="es_ES"/>
-          </w:rPr>
-          <w:rPr>
-            <w:color w:val="0000EE"/>
-            <w:u w:val="single"/>
-          </w:rPr>
-          <w:t>Génesis 24:15–16</w:t>
-        </w:r>
-      </w:hyperlink>
-    </w:p>
-    <w:p>
-      <w:pPr>
-        <w:pStyle w:val="ListBullet"/>
-        <w:spacing w:line="240" w:lineRule="auto"/>
-        <w:ind w:left="720"/>
-      </w:pPr>
-      <w:r>
-        <w:rPr>
-          <w:lang w:val="es_ES" w:bidi="es_ES"/>
-        </w:rPr>
-      </w:r>
-      <w:hyperlink r:id="rId119">
-        <w:r>
-          <w:rPr>
-            <w:lang w:val="es_ES" w:bidi="es_ES"/>
-          </w:rPr>
-          <w:rPr>
-            <w:color w:val="0000EE"/>
-            <w:u w:val="single"/>
-          </w:rPr>
-          <w:t>Lucas 1:27</w:t>
-        </w:r>
-      </w:hyperlink>
-    </w:p>
-    <w:p>
-      <w:pPr>
-        <w:pStyle w:val="ListBullet"/>
-        <w:spacing w:line="240" w:lineRule="auto"/>
-        <w:ind w:left="720"/>
-      </w:pPr>
-      <w:r>
-        <w:rPr>
-          <w:lang w:val="es_ES" w:bidi="es_ES"/>
-        </w:rPr>
-      </w:r>
-      <w:hyperlink r:id="rId120">
-        <w:r>
-          <w:rPr>
-            <w:lang w:val="es_ES" w:bidi="es_ES"/>
-          </w:rPr>
-          <w:rPr>
-            <w:color w:val="0000EE"/>
-            <w:u w:val="single"/>
-          </w:rPr>
-          <w:t>Lucas 1:35</w:t>
-        </w:r>
-      </w:hyperlink>
-    </w:p>
-    <w:p>
-      <w:pPr>
-        <w:pStyle w:val="ListBullet"/>
-        <w:spacing w:line="240" w:lineRule="auto"/>
-        <w:ind w:left="720"/>
-      </w:pPr>
-      <w:r>
-        <w:rPr>
-          <w:lang w:val="es_ES" w:bidi="es_ES"/>
-        </w:rPr>
-      </w:r>
-      <w:hyperlink r:id="rId121">
-        <w:r>
-          <w:rPr>
-            <w:lang w:val="es_ES" w:bidi="es_ES"/>
-          </w:rPr>
-          <w:rPr>
-            <w:color w:val="0000EE"/>
-            <w:u w:val="single"/>
-          </w:rPr>
-          <w:t>Mateo 1:23</w:t>
-        </w:r>
-      </w:hyperlink>
-    </w:p>
-    <w:p>
-      <w:pPr>
-        <w:pStyle w:val="ListBullet"/>
-        <w:spacing w:line="240" w:lineRule="auto"/>
-        <w:ind w:left="720"/>
-      </w:pPr>
-      <w:r>
-        <w:rPr>
-          <w:lang w:val="es_ES" w:bidi="es_ES"/>
-        </w:rPr>
-      </w:r>
-      <w:hyperlink r:id="rId122">
-        <w:r>
-          <w:rPr>
-            <w:lang w:val="es_ES" w:bidi="es_ES"/>
-          </w:rPr>
-          <w:rPr>
-            <w:color w:val="0000EE"/>
-            <w:u w:val="single"/>
-          </w:rPr>
-          <w:t>Mateo 25:2</w:t>
-        </w:r>
-      </w:hyperlink>
+      <w:r>
+        <w:rPr>
+          <w:lang w:val="es_ES" w:bidi="es_ES"/>
+        </w:rPr>
+        <w:t>Génesis 24:15–16</w:t>
+      </w:r>
+    </w:p>
+    <w:p>
+      <w:pPr>
+        <w:pStyle w:val="ListBullet"/>
+        <w:spacing w:line="240" w:lineRule="auto"/>
+        <w:ind w:left="720"/>
+      </w:pPr>
+      <w:r>
+        <w:rPr>
+          <w:lang w:val="es_ES" w:bidi="es_ES"/>
+        </w:rPr>
+      </w:r>
+      <w:r>
+        <w:rPr>
+          <w:lang w:val="es_ES" w:bidi="es_ES"/>
+        </w:rPr>
+        <w:t>Lucas 1:27</w:t>
+      </w:r>
+    </w:p>
+    <w:p>
+      <w:pPr>
+        <w:pStyle w:val="ListBullet"/>
+        <w:spacing w:line="240" w:lineRule="auto"/>
+        <w:ind w:left="720"/>
+      </w:pPr>
+      <w:r>
+        <w:rPr>
+          <w:lang w:val="es_ES" w:bidi="es_ES"/>
+        </w:rPr>
+      </w:r>
+      <w:r>
+        <w:rPr>
+          <w:lang w:val="es_ES" w:bidi="es_ES"/>
+        </w:rPr>
+        <w:t>Lucas 1:35</w:t>
+      </w:r>
+    </w:p>
+    <w:p>
+      <w:pPr>
+        <w:pStyle w:val="ListBullet"/>
+        <w:spacing w:line="240" w:lineRule="auto"/>
+        <w:ind w:left="720"/>
+      </w:pPr>
+      <w:r>
+        <w:rPr>
+          <w:lang w:val="es_ES" w:bidi="es_ES"/>
+        </w:rPr>
+      </w:r>
+      <w:r>
+        <w:rPr>
+          <w:lang w:val="es_ES" w:bidi="es_ES"/>
+        </w:rPr>
+        <w:t>Mateo 1:23</w:t>
+      </w:r>
+    </w:p>
+    <w:p>
+      <w:pPr>
+        <w:pStyle w:val="ListBullet"/>
+        <w:spacing w:line="240" w:lineRule="auto"/>
+        <w:ind w:left="720"/>
+      </w:pPr>
+      <w:r>
+        <w:rPr>
+          <w:lang w:val="es_ES" w:bidi="es_ES"/>
+        </w:rPr>
+      </w:r>
+      <w:r>
+        <w:rPr>
+          <w:lang w:val="es_ES" w:bidi="es_ES"/>
+        </w:rPr>
+        <w:t>Mateo 25:2</w:t>
+      </w:r>
     </w:p>
     <w:p>
       <w:pPr>
@@ -7671,162 +7011,120 @@
           <w:lang w:val="es_ES" w:bidi="es_ES"/>
         </w:rPr>
       </w:r>
-      <w:hyperlink r:id="rId123">
-        <w:r>
-          <w:rPr>
-            <w:lang w:val="es_ES" w:bidi="es_ES"/>
-          </w:rPr>
-          <w:rPr>
-            <w:color w:val="0000EE"/>
-            <w:u w:val="single"/>
-          </w:rPr>
-          <w:t>Hechos 9:10–12</w:t>
-        </w:r>
-      </w:hyperlink>
-    </w:p>
-    <w:p>
-      <w:pPr>
-        <w:pStyle w:val="ListBullet"/>
-        <w:spacing w:line="240" w:lineRule="auto"/>
-        <w:ind w:left="720"/>
-      </w:pPr>
-      <w:r>
-        <w:rPr>
-          <w:lang w:val="es_ES" w:bidi="es_ES"/>
-        </w:rPr>
-      </w:r>
-      <w:hyperlink r:id="rId124">
-        <w:r>
-          <w:rPr>
-            <w:lang w:val="es_ES" w:bidi="es_ES"/>
-          </w:rPr>
-          <w:rPr>
-            <w:color w:val="0000EE"/>
-            <w:u w:val="single"/>
-          </w:rPr>
-          <w:t>Hechos 10:3–6</w:t>
-        </w:r>
-      </w:hyperlink>
-    </w:p>
-    <w:p>
-      <w:pPr>
-        <w:pStyle w:val="ListBullet"/>
-        <w:spacing w:line="240" w:lineRule="auto"/>
-        <w:ind w:left="720"/>
-      </w:pPr>
-      <w:r>
-        <w:rPr>
-          <w:lang w:val="es_ES" w:bidi="es_ES"/>
-        </w:rPr>
-      </w:r>
-      <w:hyperlink r:id="rId125">
-        <w:r>
-          <w:rPr>
-            <w:lang w:val="es_ES" w:bidi="es_ES"/>
-          </w:rPr>
-          <w:rPr>
-            <w:color w:val="0000EE"/>
-            <w:u w:val="single"/>
-          </w:rPr>
-          <w:t>Hechos 10:11</w:t>
-        </w:r>
-      </w:hyperlink>
-    </w:p>
-    <w:p>
-      <w:pPr>
-        <w:pStyle w:val="ListBullet"/>
-        <w:spacing w:line="240" w:lineRule="auto"/>
-        <w:ind w:left="720"/>
-      </w:pPr>
-      <w:r>
-        <w:rPr>
-          <w:lang w:val="es_ES" w:bidi="es_ES"/>
-        </w:rPr>
-      </w:r>
-      <w:hyperlink r:id="rId126">
-        <w:r>
-          <w:rPr>
-            <w:lang w:val="es_ES" w:bidi="es_ES"/>
-          </w:rPr>
-          <w:rPr>
-            <w:color w:val="0000EE"/>
-            <w:u w:val="single"/>
-          </w:rPr>
-          <w:t>Hechos 12:9–10</w:t>
-        </w:r>
-      </w:hyperlink>
-    </w:p>
-    <w:p>
-      <w:pPr>
-        <w:pStyle w:val="ListBullet"/>
-        <w:spacing w:line="240" w:lineRule="auto"/>
-        <w:ind w:left="720"/>
-      </w:pPr>
-      <w:r>
-        <w:rPr>
-          <w:lang w:val="es_ES" w:bidi="es_ES"/>
-        </w:rPr>
-      </w:r>
-      <w:hyperlink r:id="rId127">
-        <w:r>
-          <w:rPr>
-            <w:lang w:val="es_ES" w:bidi="es_ES"/>
-          </w:rPr>
-          <w:rPr>
-            <w:color w:val="0000EE"/>
-            <w:u w:val="single"/>
-          </w:rPr>
-          <w:t>Lucas 1:22</w:t>
-        </w:r>
-      </w:hyperlink>
-    </w:p>
-    <w:p>
-      <w:pPr>
-        <w:pStyle w:val="ListBullet"/>
-        <w:spacing w:line="240" w:lineRule="auto"/>
-        <w:ind w:left="720"/>
-      </w:pPr>
-      <w:r>
-        <w:rPr>
-          <w:lang w:val="es_ES" w:bidi="es_ES"/>
-        </w:rPr>
-      </w:r>
-      <w:hyperlink r:id="rId128">
-        <w:r>
-          <w:rPr>
-            <w:lang w:val="es_ES" w:bidi="es_ES"/>
-          </w:rPr>
-          <w:rPr>
-            <w:color w:val="0000EE"/>
-            <w:u w:val="single"/>
-          </w:rPr>
-          <w:t>Lucas 24:23</w:t>
-        </w:r>
-      </w:hyperlink>
-    </w:p>
-    <w:p>
-      <w:pPr>
-        <w:pStyle w:val="ListBullet"/>
-        <w:spacing w:line="240" w:lineRule="auto"/>
-        <w:ind w:left="720"/>
-      </w:pPr>
-      <w:r>
-        <w:rPr>
-          <w:lang w:val="es_ES" w:bidi="es_ES"/>
-        </w:rPr>
-      </w:r>
-      <w:hyperlink r:id="rId129">
-        <w:r>
-          <w:rPr>
-            <w:lang w:val="es_ES" w:bidi="es_ES"/>
-          </w:rPr>
-          <w:rPr>
-            <w:color w:val="0000EE"/>
-            <w:u w:val="single"/>
-          </w:rPr>
-          <w:t>Mateo 17:9–10</w:t>
-        </w:r>
-      </w:hyperlink>
+      <w:r>
+        <w:rPr>
+          <w:lang w:val="es_ES" w:bidi="es_ES"/>
+        </w:rPr>
+        <w:t>Hechos 9:10–12</w:t>
+      </w:r>
+    </w:p>
+    <w:p>
+      <w:pPr>
+        <w:pStyle w:val="ListBullet"/>
+        <w:spacing w:line="240" w:lineRule="auto"/>
+        <w:ind w:left="720"/>
+      </w:pPr>
+      <w:r>
+        <w:rPr>
+          <w:lang w:val="es_ES" w:bidi="es_ES"/>
+        </w:rPr>
+      </w:r>
+      <w:r>
+        <w:rPr>
+          <w:lang w:val="es_ES" w:bidi="es_ES"/>
+        </w:rPr>
+        <w:t>Hechos 10:3–6</w:t>
+      </w:r>
+    </w:p>
+    <w:p>
+      <w:pPr>
+        <w:pStyle w:val="ListBullet"/>
+        <w:spacing w:line="240" w:lineRule="auto"/>
+        <w:ind w:left="720"/>
+      </w:pPr>
+      <w:r>
+        <w:rPr>
+          <w:lang w:val="es_ES" w:bidi="es_ES"/>
+        </w:rPr>
+      </w:r>
+      <w:r>
+        <w:rPr>
+          <w:lang w:val="es_ES" w:bidi="es_ES"/>
+        </w:rPr>
+        <w:t>Hechos 10:11</w:t>
+      </w:r>
+    </w:p>
+    <w:p>
+      <w:pPr>
+        <w:pStyle w:val="ListBullet"/>
+        <w:spacing w:line="240" w:lineRule="auto"/>
+        <w:ind w:left="720"/>
+      </w:pPr>
+      <w:r>
+        <w:rPr>
+          <w:lang w:val="es_ES" w:bidi="es_ES"/>
+        </w:rPr>
+      </w:r>
+      <w:r>
+        <w:rPr>
+          <w:lang w:val="es_ES" w:bidi="es_ES"/>
+        </w:rPr>
+        <w:t>Hechos 12:9–10</w:t>
+      </w:r>
+    </w:p>
+    <w:p>
+      <w:pPr>
+        <w:pStyle w:val="ListBullet"/>
+        <w:spacing w:line="240" w:lineRule="auto"/>
+        <w:ind w:left="720"/>
+      </w:pPr>
+      <w:r>
+        <w:rPr>
+          <w:lang w:val="es_ES" w:bidi="es_ES"/>
+        </w:rPr>
+      </w:r>
+      <w:r>
+        <w:rPr>
+          <w:lang w:val="es_ES" w:bidi="es_ES"/>
+        </w:rPr>
+        <w:t>Lucas 1:22</w:t>
+      </w:r>
+    </w:p>
+    <w:p>
+      <w:pPr>
+        <w:pStyle w:val="ListBullet"/>
+        <w:spacing w:line="240" w:lineRule="auto"/>
+        <w:ind w:left="720"/>
+      </w:pPr>
+      <w:r>
+        <w:rPr>
+          <w:lang w:val="es_ES" w:bidi="es_ES"/>
+        </w:rPr>
+      </w:r>
+      <w:r>
+        <w:rPr>
+          <w:lang w:val="es_ES" w:bidi="es_ES"/>
+        </w:rPr>
+        <w:t>Lucas 24:23</w:t>
+      </w:r>
+    </w:p>
+    <w:p>
+      <w:pPr>
+        <w:pStyle w:val="ListBullet"/>
+        <w:spacing w:line="240" w:lineRule="auto"/>
+        <w:ind w:left="720"/>
+      </w:pPr>
+      <w:r>
+        <w:rPr>
+          <w:lang w:val="es_ES" w:bidi="es_ES"/>
+        </w:rPr>
+      </w:r>
+      <w:r>
+        <w:rPr>
+          <w:lang w:val="es_ES" w:bidi="es_ES"/>
+        </w:rPr>
+        <w:t>Mateo 17:9–10</w:t>
+      </w:r>
     </w:p>
     <w:p>
       <w:pPr>
@@ -8021,186 +7319,138 @@
           <w:lang w:val="es_ES" w:bidi="es_ES"/>
         </w:rPr>
       </w:r>
-      <w:hyperlink r:id="rId130">
-        <w:r>
-          <w:rPr>
-            <w:lang w:val="es_ES" w:bidi="es_ES"/>
-          </w:rPr>
-          <w:rPr>
-            <w:color w:val="0000EE"/>
-            <w:u w:val="single"/>
-          </w:rPr>
-          <w:t>1 Juan 2:15–17</w:t>
-        </w:r>
-      </w:hyperlink>
-    </w:p>
-    <w:p>
-      <w:pPr>
-        <w:pStyle w:val="ListBullet"/>
-        <w:spacing w:line="240" w:lineRule="auto"/>
-        <w:ind w:left="720"/>
-      </w:pPr>
-      <w:r>
-        <w:rPr>
-          <w:lang w:val="es_ES" w:bidi="es_ES"/>
-        </w:rPr>
-      </w:r>
-      <w:hyperlink r:id="rId131">
-        <w:r>
-          <w:rPr>
-            <w:lang w:val="es_ES" w:bidi="es_ES"/>
-          </w:rPr>
-          <w:rPr>
-            <w:color w:val="0000EE"/>
-            <w:u w:val="single"/>
-          </w:rPr>
-          <w:t>1 Tesalonicenses 4:3–6</w:t>
-        </w:r>
-      </w:hyperlink>
-    </w:p>
-    <w:p>
-      <w:pPr>
-        <w:pStyle w:val="ListBullet"/>
-        <w:spacing w:line="240" w:lineRule="auto"/>
-        <w:ind w:left="720"/>
-      </w:pPr>
-      <w:r>
-        <w:rPr>
-          <w:lang w:val="es_ES" w:bidi="es_ES"/>
-        </w:rPr>
-      </w:r>
-      <w:hyperlink r:id="rId132">
-        <w:r>
-          <w:rPr>
-            <w:lang w:val="es_ES" w:bidi="es_ES"/>
-          </w:rPr>
-          <w:rPr>
-            <w:color w:val="0000EE"/>
-            <w:u w:val="single"/>
-          </w:rPr>
-          <w:t>Colosenses 4:12–14</w:t>
-        </w:r>
-      </w:hyperlink>
-    </w:p>
-    <w:p>
-      <w:pPr>
-        <w:pStyle w:val="ListBullet"/>
-        <w:spacing w:line="240" w:lineRule="auto"/>
-        <w:ind w:left="720"/>
-      </w:pPr>
-      <w:r>
-        <w:rPr>
-          <w:lang w:val="es_ES" w:bidi="es_ES"/>
-        </w:rPr>
-      </w:r>
-      <w:hyperlink r:id="rId133">
-        <w:r>
-          <w:rPr>
-            <w:lang w:val="es_ES" w:bidi="es_ES"/>
-          </w:rPr>
-          <w:rPr>
-            <w:color w:val="0000EE"/>
-            <w:u w:val="single"/>
-          </w:rPr>
-          <w:t>Efesios 1:1–2</w:t>
-        </w:r>
-      </w:hyperlink>
-    </w:p>
-    <w:p>
-      <w:pPr>
-        <w:pStyle w:val="ListBullet"/>
-        <w:spacing w:line="240" w:lineRule="auto"/>
-        <w:ind w:left="720"/>
-      </w:pPr>
-      <w:r>
-        <w:rPr>
-          <w:lang w:val="es_ES" w:bidi="es_ES"/>
-        </w:rPr>
-      </w:r>
-      <w:hyperlink r:id="rId134">
-        <w:r>
-          <w:rPr>
-            <w:lang w:val="es_ES" w:bidi="es_ES"/>
-          </w:rPr>
-          <w:rPr>
-            <w:color w:val="0000EE"/>
-            <w:u w:val="single"/>
-          </w:rPr>
-          <w:t>Juan 5:30–32</w:t>
-        </w:r>
-      </w:hyperlink>
-    </w:p>
-    <w:p>
-      <w:pPr>
-        <w:pStyle w:val="ListBullet"/>
-        <w:spacing w:line="240" w:lineRule="auto"/>
-        <w:ind w:left="720"/>
-      </w:pPr>
-      <w:r>
-        <w:rPr>
-          <w:lang w:val="es_ES" w:bidi="es_ES"/>
-        </w:rPr>
-      </w:r>
-      <w:hyperlink r:id="rId135">
-        <w:r>
-          <w:rPr>
-            <w:lang w:val="es_ES" w:bidi="es_ES"/>
-          </w:rPr>
-          <w:rPr>
-            <w:color w:val="0000EE"/>
-            <w:u w:val="single"/>
-          </w:rPr>
-          <w:t>Marcos 3:33–35</w:t>
-        </w:r>
-      </w:hyperlink>
-    </w:p>
-    <w:p>
-      <w:pPr>
-        <w:pStyle w:val="ListBullet"/>
-        <w:spacing w:line="240" w:lineRule="auto"/>
-        <w:ind w:left="720"/>
-      </w:pPr>
-      <w:r>
-        <w:rPr>
-          <w:lang w:val="es_ES" w:bidi="es_ES"/>
-        </w:rPr>
-      </w:r>
-      <w:hyperlink r:id="rId136">
-        <w:r>
-          <w:rPr>
-            <w:lang w:val="es_ES" w:bidi="es_ES"/>
-          </w:rPr>
-          <w:rPr>
-            <w:color w:val="0000EE"/>
-            <w:u w:val="single"/>
-          </w:rPr>
-          <w:t>Mateo 6:8–10</w:t>
-        </w:r>
-      </w:hyperlink>
-    </w:p>
-    <w:p>
-      <w:pPr>
-        <w:pStyle w:val="ListBullet"/>
-        <w:spacing w:line="240" w:lineRule="auto"/>
-        <w:ind w:left="720"/>
-      </w:pPr>
-      <w:r>
-        <w:rPr>
-          <w:lang w:val="es_ES" w:bidi="es_ES"/>
-        </w:rPr>
-      </w:r>
-      <w:hyperlink r:id="rId137">
-        <w:r>
-          <w:rPr>
-            <w:lang w:val="es_ES" w:bidi="es_ES"/>
-          </w:rPr>
-          <w:rPr>
-            <w:color w:val="0000EE"/>
-            <w:u w:val="single"/>
-          </w:rPr>
-          <w:t>Salmos 103:21</w:t>
-        </w:r>
-      </w:hyperlink>
+      <w:r>
+        <w:rPr>
+          <w:lang w:val="es_ES" w:bidi="es_ES"/>
+        </w:rPr>
+        <w:t>1 Juan 2:15–17</w:t>
+      </w:r>
+    </w:p>
+    <w:p>
+      <w:pPr>
+        <w:pStyle w:val="ListBullet"/>
+        <w:spacing w:line="240" w:lineRule="auto"/>
+        <w:ind w:left="720"/>
+      </w:pPr>
+      <w:r>
+        <w:rPr>
+          <w:lang w:val="es_ES" w:bidi="es_ES"/>
+        </w:rPr>
+      </w:r>
+      <w:r>
+        <w:rPr>
+          <w:lang w:val="es_ES" w:bidi="es_ES"/>
+        </w:rPr>
+        <w:t>1 Tesalonicenses 4:3–6</w:t>
+      </w:r>
+    </w:p>
+    <w:p>
+      <w:pPr>
+        <w:pStyle w:val="ListBullet"/>
+        <w:spacing w:line="240" w:lineRule="auto"/>
+        <w:ind w:left="720"/>
+      </w:pPr>
+      <w:r>
+        <w:rPr>
+          <w:lang w:val="es_ES" w:bidi="es_ES"/>
+        </w:rPr>
+      </w:r>
+      <w:r>
+        <w:rPr>
+          <w:lang w:val="es_ES" w:bidi="es_ES"/>
+        </w:rPr>
+        <w:t>Colosenses 4:12–14</w:t>
+      </w:r>
+    </w:p>
+    <w:p>
+      <w:pPr>
+        <w:pStyle w:val="ListBullet"/>
+        <w:spacing w:line="240" w:lineRule="auto"/>
+        <w:ind w:left="720"/>
+      </w:pPr>
+      <w:r>
+        <w:rPr>
+          <w:lang w:val="es_ES" w:bidi="es_ES"/>
+        </w:rPr>
+      </w:r>
+      <w:r>
+        <w:rPr>
+          <w:lang w:val="es_ES" w:bidi="es_ES"/>
+        </w:rPr>
+        <w:t>Efesios 1:1–2</w:t>
+      </w:r>
+    </w:p>
+    <w:p>
+      <w:pPr>
+        <w:pStyle w:val="ListBullet"/>
+        <w:spacing w:line="240" w:lineRule="auto"/>
+        <w:ind w:left="720"/>
+      </w:pPr>
+      <w:r>
+        <w:rPr>
+          <w:lang w:val="es_ES" w:bidi="es_ES"/>
+        </w:rPr>
+      </w:r>
+      <w:r>
+        <w:rPr>
+          <w:lang w:val="es_ES" w:bidi="es_ES"/>
+        </w:rPr>
+        <w:t>Juan 5:30–32</w:t>
+      </w:r>
+    </w:p>
+    <w:p>
+      <w:pPr>
+        <w:pStyle w:val="ListBullet"/>
+        <w:spacing w:line="240" w:lineRule="auto"/>
+        <w:ind w:left="720"/>
+      </w:pPr>
+      <w:r>
+        <w:rPr>
+          <w:lang w:val="es_ES" w:bidi="es_ES"/>
+        </w:rPr>
+      </w:r>
+      <w:r>
+        <w:rPr>
+          <w:lang w:val="es_ES" w:bidi="es_ES"/>
+        </w:rPr>
+        <w:t>Marcos 3:33–35</w:t>
+      </w:r>
+    </w:p>
+    <w:p>
+      <w:pPr>
+        <w:pStyle w:val="ListBullet"/>
+        <w:spacing w:line="240" w:lineRule="auto"/>
+        <w:ind w:left="720"/>
+      </w:pPr>
+      <w:r>
+        <w:rPr>
+          <w:lang w:val="es_ES" w:bidi="es_ES"/>
+        </w:rPr>
+      </w:r>
+      <w:r>
+        <w:rPr>
+          <w:lang w:val="es_ES" w:bidi="es_ES"/>
+        </w:rPr>
+        <w:t>Mateo 6:8–10</w:t>
+      </w:r>
+    </w:p>
+    <w:p>
+      <w:pPr>
+        <w:pStyle w:val="ListBullet"/>
+        <w:spacing w:line="240" w:lineRule="auto"/>
+        <w:ind w:left="720"/>
+      </w:pPr>
+      <w:r>
+        <w:rPr>
+          <w:lang w:val="es_ES" w:bidi="es_ES"/>
+        </w:rPr>
+      </w:r>
+      <w:r>
+        <w:rPr>
+          <w:lang w:val="es_ES" w:bidi="es_ES"/>
+        </w:rPr>
+        <w:t>Salmos 103:21</w:t>
+      </w:r>
     </w:p>
     <w:p>
       <w:pPr>

--- a/spa/docx/023.content.docx
+++ b/spa/docx/023.content.docx
@@ -1495,13 +1495,641 @@
         <w:rPr>
           <w:lang w:val="es_ES" w:bidi="es_ES"/>
         </w:rPr>
+        <w:t>, digno)</w:t>
+      </w:r>
+    </w:p>
+    <w:p>
+      <w:pPr>
+        <w:pStyle w:val="Heading3"/>
+      </w:pPr>
+      <w:r>
+        <w:rPr>
+          <w:lang w:val="es_ES" w:bidi="es_ES"/>
+        </w:rPr>
+        <w:t>Referencias de la Biblia:</w:t>
+      </w:r>
+    </w:p>
+    <w:p>
+      <w:pPr>
+        <w:pStyle w:val="ListBullet"/>
+        <w:spacing w:line="240" w:lineRule="auto"/>
+        <w:ind w:left="720"/>
+      </w:pPr>
+      <w:r>
+        <w:rPr>
+          <w:lang w:val="es_ES" w:bidi="es_ES"/>
+        </w:rPr>
+      </w:r>
+      <w:r>
+        <w:rPr>
+          <w:lang w:val="es_ES" w:bidi="es_ES"/>
+        </w:rPr>
+        <w:t>1 Corintios 15:1–2</w:t>
+      </w:r>
+    </w:p>
+    <w:p>
+      <w:pPr>
+        <w:pStyle w:val="ListBullet"/>
+        <w:spacing w:line="240" w:lineRule="auto"/>
+        <w:ind w:left="720"/>
+      </w:pPr>
+      <w:r>
+        <w:rPr>
+          <w:lang w:val="es_ES" w:bidi="es_ES"/>
+        </w:rPr>
+      </w:r>
+      <w:r>
+        <w:rPr>
+          <w:lang w:val="es_ES" w:bidi="es_ES"/>
+        </w:rPr>
+        <w:t>1 Samuel 25:21–22</w:t>
+      </w:r>
+    </w:p>
+    <w:p>
+      <w:pPr>
+        <w:pStyle w:val="ListBullet"/>
+        <w:spacing w:line="240" w:lineRule="auto"/>
+        <w:ind w:left="720"/>
+      </w:pPr>
+      <w:r>
+        <w:rPr>
+          <w:lang w:val="es_ES" w:bidi="es_ES"/>
+        </w:rPr>
+      </w:r>
+      <w:r>
+        <w:rPr>
+          <w:lang w:val="es_ES" w:bidi="es_ES"/>
+        </w:rPr>
+        <w:t>2 Pedro 2:18</w:t>
+      </w:r>
+    </w:p>
+    <w:p>
+      <w:pPr>
+        <w:pStyle w:val="ListBullet"/>
+        <w:spacing w:line="240" w:lineRule="auto"/>
+        <w:ind w:left="720"/>
+      </w:pPr>
+      <w:r>
+        <w:rPr>
+          <w:lang w:val="es_ES" w:bidi="es_ES"/>
+        </w:rPr>
+      </w:r>
+      <w:r>
+        <w:rPr>
+          <w:lang w:val="es_ES" w:bidi="es_ES"/>
+        </w:rPr>
+        <w:t>Isaías 45:19</w:t>
+      </w:r>
+    </w:p>
+    <w:p>
+      <w:pPr>
+        <w:pStyle w:val="ListBullet"/>
+        <w:spacing w:line="240" w:lineRule="auto"/>
+        <w:ind w:left="720"/>
+      </w:pPr>
+      <w:r>
+        <w:rPr>
+          <w:lang w:val="es_ES" w:bidi="es_ES"/>
+        </w:rPr>
+      </w:r>
+      <w:r>
+        <w:rPr>
+          <w:lang w:val="es_ES" w:bidi="es_ES"/>
+        </w:rPr>
+        <w:t>Jeremías 2:29–31</w:t>
+      </w:r>
+    </w:p>
+    <w:p>
+      <w:pPr>
+        <w:pStyle w:val="ListBullet"/>
+        <w:spacing w:line="240" w:lineRule="auto"/>
+        <w:ind w:left="720"/>
+      </w:pPr>
+      <w:r>
+        <w:rPr>
+          <w:lang w:val="es_ES" w:bidi="es_ES"/>
+        </w:rPr>
+      </w:r>
+      <w:r>
+        <w:rPr>
+          <w:lang w:val="es_ES" w:bidi="es_ES"/>
+        </w:rPr>
+        <w:t>Mateo 15:9</w:t>
+      </w:r>
+    </w:p>
+    <w:p>
+      <w:pPr>
+        <w:pStyle w:val="Heading3"/>
+      </w:pPr>
+      <w:r>
+        <w:rPr>
+          <w:lang w:val="es_ES" w:bidi="es_ES"/>
+        </w:rPr>
+        <w:t>Datos de la Palabra:</w:t>
+      </w:r>
+    </w:p>
+    <w:p>
+      <w:pPr>
+        <w:pStyle w:val="ListBullet"/>
+        <w:spacing w:line="240" w:lineRule="auto"/>
+        <w:ind w:left="720"/>
+      </w:pPr>
+      <w:r>
+        <w:rPr>
+          <w:lang w:val="es_ES" w:bidi="es_ES"/>
+        </w:rPr>
+      </w:r>
+      <w:r>
+        <w:rPr>
+          <w:lang w:val="es_ES" w:bidi="es_ES"/>
+        </w:rPr>
+        <w:t>Strong’s: H1891, H1892, H2600, H7307, H7385, H7387, H7723, H8193, H8267, H8414, G09450, G15000, G27560, G27580, G27610, G31510, G31520, G31530, G31550</w:t>
+      </w:r>
+      <w:r>
+        <w:rPr>
+          <w:lang w:val="es_ES" w:bidi="es_ES"/>
+        </w:rPr>
+      </w:r>
+      <w:r>
+        <w:rPr>
+          <w:lang w:val="es_ES" w:bidi="es_ES"/>
+        </w:rPr>
+      </w:r>
+    </w:p>
+    <w:p>
+      <w:pPr/>
+      <w:r>
+        <w:rPr>
+          <w:lang w:val="es_ES" w:bidi="es_ES"/>
+        </w:rPr>
+      </w:r>
+    </w:p>
+    <w:p>
+      <w:pPr>
+        <w:pStyle w:val="Heading2"/>
+      </w:pPr>
+      <w:r>
+        <w:rPr>
+          <w:lang w:val="es_ES" w:bidi="es_ES"/>
+        </w:rPr>
+        <w:t>Vara</w:t>
+      </w:r>
+      <w:r>
+        <w:rPr>
+          <w:lang w:val="es_ES" w:bidi="es_ES"/>
+        </w:rPr>
+      </w:r>
+    </w:p>
+    <w:p>
+      <w:pPr>
+        <w:pStyle w:val="Heading3"/>
+      </w:pPr>
+      <w:r>
+        <w:rPr>
+          <w:lang w:val="es_ES" w:bidi="es_ES"/>
+        </w:rPr>
+        <w:t>Definición:</w:t>
+      </w:r>
+    </w:p>
+    <w:p>
+      <w:pPr/>
+      <w:r>
+        <w:rPr>
+          <w:lang w:val="es_ES" w:bidi="es_ES"/>
+        </w:rPr>
+      </w:r>
+      <w:r>
+        <w:rPr>
+          <w:lang w:val="es_ES" w:bidi="es_ES"/>
+        </w:rPr>
+        <w:t>El término "vara" se refiere a una herramienta estrecha, sólida y en forma de palo que se utilizaba de varias maneras. Probablemente tenía al menos un metro de longitud.</w:t>
+      </w:r>
+    </w:p>
+    <w:p>
+      <w:pPr>
+        <w:pStyle w:val="ListBullet"/>
+        <w:spacing w:line="240" w:lineRule="auto"/>
+        <w:ind w:left="720"/>
+      </w:pPr>
+      <w:r>
+        <w:rPr>
+          <w:lang w:val="es_ES" w:bidi="es_ES"/>
+        </w:rPr>
+      </w:r>
+      <w:r>
+        <w:rPr>
+          <w:lang w:val="es_ES" w:bidi="es_ES"/>
+        </w:rPr>
+        <w:t>Una vara de madera era utilizado por un pastor para defender a las ovejas de otros animales. También se lanzaba hacia una oveja errante para traerla de vuelta al rebaño.</w:t>
+      </w:r>
+    </w:p>
+    <w:p>
+      <w:pPr>
+        <w:pStyle w:val="ListBullet"/>
+        <w:spacing w:line="240" w:lineRule="auto"/>
+        <w:ind w:left="720"/>
+      </w:pPr>
+      <w:r>
+        <w:rPr>
+          <w:lang w:val="es_ES" w:bidi="es_ES"/>
+        </w:rPr>
+      </w:r>
+      <w:r>
+        <w:rPr>
+          <w:lang w:val="es_ES" w:bidi="es_ES"/>
+        </w:rPr>
+        <w:t>En el Salmo 23, el rey David usó los términos "vara" y "cayado" como metáforas para referirse a la guía y disciplina de Dios para su pueblo.</w:t>
+      </w:r>
+    </w:p>
+    <w:p>
+      <w:pPr>
+        <w:pStyle w:val="ListBullet"/>
+        <w:spacing w:line="240" w:lineRule="auto"/>
+        <w:ind w:left="720"/>
+      </w:pPr>
+      <w:r>
+        <w:rPr>
+          <w:lang w:val="es_ES" w:bidi="es_ES"/>
+        </w:rPr>
+      </w:r>
+      <w:r>
+        <w:rPr>
+          <w:lang w:val="es_ES" w:bidi="es_ES"/>
+        </w:rPr>
+        <w:t>Una vara de pastor también se usaba para contar las ovejas a medida que pasaban por debajo de ella.</w:t>
+      </w:r>
+    </w:p>
+    <w:p>
+      <w:pPr>
+        <w:pStyle w:val="ListBullet"/>
+        <w:spacing w:line="240" w:lineRule="auto"/>
+        <w:ind w:left="720"/>
+      </w:pPr>
+      <w:r>
+        <w:rPr>
+          <w:lang w:val="es_ES" w:bidi="es_ES"/>
+        </w:rPr>
+      </w:r>
+      <w:r>
+        <w:rPr>
+          <w:lang w:val="es_ES" w:bidi="es_ES"/>
+        </w:rPr>
+        <w:t>Otra expresión metafórica, "vara de hierro", se refiere al castigo de Dios para las personas que se rebelan contra él y hacen cosas malas.</w:t>
+      </w:r>
+    </w:p>
+    <w:p>
+      <w:pPr>
+        <w:pStyle w:val="ListBullet"/>
+        <w:spacing w:line="240" w:lineRule="auto"/>
+        <w:ind w:left="720"/>
+      </w:pPr>
+      <w:r>
+        <w:rPr>
+          <w:lang w:val="es_ES" w:bidi="es_ES"/>
+        </w:rPr>
+      </w:r>
+      <w:r>
+        <w:rPr>
+          <w:lang w:val="es_ES" w:bidi="es_ES"/>
+        </w:rPr>
+        <w:t>En la antigüedad, se utilizaban varas de medir hechas de metal, madera o piedra para medir la longitud de un edificio u objeto.</w:t>
+      </w:r>
+    </w:p>
+    <w:p>
+      <w:pPr>
+        <w:pStyle w:val="ListBullet"/>
+        <w:spacing w:line="240" w:lineRule="auto"/>
+        <w:ind w:left="720"/>
+      </w:pPr>
+      <w:r>
+        <w:rPr>
+          <w:lang w:val="es_ES" w:bidi="es_ES"/>
+        </w:rPr>
+      </w:r>
+      <w:r>
+        <w:rPr>
+          <w:lang w:val="es_ES" w:bidi="es_ES"/>
+        </w:rPr>
+        <w:t>En la Biblia, una vara de madera también se refería como un instrumento para disciplinar a los niños.</w:t>
+      </w:r>
+    </w:p>
+    <w:p>
+      <w:pPr/>
+      <w:r>
+        <w:rPr>
+          <w:lang w:val="es_ES" w:bidi="es_ES"/>
+        </w:rPr>
+      </w:r>
+      <w:r>
+        <w:rPr>
+          <w:lang w:val="es_ES" w:bidi="es_ES"/>
+        </w:rPr>
+        <w:t xml:space="preserve">(Ver también: </w:t>
+      </w:r>
+      <w:r>
+        <w:rPr>
+          <w:lang w:val="es_ES" w:bidi="es_ES"/>
+        </w:rPr>
+        <w:t>cayado</w:t>
+      </w:r>
+      <w:r>
+        <w:rPr>
+          <w:lang w:val="es_ES" w:bidi="es_ES"/>
+        </w:rPr>
         <w:t xml:space="preserve">, </w:t>
       </w:r>
       <w:r>
         <w:rPr>
           <w:lang w:val="es_ES" w:bidi="es_ES"/>
         </w:rPr>
-        <w:t>digno</w:t>
+        <w:t>ovejas</w:t>
+      </w:r>
+      <w:r>
+        <w:rPr>
+          <w:lang w:val="es_ES" w:bidi="es_ES"/>
+        </w:rPr>
+        <w:t xml:space="preserve">, </w:t>
+      </w:r>
+      <w:r>
+        <w:rPr>
+          <w:lang w:val="es_ES" w:bidi="es_ES"/>
+        </w:rPr>
+        <w:t>pastor</w:t>
+      </w:r>
+      <w:r>
+        <w:rPr>
+          <w:lang w:val="es_ES" w:bidi="es_ES"/>
+        </w:rPr>
+        <w:t>).</w:t>
+      </w:r>
+    </w:p>
+    <w:p>
+      <w:pPr>
+        <w:pStyle w:val="Heading3"/>
+      </w:pPr>
+      <w:r>
+        <w:rPr>
+          <w:lang w:val="es_ES" w:bidi="es_ES"/>
+        </w:rPr>
+        <w:t>Referencias Bíblicas:</w:t>
+      </w:r>
+    </w:p>
+    <w:p>
+      <w:pPr>
+        <w:pStyle w:val="ListBullet"/>
+        <w:spacing w:line="240" w:lineRule="auto"/>
+        <w:ind w:left="720"/>
+      </w:pPr>
+      <w:r>
+        <w:rPr>
+          <w:lang w:val="es_ES" w:bidi="es_ES"/>
+        </w:rPr>
+      </w:r>
+      <w:r>
+        <w:rPr>
+          <w:lang w:val="es_ES" w:bidi="es_ES"/>
+        </w:rPr>
+        <w:t>1 Corintios 4:21</w:t>
+      </w:r>
+    </w:p>
+    <w:p>
+      <w:pPr>
+        <w:pStyle w:val="ListBullet"/>
+        <w:spacing w:line="240" w:lineRule="auto"/>
+        <w:ind w:left="720"/>
+      </w:pPr>
+      <w:r>
+        <w:rPr>
+          <w:lang w:val="es_ES" w:bidi="es_ES"/>
+        </w:rPr>
+      </w:r>
+      <w:r>
+        <w:rPr>
+          <w:lang w:val="es_ES" w:bidi="es_ES"/>
+        </w:rPr>
+        <w:t>1 Samuel 14:43–44</w:t>
+      </w:r>
+    </w:p>
+    <w:p>
+      <w:pPr>
+        <w:pStyle w:val="ListBullet"/>
+        <w:spacing w:line="240" w:lineRule="auto"/>
+        <w:ind w:left="720"/>
+      </w:pPr>
+      <w:r>
+        <w:rPr>
+          <w:lang w:val="es_ES" w:bidi="es_ES"/>
+        </w:rPr>
+      </w:r>
+      <w:r>
+        <w:rPr>
+          <w:lang w:val="es_ES" w:bidi="es_ES"/>
+        </w:rPr>
+        <w:t>Hechos 16:23</w:t>
+      </w:r>
+    </w:p>
+    <w:p>
+      <w:pPr>
+        <w:pStyle w:val="ListBullet"/>
+        <w:spacing w:line="240" w:lineRule="auto"/>
+        <w:ind w:left="720"/>
+      </w:pPr>
+      <w:r>
+        <w:rPr>
+          <w:lang w:val="es_ES" w:bidi="es_ES"/>
+        </w:rPr>
+      </w:r>
+      <w:r>
+        <w:rPr>
+          <w:lang w:val="es_ES" w:bidi="es_ES"/>
+        </w:rPr>
+        <w:t>Éxodo 27:9–10</w:t>
+      </w:r>
+    </w:p>
+    <w:p>
+      <w:pPr>
+        <w:pStyle w:val="ListBullet"/>
+        <w:spacing w:line="240" w:lineRule="auto"/>
+        <w:ind w:left="720"/>
+      </w:pPr>
+      <w:r>
+        <w:rPr>
+          <w:lang w:val="es_ES" w:bidi="es_ES"/>
+        </w:rPr>
+      </w:r>
+      <w:r>
+        <w:rPr>
+          <w:lang w:val="es_ES" w:bidi="es_ES"/>
+        </w:rPr>
+        <w:t>Apocalipsis 11:1</w:t>
+      </w:r>
+    </w:p>
+    <w:p>
+      <w:pPr>
+        <w:pStyle w:val="Heading3"/>
+      </w:pPr>
+      <w:r>
+        <w:rPr>
+          <w:lang w:val="es_ES" w:bidi="es_ES"/>
+        </w:rPr>
+        <w:t>Datos de la palabra:</w:t>
+      </w:r>
+    </w:p>
+    <w:p>
+      <w:pPr>
+        <w:pStyle w:val="ListBullet"/>
+        <w:spacing w:line="240" w:lineRule="auto"/>
+        <w:ind w:left="720"/>
+      </w:pPr>
+      <w:r>
+        <w:rPr>
+          <w:lang w:val="es_ES" w:bidi="es_ES"/>
+        </w:rPr>
+      </w:r>
+      <w:r>
+        <w:rPr>
+          <w:lang w:val="es_ES" w:bidi="es_ES"/>
+        </w:rPr>
+        <w:t>Strong’s: H2415, H4294, H4731, H7626, G25630, G44630, G44640</w:t>
+      </w:r>
+      <w:r>
+        <w:rPr>
+          <w:lang w:val="es_ES" w:bidi="es_ES"/>
+        </w:rPr>
+      </w:r>
+      <w:r>
+        <w:rPr>
+          <w:lang w:val="es_ES" w:bidi="es_ES"/>
+        </w:rPr>
+      </w:r>
+    </w:p>
+    <w:p>
+      <w:pPr/>
+      <w:r>
+        <w:rPr>
+          <w:lang w:val="es_ES" w:bidi="es_ES"/>
+        </w:rPr>
+      </w:r>
+    </w:p>
+    <w:p>
+      <w:pPr>
+        <w:pStyle w:val="Heading2"/>
+      </w:pPr>
+      <w:r>
+        <w:rPr>
+          <w:lang w:val="es_ES" w:bidi="es_ES"/>
+        </w:rPr>
+        <w:t>Varón de Dios</w:t>
+      </w:r>
+      <w:r>
+        <w:rPr>
+          <w:lang w:val="es_ES" w:bidi="es_ES"/>
+        </w:rPr>
+      </w:r>
+    </w:p>
+    <w:p>
+      <w:pPr>
+        <w:pStyle w:val="Heading3"/>
+      </w:pPr>
+      <w:r>
+        <w:rPr>
+          <w:lang w:val="es_ES" w:bidi="es_ES"/>
+        </w:rPr>
+        <w:t>Hechos:</w:t>
+      </w:r>
+    </w:p>
+    <w:p>
+      <w:pPr/>
+      <w:r>
+        <w:rPr>
+          <w:lang w:val="es_ES" w:bidi="es_ES"/>
+        </w:rPr>
+      </w:r>
+      <w:r>
+        <w:rPr>
+          <w:lang w:val="es_ES" w:bidi="es_ES"/>
+        </w:rPr>
+        <w:t>La expresión "varón de Dios" es una forma respetuosa de referirse a un profeta de Yahvé. También se usa para referirse a un ángel de Yahvé.</w:t>
+      </w:r>
+    </w:p>
+    <w:p>
+      <w:pPr>
+        <w:pStyle w:val="ListBullet"/>
+        <w:spacing w:line="240" w:lineRule="auto"/>
+        <w:ind w:left="720"/>
+      </w:pPr>
+      <w:r>
+        <w:rPr>
+          <w:lang w:val="es_ES" w:bidi="es_ES"/>
+        </w:rPr>
+      </w:r>
+      <w:r>
+        <w:rPr>
+          <w:lang w:val="es_ES" w:bidi="es_ES"/>
+        </w:rPr>
+        <w:t>Cuando se refiere a un profeta, esto también podría traducirse como "hombre que pertenece a Dios", "hombre que Dios ha elegido" o "hombre que sirve a Dios".</w:t>
+      </w:r>
+    </w:p>
+    <w:p>
+      <w:pPr>
+        <w:pStyle w:val="ListBullet"/>
+        <w:spacing w:line="240" w:lineRule="auto"/>
+        <w:ind w:left="720"/>
+      </w:pPr>
+      <w:r>
+        <w:rPr>
+          <w:lang w:val="es_ES" w:bidi="es_ES"/>
+        </w:rPr>
+      </w:r>
+      <w:r>
+        <w:rPr>
+          <w:lang w:val="es_ES" w:bidi="es_ES"/>
+        </w:rPr>
+        <w:t>Cuando se refiere a un ángel, esto también podría traducirse como "mensajero de Dios", "tu ángel" o "ser celestial de Dios que parece un hombre".</w:t>
+      </w:r>
+    </w:p>
+    <w:p>
+      <w:pPr/>
+      <w:r>
+        <w:rPr>
+          <w:lang w:val="es_ES" w:bidi="es_ES"/>
+        </w:rPr>
+      </w:r>
+      <w:r>
+        <w:rPr>
+          <w:lang w:val="es_ES" w:bidi="es_ES"/>
+        </w:rPr>
+        <w:t xml:space="preserve">(Ver también: </w:t>
+      </w:r>
+      <w:r>
+        <w:rPr>
+          <w:lang w:val="es_ES" w:bidi="es_ES"/>
+        </w:rPr>
+        <w:t>ángel</w:t>
+      </w:r>
+      <w:r>
+        <w:rPr>
+          <w:lang w:val="es_ES" w:bidi="es_ES"/>
+        </w:rPr>
+        <w:t xml:space="preserve">, </w:t>
+      </w:r>
+      <w:r>
+        <w:rPr>
+          <w:lang w:val="es_ES" w:bidi="es_ES"/>
+        </w:rPr>
+        <w:t>honor</w:t>
+      </w:r>
+      <w:r>
+        <w:rPr>
+          <w:lang w:val="es_ES" w:bidi="es_ES"/>
+        </w:rPr>
+        <w:t xml:space="preserve">, </w:t>
+      </w:r>
+      <w:r>
+        <w:rPr>
+          <w:lang w:val="es_ES" w:bidi="es_ES"/>
+        </w:rPr>
+        <w:t>profeta</w:t>
       </w:r>
       <w:r>
         <w:rPr>
@@ -1518,6 +2146,1920 @@
         <w:rPr>
           <w:lang w:val="es_ES" w:bidi="es_ES"/>
         </w:rPr>
+        <w:t>Referencias Bíblicas:</w:t>
+      </w:r>
+    </w:p>
+    <w:p>
+      <w:pPr>
+        <w:pStyle w:val="ListBullet"/>
+        <w:spacing w:line="240" w:lineRule="auto"/>
+        <w:ind w:left="720"/>
+      </w:pPr>
+      <w:r>
+        <w:rPr>
+          <w:lang w:val="es_ES" w:bidi="es_ES"/>
+        </w:rPr>
+      </w:r>
+      <w:r>
+        <w:rPr>
+          <w:lang w:val="es_ES" w:bidi="es_ES"/>
+        </w:rPr>
+        <w:t>1 Crónicas 23:12–14</w:t>
+      </w:r>
+    </w:p>
+    <w:p>
+      <w:pPr>
+        <w:pStyle w:val="ListBullet"/>
+        <w:spacing w:line="240" w:lineRule="auto"/>
+        <w:ind w:left="720"/>
+      </w:pPr>
+      <w:r>
+        <w:rPr>
+          <w:lang w:val="es_ES" w:bidi="es_ES"/>
+        </w:rPr>
+      </w:r>
+      <w:r>
+        <w:rPr>
+          <w:lang w:val="es_ES" w:bidi="es_ES"/>
+        </w:rPr>
+        <w:t>1 Reyes 12:22</w:t>
+      </w:r>
+    </w:p>
+    <w:p>
+      <w:pPr>
+        <w:pStyle w:val="ListBullet"/>
+        <w:spacing w:line="240" w:lineRule="auto"/>
+        <w:ind w:left="720"/>
+      </w:pPr>
+      <w:r>
+        <w:rPr>
+          <w:lang w:val="es_ES" w:bidi="es_ES"/>
+        </w:rPr>
+      </w:r>
+      <w:r>
+        <w:rPr>
+          <w:lang w:val="es_ES" w:bidi="es_ES"/>
+        </w:rPr>
+        <w:t>1 Samuel 9:9–11</w:t>
+      </w:r>
+    </w:p>
+    <w:p>
+      <w:pPr>
+        <w:pStyle w:val="Heading3"/>
+      </w:pPr>
+      <w:r>
+        <w:rPr>
+          <w:lang w:val="es_ES" w:bidi="es_ES"/>
+        </w:rPr>
+        <w:t>Datos de la palabra:</w:t>
+      </w:r>
+    </w:p>
+    <w:p>
+      <w:pPr>
+        <w:pStyle w:val="ListBullet"/>
+        <w:spacing w:line="240" w:lineRule="auto"/>
+        <w:ind w:left="720"/>
+      </w:pPr>
+      <w:r>
+        <w:rPr>
+          <w:lang w:val="es_ES" w:bidi="es_ES"/>
+        </w:rPr>
+      </w:r>
+      <w:r>
+        <w:rPr>
+          <w:lang w:val="es_ES" w:bidi="es_ES"/>
+        </w:rPr>
+        <w:t>Strong’s: H0376, H0430, G04440, G23160</w:t>
+      </w:r>
+      <w:r>
+        <w:rPr>
+          <w:lang w:val="es_ES" w:bidi="es_ES"/>
+        </w:rPr>
+      </w:r>
+      <w:r>
+        <w:rPr>
+          <w:lang w:val="es_ES" w:bidi="es_ES"/>
+        </w:rPr>
+      </w:r>
+    </w:p>
+    <w:p>
+      <w:pPr/>
+      <w:r>
+        <w:rPr>
+          <w:lang w:val="es_ES" w:bidi="es_ES"/>
+        </w:rPr>
+      </w:r>
+    </w:p>
+    <w:p>
+      <w:pPr>
+        <w:pStyle w:val="Heading2"/>
+      </w:pPr>
+      <w:r>
+        <w:rPr>
+          <w:lang w:val="es_ES" w:bidi="es_ES"/>
+        </w:rPr>
+        <w:t>Vashti</w:t>
+      </w:r>
+      <w:r>
+        <w:rPr>
+          <w:lang w:val="es_ES" w:bidi="es_ES"/>
+        </w:rPr>
+      </w:r>
+    </w:p>
+    <w:p>
+      <w:pPr>
+        <w:pStyle w:val="Heading3"/>
+      </w:pPr>
+      <w:r>
+        <w:rPr>
+          <w:lang w:val="es_ES" w:bidi="es_ES"/>
+        </w:rPr>
+        <w:t>Hechos:</w:t>
+      </w:r>
+    </w:p>
+    <w:p>
+      <w:pPr/>
+      <w:r>
+        <w:rPr>
+          <w:lang w:val="es_ES" w:bidi="es_ES"/>
+        </w:rPr>
+      </w:r>
+      <w:r>
+        <w:rPr>
+          <w:lang w:val="es_ES" w:bidi="es_ES"/>
+        </w:rPr>
+        <w:t>En el libro del Antiguo Testamento de Ester, Vasti era la esposa de Asuero, rey de Persia.</w:t>
+      </w:r>
+    </w:p>
+    <w:p>
+      <w:pPr>
+        <w:pStyle w:val="ListBullet"/>
+        <w:spacing w:line="240" w:lineRule="auto"/>
+        <w:ind w:left="720"/>
+      </w:pPr>
+      <w:r>
+        <w:rPr>
+          <w:lang w:val="es_ES" w:bidi="es_ES"/>
+        </w:rPr>
+      </w:r>
+      <w:r>
+        <w:rPr>
+          <w:lang w:val="es_ES" w:bidi="es_ES"/>
+        </w:rPr>
+        <w:t>El rey Asuero despachó a la reina Vasti cuando ella se negó a obedecer su orden de venir a su cena y mostrar su belleza a sus invitados ebrios.</w:t>
+      </w:r>
+    </w:p>
+    <w:p>
+      <w:pPr>
+        <w:pStyle w:val="ListBullet"/>
+        <w:spacing w:line="240" w:lineRule="auto"/>
+        <w:ind w:left="720"/>
+      </w:pPr>
+      <w:r>
+        <w:rPr>
+          <w:lang w:val="es_ES" w:bidi="es_ES"/>
+        </w:rPr>
+      </w:r>
+      <w:r>
+        <w:rPr>
+          <w:lang w:val="es_ES" w:bidi="es_ES"/>
+        </w:rPr>
+        <w:t>Como resultado, se realizó una búsqueda de una nueva reina y finalmente Esther fue elegida para ser la nueva esposa del rey.</w:t>
+      </w:r>
+    </w:p>
+    <w:p>
+      <w:pPr/>
+      <w:r>
+        <w:rPr>
+          <w:lang w:val="es_ES" w:bidi="es_ES"/>
+        </w:rPr>
+      </w:r>
+      <w:r>
+        <w:rPr>
+          <w:lang w:val="es_ES" w:bidi="es_ES"/>
+        </w:rPr>
+        <w:t>(Sugerencias de traducción: Traducir nombres)</w:t>
+      </w:r>
+    </w:p>
+    <w:p>
+      <w:pPr/>
+      <w:r>
+        <w:rPr>
+          <w:lang w:val="es_ES" w:bidi="es_ES"/>
+        </w:rPr>
+      </w:r>
+      <w:r>
+        <w:rPr>
+          <w:lang w:val="es_ES" w:bidi="es_ES"/>
+        </w:rPr>
+        <w:t xml:space="preserve">(Ver también: </w:t>
+      </w:r>
+      <w:r>
+        <w:rPr>
+          <w:lang w:val="es_ES" w:bidi="es_ES"/>
+        </w:rPr>
+        <w:t>Asuero</w:t>
+      </w:r>
+      <w:r>
+        <w:rPr>
+          <w:lang w:val="es_ES" w:bidi="es_ES"/>
+        </w:rPr>
+        <w:t xml:space="preserve">, </w:t>
+      </w:r>
+      <w:r>
+        <w:rPr>
+          <w:lang w:val="es_ES" w:bidi="es_ES"/>
+        </w:rPr>
+        <w:t>Ester</w:t>
+      </w:r>
+      <w:r>
+        <w:rPr>
+          <w:lang w:val="es_ES" w:bidi="es_ES"/>
+        </w:rPr>
+        <w:t xml:space="preserve">, </w:t>
+      </w:r>
+      <w:r>
+        <w:rPr>
+          <w:lang w:val="es_ES" w:bidi="es_ES"/>
+        </w:rPr>
+        <w:t>Persia</w:t>
+      </w:r>
+      <w:r>
+        <w:rPr>
+          <w:lang w:val="es_ES" w:bidi="es_ES"/>
+        </w:rPr>
+        <w:t>)</w:t>
+      </w:r>
+    </w:p>
+    <w:p>
+      <w:pPr>
+        <w:pStyle w:val="Heading3"/>
+      </w:pPr>
+      <w:r>
+        <w:rPr>
+          <w:lang w:val="es_ES" w:bidi="es_ES"/>
+        </w:rPr>
+        <w:t>Referencias Bíblicas:</w:t>
+      </w:r>
+    </w:p>
+    <w:p>
+      <w:pPr>
+        <w:pStyle w:val="ListBullet"/>
+        <w:spacing w:line="240" w:lineRule="auto"/>
+        <w:ind w:left="720"/>
+      </w:pPr>
+      <w:r>
+        <w:rPr>
+          <w:lang w:val="es_ES" w:bidi="es_ES"/>
+        </w:rPr>
+      </w:r>
+      <w:r>
+        <w:rPr>
+          <w:lang w:val="es_ES" w:bidi="es_ES"/>
+        </w:rPr>
+        <w:t>Ester 1:9–11</w:t>
+      </w:r>
+    </w:p>
+    <w:p>
+      <w:pPr>
+        <w:pStyle w:val="ListBullet"/>
+        <w:spacing w:line="240" w:lineRule="auto"/>
+        <w:ind w:left="720"/>
+      </w:pPr>
+      <w:r>
+        <w:rPr>
+          <w:lang w:val="es_ES" w:bidi="es_ES"/>
+        </w:rPr>
+      </w:r>
+      <w:r>
+        <w:rPr>
+          <w:lang w:val="es_ES" w:bidi="es_ES"/>
+        </w:rPr>
+        <w:t>Ester 2:1–2</w:t>
+      </w:r>
+    </w:p>
+    <w:p>
+      <w:pPr>
+        <w:pStyle w:val="ListBullet"/>
+        <w:spacing w:line="240" w:lineRule="auto"/>
+        <w:ind w:left="720"/>
+      </w:pPr>
+      <w:r>
+        <w:rPr>
+          <w:lang w:val="es_ES" w:bidi="es_ES"/>
+        </w:rPr>
+      </w:r>
+      <w:r>
+        <w:rPr>
+          <w:lang w:val="es_ES" w:bidi="es_ES"/>
+        </w:rPr>
+        <w:t>Ester 2:17–18</w:t>
+      </w:r>
+    </w:p>
+    <w:p>
+      <w:pPr>
+        <w:pStyle w:val="Heading3"/>
+      </w:pPr>
+      <w:r>
+        <w:rPr>
+          <w:lang w:val="es_ES" w:bidi="es_ES"/>
+        </w:rPr>
+        <w:t>Datos de la Palabra:</w:t>
+      </w:r>
+    </w:p>
+    <w:p>
+      <w:pPr>
+        <w:pStyle w:val="ListBullet"/>
+        <w:spacing w:line="240" w:lineRule="auto"/>
+        <w:ind w:left="720"/>
+      </w:pPr>
+      <w:r>
+        <w:rPr>
+          <w:lang w:val="es_ES" w:bidi="es_ES"/>
+        </w:rPr>
+      </w:r>
+      <w:r>
+        <w:rPr>
+          <w:lang w:val="es_ES" w:bidi="es_ES"/>
+        </w:rPr>
+        <w:t>Strong’s: H2060</w:t>
+      </w:r>
+      <w:r>
+        <w:rPr>
+          <w:lang w:val="es_ES" w:bidi="es_ES"/>
+        </w:rPr>
+      </w:r>
+      <w:r>
+        <w:rPr>
+          <w:lang w:val="es_ES" w:bidi="es_ES"/>
+        </w:rPr>
+      </w:r>
+    </w:p>
+    <w:p>
+      <w:pPr/>
+      <w:r>
+        <w:rPr>
+          <w:lang w:val="es_ES" w:bidi="es_ES"/>
+        </w:rPr>
+      </w:r>
+    </w:p>
+    <w:p>
+      <w:pPr>
+        <w:pStyle w:val="Heading2"/>
+      </w:pPr>
+      <w:r>
+        <w:rPr>
+          <w:lang w:val="es_ES" w:bidi="es_ES"/>
+        </w:rPr>
+        <w:t>Vecino</w:t>
+      </w:r>
+      <w:r>
+        <w:rPr>
+          <w:lang w:val="es_ES" w:bidi="es_ES"/>
+        </w:rPr>
+      </w:r>
+    </w:p>
+    <w:p>
+      <w:pPr>
+        <w:pStyle w:val="Heading3"/>
+      </w:pPr>
+      <w:r>
+        <w:rPr>
+          <w:lang w:val="es_ES" w:bidi="es_ES"/>
+        </w:rPr>
+        <w:t>Definición:</w:t>
+      </w:r>
+    </w:p>
+    <w:p>
+      <w:pPr/>
+      <w:r>
+        <w:rPr>
+          <w:lang w:val="es_ES" w:bidi="es_ES"/>
+        </w:rPr>
+      </w:r>
+      <w:r>
+        <w:rPr>
+          <w:lang w:val="es_ES" w:bidi="es_ES"/>
+        </w:rPr>
+        <w:t>El término "vecino" generalmente se refiere a una persona que vive cerca. También puede referirse más generalmente a alguien que vive en la misma comunidad o grupo de personas.</w:t>
+      </w:r>
+    </w:p>
+    <w:p>
+      <w:pPr>
+        <w:pStyle w:val="ListBullet"/>
+        <w:spacing w:line="240" w:lineRule="auto"/>
+        <w:ind w:left="720"/>
+      </w:pPr>
+      <w:r>
+        <w:rPr>
+          <w:lang w:val="es_ES" w:bidi="es_ES"/>
+        </w:rPr>
+      </w:r>
+      <w:r>
+        <w:rPr>
+          <w:lang w:val="es_ES" w:bidi="es_ES"/>
+        </w:rPr>
+        <w:t>Un "vecino" es alguien que sería protegido y tratado amablemente porque es parte de la misma comunidad.</w:t>
+      </w:r>
+    </w:p>
+    <w:p>
+      <w:pPr>
+        <w:pStyle w:val="ListBullet"/>
+        <w:spacing w:line="240" w:lineRule="auto"/>
+        <w:ind w:left="720"/>
+      </w:pPr>
+      <w:r>
+        <w:rPr>
+          <w:lang w:val="es_ES" w:bidi="es_ES"/>
+        </w:rPr>
+      </w:r>
+      <w:r>
+        <w:rPr>
+          <w:lang w:val="es_ES" w:bidi="es_ES"/>
+        </w:rPr>
+        <w:t>En la parábola del buen samaritano del Nuevo Testamento, Jesús utilizó el término "prójimo" de manera figurada, ampliando su significado para incluir a todos los seres humanos, incluso a alguien que es considerado un enemigo.</w:t>
+      </w:r>
+    </w:p>
+    <w:p>
+      <w:pPr>
+        <w:pStyle w:val="ListBullet"/>
+        <w:spacing w:line="240" w:lineRule="auto"/>
+        <w:ind w:left="720"/>
+      </w:pPr>
+      <w:r>
+        <w:rPr>
+          <w:lang w:val="es_ES" w:bidi="es_ES"/>
+        </w:rPr>
+      </w:r>
+      <w:r>
+        <w:rPr>
+          <w:lang w:val="es_ES" w:bidi="es_ES"/>
+        </w:rPr>
+        <w:t>Si es posible, es mejor traducir este término literalmente con una palabra o frase que signifique "persona que vive cerca".</w:t>
+      </w:r>
+    </w:p>
+    <w:p>
+      <w:pPr/>
+      <w:r>
+        <w:rPr>
+          <w:lang w:val="es_ES" w:bidi="es_ES"/>
+        </w:rPr>
+      </w:r>
+      <w:r>
+        <w:rPr>
+          <w:lang w:val="es_ES" w:bidi="es_ES"/>
+        </w:rPr>
+        <w:t xml:space="preserve">(Véase también: </w:t>
+      </w:r>
+      <w:r>
+        <w:rPr>
+          <w:lang w:val="es_ES" w:bidi="es_ES"/>
+        </w:rPr>
+        <w:t>adversario</w:t>
+      </w:r>
+      <w:r>
+        <w:rPr>
+          <w:lang w:val="es_ES" w:bidi="es_ES"/>
+        </w:rPr>
+        <w:t xml:space="preserve">, </w:t>
+      </w:r>
+      <w:r>
+        <w:rPr>
+          <w:lang w:val="es_ES" w:bidi="es_ES"/>
+        </w:rPr>
+        <w:t>parábola</w:t>
+      </w:r>
+      <w:r>
+        <w:rPr>
+          <w:lang w:val="es_ES" w:bidi="es_ES"/>
+        </w:rPr>
+        <w:t xml:space="preserve">, </w:t>
+      </w:r>
+      <w:r>
+        <w:rPr>
+          <w:lang w:val="es_ES" w:bidi="es_ES"/>
+        </w:rPr>
+        <w:t>grupo de personas</w:t>
+      </w:r>
+      <w:r>
+        <w:rPr>
+          <w:lang w:val="es_ES" w:bidi="es_ES"/>
+        </w:rPr>
+        <w:t xml:space="preserve">, </w:t>
+      </w:r>
+      <w:r>
+        <w:rPr>
+          <w:lang w:val="es_ES" w:bidi="es_ES"/>
+        </w:rPr>
+        <w:t>Samaria</w:t>
+      </w:r>
+      <w:r>
+        <w:rPr>
+          <w:lang w:val="es_ES" w:bidi="es_ES"/>
+        </w:rPr>
+        <w:t>)</w:t>
+      </w:r>
+    </w:p>
+    <w:p>
+      <w:pPr>
+        <w:pStyle w:val="Heading3"/>
+      </w:pPr>
+      <w:r>
+        <w:rPr>
+          <w:lang w:val="es_ES" w:bidi="es_ES"/>
+        </w:rPr>
+        <w:t>Referencias Bíblicas:</w:t>
+      </w:r>
+    </w:p>
+    <w:p>
+      <w:pPr>
+        <w:pStyle w:val="ListBullet"/>
+        <w:spacing w:line="240" w:lineRule="auto"/>
+        <w:ind w:left="720"/>
+      </w:pPr>
+      <w:r>
+        <w:rPr>
+          <w:lang w:val="es_ES" w:bidi="es_ES"/>
+        </w:rPr>
+      </w:r>
+      <w:r>
+        <w:rPr>
+          <w:lang w:val="es_ES" w:bidi="es_ES"/>
+        </w:rPr>
+        <w:t>Hechos 7:26–28</w:t>
+      </w:r>
+    </w:p>
+    <w:p>
+      <w:pPr>
+        <w:pStyle w:val="ListBullet"/>
+        <w:spacing w:line="240" w:lineRule="auto"/>
+        <w:ind w:left="720"/>
+      </w:pPr>
+      <w:r>
+        <w:rPr>
+          <w:lang w:val="es_ES" w:bidi="es_ES"/>
+        </w:rPr>
+      </w:r>
+      <w:r>
+        <w:rPr>
+          <w:lang w:val="es_ES" w:bidi="es_ES"/>
+        </w:rPr>
+        <w:t>Efesios 4:25–27</w:t>
+      </w:r>
+    </w:p>
+    <w:p>
+      <w:pPr>
+        <w:pStyle w:val="ListBullet"/>
+        <w:spacing w:line="240" w:lineRule="auto"/>
+        <w:ind w:left="720"/>
+      </w:pPr>
+      <w:r>
+        <w:rPr>
+          <w:lang w:val="es_ES" w:bidi="es_ES"/>
+        </w:rPr>
+      </w:r>
+      <w:r>
+        <w:rPr>
+          <w:lang w:val="es_ES" w:bidi="es_ES"/>
+        </w:rPr>
+        <w:t>Gálatas 5:14</w:t>
+      </w:r>
+    </w:p>
+    <w:p>
+      <w:pPr>
+        <w:pStyle w:val="ListBullet"/>
+        <w:spacing w:line="240" w:lineRule="auto"/>
+        <w:ind w:left="720"/>
+      </w:pPr>
+      <w:r>
+        <w:rPr>
+          <w:lang w:val="es_ES" w:bidi="es_ES"/>
+        </w:rPr>
+      </w:r>
+      <w:r>
+        <w:rPr>
+          <w:lang w:val="es_ES" w:bidi="es_ES"/>
+        </w:rPr>
+        <w:t>Santiago 2:8</w:t>
+      </w:r>
+    </w:p>
+    <w:p>
+      <w:pPr>
+        <w:pStyle w:val="ListBullet"/>
+        <w:spacing w:line="240" w:lineRule="auto"/>
+        <w:ind w:left="720"/>
+      </w:pPr>
+      <w:r>
+        <w:rPr>
+          <w:lang w:val="es_ES" w:bidi="es_ES"/>
+        </w:rPr>
+      </w:r>
+      <w:r>
+        <w:rPr>
+          <w:lang w:val="es_ES" w:bidi="es_ES"/>
+        </w:rPr>
+        <w:t>Juan 9:8–9</w:t>
+      </w:r>
+    </w:p>
+    <w:p>
+      <w:pPr>
+        <w:pStyle w:val="ListBullet"/>
+        <w:spacing w:line="240" w:lineRule="auto"/>
+        <w:ind w:left="720"/>
+      </w:pPr>
+      <w:r>
+        <w:rPr>
+          <w:lang w:val="es_ES" w:bidi="es_ES"/>
+        </w:rPr>
+      </w:r>
+      <w:r>
+        <w:rPr>
+          <w:lang w:val="es_ES" w:bidi="es_ES"/>
+        </w:rPr>
+        <w:t>Lucas 1:58</w:t>
+      </w:r>
+    </w:p>
+    <w:p>
+      <w:pPr>
+        <w:pStyle w:val="ListBullet"/>
+        <w:spacing w:line="240" w:lineRule="auto"/>
+        <w:ind w:left="720"/>
+      </w:pPr>
+      <w:r>
+        <w:rPr>
+          <w:lang w:val="es_ES" w:bidi="es_ES"/>
+        </w:rPr>
+      </w:r>
+      <w:r>
+        <w:rPr>
+          <w:lang w:val="es_ES" w:bidi="es_ES"/>
+        </w:rPr>
+        <w:t>Mateo 5:43</w:t>
+      </w:r>
+    </w:p>
+    <w:p>
+      <w:pPr>
+        <w:pStyle w:val="ListBullet"/>
+        <w:spacing w:line="240" w:lineRule="auto"/>
+        <w:ind w:left="720"/>
+      </w:pPr>
+      <w:r>
+        <w:rPr>
+          <w:lang w:val="es_ES" w:bidi="es_ES"/>
+        </w:rPr>
+      </w:r>
+      <w:r>
+        <w:rPr>
+          <w:lang w:val="es_ES" w:bidi="es_ES"/>
+        </w:rPr>
+        <w:t>Mateo 19:19</w:t>
+      </w:r>
+    </w:p>
+    <w:p>
+      <w:pPr>
+        <w:pStyle w:val="ListBullet"/>
+        <w:spacing w:line="240" w:lineRule="auto"/>
+        <w:ind w:left="720"/>
+      </w:pPr>
+      <w:r>
+        <w:rPr>
+          <w:lang w:val="es_ES" w:bidi="es_ES"/>
+        </w:rPr>
+      </w:r>
+      <w:r>
+        <w:rPr>
+          <w:lang w:val="es_ES" w:bidi="es_ES"/>
+        </w:rPr>
+        <w:t>Mateo 22:39</w:t>
+      </w:r>
+    </w:p>
+    <w:p>
+      <w:pPr>
+        <w:pStyle w:val="Heading3"/>
+      </w:pPr>
+      <w:r>
+        <w:rPr>
+          <w:lang w:val="es_ES" w:bidi="es_ES"/>
+        </w:rPr>
+        <w:t>Datos de la palabra:</w:t>
+      </w:r>
+    </w:p>
+    <w:p>
+      <w:pPr>
+        <w:pStyle w:val="ListBullet"/>
+        <w:spacing w:line="240" w:lineRule="auto"/>
+        <w:ind w:left="720"/>
+      </w:pPr>
+      <w:r>
+        <w:rPr>
+          <w:lang w:val="es_ES" w:bidi="es_ES"/>
+        </w:rPr>
+      </w:r>
+      <w:r>
+        <w:rPr>
+          <w:lang w:val="es_ES" w:bidi="es_ES"/>
+        </w:rPr>
+        <w:t>Strong’s: H5997, H7138, H7453, H7468, H7934, G10690, G20870, G40400, G41390</w:t>
+      </w:r>
+      <w:r>
+        <w:rPr>
+          <w:lang w:val="es_ES" w:bidi="es_ES"/>
+        </w:rPr>
+      </w:r>
+      <w:r>
+        <w:rPr>
+          <w:lang w:val="es_ES" w:bidi="es_ES"/>
+        </w:rPr>
+      </w:r>
+    </w:p>
+    <w:p>
+      <w:pPr/>
+      <w:r>
+        <w:rPr>
+          <w:lang w:val="es_ES" w:bidi="es_ES"/>
+        </w:rPr>
+      </w:r>
+    </w:p>
+    <w:p>
+      <w:pPr>
+        <w:pStyle w:val="Heading2"/>
+      </w:pPr>
+      <w:r>
+        <w:rPr>
+          <w:lang w:val="es_ES" w:bidi="es_ES"/>
+        </w:rPr>
+        <w:t>Velo</w:t>
+      </w:r>
+      <w:r>
+        <w:rPr>
+          <w:lang w:val="es_ES" w:bidi="es_ES"/>
+        </w:rPr>
+      </w:r>
+    </w:p>
+    <w:p>
+      <w:pPr>
+        <w:pStyle w:val="Heading3"/>
+      </w:pPr>
+      <w:r>
+        <w:rPr>
+          <w:lang w:val="es_ES" w:bidi="es_ES"/>
+        </w:rPr>
+        <w:t>Definición:</w:t>
+      </w:r>
+    </w:p>
+    <w:p>
+      <w:pPr/>
+      <w:r>
+        <w:rPr>
+          <w:lang w:val="es_ES" w:bidi="es_ES"/>
+        </w:rPr>
+      </w:r>
+      <w:r>
+        <w:rPr>
+          <w:lang w:val="es_ES" w:bidi="es_ES"/>
+        </w:rPr>
+        <w:t>El término "velo" generalmente se refiere a un trozo fino de tela que se utiliza como cobertura para la cabeza, para cubrir total o parcialmente la cabeza o el rostro.</w:t>
+      </w:r>
+    </w:p>
+    <w:p>
+      <w:pPr>
+        <w:pStyle w:val="ListBullet"/>
+        <w:spacing w:line="240" w:lineRule="auto"/>
+        <w:ind w:left="720"/>
+      </w:pPr>
+      <w:r>
+        <w:rPr>
+          <w:lang w:val="es_ES" w:bidi="es_ES"/>
+        </w:rPr>
+      </w:r>
+      <w:r>
+        <w:rPr>
+          <w:lang w:val="es_ES" w:bidi="es_ES"/>
+        </w:rPr>
+        <w:t>Moisés cubrió su rostro con un velo después de haber estado en la presencia de Jehová, para que el resplandor de su rostro estuviera oculto a la gente.</w:t>
+      </w:r>
+    </w:p>
+    <w:p>
+      <w:pPr>
+        <w:pStyle w:val="ListBullet"/>
+        <w:spacing w:line="240" w:lineRule="auto"/>
+        <w:ind w:left="720"/>
+      </w:pPr>
+      <w:r>
+        <w:rPr>
+          <w:lang w:val="es_ES" w:bidi="es_ES"/>
+        </w:rPr>
+      </w:r>
+      <w:r>
+        <w:rPr>
+          <w:lang w:val="es_ES" w:bidi="es_ES"/>
+        </w:rPr>
+        <w:t>En la Biblia, las mujeres llevaban un velo para cubrir su cabeza, y a menudo también su rostro, cuando estaban en público o en presencia de hombres.</w:t>
+      </w:r>
+    </w:p>
+    <w:p>
+      <w:pPr>
+        <w:pStyle w:val="ListBullet"/>
+        <w:spacing w:line="240" w:lineRule="auto"/>
+        <w:ind w:left="720"/>
+      </w:pPr>
+      <w:r>
+        <w:rPr>
+          <w:lang w:val="es_ES" w:bidi="es_ES"/>
+        </w:rPr>
+      </w:r>
+      <w:r>
+        <w:rPr>
+          <w:lang w:val="es_ES" w:bidi="es_ES"/>
+        </w:rPr>
+        <w:t>Los velos que las mujeres en la Biblia llevaban sobre su rostro pueden haber sido hechos de un material fino que podría ser parcialmente transparente y pueden haber cubierto solo parte del rostro, de modo que los ojos de las mujeres no estaban cubiertos.</w:t>
+      </w:r>
+    </w:p>
+    <w:p>
+      <w:pPr>
+        <w:pStyle w:val="ListBullet"/>
+        <w:spacing w:line="240" w:lineRule="auto"/>
+        <w:ind w:left="720"/>
+      </w:pPr>
+      <w:r>
+        <w:rPr>
+          <w:lang w:val="es_ES" w:bidi="es_ES"/>
+        </w:rPr>
+      </w:r>
+      <w:r>
+        <w:rPr>
+          <w:lang w:val="es_ES" w:bidi="es_ES"/>
+        </w:rPr>
+        <w:t>El verbo "velar" significa cubrir algo con un velo.</w:t>
+      </w:r>
+    </w:p>
+    <w:p>
+      <w:pPr>
+        <w:pStyle w:val="ListBullet"/>
+        <w:spacing w:line="240" w:lineRule="auto"/>
+        <w:ind w:left="720"/>
+      </w:pPr>
+      <w:r>
+        <w:rPr>
+          <w:lang w:val="es_ES" w:bidi="es_ES"/>
+        </w:rPr>
+      </w:r>
+      <w:r>
+        <w:rPr>
+          <w:lang w:val="es_ES" w:bidi="es_ES"/>
+        </w:rPr>
+        <w:t>En algunas versiones en español, se utiliza la palabra "velo" para referirse a la cortina gruesa que cubría la entrada al lugar santísimo. Pero "cortina" es un término mejor en ese contexto, ya que se refiere a una pieza de tela pesada y gruesa.</w:t>
+      </w:r>
+    </w:p>
+    <w:p>
+      <w:pPr>
+        <w:pStyle w:val="Heading3"/>
+      </w:pPr>
+      <w:r>
+        <w:rPr>
+          <w:lang w:val="es_ES" w:bidi="es_ES"/>
+        </w:rPr>
+        <w:t>Sugerencias de Traducción</w:t>
+      </w:r>
+    </w:p>
+    <w:p>
+      <w:pPr>
+        <w:pStyle w:val="ListBullet"/>
+        <w:spacing w:line="240" w:lineRule="auto"/>
+        <w:ind w:left="720"/>
+      </w:pPr>
+      <w:r>
+        <w:rPr>
+          <w:lang w:val="es_ES" w:bidi="es_ES"/>
+        </w:rPr>
+      </w:r>
+      <w:r>
+        <w:rPr>
+          <w:lang w:val="es_ES" w:bidi="es_ES"/>
+        </w:rPr>
+        <w:t>El término "velo" también podría traducirse como "cobertura de tela fina" o "cobertura de tela" o "cobertura de cabeza".</w:t>
+      </w:r>
+    </w:p>
+    <w:p>
+      <w:pPr>
+        <w:pStyle w:val="ListBullet"/>
+        <w:spacing w:line="240" w:lineRule="auto"/>
+        <w:ind w:left="720"/>
+      </w:pPr>
+      <w:r>
+        <w:rPr>
+          <w:lang w:val="es_ES" w:bidi="es_ES"/>
+        </w:rPr>
+      </w:r>
+      <w:r>
+        <w:rPr>
+          <w:lang w:val="es_ES" w:bidi="es_ES"/>
+        </w:rPr>
+        <w:t>En algunas culturas, puede que ya exista un término para el velo de las mujeres. Puede ser necesario encontrar una palabra diferente cuando se usa para Moisés.</w:t>
+      </w:r>
+    </w:p>
+    <w:p>
+      <w:pPr/>
+      <w:r>
+        <w:rPr>
+          <w:lang w:val="es_ES" w:bidi="es_ES"/>
+        </w:rPr>
+      </w:r>
+      <w:r>
+        <w:rPr>
+          <w:lang w:val="es_ES" w:bidi="es_ES"/>
+        </w:rPr>
+        <w:t xml:space="preserve">(Véase también: </w:t>
+      </w:r>
+      <w:r>
+        <w:rPr>
+          <w:lang w:val="es_ES" w:bidi="es_ES"/>
+        </w:rPr>
+        <w:t>Moisés</w:t>
+      </w:r>
+      <w:r>
+        <w:rPr>
+          <w:lang w:val="es_ES" w:bidi="es_ES"/>
+        </w:rPr>
+        <w:t>)</w:t>
+      </w:r>
+    </w:p>
+    <w:p>
+      <w:pPr>
+        <w:pStyle w:val="Heading3"/>
+      </w:pPr>
+      <w:r>
+        <w:rPr>
+          <w:lang w:val="es_ES" w:bidi="es_ES"/>
+        </w:rPr>
+        <w:t>Referencias Bíblicas:</w:t>
+      </w:r>
+    </w:p>
+    <w:p>
+      <w:pPr>
+        <w:pStyle w:val="ListBullet"/>
+        <w:spacing w:line="240" w:lineRule="auto"/>
+        <w:ind w:left="720"/>
+      </w:pPr>
+      <w:r>
+        <w:rPr>
+          <w:lang w:val="es_ES" w:bidi="es_ES"/>
+        </w:rPr>
+      </w:r>
+      <w:r>
+        <w:rPr>
+          <w:lang w:val="es_ES" w:bidi="es_ES"/>
+        </w:rPr>
+        <w:t>2 Corintios 3:12–13</w:t>
+      </w:r>
+    </w:p>
+    <w:p>
+      <w:pPr>
+        <w:pStyle w:val="ListBullet"/>
+        <w:spacing w:line="240" w:lineRule="auto"/>
+        <w:ind w:left="720"/>
+      </w:pPr>
+      <w:r>
+        <w:rPr>
+          <w:lang w:val="es_ES" w:bidi="es_ES"/>
+        </w:rPr>
+      </w:r>
+      <w:r>
+        <w:rPr>
+          <w:lang w:val="es_ES" w:bidi="es_ES"/>
+        </w:rPr>
+        <w:t>2 Corintios 3:16</w:t>
+      </w:r>
+    </w:p>
+    <w:p>
+      <w:pPr>
+        <w:pStyle w:val="ListBullet"/>
+        <w:spacing w:line="240" w:lineRule="auto"/>
+        <w:ind w:left="720"/>
+      </w:pPr>
+      <w:r>
+        <w:rPr>
+          <w:lang w:val="es_ES" w:bidi="es_ES"/>
+        </w:rPr>
+      </w:r>
+      <w:r>
+        <w:rPr>
+          <w:lang w:val="es_ES" w:bidi="es_ES"/>
+        </w:rPr>
+        <w:t>Ezequiel 13:18</w:t>
+      </w:r>
+    </w:p>
+    <w:p>
+      <w:pPr>
+        <w:pStyle w:val="ListBullet"/>
+        <w:spacing w:line="240" w:lineRule="auto"/>
+        <w:ind w:left="720"/>
+      </w:pPr>
+      <w:r>
+        <w:rPr>
+          <w:lang w:val="es_ES" w:bidi="es_ES"/>
+        </w:rPr>
+      </w:r>
+      <w:r>
+        <w:rPr>
+          <w:lang w:val="es_ES" w:bidi="es_ES"/>
+        </w:rPr>
+        <w:t>Isaías 47:1–2</w:t>
+      </w:r>
+    </w:p>
+    <w:p>
+      <w:pPr>
+        <w:pStyle w:val="ListBullet"/>
+        <w:spacing w:line="240" w:lineRule="auto"/>
+        <w:ind w:left="720"/>
+      </w:pPr>
+      <w:r>
+        <w:rPr>
+          <w:lang w:val="es_ES" w:bidi="es_ES"/>
+        </w:rPr>
+      </w:r>
+      <w:r>
+        <w:rPr>
+          <w:lang w:val="es_ES" w:bidi="es_ES"/>
+        </w:rPr>
+        <w:t>Cantar de los Cantares 4:3</w:t>
+      </w:r>
+    </w:p>
+    <w:p>
+      <w:pPr>
+        <w:pStyle w:val="Heading3"/>
+      </w:pPr>
+      <w:r>
+        <w:rPr>
+          <w:lang w:val="es_ES" w:bidi="es_ES"/>
+        </w:rPr>
+        <w:t>Datos de la Palabra:</w:t>
+      </w:r>
+    </w:p>
+    <w:p>
+      <w:pPr>
+        <w:pStyle w:val="ListBullet"/>
+        <w:spacing w:line="240" w:lineRule="auto"/>
+        <w:ind w:left="720"/>
+      </w:pPr>
+      <w:r>
+        <w:rPr>
+          <w:lang w:val="es_ES" w:bidi="es_ES"/>
+        </w:rPr>
+      </w:r>
+      <w:r>
+        <w:rPr>
+          <w:lang w:val="es_ES" w:bidi="es_ES"/>
+        </w:rPr>
+        <w:t>Strong: H4304, H4533, H4555, H6777, H6809, H7196, H7479, G03430, G25710, G25720</w:t>
+      </w:r>
+      <w:r>
+        <w:rPr>
+          <w:lang w:val="es_ES" w:bidi="es_ES"/>
+        </w:rPr>
+      </w:r>
+      <w:r>
+        <w:rPr>
+          <w:lang w:val="es_ES" w:bidi="es_ES"/>
+        </w:rPr>
+      </w:r>
+    </w:p>
+    <w:p>
+      <w:pPr/>
+      <w:r>
+        <w:rPr>
+          <w:lang w:val="es_ES" w:bidi="es_ES"/>
+        </w:rPr>
+      </w:r>
+    </w:p>
+    <w:p>
+      <w:pPr>
+        <w:pStyle w:val="Heading2"/>
+      </w:pPr>
+      <w:r>
+        <w:rPr>
+          <w:lang w:val="es_ES" w:bidi="es_ES"/>
+        </w:rPr>
+        <w:t>Vengar</w:t>
+      </w:r>
+      <w:r>
+        <w:rPr>
+          <w:lang w:val="es_ES" w:bidi="es_ES"/>
+        </w:rPr>
+      </w:r>
+    </w:p>
+    <w:p>
+      <w:pPr>
+        <w:pStyle w:val="Heading3"/>
+      </w:pPr>
+      <w:r>
+        <w:rPr>
+          <w:lang w:val="es_ES" w:bidi="es_ES"/>
+        </w:rPr>
+        <w:t>Definición:</w:t>
+      </w:r>
+    </w:p>
+    <w:p>
+      <w:pPr/>
+      <w:r>
+        <w:rPr>
+          <w:lang w:val="es_ES" w:bidi="es_ES"/>
+        </w:rPr>
+      </w:r>
+      <w:r>
+        <w:rPr>
+          <w:lang w:val="es_ES" w:bidi="es_ES"/>
+        </w:rPr>
+        <w:t>“Vengar”, “tomar venganza” o “ejecutar venganza” es castigar a alguien para devolverle el daño que hizo. El acto de vengar o tomar revancha es “venganza”.</w:t>
+      </w:r>
+    </w:p>
+    <w:p>
+      <w:pPr>
+        <w:pStyle w:val="ListBullet"/>
+        <w:spacing w:line="240" w:lineRule="auto"/>
+        <w:ind w:left="720"/>
+      </w:pPr>
+      <w:r>
+        <w:rPr>
+          <w:lang w:val="es_ES" w:bidi="es_ES"/>
+        </w:rPr>
+      </w:r>
+      <w:r>
+        <w:rPr>
+          <w:lang w:val="es_ES" w:bidi="es_ES"/>
+        </w:rPr>
+        <w:t>Por lo general, "vengar" implica una intención de hacer justicia o corregir un error.</w:t>
+      </w:r>
+    </w:p>
+    <w:p>
+      <w:pPr>
+        <w:pStyle w:val="ListBullet"/>
+        <w:spacing w:line="240" w:lineRule="auto"/>
+        <w:ind w:left="720"/>
+      </w:pPr>
+      <w:r>
+        <w:rPr>
+          <w:lang w:val="es_ES" w:bidi="es_ES"/>
+        </w:rPr>
+      </w:r>
+      <w:r>
+        <w:rPr>
+          <w:lang w:val="es_ES" w:bidi="es_ES"/>
+        </w:rPr>
+        <w:t>Cuando se refiere a personas, la expresión "vengarse" generalmente implica querer devolver el daño a la persona que lo hizo.</w:t>
+      </w:r>
+    </w:p>
+    <w:p>
+      <w:pPr>
+        <w:pStyle w:val="ListBullet"/>
+        <w:spacing w:line="240" w:lineRule="auto"/>
+        <w:ind w:left="720"/>
+      </w:pPr>
+      <w:r>
+        <w:rPr>
+          <w:lang w:val="es_ES" w:bidi="es_ES"/>
+        </w:rPr>
+      </w:r>
+      <w:r>
+        <w:rPr>
+          <w:lang w:val="es_ES" w:bidi="es_ES"/>
+        </w:rPr>
+        <w:t>Cuando Dios "toma venganza" o "ejecuta venganza", está actuando con justicia porque está castigando el pecado y la rebelión.</w:t>
+      </w:r>
+    </w:p>
+    <w:p>
+      <w:pPr>
+        <w:pStyle w:val="Heading3"/>
+      </w:pPr>
+      <w:r>
+        <w:rPr>
+          <w:lang w:val="es_ES" w:bidi="es_ES"/>
+        </w:rPr>
+        <w:t>Sugerencias de traducción:</w:t>
+      </w:r>
+    </w:p>
+    <w:p>
+      <w:pPr>
+        <w:pStyle w:val="ListBullet"/>
+        <w:spacing w:line="240" w:lineRule="auto"/>
+        <w:ind w:left="720"/>
+      </w:pPr>
+      <w:r>
+        <w:rPr>
+          <w:lang w:val="es_ES" w:bidi="es_ES"/>
+        </w:rPr>
+      </w:r>
+      <w:r>
+        <w:rPr>
+          <w:lang w:val="es_ES" w:bidi="es_ES"/>
+        </w:rPr>
+        <w:t>La expresión "vengar" también podría traducirse como "corregir un error" o "obtener justicia para".</w:t>
+      </w:r>
+    </w:p>
+    <w:p>
+      <w:pPr>
+        <w:pStyle w:val="ListBullet"/>
+        <w:spacing w:line="240" w:lineRule="auto"/>
+        <w:ind w:left="720"/>
+      </w:pPr>
+      <w:r>
+        <w:rPr>
+          <w:lang w:val="es_ES" w:bidi="es_ES"/>
+        </w:rPr>
+      </w:r>
+      <w:r>
+        <w:rPr>
+          <w:lang w:val="es_ES" w:bidi="es_ES"/>
+        </w:rPr>
+        <w:t>Cuando se refiere a los seres humanos, "vengarse" podría traducirse como "devolver el golpe", "herir para castigar" o "desquitarse".</w:t>
+      </w:r>
+    </w:p>
+    <w:p>
+      <w:pPr>
+        <w:pStyle w:val="ListBullet"/>
+        <w:spacing w:line="240" w:lineRule="auto"/>
+        <w:ind w:left="720"/>
+      </w:pPr>
+      <w:r>
+        <w:rPr>
+          <w:lang w:val="es_ES" w:bidi="es_ES"/>
+        </w:rPr>
+      </w:r>
+      <w:r>
+        <w:rPr>
+          <w:lang w:val="es_ES" w:bidi="es_ES"/>
+        </w:rPr>
+        <w:t>Dependiendo del contexto, "venganza" podría traducirse como "castigo", "castigo del pecado" o "pago por los males cometidos". Si se usa una palabra que signifique "represalia", esto se aplicaría sólo a los seres humanos.</w:t>
+      </w:r>
+    </w:p>
+    <w:p>
+      <w:pPr>
+        <w:pStyle w:val="ListBullet"/>
+        <w:spacing w:line="240" w:lineRule="auto"/>
+        <w:ind w:left="720"/>
+      </w:pPr>
+      <w:r>
+        <w:rPr>
+          <w:lang w:val="es_ES" w:bidi="es_ES"/>
+        </w:rPr>
+      </w:r>
+      <w:r>
+        <w:rPr>
+          <w:lang w:val="es_ES" w:bidi="es_ES"/>
+        </w:rPr>
+        <w:t>Cuando Dios dice, "toma mi venganza," esto podría traducirse como "castígalos por los males cometidos contra mí" o "haz que les ocurran cosas malas porque han pecado contra mí".</w:t>
+      </w:r>
+    </w:p>
+    <w:p>
+      <w:pPr>
+        <w:pStyle w:val="ListBullet"/>
+        <w:spacing w:line="240" w:lineRule="auto"/>
+        <w:ind w:left="720"/>
+      </w:pPr>
+      <w:r>
+        <w:rPr>
+          <w:lang w:val="es_ES" w:bidi="es_ES"/>
+        </w:rPr>
+      </w:r>
+      <w:r>
+        <w:rPr>
+          <w:lang w:val="es_ES" w:bidi="es_ES"/>
+        </w:rPr>
+        <w:t>Al referirse a la venganza de Dios, asegúrate de que quede claro que Dios es justo en su castigo del pecado.</w:t>
+      </w:r>
+    </w:p>
+    <w:p>
+      <w:pPr/>
+      <w:r>
+        <w:rPr>
+          <w:lang w:val="es_ES" w:bidi="es_ES"/>
+        </w:rPr>
+      </w:r>
+      <w:r>
+        <w:rPr>
+          <w:lang w:val="es_ES" w:bidi="es_ES"/>
+        </w:rPr>
+        <w:t xml:space="preserve">(Ver también: </w:t>
+      </w:r>
+      <w:r>
+        <w:rPr>
+          <w:lang w:val="es_ES" w:bidi="es_ES"/>
+        </w:rPr>
+        <w:t>castigar</w:t>
+      </w:r>
+      <w:r>
+        <w:rPr>
+          <w:lang w:val="es_ES" w:bidi="es_ES"/>
+        </w:rPr>
+        <w:t xml:space="preserve">, </w:t>
+      </w:r>
+      <w:r>
+        <w:rPr>
+          <w:lang w:val="es_ES" w:bidi="es_ES"/>
+        </w:rPr>
+        <w:t>justo</w:t>
+      </w:r>
+      <w:r>
+        <w:rPr>
+          <w:lang w:val="es_ES" w:bidi="es_ES"/>
+        </w:rPr>
+        <w:t xml:space="preserve">, </w:t>
+      </w:r>
+      <w:r>
+        <w:rPr>
+          <w:lang w:val="es_ES" w:bidi="es_ES"/>
+        </w:rPr>
+        <w:t>recto</w:t>
+      </w:r>
+      <w:r>
+        <w:rPr>
+          <w:lang w:val="es_ES" w:bidi="es_ES"/>
+        </w:rPr>
+        <w:t>)</w:t>
+      </w:r>
+    </w:p>
+    <w:p>
+      <w:pPr>
+        <w:pStyle w:val="Heading3"/>
+      </w:pPr>
+      <w:r>
+        <w:rPr>
+          <w:lang w:val="es_ES" w:bidi="es_ES"/>
+        </w:rPr>
+        <w:t>Referencias bíblicas:</w:t>
+      </w:r>
+    </w:p>
+    <w:p>
+      <w:pPr>
+        <w:pStyle w:val="ListBullet"/>
+        <w:spacing w:line="240" w:lineRule="auto"/>
+        <w:ind w:left="720"/>
+      </w:pPr>
+      <w:r>
+        <w:rPr>
+          <w:lang w:val="es_ES" w:bidi="es_ES"/>
+        </w:rPr>
+      </w:r>
+      <w:r>
+        <w:rPr>
+          <w:lang w:val="es_ES" w:bidi="es_ES"/>
+        </w:rPr>
+        <w:t>1 Samuel 24:12–13</w:t>
+      </w:r>
+    </w:p>
+    <w:p>
+      <w:pPr>
+        <w:pStyle w:val="ListBullet"/>
+        <w:spacing w:line="240" w:lineRule="auto"/>
+        <w:ind w:left="720"/>
+      </w:pPr>
+      <w:r>
+        <w:rPr>
+          <w:lang w:val="es_ES" w:bidi="es_ES"/>
+        </w:rPr>
+      </w:r>
+      <w:r>
+        <w:rPr>
+          <w:lang w:val="es_ES" w:bidi="es_ES"/>
+        </w:rPr>
+        <w:t>Ezequiel 25:15</w:t>
+      </w:r>
+    </w:p>
+    <w:p>
+      <w:pPr>
+        <w:pStyle w:val="ListBullet"/>
+        <w:spacing w:line="240" w:lineRule="auto"/>
+        <w:ind w:left="720"/>
+      </w:pPr>
+      <w:r>
+        <w:rPr>
+          <w:lang w:val="es_ES" w:bidi="es_ES"/>
+        </w:rPr>
+      </w:r>
+      <w:r>
+        <w:rPr>
+          <w:lang w:val="es_ES" w:bidi="es_ES"/>
+        </w:rPr>
+        <w:t>Isaías 47:3–5</w:t>
+      </w:r>
+    </w:p>
+    <w:p>
+      <w:pPr>
+        <w:pStyle w:val="ListBullet"/>
+        <w:spacing w:line="240" w:lineRule="auto"/>
+        <w:ind w:left="720"/>
+      </w:pPr>
+      <w:r>
+        <w:rPr>
+          <w:lang w:val="es_ES" w:bidi="es_ES"/>
+        </w:rPr>
+      </w:r>
+      <w:r>
+        <w:rPr>
+          <w:lang w:val="es_ES" w:bidi="es_ES"/>
+        </w:rPr>
+        <w:t>Levítico 19:17–18</w:t>
+      </w:r>
+    </w:p>
+    <w:p>
+      <w:pPr>
+        <w:pStyle w:val="ListBullet"/>
+        <w:spacing w:line="240" w:lineRule="auto"/>
+        <w:ind w:left="720"/>
+      </w:pPr>
+      <w:r>
+        <w:rPr>
+          <w:lang w:val="es_ES" w:bidi="es_ES"/>
+        </w:rPr>
+      </w:r>
+      <w:r>
+        <w:rPr>
+          <w:lang w:val="es_ES" w:bidi="es_ES"/>
+        </w:rPr>
+        <w:t>Salmos 18:47</w:t>
+      </w:r>
+    </w:p>
+    <w:p>
+      <w:pPr>
+        <w:pStyle w:val="ListBullet"/>
+        <w:spacing w:line="240" w:lineRule="auto"/>
+        <w:ind w:left="720"/>
+      </w:pPr>
+      <w:r>
+        <w:rPr>
+          <w:lang w:val="es_ES" w:bidi="es_ES"/>
+        </w:rPr>
+      </w:r>
+      <w:r>
+        <w:rPr>
+          <w:lang w:val="es_ES" w:bidi="es_ES"/>
+        </w:rPr>
+        <w:t>Romanos 12:19</w:t>
+      </w:r>
+    </w:p>
+    <w:p>
+      <w:pPr>
+        <w:pStyle w:val="Heading3"/>
+      </w:pPr>
+      <w:r>
+        <w:rPr>
+          <w:lang w:val="es_ES" w:bidi="es_ES"/>
+        </w:rPr>
+        <w:t>Datos de la palabra:</w:t>
+      </w:r>
+    </w:p>
+    <w:p>
+      <w:pPr>
+        <w:pStyle w:val="ListBullet"/>
+        <w:spacing w:line="240" w:lineRule="auto"/>
+        <w:ind w:left="720"/>
+      </w:pPr>
+      <w:r>
+        <w:rPr>
+          <w:lang w:val="es_ES" w:bidi="es_ES"/>
+        </w:rPr>
+      </w:r>
+      <w:r>
+        <w:rPr>
+          <w:lang w:val="es_ES" w:bidi="es_ES"/>
+        </w:rPr>
+        <w:t>Strong’s: H1350, H3467, H5358, H5359, H5360, H8199, G15560, G15570, G15580, G37090</w:t>
+      </w:r>
+      <w:r>
+        <w:rPr>
+          <w:lang w:val="es_ES" w:bidi="es_ES"/>
+        </w:rPr>
+      </w:r>
+      <w:r>
+        <w:rPr>
+          <w:lang w:val="es_ES" w:bidi="es_ES"/>
+        </w:rPr>
+      </w:r>
+    </w:p>
+    <w:p>
+      <w:pPr/>
+      <w:r>
+        <w:rPr>
+          <w:lang w:val="es_ES" w:bidi="es_ES"/>
+        </w:rPr>
+      </w:r>
+    </w:p>
+    <w:p>
+      <w:pPr>
+        <w:pStyle w:val="Heading2"/>
+      </w:pPr>
+      <w:r>
+        <w:rPr>
+          <w:lang w:val="es_ES" w:bidi="es_ES"/>
+        </w:rPr>
+        <w:t>Vergüenza</w:t>
+      </w:r>
+      <w:r>
+        <w:rPr>
+          <w:lang w:val="es_ES" w:bidi="es_ES"/>
+        </w:rPr>
+      </w:r>
+    </w:p>
+    <w:p>
+      <w:pPr>
+        <w:pStyle w:val="Heading3"/>
+      </w:pPr>
+      <w:r>
+        <w:rPr>
+          <w:lang w:val="es_ES" w:bidi="es_ES"/>
+        </w:rPr>
+        <w:t>Definición:</w:t>
+      </w:r>
+    </w:p>
+    <w:p>
+      <w:pPr/>
+      <w:r>
+        <w:rPr>
+          <w:lang w:val="es_ES" w:bidi="es_ES"/>
+        </w:rPr>
+      </w:r>
+      <w:r>
+        <w:rPr>
+          <w:lang w:val="es_ES" w:bidi="es_ES"/>
+        </w:rPr>
+        <w:t>El término "vergüenza" se refiere a la sensación dolorosa de ser deshonrado o humillado que una persona siente cuando hace algo que otros consideran deshonroso o inapropiado.</w:t>
+      </w:r>
+    </w:p>
+    <w:p>
+      <w:pPr>
+        <w:pStyle w:val="ListBullet"/>
+        <w:spacing w:line="240" w:lineRule="auto"/>
+        <w:ind w:left="720"/>
+      </w:pPr>
+      <w:r>
+        <w:rPr>
+          <w:lang w:val="es_ES" w:bidi="es_ES"/>
+        </w:rPr>
+      </w:r>
+      <w:r>
+        <w:rPr>
+          <w:lang w:val="es_ES" w:bidi="es_ES"/>
+        </w:rPr>
+        <w:t>Algo que es “vergonzoso” es “inapropiado” o “deshonroso.”</w:t>
+      </w:r>
+    </w:p>
+    <w:p>
+      <w:pPr>
+        <w:pStyle w:val="ListBullet"/>
+        <w:spacing w:line="240" w:lineRule="auto"/>
+        <w:ind w:left="720"/>
+      </w:pPr>
+      <w:r>
+        <w:rPr>
+          <w:lang w:val="es_ES" w:bidi="es_ES"/>
+        </w:rPr>
+      </w:r>
+      <w:r>
+        <w:rPr>
+          <w:lang w:val="es_ES" w:bidi="es_ES"/>
+        </w:rPr>
+        <w:t>El término "avergonzado" describe cómo se siente una persona cuando ha hecho algo inapropiado o deshonroso.</w:t>
+      </w:r>
+    </w:p>
+    <w:p>
+      <w:pPr>
+        <w:pStyle w:val="ListBullet"/>
+        <w:spacing w:line="240" w:lineRule="auto"/>
+        <w:ind w:left="720"/>
+      </w:pPr>
+      <w:r>
+        <w:rPr>
+          <w:lang w:val="es_ES" w:bidi="es_ES"/>
+        </w:rPr>
+      </w:r>
+      <w:r>
+        <w:rPr>
+          <w:lang w:val="es_ES" w:bidi="es_ES"/>
+        </w:rPr>
+        <w:t>El término "humillar" significa hacer que alguien se sienta avergonzado o deshonrado, generalmente en público. El acto de avergonzar a alguien se llama "humillación".</w:t>
+      </w:r>
+    </w:p>
+    <w:p>
+      <w:pPr>
+        <w:pStyle w:val="ListBullet"/>
+        <w:spacing w:line="240" w:lineRule="auto"/>
+        <w:ind w:left="720"/>
+      </w:pPr>
+      <w:r>
+        <w:rPr>
+          <w:lang w:val="es_ES" w:bidi="es_ES"/>
+        </w:rPr>
+      </w:r>
+      <w:r>
+        <w:rPr>
+          <w:lang w:val="es_ES" w:bidi="es_ES"/>
+        </w:rPr>
+        <w:t>Reprochar a alguien significa criticar o desaprobar el carácter o comportamiento de esa persona.</w:t>
+      </w:r>
+    </w:p>
+    <w:p>
+      <w:pPr>
+        <w:pStyle w:val="ListBullet"/>
+        <w:spacing w:line="240" w:lineRule="auto"/>
+        <w:ind w:left="720"/>
+      </w:pPr>
+      <w:r>
+        <w:rPr>
+          <w:lang w:val="es_ES" w:bidi="es_ES"/>
+        </w:rPr>
+      </w:r>
+      <w:r>
+        <w:rPr>
+          <w:lang w:val="es_ES" w:bidi="es_ES"/>
+        </w:rPr>
+        <w:t>La frase “poner en vergüenza” significa derrotar a personas o exponer sus pecados para que así se sientan avergonzados de ellos mismos. El profeta Isaías dijo que aquellos que hacen y adoran ídolos serán puestos en vergüenza.</w:t>
+      </w:r>
+    </w:p>
+    <w:p>
+      <w:pPr>
+        <w:pStyle w:val="ListBullet"/>
+        <w:spacing w:line="240" w:lineRule="auto"/>
+        <w:ind w:left="720"/>
+      </w:pPr>
+      <w:r>
+        <w:rPr>
+          <w:lang w:val="es_ES" w:bidi="es_ES"/>
+        </w:rPr>
+      </w:r>
+      <w:r>
+        <w:rPr>
+          <w:lang w:val="es_ES" w:bidi="es_ES"/>
+        </w:rPr>
+        <w:t>El término "vergonzoso" puede usarse para describir un acto pecaminoso o a la persona que lo cometió. Cuando una persona hace algo pecaminoso, puede llevarla a un estado de deshonra o deshonor.</w:t>
+      </w:r>
+    </w:p>
+    <w:p>
+      <w:pPr>
+        <w:pStyle w:val="ListBullet"/>
+        <w:spacing w:line="240" w:lineRule="auto"/>
+        <w:ind w:left="720"/>
+      </w:pPr>
+      <w:r>
+        <w:rPr>
+          <w:lang w:val="es_ES" w:bidi="es_ES"/>
+        </w:rPr>
+      </w:r>
+      <w:r>
+        <w:rPr>
+          <w:lang w:val="es_ES" w:bidi="es_ES"/>
+        </w:rPr>
+        <w:t>A veces, una persona que está haciendo cosas buenas es tratada de una manera que le causa deshonra o vergüenza. Por ejemplo, cuando Jesús fue crucificado, fue una forma deshonrosa de morir. Jesús no había hecho nada malo para merecer esta deshonra.</w:t>
+      </w:r>
+    </w:p>
+    <w:p>
+      <w:pPr>
+        <w:pStyle w:val="ListBullet"/>
+        <w:spacing w:line="240" w:lineRule="auto"/>
+        <w:ind w:left="720"/>
+      </w:pPr>
+      <w:r>
+        <w:rPr>
+          <w:lang w:val="es_ES" w:bidi="es_ES"/>
+        </w:rPr>
+      </w:r>
+      <w:r>
+        <w:rPr>
+          <w:lang w:val="es_ES" w:bidi="es_ES"/>
+        </w:rPr>
+        <w:t>Cuando Dios humilla a alguien, significa que está haciendo que una persona orgullosa experimente el fracaso para ayudarle a superar su orgullo. Esto es diferente de humillar a alguien, lo cual se hace a menudo con el fin de herir a esa persona.</w:t>
+      </w:r>
+    </w:p>
+    <w:p>
+      <w:pPr>
+        <w:pStyle w:val="ListBullet"/>
+        <w:spacing w:line="240" w:lineRule="auto"/>
+        <w:ind w:left="720"/>
+      </w:pPr>
+      <w:r>
+        <w:rPr>
+          <w:lang w:val="es_ES" w:bidi="es_ES"/>
+        </w:rPr>
+      </w:r>
+      <w:r>
+        <w:rPr>
+          <w:lang w:val="es_ES" w:bidi="es_ES"/>
+        </w:rPr>
+        <w:t>Decir que una persona es "irreprochable" o "sin reproche" significa que esta persona se comporta de una manera que honra a Dios y hay poco o nada que se pueda decir para criticarla.</w:t>
+      </w:r>
+    </w:p>
+    <w:p>
+      <w:pPr>
+        <w:pStyle w:val="Heading3"/>
+      </w:pPr>
+      <w:r>
+        <w:rPr>
+          <w:lang w:val="es_ES" w:bidi="es_ES"/>
+        </w:rPr>
+        <w:t>Sugerencias de Traducción</w:t>
+      </w:r>
+    </w:p>
+    <w:p>
+      <w:pPr>
+        <w:pStyle w:val="ListBullet"/>
+        <w:spacing w:line="240" w:lineRule="auto"/>
+        <w:ind w:left="720"/>
+      </w:pPr>
+      <w:r>
+        <w:rPr>
+          <w:lang w:val="es_ES" w:bidi="es_ES"/>
+        </w:rPr>
+      </w:r>
+      <w:r>
+        <w:rPr>
+          <w:lang w:val="es_ES" w:bidi="es_ES"/>
+        </w:rPr>
+        <w:t>Formas de traducir "deshonra" podrían incluir "vergüenza" o "desgracia".</w:t>
+      </w:r>
+    </w:p>
+    <w:p>
+      <w:pPr>
+        <w:pStyle w:val="ListBullet"/>
+        <w:spacing w:line="240" w:lineRule="auto"/>
+        <w:ind w:left="720"/>
+      </w:pPr>
+      <w:r>
+        <w:rPr>
+          <w:lang w:val="es_ES" w:bidi="es_ES"/>
+        </w:rPr>
+      </w:r>
+      <w:r>
+        <w:rPr>
+          <w:lang w:val="es_ES" w:bidi="es_ES"/>
+        </w:rPr>
+        <w:t>Formas de traducir “vergonzoso” podrían incluir “bochornoso” o “deshonroso”.</w:t>
+      </w:r>
+    </w:p>
+    <w:p>
+      <w:pPr>
+        <w:pStyle w:val="ListBullet"/>
+        <w:spacing w:line="240" w:lineRule="auto"/>
+        <w:ind w:left="720"/>
+      </w:pPr>
+      <w:r>
+        <w:rPr>
+          <w:lang w:val="es_ES" w:bidi="es_ES"/>
+        </w:rPr>
+      </w:r>
+      <w:r>
+        <w:rPr>
+          <w:lang w:val="es_ES" w:bidi="es_ES"/>
+        </w:rPr>
+        <w:t>“Humillar” también podría traducirse como “avergonzar", “hacer sentir vergüenza” o “poner en ridículo.”</w:t>
+      </w:r>
+    </w:p>
+    <w:p>
+      <w:pPr>
+        <w:pStyle w:val="ListBullet"/>
+        <w:spacing w:line="240" w:lineRule="auto"/>
+        <w:ind w:left="720"/>
+      </w:pPr>
+      <w:r>
+        <w:rPr>
+          <w:lang w:val="es_ES" w:bidi="es_ES"/>
+        </w:rPr>
+      </w:r>
+      <w:r>
+        <w:rPr>
+          <w:lang w:val="es_ES" w:bidi="es_ES"/>
+        </w:rPr>
+        <w:t>Dependiendo del contexto, las formas de traducir "humillación" podrían incluir "vergüenza", "degradación" o "desgracia".</w:t>
+      </w:r>
+    </w:p>
+    <w:p>
+      <w:pPr>
+        <w:pStyle w:val="ListBullet"/>
+        <w:spacing w:line="240" w:lineRule="auto"/>
+        <w:ind w:left="720"/>
+      </w:pPr>
+      <w:r>
+        <w:rPr>
+          <w:lang w:val="es_ES" w:bidi="es_ES"/>
+        </w:rPr>
+      </w:r>
+      <w:r>
+        <w:rPr>
+          <w:lang w:val="es_ES" w:bidi="es_ES"/>
+        </w:rPr>
+        <w:t>La palabra "reproche" también podría traducirse como "acusación", "vergüenza" o "desgracia".</w:t>
+      </w:r>
+    </w:p>
+    <w:p>
+      <w:pPr>
+        <w:pStyle w:val="ListBullet"/>
+        <w:spacing w:line="240" w:lineRule="auto"/>
+        <w:ind w:left="720"/>
+      </w:pPr>
+      <w:r>
+        <w:rPr>
+          <w:lang w:val="es_ES" w:bidi="es_ES"/>
+        </w:rPr>
+      </w:r>
+      <w:r>
+        <w:rPr>
+          <w:lang w:val="es_ES" w:bidi="es_ES"/>
+        </w:rPr>
+        <w:t>“Reprochar” también podría traducirse como “reprender”, “acusar” o “criticar”, dependiendo del contexto.</w:t>
+      </w:r>
+    </w:p>
+    <w:p>
+      <w:pPr/>
+      <w:r>
+        <w:rPr>
+          <w:lang w:val="es_ES" w:bidi="es_ES"/>
+        </w:rPr>
+      </w:r>
+      <w:r>
+        <w:rPr>
+          <w:lang w:val="es_ES" w:bidi="es_ES"/>
+        </w:rPr>
+        <w:t xml:space="preserve">(Ver también: </w:t>
+      </w:r>
+      <w:r>
+        <w:rPr>
+          <w:lang w:val="es_ES" w:bidi="es_ES"/>
+        </w:rPr>
+        <w:t>deshonra</w:t>
+      </w:r>
+      <w:r>
+        <w:rPr>
+          <w:lang w:val="es_ES" w:bidi="es_ES"/>
+        </w:rPr>
+        <w:t xml:space="preserve">, acusar, </w:t>
+      </w:r>
+      <w:r>
+        <w:rPr>
+          <w:lang w:val="es_ES" w:bidi="es_ES"/>
+        </w:rPr>
+        <w:t>reprensión</w:t>
+      </w:r>
+      <w:r>
+        <w:rPr>
+          <w:lang w:val="es_ES" w:bidi="es_ES"/>
+        </w:rPr>
+        <w:t xml:space="preserve">, </w:t>
+      </w:r>
+      <w:r>
+        <w:rPr>
+          <w:lang w:val="es_ES" w:bidi="es_ES"/>
+        </w:rPr>
+        <w:t>falso dios</w:t>
+      </w:r>
+      <w:r>
+        <w:rPr>
+          <w:lang w:val="es_ES" w:bidi="es_ES"/>
+        </w:rPr>
+        <w:t xml:space="preserve">, </w:t>
+      </w:r>
+      <w:r>
+        <w:rPr>
+          <w:lang w:val="es_ES" w:bidi="es_ES"/>
+        </w:rPr>
+        <w:t>humilde</w:t>
+      </w:r>
+      <w:r>
+        <w:rPr>
+          <w:lang w:val="es_ES" w:bidi="es_ES"/>
+        </w:rPr>
+        <w:t xml:space="preserve">, </w:t>
+      </w:r>
+      <w:r>
+        <w:rPr>
+          <w:lang w:val="es_ES" w:bidi="es_ES"/>
+        </w:rPr>
+        <w:t>Isaías</w:t>
+      </w:r>
+      <w:r>
+        <w:rPr>
+          <w:lang w:val="es_ES" w:bidi="es_ES"/>
+        </w:rPr>
+        <w:t xml:space="preserve">, </w:t>
+      </w:r>
+      <w:r>
+        <w:rPr>
+          <w:lang w:val="es_ES" w:bidi="es_ES"/>
+        </w:rPr>
+        <w:t>culto</w:t>
+      </w:r>
+      <w:r>
+        <w:rPr>
+          <w:lang w:val="es_ES" w:bidi="es_ES"/>
+        </w:rPr>
+        <w:t>)</w:t>
+      </w:r>
+    </w:p>
+    <w:p>
+      <w:pPr>
+        <w:pStyle w:val="Heading3"/>
+      </w:pPr>
+      <w:r>
+        <w:rPr>
+          <w:lang w:val="es_ES" w:bidi="es_ES"/>
+        </w:rPr>
         <w:t>Referencias de la Biblia:</w:t>
       </w:r>
     </w:p>
@@ -1536,97 +4078,367 @@
         <w:rPr>
           <w:lang w:val="es_ES" w:bidi="es_ES"/>
         </w:rPr>
-        <w:t>1 Corintios 15:1–2</w:t>
-      </w:r>
-    </w:p>
-    <w:p>
-      <w:pPr>
-        <w:pStyle w:val="ListBullet"/>
-        <w:spacing w:line="240" w:lineRule="auto"/>
-        <w:ind w:left="720"/>
-      </w:pPr>
-      <w:r>
-        <w:rPr>
-          <w:lang w:val="es_ES" w:bidi="es_ES"/>
-        </w:rPr>
-      </w:r>
-      <w:r>
-        <w:rPr>
-          <w:lang w:val="es_ES" w:bidi="es_ES"/>
-        </w:rPr>
-        <w:t>1 Samuel 25:21–22</w:t>
-      </w:r>
-    </w:p>
-    <w:p>
-      <w:pPr>
-        <w:pStyle w:val="ListBullet"/>
-        <w:spacing w:line="240" w:lineRule="auto"/>
-        <w:ind w:left="720"/>
-      </w:pPr>
-      <w:r>
-        <w:rPr>
-          <w:lang w:val="es_ES" w:bidi="es_ES"/>
-        </w:rPr>
-      </w:r>
-      <w:r>
-        <w:rPr>
-          <w:lang w:val="es_ES" w:bidi="es_ES"/>
-        </w:rPr>
-        <w:t>2 Pedro 2:18</w:t>
-      </w:r>
-    </w:p>
-    <w:p>
-      <w:pPr>
-        <w:pStyle w:val="ListBullet"/>
-        <w:spacing w:line="240" w:lineRule="auto"/>
-        <w:ind w:left="720"/>
-      </w:pPr>
-      <w:r>
-        <w:rPr>
-          <w:lang w:val="es_ES" w:bidi="es_ES"/>
-        </w:rPr>
-      </w:r>
-      <w:r>
-        <w:rPr>
-          <w:lang w:val="es_ES" w:bidi="es_ES"/>
-        </w:rPr>
-        <w:t>Isaías 45:19</w:t>
-      </w:r>
-    </w:p>
-    <w:p>
-      <w:pPr>
-        <w:pStyle w:val="ListBullet"/>
-        <w:spacing w:line="240" w:lineRule="auto"/>
-        <w:ind w:left="720"/>
-      </w:pPr>
-      <w:r>
-        <w:rPr>
-          <w:lang w:val="es_ES" w:bidi="es_ES"/>
-        </w:rPr>
-      </w:r>
-      <w:r>
-        <w:rPr>
-          <w:lang w:val="es_ES" w:bidi="es_ES"/>
-        </w:rPr>
-        <w:t>Jeremías 2:29–31</w:t>
-      </w:r>
-    </w:p>
-    <w:p>
-      <w:pPr>
-        <w:pStyle w:val="ListBullet"/>
-        <w:spacing w:line="240" w:lineRule="auto"/>
-        <w:ind w:left="720"/>
-      </w:pPr>
-      <w:r>
-        <w:rPr>
-          <w:lang w:val="es_ES" w:bidi="es_ES"/>
-        </w:rPr>
-      </w:r>
-      <w:r>
-        <w:rPr>
-          <w:lang w:val="es_ES" w:bidi="es_ES"/>
-        </w:rPr>
-        <w:t>Mateo 15:9</w:t>
+        <w:t>1 Pedro 3:15–17</w:t>
+      </w:r>
+    </w:p>
+    <w:p>
+      <w:pPr>
+        <w:pStyle w:val="ListBullet"/>
+        <w:spacing w:line="240" w:lineRule="auto"/>
+        <w:ind w:left="720"/>
+      </w:pPr>
+      <w:r>
+        <w:rPr>
+          <w:lang w:val="es_ES" w:bidi="es_ES"/>
+        </w:rPr>
+      </w:r>
+      <w:r>
+        <w:rPr>
+          <w:lang w:val="es_ES" w:bidi="es_ES"/>
+        </w:rPr>
+        <w:t>2 Reyes 2:17</w:t>
+      </w:r>
+    </w:p>
+    <w:p>
+      <w:pPr>
+        <w:pStyle w:val="ListBullet"/>
+        <w:spacing w:line="240" w:lineRule="auto"/>
+        <w:ind w:left="720"/>
+      </w:pPr>
+      <w:r>
+        <w:rPr>
+          <w:lang w:val="es_ES" w:bidi="es_ES"/>
+        </w:rPr>
+      </w:r>
+      <w:r>
+        <w:rPr>
+          <w:lang w:val="es_ES" w:bidi="es_ES"/>
+        </w:rPr>
+        <w:t>2 Samuel 13:13</w:t>
+      </w:r>
+    </w:p>
+    <w:p>
+      <w:pPr>
+        <w:pStyle w:val="ListBullet"/>
+        <w:spacing w:line="240" w:lineRule="auto"/>
+        <w:ind w:left="720"/>
+      </w:pPr>
+      <w:r>
+        <w:rPr>
+          <w:lang w:val="es_ES" w:bidi="es_ES"/>
+        </w:rPr>
+      </w:r>
+      <w:r>
+        <w:rPr>
+          <w:lang w:val="es_ES" w:bidi="es_ES"/>
+        </w:rPr>
+        <w:t>Lucas 20:11</w:t>
+      </w:r>
+    </w:p>
+    <w:p>
+      <w:pPr>
+        <w:pStyle w:val="ListBullet"/>
+        <w:spacing w:line="240" w:lineRule="auto"/>
+        <w:ind w:left="720"/>
+      </w:pPr>
+      <w:r>
+        <w:rPr>
+          <w:lang w:val="es_ES" w:bidi="es_ES"/>
+        </w:rPr>
+      </w:r>
+      <w:r>
+        <w:rPr>
+          <w:lang w:val="es_ES" w:bidi="es_ES"/>
+        </w:rPr>
+        <w:t>Marcos 8:38</w:t>
+      </w:r>
+    </w:p>
+    <w:p>
+      <w:pPr>
+        <w:pStyle w:val="ListBullet"/>
+        <w:spacing w:line="240" w:lineRule="auto"/>
+        <w:ind w:left="720"/>
+      </w:pPr>
+      <w:r>
+        <w:rPr>
+          <w:lang w:val="es_ES" w:bidi="es_ES"/>
+        </w:rPr>
+      </w:r>
+      <w:r>
+        <w:rPr>
+          <w:lang w:val="es_ES" w:bidi="es_ES"/>
+        </w:rPr>
+        <w:t>Marcos 12:4–5</w:t>
+      </w:r>
+    </w:p>
+    <w:p>
+      <w:pPr>
+        <w:pStyle w:val="ListBullet"/>
+        <w:spacing w:line="240" w:lineRule="auto"/>
+        <w:ind w:left="720"/>
+      </w:pPr>
+      <w:r>
+        <w:rPr>
+          <w:lang w:val="es_ES" w:bidi="es_ES"/>
+        </w:rPr>
+      </w:r>
+      <w:r>
+        <w:rPr>
+          <w:lang w:val="es_ES" w:bidi="es_ES"/>
+        </w:rPr>
+        <w:t>1 Timoteo 3:7</w:t>
+      </w:r>
+    </w:p>
+    <w:p>
+      <w:pPr>
+        <w:pStyle w:val="ListBullet"/>
+        <w:spacing w:line="240" w:lineRule="auto"/>
+        <w:ind w:left="720"/>
+      </w:pPr>
+      <w:r>
+        <w:rPr>
+          <w:lang w:val="es_ES" w:bidi="es_ES"/>
+        </w:rPr>
+      </w:r>
+      <w:r>
+        <w:rPr>
+          <w:lang w:val="es_ES" w:bidi="es_ES"/>
+        </w:rPr>
+        <w:t>Génesis 34:7</w:t>
+      </w:r>
+    </w:p>
+    <w:p>
+      <w:pPr>
+        <w:pStyle w:val="ListBullet"/>
+        <w:spacing w:line="240" w:lineRule="auto"/>
+        <w:ind w:left="720"/>
+      </w:pPr>
+      <w:r>
+        <w:rPr>
+          <w:lang w:val="es_ES" w:bidi="es_ES"/>
+        </w:rPr>
+      </w:r>
+      <w:r>
+        <w:rPr>
+          <w:lang w:val="es_ES" w:bidi="es_ES"/>
+        </w:rPr>
+        <w:t>Hebreos 11:26</w:t>
+      </w:r>
+    </w:p>
+    <w:p>
+      <w:pPr>
+        <w:pStyle w:val="ListBullet"/>
+        <w:spacing w:line="240" w:lineRule="auto"/>
+        <w:ind w:left="720"/>
+      </w:pPr>
+      <w:r>
+        <w:rPr>
+          <w:lang w:val="es_ES" w:bidi="es_ES"/>
+        </w:rPr>
+      </w:r>
+      <w:r>
+        <w:rPr>
+          <w:lang w:val="es_ES" w:bidi="es_ES"/>
+        </w:rPr>
+        <w:t>Lamentaciones 2:1–2</w:t>
+      </w:r>
+    </w:p>
+    <w:p>
+      <w:pPr>
+        <w:pStyle w:val="ListBullet"/>
+        <w:spacing w:line="240" w:lineRule="auto"/>
+        <w:ind w:left="720"/>
+      </w:pPr>
+      <w:r>
+        <w:rPr>
+          <w:lang w:val="es_ES" w:bidi="es_ES"/>
+        </w:rPr>
+      </w:r>
+      <w:r>
+        <w:rPr>
+          <w:lang w:val="es_ES" w:bidi="es_ES"/>
+        </w:rPr>
+        <w:t>Salmos 22:6</w:t>
+      </w:r>
+    </w:p>
+    <w:p>
+      <w:pPr>
+        <w:pStyle w:val="ListBullet"/>
+        <w:spacing w:line="240" w:lineRule="auto"/>
+        <w:ind w:left="720"/>
+      </w:pPr>
+      <w:r>
+        <w:rPr>
+          <w:lang w:val="es_ES" w:bidi="es_ES"/>
+        </w:rPr>
+      </w:r>
+      <w:r>
+        <w:rPr>
+          <w:lang w:val="es_ES" w:bidi="es_ES"/>
+        </w:rPr>
+        <w:t>Deuteronomio 21:14</w:t>
+      </w:r>
+    </w:p>
+    <w:p>
+      <w:pPr>
+        <w:pStyle w:val="ListBullet"/>
+        <w:spacing w:line="240" w:lineRule="auto"/>
+        <w:ind w:left="720"/>
+      </w:pPr>
+      <w:r>
+        <w:rPr>
+          <w:lang w:val="es_ES" w:bidi="es_ES"/>
+        </w:rPr>
+      </w:r>
+      <w:r>
+        <w:rPr>
+          <w:lang w:val="es_ES" w:bidi="es_ES"/>
+        </w:rPr>
+        <w:t>Esdras 9:5</w:t>
+      </w:r>
+    </w:p>
+    <w:p>
+      <w:pPr>
+        <w:pStyle w:val="ListBullet"/>
+        <w:spacing w:line="240" w:lineRule="auto"/>
+        <w:ind w:left="720"/>
+      </w:pPr>
+      <w:r>
+        <w:rPr>
+          <w:lang w:val="es_ES" w:bidi="es_ES"/>
+        </w:rPr>
+      </w:r>
+      <w:r>
+        <w:rPr>
+          <w:lang w:val="es_ES" w:bidi="es_ES"/>
+        </w:rPr>
+        <w:t>Proverbios 25:7–8</w:t>
+      </w:r>
+    </w:p>
+    <w:p>
+      <w:pPr>
+        <w:pStyle w:val="ListBullet"/>
+        <w:spacing w:line="240" w:lineRule="auto"/>
+        <w:ind w:left="720"/>
+      </w:pPr>
+      <w:r>
+        <w:rPr>
+          <w:lang w:val="es_ES" w:bidi="es_ES"/>
+        </w:rPr>
+      </w:r>
+      <w:r>
+        <w:rPr>
+          <w:lang w:val="es_ES" w:bidi="es_ES"/>
+        </w:rPr>
+        <w:t>Salmos 6:8–10</w:t>
+      </w:r>
+    </w:p>
+    <w:p>
+      <w:pPr>
+        <w:pStyle w:val="ListBullet"/>
+        <w:spacing w:line="240" w:lineRule="auto"/>
+        <w:ind w:left="720"/>
+      </w:pPr>
+      <w:r>
+        <w:rPr>
+          <w:lang w:val="es_ES" w:bidi="es_ES"/>
+        </w:rPr>
+      </w:r>
+      <w:r>
+        <w:rPr>
+          <w:lang w:val="es_ES" w:bidi="es_ES"/>
+        </w:rPr>
+        <w:t>Salmos 123:3</w:t>
+      </w:r>
+    </w:p>
+    <w:p>
+      <w:pPr>
+        <w:pStyle w:val="ListBullet"/>
+        <w:spacing w:line="240" w:lineRule="auto"/>
+        <w:ind w:left="720"/>
+      </w:pPr>
+      <w:r>
+        <w:rPr>
+          <w:lang w:val="es_ES" w:bidi="es_ES"/>
+        </w:rPr>
+      </w:r>
+      <w:r>
+        <w:rPr>
+          <w:lang w:val="es_ES" w:bidi="es_ES"/>
+        </w:rPr>
+        <w:t>1 Timoteo 5:7–8</w:t>
+      </w:r>
+    </w:p>
+    <w:p>
+      <w:pPr>
+        <w:pStyle w:val="ListBullet"/>
+        <w:spacing w:line="240" w:lineRule="auto"/>
+        <w:ind w:left="720"/>
+      </w:pPr>
+      <w:r>
+        <w:rPr>
+          <w:lang w:val="es_ES" w:bidi="es_ES"/>
+        </w:rPr>
+      </w:r>
+      <w:r>
+        <w:rPr>
+          <w:lang w:val="es_ES" w:bidi="es_ES"/>
+        </w:rPr>
+        <w:t>1 Timoteo 6:13–14</w:t>
+      </w:r>
+    </w:p>
+    <w:p>
+      <w:pPr>
+        <w:pStyle w:val="ListBullet"/>
+        <w:spacing w:line="240" w:lineRule="auto"/>
+        <w:ind w:left="720"/>
+      </w:pPr>
+      <w:r>
+        <w:rPr>
+          <w:lang w:val="es_ES" w:bidi="es_ES"/>
+        </w:rPr>
+      </w:r>
+      <w:r>
+        <w:rPr>
+          <w:lang w:val="es_ES" w:bidi="es_ES"/>
+        </w:rPr>
+        <w:t>Jeremías 15:15–16</w:t>
+      </w:r>
+    </w:p>
+    <w:p>
+      <w:pPr>
+        <w:pStyle w:val="ListBullet"/>
+        <w:spacing w:line="240" w:lineRule="auto"/>
+        <w:ind w:left="720"/>
+      </w:pPr>
+      <w:r>
+        <w:rPr>
+          <w:lang w:val="es_ES" w:bidi="es_ES"/>
+        </w:rPr>
+      </w:r>
+      <w:r>
+        <w:rPr>
+          <w:lang w:val="es_ES" w:bidi="es_ES"/>
+        </w:rPr>
+        <w:t>Job 16:9–10</w:t>
+      </w:r>
+    </w:p>
+    <w:p>
+      <w:pPr>
+        <w:pStyle w:val="ListBullet"/>
+        <w:spacing w:line="240" w:lineRule="auto"/>
+        <w:ind w:left="720"/>
+      </w:pPr>
+      <w:r>
+        <w:rPr>
+          <w:lang w:val="es_ES" w:bidi="es_ES"/>
+        </w:rPr>
+      </w:r>
+      <w:r>
+        <w:rPr>
+          <w:lang w:val="es_ES" w:bidi="es_ES"/>
+        </w:rPr>
+        <w:t>Proverbios 18:3</w:t>
       </w:r>
     </w:p>
     <w:p>
@@ -1655,7 +4467,7 @@
         <w:rPr>
           <w:lang w:val="es_ES" w:bidi="es_ES"/>
         </w:rPr>
-        <w:t>Strong’s: H1891, H1892, H2600, H7307, H7385, H7387, H7723, H8193, H8267, H8414, G09450, G15000, G27560, G27580, G27610, G31510, G31520, G31530, G31550</w:t>
+        <w:t>Strong’s: H0937, H0954, H0955, H1317, H1322, H1421, H1442, H1984, H2490, H2616, H2617, H2659, H2778, H2781, H2865, H3001, H3637, H3639, H3640, H3971, H5007, H5034, H5039, H6030, H6031, H6172, H6256, H7022, H7034, H7036, H7043, H7511, H7817, H8103, H8213, H8216, H8217, H8589, G01520, G01530, G04100, G04220, G04230, G08080, G08180, G08190, G08210, G17880, G17910, G18700, G26170, G30590, G36790, G36800, G36810, G38560, G50140, G51950, G51960, G54840</w:t>
       </w:r>
       <w:r>
         <w:rPr>
@@ -1684,7 +4496,7 @@
         <w:rPr>
           <w:lang w:val="es_ES" w:bidi="es_ES"/>
         </w:rPr>
-        <w:t>Vara</w:t>
+        <w:t>Vid.</w:t>
       </w:r>
       <w:r>
         <w:rPr>
@@ -1714,115 +4526,61 @@
         <w:rPr>
           <w:lang w:val="es_ES" w:bidi="es_ES"/>
         </w:rPr>
-        <w:t>El término "vara" se refiere a una herramienta estrecha, sólida y en forma de palo que se utilizaba de varias maneras. Probablemente tenía al menos un metro de longitud.</w:t>
-      </w:r>
-    </w:p>
-    <w:p>
-      <w:pPr>
-        <w:pStyle w:val="ListBullet"/>
-        <w:spacing w:line="240" w:lineRule="auto"/>
-        <w:ind w:left="720"/>
-      </w:pPr>
-      <w:r>
-        <w:rPr>
-          <w:lang w:val="es_ES" w:bidi="es_ES"/>
-        </w:rPr>
-      </w:r>
-      <w:r>
-        <w:rPr>
-          <w:lang w:val="es_ES" w:bidi="es_ES"/>
-        </w:rPr>
-        <w:t>Una vara de madera era utilizado por un pastor para defender a las ovejas de otros animales. También se lanzaba hacia una oveja errante para traerla de vuelta al rebaño.</w:t>
-      </w:r>
-    </w:p>
-    <w:p>
-      <w:pPr>
-        <w:pStyle w:val="ListBullet"/>
-        <w:spacing w:line="240" w:lineRule="auto"/>
-        <w:ind w:left="720"/>
-      </w:pPr>
-      <w:r>
-        <w:rPr>
-          <w:lang w:val="es_ES" w:bidi="es_ES"/>
-        </w:rPr>
-      </w:r>
-      <w:r>
-        <w:rPr>
-          <w:lang w:val="es_ES" w:bidi="es_ES"/>
-        </w:rPr>
-        <w:t>En el Salmo 23, el rey David usó los términos "vara" y "cayado" como metáforas para referirse a la guía y disciplina de Dios para su pueblo.</w:t>
-      </w:r>
-    </w:p>
-    <w:p>
-      <w:pPr>
-        <w:pStyle w:val="ListBullet"/>
-        <w:spacing w:line="240" w:lineRule="auto"/>
-        <w:ind w:left="720"/>
-      </w:pPr>
-      <w:r>
-        <w:rPr>
-          <w:lang w:val="es_ES" w:bidi="es_ES"/>
-        </w:rPr>
-      </w:r>
-      <w:r>
-        <w:rPr>
-          <w:lang w:val="es_ES" w:bidi="es_ES"/>
-        </w:rPr>
-        <w:t>Una vara de pastor también se usaba para contar las ovejas a medida que pasaban por debajo de ella.</w:t>
-      </w:r>
-    </w:p>
-    <w:p>
-      <w:pPr>
-        <w:pStyle w:val="ListBullet"/>
-        <w:spacing w:line="240" w:lineRule="auto"/>
-        <w:ind w:left="720"/>
-      </w:pPr>
-      <w:r>
-        <w:rPr>
-          <w:lang w:val="es_ES" w:bidi="es_ES"/>
-        </w:rPr>
-      </w:r>
-      <w:r>
-        <w:rPr>
-          <w:lang w:val="es_ES" w:bidi="es_ES"/>
-        </w:rPr>
-        <w:t>Otra expresión metafórica, "vara de hierro", se refiere al castigo de Dios para las personas que se rebelan contra él y hacen cosas malas.</w:t>
-      </w:r>
-    </w:p>
-    <w:p>
-      <w:pPr>
-        <w:pStyle w:val="ListBullet"/>
-        <w:spacing w:line="240" w:lineRule="auto"/>
-        <w:ind w:left="720"/>
-      </w:pPr>
-      <w:r>
-        <w:rPr>
-          <w:lang w:val="es_ES" w:bidi="es_ES"/>
-        </w:rPr>
-      </w:r>
-      <w:r>
-        <w:rPr>
-          <w:lang w:val="es_ES" w:bidi="es_ES"/>
-        </w:rPr>
-        <w:t>En la antigüedad, se utilizaban varas de medir hechas de metal, madera o piedra para medir la longitud de un edificio u objeto.</w:t>
-      </w:r>
-    </w:p>
-    <w:p>
-      <w:pPr>
-        <w:pStyle w:val="ListBullet"/>
-        <w:spacing w:line="240" w:lineRule="auto"/>
-        <w:ind w:left="720"/>
-      </w:pPr>
-      <w:r>
-        <w:rPr>
-          <w:lang w:val="es_ES" w:bidi="es_ES"/>
-        </w:rPr>
-      </w:r>
-      <w:r>
-        <w:rPr>
-          <w:lang w:val="es_ES" w:bidi="es_ES"/>
-        </w:rPr>
-        <w:t>En la Biblia, una vara de madera también se refería como un instrumento para disciplinar a los niños.</w:t>
+        <w:t>El término "vid" se refiere a una planta que crece arrastrándose por el suelo o trepando árboles y otras estructuras. La palabra "vid" en la Biblia se usa solo para vides que dan fruto y generalmente se refiere a vides de uva.</w:t>
+      </w:r>
+    </w:p>
+    <w:p>
+      <w:pPr>
+        <w:pStyle w:val="ListBullet"/>
+        <w:spacing w:line="240" w:lineRule="auto"/>
+        <w:ind w:left="720"/>
+      </w:pPr>
+      <w:r>
+        <w:rPr>
+          <w:lang w:val="es_ES" w:bidi="es_ES"/>
+        </w:rPr>
+      </w:r>
+      <w:r>
+        <w:rPr>
+          <w:lang w:val="es_ES" w:bidi="es_ES"/>
+        </w:rPr>
+        <w:t>En la Biblia, la palabra "vid" casi siempre significa "vid de uva".</w:t>
+      </w:r>
+    </w:p>
+    <w:p>
+      <w:pPr>
+        <w:pStyle w:val="ListBullet"/>
+        <w:spacing w:line="240" w:lineRule="auto"/>
+        <w:ind w:left="720"/>
+      </w:pPr>
+      <w:r>
+        <w:rPr>
+          <w:lang w:val="es_ES" w:bidi="es_ES"/>
+        </w:rPr>
+      </w:r>
+      <w:r>
+        <w:rPr>
+          <w:lang w:val="es_ES" w:bidi="es_ES"/>
+        </w:rPr>
+        <w:t>Las ramas de la vid están unidas al tallo principal que les proporciona agua y otros nutrientes para que puedan crecer.</w:t>
+      </w:r>
+    </w:p>
+    <w:p>
+      <w:pPr>
+        <w:pStyle w:val="ListBullet"/>
+        <w:spacing w:line="240" w:lineRule="auto"/>
+        <w:ind w:left="720"/>
+      </w:pPr>
+      <w:r>
+        <w:rPr>
+          <w:lang w:val="es_ES" w:bidi="es_ES"/>
+        </w:rPr>
+      </w:r>
+      <w:r>
+        <w:rPr>
+          <w:lang w:val="es_ES" w:bidi="es_ES"/>
+        </w:rPr>
+        <w:t>Jesús se llamó a sí mismo la "vid" y llamó a su pueblo las "ramas". En este contexto, la palabra "vid" también podría traducirse como "tallo de vid" o "tallo de planta de uva". (Ver: Metáfora)</w:t>
       </w:r>
     </w:p>
     <w:p>
@@ -1836,13 +4594,908 @@
         <w:rPr>
           <w:lang w:val="es_ES" w:bidi="es_ES"/>
         </w:rPr>
+        <w:t xml:space="preserve">(Véase también: </w:t>
+      </w:r>
+      <w:r>
+        <w:rPr>
+          <w:lang w:val="es_ES" w:bidi="es_ES"/>
+        </w:rPr>
+        <w:t>uva</w:t>
+      </w:r>
+      <w:r>
+        <w:rPr>
+          <w:lang w:val="es_ES" w:bidi="es_ES"/>
+        </w:rPr>
+        <w:t xml:space="preserve">, </w:t>
+      </w:r>
+      <w:r>
+        <w:rPr>
+          <w:lang w:val="es_ES" w:bidi="es_ES"/>
+        </w:rPr>
+        <w:t>viñedo</w:t>
+      </w:r>
+      <w:r>
+        <w:rPr>
+          <w:lang w:val="es_ES" w:bidi="es_ES"/>
+        </w:rPr>
+        <w:t>)</w:t>
+      </w:r>
+    </w:p>
+    <w:p>
+      <w:pPr>
+        <w:pStyle w:val="Heading3"/>
+      </w:pPr>
+      <w:r>
+        <w:rPr>
+          <w:lang w:val="es_ES" w:bidi="es_ES"/>
+        </w:rPr>
+        <w:t>Referencias Bíblicas:</w:t>
+      </w:r>
+    </w:p>
+    <w:p>
+      <w:pPr>
+        <w:pStyle w:val="ListBullet"/>
+        <w:spacing w:line="240" w:lineRule="auto"/>
+        <w:ind w:left="720"/>
+      </w:pPr>
+      <w:r>
+        <w:rPr>
+          <w:lang w:val="es_ES" w:bidi="es_ES"/>
+        </w:rPr>
+      </w:r>
+      <w:r>
+        <w:rPr>
+          <w:lang w:val="es_ES" w:bidi="es_ES"/>
+        </w:rPr>
+        <w:t>Génesis 40:9</w:t>
+      </w:r>
+    </w:p>
+    <w:p>
+      <w:pPr>
+        <w:pStyle w:val="ListBullet"/>
+        <w:spacing w:line="240" w:lineRule="auto"/>
+        <w:ind w:left="720"/>
+      </w:pPr>
+      <w:r>
+        <w:rPr>
+          <w:lang w:val="es_ES" w:bidi="es_ES"/>
+        </w:rPr>
+      </w:r>
+      <w:r>
+        <w:rPr>
+          <w:lang w:val="es_ES" w:bidi="es_ES"/>
+        </w:rPr>
+        <w:t>Génesis 49:11</w:t>
+      </w:r>
+    </w:p>
+    <w:p>
+      <w:pPr>
+        <w:pStyle w:val="ListBullet"/>
+        <w:spacing w:line="240" w:lineRule="auto"/>
+        <w:ind w:left="720"/>
+      </w:pPr>
+      <w:r>
+        <w:rPr>
+          <w:lang w:val="es_ES" w:bidi="es_ES"/>
+        </w:rPr>
+      </w:r>
+      <w:r>
+        <w:rPr>
+          <w:lang w:val="es_ES" w:bidi="es_ES"/>
+        </w:rPr>
+        <w:t>Juan 15:1</w:t>
+      </w:r>
+    </w:p>
+    <w:p>
+      <w:pPr>
+        <w:pStyle w:val="ListBullet"/>
+        <w:spacing w:line="240" w:lineRule="auto"/>
+        <w:ind w:left="720"/>
+      </w:pPr>
+      <w:r>
+        <w:rPr>
+          <w:lang w:val="es_ES" w:bidi="es_ES"/>
+        </w:rPr>
+      </w:r>
+      <w:r>
+        <w:rPr>
+          <w:lang w:val="es_ES" w:bidi="es_ES"/>
+        </w:rPr>
+        <w:t>Lucas 22:18</w:t>
+      </w:r>
+    </w:p>
+    <w:p>
+      <w:pPr>
+        <w:pStyle w:val="ListBullet"/>
+        <w:spacing w:line="240" w:lineRule="auto"/>
+        <w:ind w:left="720"/>
+      </w:pPr>
+      <w:r>
+        <w:rPr>
+          <w:lang w:val="es_ES" w:bidi="es_ES"/>
+        </w:rPr>
+      </w:r>
+      <w:r>
+        <w:rPr>
+          <w:lang w:val="es_ES" w:bidi="es_ES"/>
+        </w:rPr>
+        <w:t>Marcos 12:3</w:t>
+      </w:r>
+    </w:p>
+    <w:p>
+      <w:pPr>
+        <w:pStyle w:val="ListBullet"/>
+        <w:spacing w:line="240" w:lineRule="auto"/>
+        <w:ind w:left="720"/>
+      </w:pPr>
+      <w:r>
+        <w:rPr>
+          <w:lang w:val="es_ES" w:bidi="es_ES"/>
+        </w:rPr>
+      </w:r>
+      <w:r>
+        <w:rPr>
+          <w:lang w:val="es_ES" w:bidi="es_ES"/>
+        </w:rPr>
+        <w:t>Mateo 21:35–37</w:t>
+      </w:r>
+    </w:p>
+    <w:p>
+      <w:pPr>
+        <w:pStyle w:val="Heading3"/>
+      </w:pPr>
+      <w:r>
+        <w:rPr>
+          <w:lang w:val="es_ES" w:bidi="es_ES"/>
+        </w:rPr>
+        <w:t>Datos de la Palabra:</w:t>
+      </w:r>
+    </w:p>
+    <w:p>
+      <w:pPr>
+        <w:pStyle w:val="ListBullet"/>
+        <w:spacing w:line="240" w:lineRule="auto"/>
+        <w:ind w:left="720"/>
+      </w:pPr>
+      <w:r>
+        <w:rPr>
+          <w:lang w:val="es_ES" w:bidi="es_ES"/>
+        </w:rPr>
+      </w:r>
+      <w:r>
+        <w:rPr>
+          <w:lang w:val="es_ES" w:bidi="es_ES"/>
+        </w:rPr>
+        <w:t>Strong: H5139, H1612, H8321, G02880, G02900, G10090, G10920</w:t>
+      </w:r>
+      <w:r>
+        <w:rPr>
+          <w:lang w:val="es_ES" w:bidi="es_ES"/>
+        </w:rPr>
+      </w:r>
+      <w:r>
+        <w:rPr>
+          <w:lang w:val="es_ES" w:bidi="es_ES"/>
+        </w:rPr>
+      </w:r>
+    </w:p>
+    <w:p>
+      <w:pPr/>
+      <w:r>
+        <w:rPr>
+          <w:lang w:val="es_ES" w:bidi="es_ES"/>
+        </w:rPr>
+      </w:r>
+    </w:p>
+    <w:p>
+      <w:pPr>
+        <w:pStyle w:val="Heading2"/>
+      </w:pPr>
+      <w:r>
+        <w:rPr>
+          <w:lang w:val="es_ES" w:bidi="es_ES"/>
+        </w:rPr>
+        <w:t>vientre</w:t>
+      </w:r>
+      <w:r>
+        <w:rPr>
+          <w:lang w:val="es_ES" w:bidi="es_ES"/>
+        </w:rPr>
+      </w:r>
+    </w:p>
+    <w:p>
+      <w:pPr>
+        <w:pStyle w:val="Heading3"/>
+      </w:pPr>
+      <w:r>
+        <w:rPr>
+          <w:lang w:val="es_ES" w:bidi="es_ES"/>
+        </w:rPr>
+        <w:t>Definición:</w:t>
+      </w:r>
+    </w:p>
+    <w:p>
+      <w:pPr/>
+      <w:r>
+        <w:rPr>
+          <w:lang w:val="es_ES" w:bidi="es_ES"/>
+        </w:rPr>
+      </w:r>
+      <w:r>
+        <w:rPr>
+          <w:lang w:val="es_ES" w:bidi="es_ES"/>
+        </w:rPr>
+        <w:t>El término "vientre" se refiere al lugar donde un bebé crece dentro de su madre.</w:t>
+      </w:r>
+    </w:p>
+    <w:p>
+      <w:pPr>
+        <w:pStyle w:val="ListBullet"/>
+        <w:spacing w:line="240" w:lineRule="auto"/>
+        <w:ind w:left="720"/>
+      </w:pPr>
+      <w:r>
+        <w:rPr>
+          <w:lang w:val="es_ES" w:bidi="es_ES"/>
+        </w:rPr>
+      </w:r>
+      <w:r>
+        <w:rPr>
+          <w:lang w:val="es_ES" w:bidi="es_ES"/>
+        </w:rPr>
+        <w:t>Este es un término más antiguo que a veces se utiliza para ser cortés y menos directo. (Ver: eufemismo)</w:t>
+      </w:r>
+    </w:p>
+    <w:p>
+      <w:pPr>
+        <w:pStyle w:val="ListBullet"/>
+        <w:spacing w:line="240" w:lineRule="auto"/>
+        <w:ind w:left="720"/>
+      </w:pPr>
+      <w:r>
+        <w:rPr>
+          <w:lang w:val="es_ES" w:bidi="es_ES"/>
+        </w:rPr>
+      </w:r>
+      <w:r>
+        <w:rPr>
+          <w:lang w:val="es_ES" w:bidi="es_ES"/>
+        </w:rPr>
+        <w:t>Un término más moderno para vientre es "útero".</w:t>
+      </w:r>
+    </w:p>
+    <w:p>
+      <w:pPr>
+        <w:pStyle w:val="ListBullet"/>
+        <w:spacing w:line="240" w:lineRule="auto"/>
+        <w:ind w:left="720"/>
+      </w:pPr>
+      <w:r>
+        <w:rPr>
+          <w:lang w:val="es_ES" w:bidi="es_ES"/>
+        </w:rPr>
+      </w:r>
+      <w:r>
+        <w:rPr>
+          <w:lang w:val="es_ES" w:bidi="es_ES"/>
+        </w:rPr>
+        <w:t>Algunos idiomas usan una palabra como "barriga" para referirse al útero o matriz de una mujer.</w:t>
+      </w:r>
+    </w:p>
+    <w:p>
+      <w:pPr>
+        <w:pStyle w:val="ListBullet"/>
+        <w:spacing w:line="240" w:lineRule="auto"/>
+        <w:ind w:left="720"/>
+      </w:pPr>
+      <w:r>
+        <w:rPr>
+          <w:lang w:val="es_ES" w:bidi="es_ES"/>
+        </w:rPr>
+      </w:r>
+      <w:r>
+        <w:rPr>
+          <w:lang w:val="es_ES" w:bidi="es_ES"/>
+        </w:rPr>
+        <w:t>Utiliza una palabra para esto en el lenguaje del proyecto que sea bien conocida, natural y aceptable.</w:t>
+      </w:r>
+    </w:p>
+    <w:p>
+      <w:pPr>
+        <w:pStyle w:val="Heading3"/>
+      </w:pPr>
+      <w:r>
+        <w:rPr>
+          <w:lang w:val="es_ES" w:bidi="es_ES"/>
+        </w:rPr>
+        <w:t>Referencias de la Biblia:</w:t>
+      </w:r>
+    </w:p>
+    <w:p>
+      <w:pPr>
+        <w:pStyle w:val="ListBullet"/>
+        <w:spacing w:line="240" w:lineRule="auto"/>
+        <w:ind w:left="720"/>
+      </w:pPr>
+      <w:r>
+        <w:rPr>
+          <w:lang w:val="es_ES" w:bidi="es_ES"/>
+        </w:rPr>
+      </w:r>
+      <w:r>
+        <w:rPr>
+          <w:lang w:val="es_ES" w:bidi="es_ES"/>
+        </w:rPr>
+        <w:t>Génesis 25:23</w:t>
+      </w:r>
+    </w:p>
+    <w:p>
+      <w:pPr>
+        <w:pStyle w:val="ListBullet"/>
+        <w:spacing w:line="240" w:lineRule="auto"/>
+        <w:ind w:left="720"/>
+      </w:pPr>
+      <w:r>
+        <w:rPr>
+          <w:lang w:val="es_ES" w:bidi="es_ES"/>
+        </w:rPr>
+      </w:r>
+      <w:r>
+        <w:rPr>
+          <w:lang w:val="es_ES" w:bidi="es_ES"/>
+        </w:rPr>
+        <w:t>Génesis 25:24–26</w:t>
+      </w:r>
+    </w:p>
+    <w:p>
+      <w:pPr>
+        <w:pStyle w:val="ListBullet"/>
+        <w:spacing w:line="240" w:lineRule="auto"/>
+        <w:ind w:left="720"/>
+      </w:pPr>
+      <w:r>
+        <w:rPr>
+          <w:lang w:val="es_ES" w:bidi="es_ES"/>
+        </w:rPr>
+      </w:r>
+      <w:r>
+        <w:rPr>
+          <w:lang w:val="es_ES" w:bidi="es_ES"/>
+        </w:rPr>
+        <w:t>Génesis 38:27–28</w:t>
+      </w:r>
+    </w:p>
+    <w:p>
+      <w:pPr>
+        <w:pStyle w:val="ListBullet"/>
+        <w:spacing w:line="240" w:lineRule="auto"/>
+        <w:ind w:left="720"/>
+      </w:pPr>
+      <w:r>
+        <w:rPr>
+          <w:lang w:val="es_ES" w:bidi="es_ES"/>
+        </w:rPr>
+      </w:r>
+      <w:r>
+        <w:rPr>
+          <w:lang w:val="es_ES" w:bidi="es_ES"/>
+        </w:rPr>
+        <w:t>Génesis 49:25</w:t>
+      </w:r>
+    </w:p>
+    <w:p>
+      <w:pPr>
+        <w:pStyle w:val="ListBullet"/>
+        <w:spacing w:line="240" w:lineRule="auto"/>
+        <w:ind w:left="720"/>
+      </w:pPr>
+      <w:r>
+        <w:rPr>
+          <w:lang w:val="es_ES" w:bidi="es_ES"/>
+        </w:rPr>
+      </w:r>
+      <w:r>
+        <w:rPr>
+          <w:lang w:val="es_ES" w:bidi="es_ES"/>
+        </w:rPr>
+        <w:t>Lucas 2:21</w:t>
+      </w:r>
+    </w:p>
+    <w:p>
+      <w:pPr>
+        <w:pStyle w:val="ListBullet"/>
+        <w:spacing w:line="240" w:lineRule="auto"/>
+        <w:ind w:left="720"/>
+      </w:pPr>
+      <w:r>
+        <w:rPr>
+          <w:lang w:val="es_ES" w:bidi="es_ES"/>
+        </w:rPr>
+      </w:r>
+      <w:r>
+        <w:rPr>
+          <w:lang w:val="es_ES" w:bidi="es_ES"/>
+        </w:rPr>
+        <w:t>Lucas 11:27</w:t>
+      </w:r>
+    </w:p>
+    <w:p>
+      <w:pPr>
+        <w:pStyle w:val="ListBullet"/>
+        <w:spacing w:line="240" w:lineRule="auto"/>
+        <w:ind w:left="720"/>
+      </w:pPr>
+      <w:r>
+        <w:rPr>
+          <w:lang w:val="es_ES" w:bidi="es_ES"/>
+        </w:rPr>
+      </w:r>
+      <w:r>
+        <w:rPr>
+          <w:lang w:val="es_ES" w:bidi="es_ES"/>
+        </w:rPr>
+        <w:t>Lucas 23:29</w:t>
+      </w:r>
+    </w:p>
+    <w:p>
+      <w:pPr>
+        <w:pStyle w:val="ListBullet"/>
+        <w:spacing w:line="240" w:lineRule="auto"/>
+        <w:ind w:left="720"/>
+      </w:pPr>
+      <w:r>
+        <w:rPr>
+          <w:lang w:val="es_ES" w:bidi="es_ES"/>
+        </w:rPr>
+      </w:r>
+      <w:r>
+        <w:rPr>
+          <w:lang w:val="es_ES" w:bidi="es_ES"/>
+        </w:rPr>
+        <w:t>Mateo 19:12</w:t>
+      </w:r>
+    </w:p>
+    <w:p>
+      <w:pPr>
+        <w:pStyle w:val="Heading3"/>
+      </w:pPr>
+      <w:r>
+        <w:rPr>
+          <w:lang w:val="es_ES" w:bidi="es_ES"/>
+        </w:rPr>
+        <w:t>Datos de la Palabra:</w:t>
+      </w:r>
+    </w:p>
+    <w:p>
+      <w:pPr>
+        <w:pStyle w:val="ListBullet"/>
+        <w:spacing w:line="240" w:lineRule="auto"/>
+        <w:ind w:left="720"/>
+      </w:pPr>
+      <w:r>
+        <w:rPr>
+          <w:lang w:val="es_ES" w:bidi="es_ES"/>
+        </w:rPr>
+      </w:r>
+      <w:r>
+        <w:rPr>
+          <w:lang w:val="es_ES" w:bidi="es_ES"/>
+        </w:rPr>
+        <w:t>Strong’s: H0990, H4578, H7356, H7358, G10640, G28360, G33880</w:t>
+      </w:r>
+      <w:r>
+        <w:rPr>
+          <w:lang w:val="es_ES" w:bidi="es_ES"/>
+        </w:rPr>
+      </w:r>
+      <w:r>
+        <w:rPr>
+          <w:lang w:val="es_ES" w:bidi="es_ES"/>
+        </w:rPr>
+      </w:r>
+    </w:p>
+    <w:p>
+      <w:pPr/>
+      <w:r>
+        <w:rPr>
+          <w:lang w:val="es_ES" w:bidi="es_ES"/>
+        </w:rPr>
+      </w:r>
+    </w:p>
+    <w:p>
+      <w:pPr>
+        <w:pStyle w:val="Heading2"/>
+      </w:pPr>
+      <w:r>
+        <w:rPr>
+          <w:lang w:val="es_ES" w:bidi="es_ES"/>
+        </w:rPr>
+        <w:t>Vínculo</w:t>
+      </w:r>
+      <w:r>
+        <w:rPr>
+          <w:lang w:val="es_ES" w:bidi="es_ES"/>
+        </w:rPr>
+      </w:r>
+    </w:p>
+    <w:p>
+      <w:pPr>
+        <w:pStyle w:val="Heading3"/>
+      </w:pPr>
+      <w:r>
+        <w:rPr>
+          <w:lang w:val="es_ES" w:bidi="es_ES"/>
+        </w:rPr>
+        <w:t>Definición:</w:t>
+      </w:r>
+    </w:p>
+    <w:p>
+      <w:pPr/>
+      <w:r>
+        <w:rPr>
+          <w:lang w:val="es_ES" w:bidi="es_ES"/>
+        </w:rPr>
+      </w:r>
+      <w:r>
+        <w:rPr>
+          <w:lang w:val="es_ES" w:bidi="es_ES"/>
+        </w:rPr>
+        <w:t>El término "atar" significa amarrar algo o sujetarlo de manera segura. Algo que está atado o unido se llama "vínculo". El término "atado" es el tiempo pasado de este término.</w:t>
+      </w:r>
+    </w:p>
+    <w:p>
+      <w:pPr>
+        <w:pStyle w:val="ListBullet"/>
+        <w:spacing w:line="240" w:lineRule="auto"/>
+        <w:ind w:left="720"/>
+      </w:pPr>
+      <w:r>
+        <w:rPr>
+          <w:lang w:val="es_ES" w:bidi="es_ES"/>
+        </w:rPr>
+      </w:r>
+      <w:r>
+        <w:rPr>
+          <w:lang w:val="es_ES" w:bidi="es_ES"/>
+        </w:rPr>
+        <w:t>Estar "atado" significa tener algo amarrado o envuelto alrededor de otra cosa.</w:t>
+      </w:r>
+    </w:p>
+    <w:p>
+      <w:pPr>
+        <w:pStyle w:val="ListBullet"/>
+        <w:spacing w:line="240" w:lineRule="auto"/>
+        <w:ind w:left="720"/>
+      </w:pPr>
+      <w:r>
+        <w:rPr>
+          <w:lang w:val="es_ES" w:bidi="es_ES"/>
+        </w:rPr>
+      </w:r>
+      <w:r>
+        <w:rPr>
+          <w:lang w:val="es_ES" w:bidi="es_ES"/>
+        </w:rPr>
+        <w:t>En un sentido figurado, una persona puede estar "atado" a un voto, lo que significa que está "obligado a cumplir" lo que prometió hacer.</w:t>
+      </w:r>
+    </w:p>
+    <w:p>
+      <w:pPr>
+        <w:pStyle w:val="ListBullet"/>
+        <w:spacing w:line="240" w:lineRule="auto"/>
+        <w:ind w:left="720"/>
+      </w:pPr>
+      <w:r>
+        <w:rPr>
+          <w:lang w:val="es_ES" w:bidi="es_ES"/>
+        </w:rPr>
+      </w:r>
+      <w:r>
+        <w:rPr>
+          <w:lang w:val="es_ES" w:bidi="es_ES"/>
+        </w:rPr>
+        <w:t>El término "vínculos" se refiere a cualquier cosa que ate, confine o encarcele a alguien. Generalmente se refiere a cadenas físicas, grilletes o cuerdas que impiden que una persona sea libre de moverse.</w:t>
+      </w:r>
+    </w:p>
+    <w:p>
+      <w:pPr>
+        <w:pStyle w:val="ListBullet"/>
+        <w:spacing w:line="240" w:lineRule="auto"/>
+        <w:ind w:left="720"/>
+      </w:pPr>
+      <w:r>
+        <w:rPr>
+          <w:lang w:val="es_ES" w:bidi="es_ES"/>
+        </w:rPr>
+      </w:r>
+      <w:r>
+        <w:rPr>
+          <w:lang w:val="es_ES" w:bidi="es_ES"/>
+        </w:rPr>
+        <w:t>En tiempos bíblicos, se usaban lazos como cuerdas o cadenas para sujetar a los prisioneros a la pared o al suelo de una prisión de piedra.</w:t>
+      </w:r>
+    </w:p>
+    <w:p>
+      <w:pPr>
+        <w:pStyle w:val="ListBullet"/>
+        <w:spacing w:line="240" w:lineRule="auto"/>
+        <w:ind w:left="720"/>
+      </w:pPr>
+      <w:r>
+        <w:rPr>
+          <w:lang w:val="es_ES" w:bidi="es_ES"/>
+        </w:rPr>
+      </w:r>
+      <w:r>
+        <w:rPr>
+          <w:lang w:val="es_ES" w:bidi="es_ES"/>
+        </w:rPr>
+        <w:t>El término "atar" también se puede usar para hablar de envolver una tela alrededor de una herida para ayudar a que sane.</w:t>
+      </w:r>
+    </w:p>
+    <w:p>
+      <w:pPr>
+        <w:pStyle w:val="ListBullet"/>
+        <w:spacing w:line="240" w:lineRule="auto"/>
+        <w:ind w:left="720"/>
+      </w:pPr>
+      <w:r>
+        <w:rPr>
+          <w:lang w:val="es_ES" w:bidi="es_ES"/>
+        </w:rPr>
+      </w:r>
+      <w:r>
+        <w:rPr>
+          <w:lang w:val="es_ES" w:bidi="es_ES"/>
+        </w:rPr>
+        <w:t>Una persona muerta sería "envuelta" con tela en preparación para el entierro.</w:t>
+      </w:r>
+    </w:p>
+    <w:p>
+      <w:pPr>
+        <w:pStyle w:val="ListBullet"/>
+        <w:spacing w:line="240" w:lineRule="auto"/>
+        <w:ind w:left="720"/>
+      </w:pPr>
+      <w:r>
+        <w:rPr>
+          <w:lang w:val="es_ES" w:bidi="es_ES"/>
+        </w:rPr>
+      </w:r>
+      <w:r>
+        <w:rPr>
+          <w:lang w:val="es_ES" w:bidi="es_ES"/>
+        </w:rPr>
+        <w:t>El término "vínculo" se usa figurativamente para referirse a algo, como el pecado, que controla o esclaviza a alguien.</w:t>
+      </w:r>
+    </w:p>
+    <w:p>
+      <w:pPr>
+        <w:pStyle w:val="ListBullet"/>
+        <w:spacing w:line="240" w:lineRule="auto"/>
+        <w:ind w:left="720"/>
+      </w:pPr>
+      <w:r>
+        <w:rPr>
+          <w:lang w:val="es_ES" w:bidi="es_ES"/>
+        </w:rPr>
+      </w:r>
+      <w:r>
+        <w:rPr>
+          <w:lang w:val="es_ES" w:bidi="es_ES"/>
+        </w:rPr>
+        <w:t>Un vínculo también puede ser una relación cercana entre personas en la que se apoyan emocional, espiritual y físicamente. Esto se aplica al vínculo del matrimonio.</w:t>
+      </w:r>
+    </w:p>
+    <w:p>
+      <w:pPr>
+        <w:pStyle w:val="ListBullet"/>
+        <w:spacing w:line="240" w:lineRule="auto"/>
+        <w:ind w:left="720"/>
+      </w:pPr>
+      <w:r>
+        <w:rPr>
+          <w:lang w:val="es_ES" w:bidi="es_ES"/>
+        </w:rPr>
+      </w:r>
+      <w:r>
+        <w:rPr>
+          <w:lang w:val="es_ES" w:bidi="es_ES"/>
+        </w:rPr>
+        <w:t>Por ejemplo, un esposo y una esposa están "unidos" o atados el uno al otro. Es un vínculo que Dios no quiere que se rompa.</w:t>
+      </w:r>
+    </w:p>
+    <w:p>
+      <w:pPr>
+        <w:pStyle w:val="Heading3"/>
+      </w:pPr>
+      <w:r>
+        <w:rPr>
+          <w:lang w:val="es_ES" w:bidi="es_ES"/>
+        </w:rPr>
+        <w:t>Sugerencias de traducción:</w:t>
+      </w:r>
+    </w:p>
+    <w:p>
+      <w:pPr>
+        <w:pStyle w:val="ListBullet"/>
+        <w:spacing w:line="240" w:lineRule="auto"/>
+        <w:ind w:left="720"/>
+      </w:pPr>
+      <w:r>
+        <w:rPr>
+          <w:lang w:val="es_ES" w:bidi="es_ES"/>
+        </w:rPr>
+      </w:r>
+      <w:r>
+        <w:rPr>
+          <w:lang w:val="es_ES" w:bidi="es_ES"/>
+        </w:rPr>
+        <w:t>El término "atar" también podría traducirse como "unir", "amarrar" o "envolver (alrededor)".</w:t>
+      </w:r>
+    </w:p>
+    <w:p>
+      <w:pPr>
+        <w:pStyle w:val="ListBullet"/>
+        <w:spacing w:line="240" w:lineRule="auto"/>
+        <w:ind w:left="720"/>
+      </w:pPr>
+      <w:r>
+        <w:rPr>
+          <w:lang w:val="es_ES" w:bidi="es_ES"/>
+        </w:rPr>
+      </w:r>
+      <w:r>
+        <w:rPr>
+          <w:lang w:val="es_ES" w:bidi="es_ES"/>
+        </w:rPr>
+        <w:t>Figurativamente, podría traducirse como "restringir", "prevenir" o "impedir (algo)".</w:t>
+      </w:r>
+    </w:p>
+    <w:p>
+      <w:pPr>
+        <w:pStyle w:val="ListBullet"/>
+        <w:spacing w:line="240" w:lineRule="auto"/>
+        <w:ind w:left="720"/>
+      </w:pPr>
+      <w:r>
+        <w:rPr>
+          <w:lang w:val="es_ES" w:bidi="es_ES"/>
+        </w:rPr>
+      </w:r>
+      <w:r>
+        <w:rPr>
+          <w:lang w:val="es_ES" w:bidi="es_ES"/>
+        </w:rPr>
+        <w:t>Un uso especial de "atar" en Mateo 16 y 18 significa "prohibir" o "no permitir".</w:t>
+      </w:r>
+    </w:p>
+    <w:p>
+      <w:pPr>
+        <w:pStyle w:val="ListBullet"/>
+        <w:spacing w:line="240" w:lineRule="auto"/>
+        <w:ind w:left="720"/>
+      </w:pPr>
+      <w:r>
+        <w:rPr>
+          <w:lang w:val="es_ES" w:bidi="es_ES"/>
+        </w:rPr>
+      </w:r>
+      <w:r>
+        <w:rPr>
+          <w:lang w:val="es_ES" w:bidi="es_ES"/>
+        </w:rPr>
+        <w:t>El término "vínculo" podría traducirse como "cadenas", "cuerdas" o "grilletes".</w:t>
+      </w:r>
+    </w:p>
+    <w:p>
+      <w:pPr>
+        <w:pStyle w:val="ListBullet"/>
+        <w:spacing w:line="240" w:lineRule="auto"/>
+        <w:ind w:left="720"/>
+      </w:pPr>
+      <w:r>
+        <w:rPr>
+          <w:lang w:val="es_ES" w:bidi="es_ES"/>
+        </w:rPr>
+      </w:r>
+      <w:r>
+        <w:rPr>
+          <w:lang w:val="es_ES" w:bidi="es_ES"/>
+        </w:rPr>
+        <w:t>Figurativamente, el término "vínculo" podría traducirse como "nudo", "conexión" o "relación cercana".</w:t>
+      </w:r>
+    </w:p>
+    <w:p>
+      <w:pPr>
+        <w:pStyle w:val="ListBullet"/>
+        <w:spacing w:line="240" w:lineRule="auto"/>
+        <w:ind w:left="720"/>
+      </w:pPr>
+      <w:r>
+        <w:rPr>
+          <w:lang w:val="es_ES" w:bidi="es_ES"/>
+        </w:rPr>
+      </w:r>
+      <w:r>
+        <w:rPr>
+          <w:lang w:val="es_ES" w:bidi="es_ES"/>
+        </w:rPr>
+        <w:t>La frase "vínculo de la paz" significa "estar en armonía, lo que acerca a las personas entre sí" o "la unión que trae la paz".</w:t>
+      </w:r>
+    </w:p>
+    <w:p>
+      <w:pPr>
+        <w:pStyle w:val="ListBullet"/>
+        <w:spacing w:line="240" w:lineRule="auto"/>
+        <w:ind w:left="720"/>
+      </w:pPr>
+      <w:r>
+        <w:rPr>
+          <w:lang w:val="es_ES" w:bidi="es_ES"/>
+        </w:rPr>
+      </w:r>
+      <w:r>
+        <w:rPr>
+          <w:lang w:val="es_ES" w:bidi="es_ES"/>
+        </w:rPr>
+        <w:t>“Atar” podría traducirse como “envolver” o “poner una venda”.</w:t>
+      </w:r>
+    </w:p>
+    <w:p>
+      <w:pPr>
+        <w:pStyle w:val="ListBullet"/>
+        <w:spacing w:line="240" w:lineRule="auto"/>
+        <w:ind w:left="720"/>
+      </w:pPr>
+      <w:r>
+        <w:rPr>
+          <w:lang w:val="es_ES" w:bidi="es_ES"/>
+        </w:rPr>
+      </w:r>
+      <w:r>
+        <w:rPr>
+          <w:lang w:val="es_ES" w:bidi="es_ES"/>
+        </w:rPr>
+        <w:t>“Comprometerse” con un voto podría traducirse como “prometer cumplir un voto” o “comprometerse a cumplir un voto”.</w:t>
+      </w:r>
+    </w:p>
+    <w:p>
+      <w:pPr>
+        <w:pStyle w:val="ListBullet"/>
+        <w:spacing w:line="240" w:lineRule="auto"/>
+        <w:ind w:left="720"/>
+      </w:pPr>
+      <w:r>
+        <w:rPr>
+          <w:lang w:val="es_ES" w:bidi="es_ES"/>
+        </w:rPr>
+      </w:r>
+      <w:r>
+        <w:rPr>
+          <w:lang w:val="es_ES" w:bidi="es_ES"/>
+        </w:rPr>
+        <w:t>Dependiendo del contexto, el término "atado" también podría traducirse como "ligado", "amarrado", "encadenado", "obligado (a cumplir)" o "requerido para hacer".</w:t>
+      </w:r>
+    </w:p>
+    <w:p>
+      <w:pPr/>
+      <w:r>
+        <w:rPr>
+          <w:lang w:val="es_ES" w:bidi="es_ES"/>
+        </w:rPr>
+      </w:r>
+      <w:r>
+        <w:rPr>
+          <w:lang w:val="es_ES" w:bidi="es_ES"/>
+        </w:rPr>
         <w:t xml:space="preserve">(Ver también: </w:t>
       </w:r>
       <w:r>
         <w:rPr>
           <w:lang w:val="es_ES" w:bidi="es_ES"/>
         </w:rPr>
-        <w:t>cayado</w:t>
+        <w:t>cumplir</w:t>
       </w:r>
       <w:r>
         <w:rPr>
@@ -1854,3702 +5507,13 @@
         <w:rPr>
           <w:lang w:val="es_ES" w:bidi="es_ES"/>
         </w:rPr>
-        <w:t>ovejas</w:t>
-      </w:r>
-      <w:r>
-        <w:rPr>
-          <w:lang w:val="es_ES" w:bidi="es_ES"/>
-        </w:rPr>
-        <w:t xml:space="preserve">, </w:t>
-      </w:r>
-      <w:r>
-        <w:rPr>
-          <w:lang w:val="es_ES" w:bidi="es_ES"/>
-        </w:rPr>
-        <w:t>pastor</w:t>
-      </w:r>
-      <w:r>
-        <w:rPr>
-          <w:lang w:val="es_ES" w:bidi="es_ES"/>
-        </w:rPr>
-        <w:t>).</w:t>
-      </w:r>
-    </w:p>
-    <w:p>
-      <w:pPr>
-        <w:pStyle w:val="Heading3"/>
-      </w:pPr>
-      <w:r>
-        <w:rPr>
-          <w:lang w:val="es_ES" w:bidi="es_ES"/>
-        </w:rPr>
-        <w:t>Referencias Bíblicas:</w:t>
-      </w:r>
-    </w:p>
-    <w:p>
-      <w:pPr>
-        <w:pStyle w:val="ListBullet"/>
-        <w:spacing w:line="240" w:lineRule="auto"/>
-        <w:ind w:left="720"/>
-      </w:pPr>
-      <w:r>
-        <w:rPr>
-          <w:lang w:val="es_ES" w:bidi="es_ES"/>
-        </w:rPr>
-      </w:r>
-      <w:r>
-        <w:rPr>
-          <w:lang w:val="es_ES" w:bidi="es_ES"/>
-        </w:rPr>
-        <w:t>1 Corintios 4:21</w:t>
-      </w:r>
-    </w:p>
-    <w:p>
-      <w:pPr>
-        <w:pStyle w:val="ListBullet"/>
-        <w:spacing w:line="240" w:lineRule="auto"/>
-        <w:ind w:left="720"/>
-      </w:pPr>
-      <w:r>
-        <w:rPr>
-          <w:lang w:val="es_ES" w:bidi="es_ES"/>
-        </w:rPr>
-      </w:r>
-      <w:r>
-        <w:rPr>
-          <w:lang w:val="es_ES" w:bidi="es_ES"/>
-        </w:rPr>
-        <w:t>1 Samuel 14:43–44</w:t>
-      </w:r>
-    </w:p>
-    <w:p>
-      <w:pPr>
-        <w:pStyle w:val="ListBullet"/>
-        <w:spacing w:line="240" w:lineRule="auto"/>
-        <w:ind w:left="720"/>
-      </w:pPr>
-      <w:r>
-        <w:rPr>
-          <w:lang w:val="es_ES" w:bidi="es_ES"/>
-        </w:rPr>
-      </w:r>
-      <w:r>
-        <w:rPr>
-          <w:lang w:val="es_ES" w:bidi="es_ES"/>
-        </w:rPr>
-        <w:t>Hechos 16:23</w:t>
-      </w:r>
-    </w:p>
-    <w:p>
-      <w:pPr>
-        <w:pStyle w:val="ListBullet"/>
-        <w:spacing w:line="240" w:lineRule="auto"/>
-        <w:ind w:left="720"/>
-      </w:pPr>
-      <w:r>
-        <w:rPr>
-          <w:lang w:val="es_ES" w:bidi="es_ES"/>
-        </w:rPr>
-      </w:r>
-      <w:r>
-        <w:rPr>
-          <w:lang w:val="es_ES" w:bidi="es_ES"/>
-        </w:rPr>
-        <w:t>Éxodo 27:9–10</w:t>
-      </w:r>
-    </w:p>
-    <w:p>
-      <w:pPr>
-        <w:pStyle w:val="ListBullet"/>
-        <w:spacing w:line="240" w:lineRule="auto"/>
-        <w:ind w:left="720"/>
-      </w:pPr>
-      <w:r>
-        <w:rPr>
-          <w:lang w:val="es_ES" w:bidi="es_ES"/>
-        </w:rPr>
-      </w:r>
-      <w:r>
-        <w:rPr>
-          <w:lang w:val="es_ES" w:bidi="es_ES"/>
-        </w:rPr>
-        <w:t>Apocalipsis 11:1</w:t>
-      </w:r>
-    </w:p>
-    <w:p>
-      <w:pPr>
-        <w:pStyle w:val="Heading3"/>
-      </w:pPr>
-      <w:r>
-        <w:rPr>
-          <w:lang w:val="es_ES" w:bidi="es_ES"/>
-        </w:rPr>
-        <w:t>Datos de la palabra:</w:t>
-      </w:r>
-    </w:p>
-    <w:p>
-      <w:pPr>
-        <w:pStyle w:val="ListBullet"/>
-        <w:spacing w:line="240" w:lineRule="auto"/>
-        <w:ind w:left="720"/>
-      </w:pPr>
-      <w:r>
-        <w:rPr>
-          <w:lang w:val="es_ES" w:bidi="es_ES"/>
-        </w:rPr>
-      </w:r>
-      <w:r>
-        <w:rPr>
-          <w:lang w:val="es_ES" w:bidi="es_ES"/>
-        </w:rPr>
-        <w:t>Strong’s: H2415, H4294, H4731, H7626, G25630, G44630, G44640</w:t>
-      </w:r>
-      <w:r>
-        <w:rPr>
-          <w:lang w:val="es_ES" w:bidi="es_ES"/>
-        </w:rPr>
-      </w:r>
-      <w:r>
-        <w:rPr>
-          <w:lang w:val="es_ES" w:bidi="es_ES"/>
-        </w:rPr>
-      </w:r>
-    </w:p>
-    <w:p>
-      <w:pPr/>
-      <w:r>
-        <w:rPr>
-          <w:lang w:val="es_ES" w:bidi="es_ES"/>
-        </w:rPr>
-      </w:r>
-    </w:p>
-    <w:p>
-      <w:pPr>
-        <w:pStyle w:val="Heading2"/>
-      </w:pPr>
-      <w:r>
-        <w:rPr>
-          <w:lang w:val="es_ES" w:bidi="es_ES"/>
-        </w:rPr>
-        <w:t>Varón de Dios</w:t>
-      </w:r>
-      <w:r>
-        <w:rPr>
-          <w:lang w:val="es_ES" w:bidi="es_ES"/>
-        </w:rPr>
-      </w:r>
-    </w:p>
-    <w:p>
-      <w:pPr>
-        <w:pStyle w:val="Heading3"/>
-      </w:pPr>
-      <w:r>
-        <w:rPr>
-          <w:lang w:val="es_ES" w:bidi="es_ES"/>
-        </w:rPr>
-        <w:t>Hechos:</w:t>
-      </w:r>
-    </w:p>
-    <w:p>
-      <w:pPr/>
-      <w:r>
-        <w:rPr>
-          <w:lang w:val="es_ES" w:bidi="es_ES"/>
-        </w:rPr>
-      </w:r>
-      <w:r>
-        <w:rPr>
-          <w:lang w:val="es_ES" w:bidi="es_ES"/>
-        </w:rPr>
-        <w:t>La expresión "varón de Dios" es una forma respetuosa de referirse a un profeta de Yahvé. También se usa para referirse a un ángel de Yahvé.</w:t>
-      </w:r>
-    </w:p>
-    <w:p>
-      <w:pPr>
-        <w:pStyle w:val="ListBullet"/>
-        <w:spacing w:line="240" w:lineRule="auto"/>
-        <w:ind w:left="720"/>
-      </w:pPr>
-      <w:r>
-        <w:rPr>
-          <w:lang w:val="es_ES" w:bidi="es_ES"/>
-        </w:rPr>
-      </w:r>
-      <w:r>
-        <w:rPr>
-          <w:lang w:val="es_ES" w:bidi="es_ES"/>
-        </w:rPr>
-        <w:t>Cuando se refiere a un profeta, esto también podría traducirse como "hombre que pertenece a Dios", "hombre que Dios ha elegido" o "hombre que sirve a Dios".</w:t>
-      </w:r>
-    </w:p>
-    <w:p>
-      <w:pPr>
-        <w:pStyle w:val="ListBullet"/>
-        <w:spacing w:line="240" w:lineRule="auto"/>
-        <w:ind w:left="720"/>
-      </w:pPr>
-      <w:r>
-        <w:rPr>
-          <w:lang w:val="es_ES" w:bidi="es_ES"/>
-        </w:rPr>
-      </w:r>
-      <w:r>
-        <w:rPr>
-          <w:lang w:val="es_ES" w:bidi="es_ES"/>
-        </w:rPr>
-        <w:t>Cuando se refiere a un ángel, esto también podría traducirse como "mensajero de Dios", "tu ángel" o "ser celestial de Dios que parece un hombre".</w:t>
-      </w:r>
-    </w:p>
-    <w:p>
-      <w:pPr/>
-      <w:r>
-        <w:rPr>
-          <w:lang w:val="es_ES" w:bidi="es_ES"/>
-        </w:rPr>
-      </w:r>
-      <w:r>
-        <w:rPr>
-          <w:lang w:val="es_ES" w:bidi="es_ES"/>
-        </w:rPr>
-        <w:t xml:space="preserve">(Ver también: </w:t>
-      </w:r>
-      <w:r>
-        <w:rPr>
-          <w:lang w:val="es_ES" w:bidi="es_ES"/>
-        </w:rPr>
-        <w:t>ángel</w:t>
-      </w:r>
-      <w:r>
-        <w:rPr>
-          <w:lang w:val="es_ES" w:bidi="es_ES"/>
-        </w:rPr>
-        <w:t xml:space="preserve">, </w:t>
-      </w:r>
-      <w:r>
-        <w:rPr>
-          <w:lang w:val="es_ES" w:bidi="es_ES"/>
-        </w:rPr>
-        <w:t>honor</w:t>
-      </w:r>
-      <w:r>
-        <w:rPr>
-          <w:lang w:val="es_ES" w:bidi="es_ES"/>
-        </w:rPr>
-        <w:t xml:space="preserve">, </w:t>
-      </w:r>
-      <w:r>
-        <w:rPr>
-          <w:lang w:val="es_ES" w:bidi="es_ES"/>
-        </w:rPr>
-        <w:t>profeta</w:t>
-      </w:r>
-      <w:r>
-        <w:rPr>
-          <w:lang w:val="es_ES" w:bidi="es_ES"/>
-        </w:rPr>
-        <w:t>)</w:t>
-      </w:r>
-    </w:p>
-    <w:p>
-      <w:pPr>
-        <w:pStyle w:val="Heading3"/>
-      </w:pPr>
-      <w:r>
-        <w:rPr>
-          <w:lang w:val="es_ES" w:bidi="es_ES"/>
-        </w:rPr>
-        <w:t>Referencias Bíblicas:</w:t>
-      </w:r>
-    </w:p>
-    <w:p>
-      <w:pPr>
-        <w:pStyle w:val="ListBullet"/>
-        <w:spacing w:line="240" w:lineRule="auto"/>
-        <w:ind w:left="720"/>
-      </w:pPr>
-      <w:r>
-        <w:rPr>
-          <w:lang w:val="es_ES" w:bidi="es_ES"/>
-        </w:rPr>
-      </w:r>
-      <w:r>
-        <w:rPr>
-          <w:lang w:val="es_ES" w:bidi="es_ES"/>
-        </w:rPr>
-        <w:t>1 Crónicas 23:12–14</w:t>
-      </w:r>
-    </w:p>
-    <w:p>
-      <w:pPr>
-        <w:pStyle w:val="ListBullet"/>
-        <w:spacing w:line="240" w:lineRule="auto"/>
-        <w:ind w:left="720"/>
-      </w:pPr>
-      <w:r>
-        <w:rPr>
-          <w:lang w:val="es_ES" w:bidi="es_ES"/>
-        </w:rPr>
-      </w:r>
-      <w:r>
-        <w:rPr>
-          <w:lang w:val="es_ES" w:bidi="es_ES"/>
-        </w:rPr>
-        <w:t>1 Reyes 12:22</w:t>
-      </w:r>
-    </w:p>
-    <w:p>
-      <w:pPr>
-        <w:pStyle w:val="ListBullet"/>
-        <w:spacing w:line="240" w:lineRule="auto"/>
-        <w:ind w:left="720"/>
-      </w:pPr>
-      <w:r>
-        <w:rPr>
-          <w:lang w:val="es_ES" w:bidi="es_ES"/>
-        </w:rPr>
-      </w:r>
-      <w:r>
-        <w:rPr>
-          <w:lang w:val="es_ES" w:bidi="es_ES"/>
-        </w:rPr>
-        <w:t>1 Samuel 9:9–11</w:t>
-      </w:r>
-    </w:p>
-    <w:p>
-      <w:pPr>
-        <w:pStyle w:val="Heading3"/>
-      </w:pPr>
-      <w:r>
-        <w:rPr>
-          <w:lang w:val="es_ES" w:bidi="es_ES"/>
-        </w:rPr>
-        <w:t>Datos de la palabra:</w:t>
-      </w:r>
-    </w:p>
-    <w:p>
-      <w:pPr>
-        <w:pStyle w:val="ListBullet"/>
-        <w:spacing w:line="240" w:lineRule="auto"/>
-        <w:ind w:left="720"/>
-      </w:pPr>
-      <w:r>
-        <w:rPr>
-          <w:lang w:val="es_ES" w:bidi="es_ES"/>
-        </w:rPr>
-      </w:r>
-      <w:r>
-        <w:rPr>
-          <w:lang w:val="es_ES" w:bidi="es_ES"/>
-        </w:rPr>
-        <w:t>Strong’s: H0376, H0430, G04440, G23160</w:t>
-      </w:r>
-      <w:r>
-        <w:rPr>
-          <w:lang w:val="es_ES" w:bidi="es_ES"/>
-        </w:rPr>
-      </w:r>
-      <w:r>
-        <w:rPr>
-          <w:lang w:val="es_ES" w:bidi="es_ES"/>
-        </w:rPr>
-      </w:r>
-    </w:p>
-    <w:p>
-      <w:pPr/>
-      <w:r>
-        <w:rPr>
-          <w:lang w:val="es_ES" w:bidi="es_ES"/>
-        </w:rPr>
-      </w:r>
-    </w:p>
-    <w:p>
-      <w:pPr>
-        <w:pStyle w:val="Heading2"/>
-      </w:pPr>
-      <w:r>
-        <w:rPr>
-          <w:lang w:val="es_ES" w:bidi="es_ES"/>
-        </w:rPr>
-        <w:t>Vashti</w:t>
-      </w:r>
-      <w:r>
-        <w:rPr>
-          <w:lang w:val="es_ES" w:bidi="es_ES"/>
-        </w:rPr>
-      </w:r>
-    </w:p>
-    <w:p>
-      <w:pPr>
-        <w:pStyle w:val="Heading3"/>
-      </w:pPr>
-      <w:r>
-        <w:rPr>
-          <w:lang w:val="es_ES" w:bidi="es_ES"/>
-        </w:rPr>
-        <w:t>Hechos:</w:t>
-      </w:r>
-    </w:p>
-    <w:p>
-      <w:pPr/>
-      <w:r>
-        <w:rPr>
-          <w:lang w:val="es_ES" w:bidi="es_ES"/>
-        </w:rPr>
-      </w:r>
-      <w:r>
-        <w:rPr>
-          <w:lang w:val="es_ES" w:bidi="es_ES"/>
-        </w:rPr>
-        <w:t>En el libro del Antiguo Testamento de Ester, Vasti era la esposa de Asuero, rey de Persia.</w:t>
-      </w:r>
-    </w:p>
-    <w:p>
-      <w:pPr>
-        <w:pStyle w:val="ListBullet"/>
-        <w:spacing w:line="240" w:lineRule="auto"/>
-        <w:ind w:left="720"/>
-      </w:pPr>
-      <w:r>
-        <w:rPr>
-          <w:lang w:val="es_ES" w:bidi="es_ES"/>
-        </w:rPr>
-      </w:r>
-      <w:r>
-        <w:rPr>
-          <w:lang w:val="es_ES" w:bidi="es_ES"/>
-        </w:rPr>
-        <w:t>El rey Asuero despachó a la reina Vasti cuando ella se negó a obedecer su orden de venir a su cena y mostrar su belleza a sus invitados ebrios.</w:t>
-      </w:r>
-    </w:p>
-    <w:p>
-      <w:pPr>
-        <w:pStyle w:val="ListBullet"/>
-        <w:spacing w:line="240" w:lineRule="auto"/>
-        <w:ind w:left="720"/>
-      </w:pPr>
-      <w:r>
-        <w:rPr>
-          <w:lang w:val="es_ES" w:bidi="es_ES"/>
-        </w:rPr>
-      </w:r>
-      <w:r>
-        <w:rPr>
-          <w:lang w:val="es_ES" w:bidi="es_ES"/>
-        </w:rPr>
-        <w:t>Como resultado, se realizó una búsqueda de una nueva reina y finalmente Esther fue elegida para ser la nueva esposa del rey.</w:t>
-      </w:r>
-    </w:p>
-    <w:p>
-      <w:pPr/>
-      <w:r>
-        <w:rPr>
-          <w:lang w:val="es_ES" w:bidi="es_ES"/>
-        </w:rPr>
-      </w:r>
-      <w:r>
-        <w:rPr>
-          <w:lang w:val="es_ES" w:bidi="es_ES"/>
-        </w:rPr>
-        <w:t>(Sugerencias de traducción: Traducir nombres)</w:t>
-      </w:r>
-    </w:p>
-    <w:p>
-      <w:pPr/>
-      <w:r>
-        <w:rPr>
-          <w:lang w:val="es_ES" w:bidi="es_ES"/>
-        </w:rPr>
-      </w:r>
-      <w:r>
-        <w:rPr>
-          <w:lang w:val="es_ES" w:bidi="es_ES"/>
-        </w:rPr>
-        <w:t xml:space="preserve">(Ver también: </w:t>
-      </w:r>
-      <w:r>
-        <w:rPr>
-          <w:lang w:val="es_ES" w:bidi="es_ES"/>
-        </w:rPr>
-        <w:t>Asuero</w:t>
-      </w:r>
-      <w:r>
-        <w:rPr>
-          <w:lang w:val="es_ES" w:bidi="es_ES"/>
-        </w:rPr>
-        <w:t xml:space="preserve">, </w:t>
-      </w:r>
-      <w:r>
-        <w:rPr>
-          <w:lang w:val="es_ES" w:bidi="es_ES"/>
-        </w:rPr>
-        <w:t>Ester</w:t>
-      </w:r>
-      <w:r>
-        <w:rPr>
-          <w:lang w:val="es_ES" w:bidi="es_ES"/>
-        </w:rPr>
-        <w:t xml:space="preserve">, </w:t>
-      </w:r>
-      <w:r>
-        <w:rPr>
-          <w:lang w:val="es_ES" w:bidi="es_ES"/>
-        </w:rPr>
-        <w:t>Persia</w:t>
-      </w:r>
-      <w:r>
-        <w:rPr>
-          <w:lang w:val="es_ES" w:bidi="es_ES"/>
-        </w:rPr>
-        <w:t>)</w:t>
-      </w:r>
-    </w:p>
-    <w:p>
-      <w:pPr>
-        <w:pStyle w:val="Heading3"/>
-      </w:pPr>
-      <w:r>
-        <w:rPr>
-          <w:lang w:val="es_ES" w:bidi="es_ES"/>
-        </w:rPr>
-        <w:t>Referencias Bíblicas:</w:t>
-      </w:r>
-    </w:p>
-    <w:p>
-      <w:pPr>
-        <w:pStyle w:val="ListBullet"/>
-        <w:spacing w:line="240" w:lineRule="auto"/>
-        <w:ind w:left="720"/>
-      </w:pPr>
-      <w:r>
-        <w:rPr>
-          <w:lang w:val="es_ES" w:bidi="es_ES"/>
-        </w:rPr>
-      </w:r>
-      <w:r>
-        <w:rPr>
-          <w:lang w:val="es_ES" w:bidi="es_ES"/>
-        </w:rPr>
-        <w:t>Ester 1:9–11</w:t>
-      </w:r>
-    </w:p>
-    <w:p>
-      <w:pPr>
-        <w:pStyle w:val="ListBullet"/>
-        <w:spacing w:line="240" w:lineRule="auto"/>
-        <w:ind w:left="720"/>
-      </w:pPr>
-      <w:r>
-        <w:rPr>
-          <w:lang w:val="es_ES" w:bidi="es_ES"/>
-        </w:rPr>
-      </w:r>
-      <w:r>
-        <w:rPr>
-          <w:lang w:val="es_ES" w:bidi="es_ES"/>
-        </w:rPr>
-        <w:t>Ester 2:1–2</w:t>
-      </w:r>
-    </w:p>
-    <w:p>
-      <w:pPr>
-        <w:pStyle w:val="ListBullet"/>
-        <w:spacing w:line="240" w:lineRule="auto"/>
-        <w:ind w:left="720"/>
-      </w:pPr>
-      <w:r>
-        <w:rPr>
-          <w:lang w:val="es_ES" w:bidi="es_ES"/>
-        </w:rPr>
-      </w:r>
-      <w:r>
-        <w:rPr>
-          <w:lang w:val="es_ES" w:bidi="es_ES"/>
-        </w:rPr>
-        <w:t>Ester 2:17–18</w:t>
-      </w:r>
-    </w:p>
-    <w:p>
-      <w:pPr>
-        <w:pStyle w:val="Heading3"/>
-      </w:pPr>
-      <w:r>
-        <w:rPr>
-          <w:lang w:val="es_ES" w:bidi="es_ES"/>
-        </w:rPr>
-        <w:t>Datos de la Palabra:</w:t>
-      </w:r>
-    </w:p>
-    <w:p>
-      <w:pPr>
-        <w:pStyle w:val="ListBullet"/>
-        <w:spacing w:line="240" w:lineRule="auto"/>
-        <w:ind w:left="720"/>
-      </w:pPr>
-      <w:r>
-        <w:rPr>
-          <w:lang w:val="es_ES" w:bidi="es_ES"/>
-        </w:rPr>
-      </w:r>
-      <w:r>
-        <w:rPr>
-          <w:lang w:val="es_ES" w:bidi="es_ES"/>
-        </w:rPr>
-        <w:t>Strong’s: H2060</w:t>
-      </w:r>
-      <w:r>
-        <w:rPr>
-          <w:lang w:val="es_ES" w:bidi="es_ES"/>
-        </w:rPr>
-      </w:r>
-      <w:r>
-        <w:rPr>
-          <w:lang w:val="es_ES" w:bidi="es_ES"/>
-        </w:rPr>
-      </w:r>
-    </w:p>
-    <w:p>
-      <w:pPr/>
-      <w:r>
-        <w:rPr>
-          <w:lang w:val="es_ES" w:bidi="es_ES"/>
-        </w:rPr>
-      </w:r>
-    </w:p>
-    <w:p>
-      <w:pPr>
-        <w:pStyle w:val="Heading2"/>
-      </w:pPr>
-      <w:r>
-        <w:rPr>
-          <w:lang w:val="es_ES" w:bidi="es_ES"/>
-        </w:rPr>
-        <w:t>Vecino</w:t>
-      </w:r>
-      <w:r>
-        <w:rPr>
-          <w:lang w:val="es_ES" w:bidi="es_ES"/>
-        </w:rPr>
-      </w:r>
-    </w:p>
-    <w:p>
-      <w:pPr>
-        <w:pStyle w:val="Heading3"/>
-      </w:pPr>
-      <w:r>
-        <w:rPr>
-          <w:lang w:val="es_ES" w:bidi="es_ES"/>
-        </w:rPr>
-        <w:t>Definición:</w:t>
-      </w:r>
-    </w:p>
-    <w:p>
-      <w:pPr/>
-      <w:r>
-        <w:rPr>
-          <w:lang w:val="es_ES" w:bidi="es_ES"/>
-        </w:rPr>
-      </w:r>
-      <w:r>
-        <w:rPr>
-          <w:lang w:val="es_ES" w:bidi="es_ES"/>
-        </w:rPr>
-        <w:t>El término "vecino" generalmente se refiere a una persona que vive cerca. También puede referirse más generalmente a alguien que vive en la misma comunidad o grupo de personas.</w:t>
-      </w:r>
-    </w:p>
-    <w:p>
-      <w:pPr>
-        <w:pStyle w:val="ListBullet"/>
-        <w:spacing w:line="240" w:lineRule="auto"/>
-        <w:ind w:left="720"/>
-      </w:pPr>
-      <w:r>
-        <w:rPr>
-          <w:lang w:val="es_ES" w:bidi="es_ES"/>
-        </w:rPr>
-      </w:r>
-      <w:r>
-        <w:rPr>
-          <w:lang w:val="es_ES" w:bidi="es_ES"/>
-        </w:rPr>
-        <w:t>Un "vecino" es alguien que sería protegido y tratado amablemente porque es parte de la misma comunidad.</w:t>
-      </w:r>
-    </w:p>
-    <w:p>
-      <w:pPr>
-        <w:pStyle w:val="ListBullet"/>
-        <w:spacing w:line="240" w:lineRule="auto"/>
-        <w:ind w:left="720"/>
-      </w:pPr>
-      <w:r>
-        <w:rPr>
-          <w:lang w:val="es_ES" w:bidi="es_ES"/>
-        </w:rPr>
-      </w:r>
-      <w:r>
-        <w:rPr>
-          <w:lang w:val="es_ES" w:bidi="es_ES"/>
-        </w:rPr>
-        <w:t>En la parábola del buen samaritano del Nuevo Testamento, Jesús utilizó el término "prójimo" de manera figurada, ampliando su significado para incluir a todos los seres humanos, incluso a alguien que es considerado un enemigo.</w:t>
-      </w:r>
-    </w:p>
-    <w:p>
-      <w:pPr>
-        <w:pStyle w:val="ListBullet"/>
-        <w:spacing w:line="240" w:lineRule="auto"/>
-        <w:ind w:left="720"/>
-      </w:pPr>
-      <w:r>
-        <w:rPr>
-          <w:lang w:val="es_ES" w:bidi="es_ES"/>
-        </w:rPr>
-      </w:r>
-      <w:r>
-        <w:rPr>
-          <w:lang w:val="es_ES" w:bidi="es_ES"/>
-        </w:rPr>
-        <w:t>Si es posible, es mejor traducir este término literalmente con una palabra o frase que signifique "persona que vive cerca".</w:t>
-      </w:r>
-    </w:p>
-    <w:p>
-      <w:pPr/>
-      <w:r>
-        <w:rPr>
-          <w:lang w:val="es_ES" w:bidi="es_ES"/>
-        </w:rPr>
-      </w:r>
-      <w:r>
-        <w:rPr>
-          <w:lang w:val="es_ES" w:bidi="es_ES"/>
-        </w:rPr>
-        <w:t xml:space="preserve">(Véase también: </w:t>
-      </w:r>
-      <w:r>
-        <w:rPr>
-          <w:lang w:val="es_ES" w:bidi="es_ES"/>
-        </w:rPr>
-        <w:t>adversario</w:t>
-      </w:r>
-      <w:r>
-        <w:rPr>
-          <w:lang w:val="es_ES" w:bidi="es_ES"/>
-        </w:rPr>
-        <w:t xml:space="preserve">, </w:t>
-      </w:r>
-      <w:r>
-        <w:rPr>
-          <w:lang w:val="es_ES" w:bidi="es_ES"/>
-        </w:rPr>
-        <w:t>parábola</w:t>
-      </w:r>
-      <w:r>
-        <w:rPr>
-          <w:lang w:val="es_ES" w:bidi="es_ES"/>
-        </w:rPr>
-        <w:t xml:space="preserve">, </w:t>
-      </w:r>
-      <w:r>
-        <w:rPr>
-          <w:lang w:val="es_ES" w:bidi="es_ES"/>
-        </w:rPr>
-        <w:t>grupo de personas</w:t>
-      </w:r>
-      <w:r>
-        <w:rPr>
-          <w:lang w:val="es_ES" w:bidi="es_ES"/>
-        </w:rPr>
-        <w:t xml:space="preserve">, </w:t>
-      </w:r>
-      <w:r>
-        <w:rPr>
-          <w:lang w:val="es_ES" w:bidi="es_ES"/>
-        </w:rPr>
-        <w:t>Samaria</w:t>
-      </w:r>
-      <w:r>
-        <w:rPr>
-          <w:lang w:val="es_ES" w:bidi="es_ES"/>
-        </w:rPr>
-        <w:t>)</w:t>
-      </w:r>
-    </w:p>
-    <w:p>
-      <w:pPr>
-        <w:pStyle w:val="Heading3"/>
-      </w:pPr>
-      <w:r>
-        <w:rPr>
-          <w:lang w:val="es_ES" w:bidi="es_ES"/>
-        </w:rPr>
-        <w:t>Referencias Bíblicas:</w:t>
-      </w:r>
-    </w:p>
-    <w:p>
-      <w:pPr>
-        <w:pStyle w:val="ListBullet"/>
-        <w:spacing w:line="240" w:lineRule="auto"/>
-        <w:ind w:left="720"/>
-      </w:pPr>
-      <w:r>
-        <w:rPr>
-          <w:lang w:val="es_ES" w:bidi="es_ES"/>
-        </w:rPr>
-      </w:r>
-      <w:r>
-        <w:rPr>
-          <w:lang w:val="es_ES" w:bidi="es_ES"/>
-        </w:rPr>
-        <w:t>Hechos 7:26–28</w:t>
-      </w:r>
-    </w:p>
-    <w:p>
-      <w:pPr>
-        <w:pStyle w:val="ListBullet"/>
-        <w:spacing w:line="240" w:lineRule="auto"/>
-        <w:ind w:left="720"/>
-      </w:pPr>
-      <w:r>
-        <w:rPr>
-          <w:lang w:val="es_ES" w:bidi="es_ES"/>
-        </w:rPr>
-      </w:r>
-      <w:r>
-        <w:rPr>
-          <w:lang w:val="es_ES" w:bidi="es_ES"/>
-        </w:rPr>
-        <w:t>Efesios 4:25–27</w:t>
-      </w:r>
-    </w:p>
-    <w:p>
-      <w:pPr>
-        <w:pStyle w:val="ListBullet"/>
-        <w:spacing w:line="240" w:lineRule="auto"/>
-        <w:ind w:left="720"/>
-      </w:pPr>
-      <w:r>
-        <w:rPr>
-          <w:lang w:val="es_ES" w:bidi="es_ES"/>
-        </w:rPr>
-      </w:r>
-      <w:r>
-        <w:rPr>
-          <w:lang w:val="es_ES" w:bidi="es_ES"/>
-        </w:rPr>
-        <w:t>Gálatas 5:14</w:t>
-      </w:r>
-    </w:p>
-    <w:p>
-      <w:pPr>
-        <w:pStyle w:val="ListBullet"/>
-        <w:spacing w:line="240" w:lineRule="auto"/>
-        <w:ind w:left="720"/>
-      </w:pPr>
-      <w:r>
-        <w:rPr>
-          <w:lang w:val="es_ES" w:bidi="es_ES"/>
-        </w:rPr>
-      </w:r>
-      <w:r>
-        <w:rPr>
-          <w:lang w:val="es_ES" w:bidi="es_ES"/>
-        </w:rPr>
-        <w:t>Santiago 2:8</w:t>
-      </w:r>
-    </w:p>
-    <w:p>
-      <w:pPr>
-        <w:pStyle w:val="ListBullet"/>
-        <w:spacing w:line="240" w:lineRule="auto"/>
-        <w:ind w:left="720"/>
-      </w:pPr>
-      <w:r>
-        <w:rPr>
-          <w:lang w:val="es_ES" w:bidi="es_ES"/>
-        </w:rPr>
-      </w:r>
-      <w:r>
-        <w:rPr>
-          <w:lang w:val="es_ES" w:bidi="es_ES"/>
-        </w:rPr>
-        <w:t>Juan 9:8–9</w:t>
-      </w:r>
-    </w:p>
-    <w:p>
-      <w:pPr>
-        <w:pStyle w:val="ListBullet"/>
-        <w:spacing w:line="240" w:lineRule="auto"/>
-        <w:ind w:left="720"/>
-      </w:pPr>
-      <w:r>
-        <w:rPr>
-          <w:lang w:val="es_ES" w:bidi="es_ES"/>
-        </w:rPr>
-      </w:r>
-      <w:r>
-        <w:rPr>
-          <w:lang w:val="es_ES" w:bidi="es_ES"/>
-        </w:rPr>
-        <w:t>Lucas 1:58</w:t>
-      </w:r>
-    </w:p>
-    <w:p>
-      <w:pPr>
-        <w:pStyle w:val="ListBullet"/>
-        <w:spacing w:line="240" w:lineRule="auto"/>
-        <w:ind w:left="720"/>
-      </w:pPr>
-      <w:r>
-        <w:rPr>
-          <w:lang w:val="es_ES" w:bidi="es_ES"/>
-        </w:rPr>
-      </w:r>
-      <w:r>
-        <w:rPr>
-          <w:lang w:val="es_ES" w:bidi="es_ES"/>
-        </w:rPr>
-        <w:t>Mateo 5:43</w:t>
-      </w:r>
-    </w:p>
-    <w:p>
-      <w:pPr>
-        <w:pStyle w:val="ListBullet"/>
-        <w:spacing w:line="240" w:lineRule="auto"/>
-        <w:ind w:left="720"/>
-      </w:pPr>
-      <w:r>
-        <w:rPr>
-          <w:lang w:val="es_ES" w:bidi="es_ES"/>
-        </w:rPr>
-      </w:r>
-      <w:r>
-        <w:rPr>
-          <w:lang w:val="es_ES" w:bidi="es_ES"/>
-        </w:rPr>
-        <w:t>Mateo 19:19</w:t>
-      </w:r>
-    </w:p>
-    <w:p>
-      <w:pPr>
-        <w:pStyle w:val="ListBullet"/>
-        <w:spacing w:line="240" w:lineRule="auto"/>
-        <w:ind w:left="720"/>
-      </w:pPr>
-      <w:r>
-        <w:rPr>
-          <w:lang w:val="es_ES" w:bidi="es_ES"/>
-        </w:rPr>
-      </w:r>
-      <w:r>
-        <w:rPr>
-          <w:lang w:val="es_ES" w:bidi="es_ES"/>
-        </w:rPr>
-        <w:t>Mateo 22:39</w:t>
-      </w:r>
-    </w:p>
-    <w:p>
-      <w:pPr>
-        <w:pStyle w:val="Heading3"/>
-      </w:pPr>
-      <w:r>
-        <w:rPr>
-          <w:lang w:val="es_ES" w:bidi="es_ES"/>
-        </w:rPr>
-        <w:t>Datos de la palabra:</w:t>
-      </w:r>
-    </w:p>
-    <w:p>
-      <w:pPr>
-        <w:pStyle w:val="ListBullet"/>
-        <w:spacing w:line="240" w:lineRule="auto"/>
-        <w:ind w:left="720"/>
-      </w:pPr>
-      <w:r>
-        <w:rPr>
-          <w:lang w:val="es_ES" w:bidi="es_ES"/>
-        </w:rPr>
-      </w:r>
-      <w:r>
-        <w:rPr>
-          <w:lang w:val="es_ES" w:bidi="es_ES"/>
-        </w:rPr>
-        <w:t>Strong’s: H5997, H7138, H7453, H7468, H7934, G10690, G20870, G40400, G41390</w:t>
-      </w:r>
-      <w:r>
-        <w:rPr>
-          <w:lang w:val="es_ES" w:bidi="es_ES"/>
-        </w:rPr>
-      </w:r>
-      <w:r>
-        <w:rPr>
-          <w:lang w:val="es_ES" w:bidi="es_ES"/>
-        </w:rPr>
-      </w:r>
-    </w:p>
-    <w:p>
-      <w:pPr/>
-      <w:r>
-        <w:rPr>
-          <w:lang w:val="es_ES" w:bidi="es_ES"/>
-        </w:rPr>
-      </w:r>
-    </w:p>
-    <w:p>
-      <w:pPr>
-        <w:pStyle w:val="Heading2"/>
-      </w:pPr>
-      <w:r>
-        <w:rPr>
-          <w:lang w:val="es_ES" w:bidi="es_ES"/>
-        </w:rPr>
-        <w:t>Velo</w:t>
-      </w:r>
-      <w:r>
-        <w:rPr>
-          <w:lang w:val="es_ES" w:bidi="es_ES"/>
-        </w:rPr>
-      </w:r>
-    </w:p>
-    <w:p>
-      <w:pPr>
-        <w:pStyle w:val="Heading3"/>
-      </w:pPr>
-      <w:r>
-        <w:rPr>
-          <w:lang w:val="es_ES" w:bidi="es_ES"/>
-        </w:rPr>
-        <w:t>Definición:</w:t>
-      </w:r>
-    </w:p>
-    <w:p>
-      <w:pPr/>
-      <w:r>
-        <w:rPr>
-          <w:lang w:val="es_ES" w:bidi="es_ES"/>
-        </w:rPr>
-      </w:r>
-      <w:r>
-        <w:rPr>
-          <w:lang w:val="es_ES" w:bidi="es_ES"/>
-        </w:rPr>
-        <w:t>El término "velo" generalmente se refiere a un trozo fino de tela que se utiliza como cobertura para la cabeza, para cubrir total o parcialmente la cabeza o el rostro.</w:t>
-      </w:r>
-    </w:p>
-    <w:p>
-      <w:pPr>
-        <w:pStyle w:val="ListBullet"/>
-        <w:spacing w:line="240" w:lineRule="auto"/>
-        <w:ind w:left="720"/>
-      </w:pPr>
-      <w:r>
-        <w:rPr>
-          <w:lang w:val="es_ES" w:bidi="es_ES"/>
-        </w:rPr>
-      </w:r>
-      <w:r>
-        <w:rPr>
-          <w:lang w:val="es_ES" w:bidi="es_ES"/>
-        </w:rPr>
-        <w:t>Moisés cubrió su rostro con un velo después de haber estado en la presencia de Jehová, para que el resplandor de su rostro estuviera oculto a la gente.</w:t>
-      </w:r>
-    </w:p>
-    <w:p>
-      <w:pPr>
-        <w:pStyle w:val="ListBullet"/>
-        <w:spacing w:line="240" w:lineRule="auto"/>
-        <w:ind w:left="720"/>
-      </w:pPr>
-      <w:r>
-        <w:rPr>
-          <w:lang w:val="es_ES" w:bidi="es_ES"/>
-        </w:rPr>
-      </w:r>
-      <w:r>
-        <w:rPr>
-          <w:lang w:val="es_ES" w:bidi="es_ES"/>
-        </w:rPr>
-        <w:t>En la Biblia, las mujeres llevaban un velo para cubrir su cabeza, y a menudo también su rostro, cuando estaban en público o en presencia de hombres.</w:t>
-      </w:r>
-    </w:p>
-    <w:p>
-      <w:pPr>
-        <w:pStyle w:val="ListBullet"/>
-        <w:spacing w:line="240" w:lineRule="auto"/>
-        <w:ind w:left="720"/>
-      </w:pPr>
-      <w:r>
-        <w:rPr>
-          <w:lang w:val="es_ES" w:bidi="es_ES"/>
-        </w:rPr>
-      </w:r>
-      <w:r>
-        <w:rPr>
-          <w:lang w:val="es_ES" w:bidi="es_ES"/>
-        </w:rPr>
-        <w:t>Los velos que las mujeres en la Biblia llevaban sobre su rostro pueden haber sido hechos de un material fino que podría ser parcialmente transparente y pueden haber cubierto solo parte del rostro, de modo que los ojos de las mujeres no estaban cubiertos.</w:t>
-      </w:r>
-    </w:p>
-    <w:p>
-      <w:pPr>
-        <w:pStyle w:val="ListBullet"/>
-        <w:spacing w:line="240" w:lineRule="auto"/>
-        <w:ind w:left="720"/>
-      </w:pPr>
-      <w:r>
-        <w:rPr>
-          <w:lang w:val="es_ES" w:bidi="es_ES"/>
-        </w:rPr>
-      </w:r>
-      <w:r>
-        <w:rPr>
-          <w:lang w:val="es_ES" w:bidi="es_ES"/>
-        </w:rPr>
-        <w:t>El verbo "velar" significa cubrir algo con un velo.</w:t>
-      </w:r>
-    </w:p>
-    <w:p>
-      <w:pPr>
-        <w:pStyle w:val="ListBullet"/>
-        <w:spacing w:line="240" w:lineRule="auto"/>
-        <w:ind w:left="720"/>
-      </w:pPr>
-      <w:r>
-        <w:rPr>
-          <w:lang w:val="es_ES" w:bidi="es_ES"/>
-        </w:rPr>
-      </w:r>
-      <w:r>
-        <w:rPr>
-          <w:lang w:val="es_ES" w:bidi="es_ES"/>
-        </w:rPr>
-        <w:t>En algunas versiones en español, se utiliza la palabra "velo" para referirse a la cortina gruesa que cubría la entrada al lugar santísimo. Pero "cortina" es un término mejor en ese contexto, ya que se refiere a una pieza de tela pesada y gruesa.</w:t>
-      </w:r>
-    </w:p>
-    <w:p>
-      <w:pPr>
-        <w:pStyle w:val="Heading3"/>
-      </w:pPr>
-      <w:r>
-        <w:rPr>
-          <w:lang w:val="es_ES" w:bidi="es_ES"/>
-        </w:rPr>
-        <w:t>Sugerencias de Traducción</w:t>
-      </w:r>
-    </w:p>
-    <w:p>
-      <w:pPr>
-        <w:pStyle w:val="ListBullet"/>
-        <w:spacing w:line="240" w:lineRule="auto"/>
-        <w:ind w:left="720"/>
-      </w:pPr>
-      <w:r>
-        <w:rPr>
-          <w:lang w:val="es_ES" w:bidi="es_ES"/>
-        </w:rPr>
-      </w:r>
-      <w:r>
-        <w:rPr>
-          <w:lang w:val="es_ES" w:bidi="es_ES"/>
-        </w:rPr>
-        <w:t>El término "velo" también podría traducirse como "cobertura de tela fina" o "cobertura de tela" o "cobertura de cabeza".</w:t>
-      </w:r>
-    </w:p>
-    <w:p>
-      <w:pPr>
-        <w:pStyle w:val="ListBullet"/>
-        <w:spacing w:line="240" w:lineRule="auto"/>
-        <w:ind w:left="720"/>
-      </w:pPr>
-      <w:r>
-        <w:rPr>
-          <w:lang w:val="es_ES" w:bidi="es_ES"/>
-        </w:rPr>
-      </w:r>
-      <w:r>
-        <w:rPr>
-          <w:lang w:val="es_ES" w:bidi="es_ES"/>
-        </w:rPr>
-        <w:t>En algunas culturas, puede que ya exista un término para el velo de las mujeres. Puede ser necesario encontrar una palabra diferente cuando se usa para Moisés.</w:t>
-      </w:r>
-    </w:p>
-    <w:p>
-      <w:pPr/>
-      <w:r>
-        <w:rPr>
-          <w:lang w:val="es_ES" w:bidi="es_ES"/>
-        </w:rPr>
-      </w:r>
-      <w:r>
-        <w:rPr>
-          <w:lang w:val="es_ES" w:bidi="es_ES"/>
-        </w:rPr>
-        <w:t xml:space="preserve">(Véase también: </w:t>
-      </w:r>
-      <w:r>
-        <w:rPr>
-          <w:lang w:val="es_ES" w:bidi="es_ES"/>
-        </w:rPr>
-        <w:t>Moisés</w:t>
-      </w:r>
-      <w:r>
-        <w:rPr>
-          <w:lang w:val="es_ES" w:bidi="es_ES"/>
-        </w:rPr>
-        <w:t>)</w:t>
-      </w:r>
-    </w:p>
-    <w:p>
-      <w:pPr>
-        <w:pStyle w:val="Heading3"/>
-      </w:pPr>
-      <w:r>
-        <w:rPr>
-          <w:lang w:val="es_ES" w:bidi="es_ES"/>
-        </w:rPr>
-        <w:t>Referencias Bíblicas:</w:t>
-      </w:r>
-    </w:p>
-    <w:p>
-      <w:pPr>
-        <w:pStyle w:val="ListBullet"/>
-        <w:spacing w:line="240" w:lineRule="auto"/>
-        <w:ind w:left="720"/>
-      </w:pPr>
-      <w:r>
-        <w:rPr>
-          <w:lang w:val="es_ES" w:bidi="es_ES"/>
-        </w:rPr>
-      </w:r>
-      <w:r>
-        <w:rPr>
-          <w:lang w:val="es_ES" w:bidi="es_ES"/>
-        </w:rPr>
-        <w:t>2 Corintios 3:12–13</w:t>
-      </w:r>
-    </w:p>
-    <w:p>
-      <w:pPr>
-        <w:pStyle w:val="ListBullet"/>
-        <w:spacing w:line="240" w:lineRule="auto"/>
-        <w:ind w:left="720"/>
-      </w:pPr>
-      <w:r>
-        <w:rPr>
-          <w:lang w:val="es_ES" w:bidi="es_ES"/>
-        </w:rPr>
-      </w:r>
-      <w:r>
-        <w:rPr>
-          <w:lang w:val="es_ES" w:bidi="es_ES"/>
-        </w:rPr>
-        <w:t>2 Corintios 3:16</w:t>
-      </w:r>
-    </w:p>
-    <w:p>
-      <w:pPr>
-        <w:pStyle w:val="ListBullet"/>
-        <w:spacing w:line="240" w:lineRule="auto"/>
-        <w:ind w:left="720"/>
-      </w:pPr>
-      <w:r>
-        <w:rPr>
-          <w:lang w:val="es_ES" w:bidi="es_ES"/>
-        </w:rPr>
-      </w:r>
-      <w:r>
-        <w:rPr>
-          <w:lang w:val="es_ES" w:bidi="es_ES"/>
-        </w:rPr>
-        <w:t>Ezequiel 13:18</w:t>
-      </w:r>
-    </w:p>
-    <w:p>
-      <w:pPr>
-        <w:pStyle w:val="ListBullet"/>
-        <w:spacing w:line="240" w:lineRule="auto"/>
-        <w:ind w:left="720"/>
-      </w:pPr>
-      <w:r>
-        <w:rPr>
-          <w:lang w:val="es_ES" w:bidi="es_ES"/>
-        </w:rPr>
-      </w:r>
-      <w:r>
-        <w:rPr>
-          <w:lang w:val="es_ES" w:bidi="es_ES"/>
-        </w:rPr>
-        <w:t>Isaías 47:1–2</w:t>
-      </w:r>
-    </w:p>
-    <w:p>
-      <w:pPr>
-        <w:pStyle w:val="ListBullet"/>
-        <w:spacing w:line="240" w:lineRule="auto"/>
-        <w:ind w:left="720"/>
-      </w:pPr>
-      <w:r>
-        <w:rPr>
-          <w:lang w:val="es_ES" w:bidi="es_ES"/>
-        </w:rPr>
-      </w:r>
-      <w:r>
-        <w:rPr>
-          <w:lang w:val="es_ES" w:bidi="es_ES"/>
-        </w:rPr>
-        <w:t>Cantar de los Cantares 4:3</w:t>
-      </w:r>
-    </w:p>
-    <w:p>
-      <w:pPr>
-        <w:pStyle w:val="Heading3"/>
-      </w:pPr>
-      <w:r>
-        <w:rPr>
-          <w:lang w:val="es_ES" w:bidi="es_ES"/>
-        </w:rPr>
-        <w:t>Datos de la Palabra:</w:t>
-      </w:r>
-    </w:p>
-    <w:p>
-      <w:pPr>
-        <w:pStyle w:val="ListBullet"/>
-        <w:spacing w:line="240" w:lineRule="auto"/>
-        <w:ind w:left="720"/>
-      </w:pPr>
-      <w:r>
-        <w:rPr>
-          <w:lang w:val="es_ES" w:bidi="es_ES"/>
-        </w:rPr>
-      </w:r>
-      <w:r>
-        <w:rPr>
-          <w:lang w:val="es_ES" w:bidi="es_ES"/>
-        </w:rPr>
-        <w:t>Strong: H4304, H4533, H4555, H6777, H6809, H7196, H7479, G03430, G25710, G25720</w:t>
-      </w:r>
-      <w:r>
-        <w:rPr>
-          <w:lang w:val="es_ES" w:bidi="es_ES"/>
-        </w:rPr>
-      </w:r>
-      <w:r>
-        <w:rPr>
-          <w:lang w:val="es_ES" w:bidi="es_ES"/>
-        </w:rPr>
-      </w:r>
-    </w:p>
-    <w:p>
-      <w:pPr/>
-      <w:r>
-        <w:rPr>
-          <w:lang w:val="es_ES" w:bidi="es_ES"/>
-        </w:rPr>
-      </w:r>
-    </w:p>
-    <w:p>
-      <w:pPr>
-        <w:pStyle w:val="Heading2"/>
-      </w:pPr>
-      <w:r>
-        <w:rPr>
-          <w:lang w:val="es_ES" w:bidi="es_ES"/>
-        </w:rPr>
-        <w:t>Vengar</w:t>
-      </w:r>
-      <w:r>
-        <w:rPr>
-          <w:lang w:val="es_ES" w:bidi="es_ES"/>
-        </w:rPr>
-      </w:r>
-    </w:p>
-    <w:p>
-      <w:pPr>
-        <w:pStyle w:val="Heading3"/>
-      </w:pPr>
-      <w:r>
-        <w:rPr>
-          <w:lang w:val="es_ES" w:bidi="es_ES"/>
-        </w:rPr>
-        <w:t>Definición:</w:t>
-      </w:r>
-    </w:p>
-    <w:p>
-      <w:pPr/>
-      <w:r>
-        <w:rPr>
-          <w:lang w:val="es_ES" w:bidi="es_ES"/>
-        </w:rPr>
-      </w:r>
-      <w:r>
-        <w:rPr>
-          <w:lang w:val="es_ES" w:bidi="es_ES"/>
-        </w:rPr>
-        <w:t>“Vengar”, “tomar venganza” o “ejecutar venganza” es castigar a alguien para devolverle el daño que hizo. El acto de vengar o tomar revancha es “venganza”.</w:t>
-      </w:r>
-    </w:p>
-    <w:p>
-      <w:pPr>
-        <w:pStyle w:val="ListBullet"/>
-        <w:spacing w:line="240" w:lineRule="auto"/>
-        <w:ind w:left="720"/>
-      </w:pPr>
-      <w:r>
-        <w:rPr>
-          <w:lang w:val="es_ES" w:bidi="es_ES"/>
-        </w:rPr>
-      </w:r>
-      <w:r>
-        <w:rPr>
-          <w:lang w:val="es_ES" w:bidi="es_ES"/>
-        </w:rPr>
-        <w:t>Por lo general, "vengar" implica una intención de hacer justicia o corregir un error.</w:t>
-      </w:r>
-    </w:p>
-    <w:p>
-      <w:pPr>
-        <w:pStyle w:val="ListBullet"/>
-        <w:spacing w:line="240" w:lineRule="auto"/>
-        <w:ind w:left="720"/>
-      </w:pPr>
-      <w:r>
-        <w:rPr>
-          <w:lang w:val="es_ES" w:bidi="es_ES"/>
-        </w:rPr>
-      </w:r>
-      <w:r>
-        <w:rPr>
-          <w:lang w:val="es_ES" w:bidi="es_ES"/>
-        </w:rPr>
-        <w:t>Cuando se refiere a personas, la expresión "vengarse" generalmente implica querer devolver el daño a la persona que lo hizo.</w:t>
-      </w:r>
-    </w:p>
-    <w:p>
-      <w:pPr>
-        <w:pStyle w:val="ListBullet"/>
-        <w:spacing w:line="240" w:lineRule="auto"/>
-        <w:ind w:left="720"/>
-      </w:pPr>
-      <w:r>
-        <w:rPr>
-          <w:lang w:val="es_ES" w:bidi="es_ES"/>
-        </w:rPr>
-      </w:r>
-      <w:r>
-        <w:rPr>
-          <w:lang w:val="es_ES" w:bidi="es_ES"/>
-        </w:rPr>
-        <w:t>Cuando Dios "toma venganza" o "ejecuta venganza", está actuando con justicia porque está castigando el pecado y la rebelión.</w:t>
-      </w:r>
-    </w:p>
-    <w:p>
-      <w:pPr>
-        <w:pStyle w:val="Heading3"/>
-      </w:pPr>
-      <w:r>
-        <w:rPr>
-          <w:lang w:val="es_ES" w:bidi="es_ES"/>
-        </w:rPr>
-        <w:t>Sugerencias de traducción:</w:t>
-      </w:r>
-    </w:p>
-    <w:p>
-      <w:pPr>
-        <w:pStyle w:val="ListBullet"/>
-        <w:spacing w:line="240" w:lineRule="auto"/>
-        <w:ind w:left="720"/>
-      </w:pPr>
-      <w:r>
-        <w:rPr>
-          <w:lang w:val="es_ES" w:bidi="es_ES"/>
-        </w:rPr>
-      </w:r>
-      <w:r>
-        <w:rPr>
-          <w:lang w:val="es_ES" w:bidi="es_ES"/>
-        </w:rPr>
-        <w:t>La expresión "vengar" también podría traducirse como "corregir un error" o "obtener justicia para".</w:t>
-      </w:r>
-    </w:p>
-    <w:p>
-      <w:pPr>
-        <w:pStyle w:val="ListBullet"/>
-        <w:spacing w:line="240" w:lineRule="auto"/>
-        <w:ind w:left="720"/>
-      </w:pPr>
-      <w:r>
-        <w:rPr>
-          <w:lang w:val="es_ES" w:bidi="es_ES"/>
-        </w:rPr>
-      </w:r>
-      <w:r>
-        <w:rPr>
-          <w:lang w:val="es_ES" w:bidi="es_ES"/>
-        </w:rPr>
-        <w:t>Cuando se refiere a los seres humanos, "vengarse" podría traducirse como "devolver el golpe", "herir para castigar" o "desquitarse".</w:t>
-      </w:r>
-    </w:p>
-    <w:p>
-      <w:pPr>
-        <w:pStyle w:val="ListBullet"/>
-        <w:spacing w:line="240" w:lineRule="auto"/>
-        <w:ind w:left="720"/>
-      </w:pPr>
-      <w:r>
-        <w:rPr>
-          <w:lang w:val="es_ES" w:bidi="es_ES"/>
-        </w:rPr>
-      </w:r>
-      <w:r>
-        <w:rPr>
-          <w:lang w:val="es_ES" w:bidi="es_ES"/>
-        </w:rPr>
-        <w:t>Dependiendo del contexto, "venganza" podría traducirse como "castigo", "castigo del pecado" o "pago por los males cometidos". Si se usa una palabra que signifique "represalia", esto se aplicaría sólo a los seres humanos.</w:t>
-      </w:r>
-    </w:p>
-    <w:p>
-      <w:pPr>
-        <w:pStyle w:val="ListBullet"/>
-        <w:spacing w:line="240" w:lineRule="auto"/>
-        <w:ind w:left="720"/>
-      </w:pPr>
-      <w:r>
-        <w:rPr>
-          <w:lang w:val="es_ES" w:bidi="es_ES"/>
-        </w:rPr>
-      </w:r>
-      <w:r>
-        <w:rPr>
-          <w:lang w:val="es_ES" w:bidi="es_ES"/>
-        </w:rPr>
-        <w:t>Cuando Dios dice, "toma mi venganza," esto podría traducirse como "castígalos por los males cometidos contra mí" o "haz que les ocurran cosas malas porque han pecado contra mí".</w:t>
-      </w:r>
-    </w:p>
-    <w:p>
-      <w:pPr>
-        <w:pStyle w:val="ListBullet"/>
-        <w:spacing w:line="240" w:lineRule="auto"/>
-        <w:ind w:left="720"/>
-      </w:pPr>
-      <w:r>
-        <w:rPr>
-          <w:lang w:val="es_ES" w:bidi="es_ES"/>
-        </w:rPr>
-      </w:r>
-      <w:r>
-        <w:rPr>
-          <w:lang w:val="es_ES" w:bidi="es_ES"/>
-        </w:rPr>
-        <w:t>Al referirse a la venganza de Dios, asegúrate de que quede claro que Dios es justo en su castigo del pecado.</w:t>
-      </w:r>
-    </w:p>
-    <w:p>
-      <w:pPr/>
-      <w:r>
-        <w:rPr>
-          <w:lang w:val="es_ES" w:bidi="es_ES"/>
-        </w:rPr>
-      </w:r>
-      <w:r>
-        <w:rPr>
-          <w:lang w:val="es_ES" w:bidi="es_ES"/>
-        </w:rPr>
-        <w:t xml:space="preserve">(Ver también: </w:t>
-      </w:r>
-      <w:r>
-        <w:rPr>
-          <w:lang w:val="es_ES" w:bidi="es_ES"/>
-        </w:rPr>
-        <w:t>castigar</w:t>
-      </w:r>
-      <w:r>
-        <w:rPr>
-          <w:lang w:val="es_ES" w:bidi="es_ES"/>
-        </w:rPr>
-        <w:t xml:space="preserve">, </w:t>
-      </w:r>
-      <w:r>
-        <w:rPr>
-          <w:lang w:val="es_ES" w:bidi="es_ES"/>
-        </w:rPr>
-        <w:t>justo</w:t>
-      </w:r>
-      <w:r>
-        <w:rPr>
-          <w:lang w:val="es_ES" w:bidi="es_ES"/>
-        </w:rPr>
-        <w:t xml:space="preserve">, </w:t>
-      </w:r>
-      <w:r>
-        <w:rPr>
-          <w:lang w:val="es_ES" w:bidi="es_ES"/>
-        </w:rPr>
-        <w:t>recto</w:t>
-      </w:r>
-      <w:r>
-        <w:rPr>
-          <w:lang w:val="es_ES" w:bidi="es_ES"/>
-        </w:rPr>
-        <w:t>)</w:t>
-      </w:r>
-    </w:p>
-    <w:p>
-      <w:pPr>
-        <w:pStyle w:val="Heading3"/>
-      </w:pPr>
-      <w:r>
-        <w:rPr>
-          <w:lang w:val="es_ES" w:bidi="es_ES"/>
-        </w:rPr>
-        <w:t>Referencias bíblicas:</w:t>
-      </w:r>
-    </w:p>
-    <w:p>
-      <w:pPr>
-        <w:pStyle w:val="ListBullet"/>
-        <w:spacing w:line="240" w:lineRule="auto"/>
-        <w:ind w:left="720"/>
-      </w:pPr>
-      <w:r>
-        <w:rPr>
-          <w:lang w:val="es_ES" w:bidi="es_ES"/>
-        </w:rPr>
-      </w:r>
-      <w:r>
-        <w:rPr>
-          <w:lang w:val="es_ES" w:bidi="es_ES"/>
-        </w:rPr>
-        <w:t>1 Samuel 24:12–13</w:t>
-      </w:r>
-    </w:p>
-    <w:p>
-      <w:pPr>
-        <w:pStyle w:val="ListBullet"/>
-        <w:spacing w:line="240" w:lineRule="auto"/>
-        <w:ind w:left="720"/>
-      </w:pPr>
-      <w:r>
-        <w:rPr>
-          <w:lang w:val="es_ES" w:bidi="es_ES"/>
-        </w:rPr>
-      </w:r>
-      <w:r>
-        <w:rPr>
-          <w:lang w:val="es_ES" w:bidi="es_ES"/>
-        </w:rPr>
-        <w:t>Ezequiel 25:15</w:t>
-      </w:r>
-    </w:p>
-    <w:p>
-      <w:pPr>
-        <w:pStyle w:val="ListBullet"/>
-        <w:spacing w:line="240" w:lineRule="auto"/>
-        <w:ind w:left="720"/>
-      </w:pPr>
-      <w:r>
-        <w:rPr>
-          <w:lang w:val="es_ES" w:bidi="es_ES"/>
-        </w:rPr>
-      </w:r>
-      <w:r>
-        <w:rPr>
-          <w:lang w:val="es_ES" w:bidi="es_ES"/>
-        </w:rPr>
-        <w:t>Isaías 47:3–5</w:t>
-      </w:r>
-    </w:p>
-    <w:p>
-      <w:pPr>
-        <w:pStyle w:val="ListBullet"/>
-        <w:spacing w:line="240" w:lineRule="auto"/>
-        <w:ind w:left="720"/>
-      </w:pPr>
-      <w:r>
-        <w:rPr>
-          <w:lang w:val="es_ES" w:bidi="es_ES"/>
-        </w:rPr>
-      </w:r>
-      <w:r>
-        <w:rPr>
-          <w:lang w:val="es_ES" w:bidi="es_ES"/>
-        </w:rPr>
-        <w:t>Levítico 19:17–18</w:t>
-      </w:r>
-    </w:p>
-    <w:p>
-      <w:pPr>
-        <w:pStyle w:val="ListBullet"/>
-        <w:spacing w:line="240" w:lineRule="auto"/>
-        <w:ind w:left="720"/>
-      </w:pPr>
-      <w:r>
-        <w:rPr>
-          <w:lang w:val="es_ES" w:bidi="es_ES"/>
-        </w:rPr>
-      </w:r>
-      <w:r>
-        <w:rPr>
-          <w:lang w:val="es_ES" w:bidi="es_ES"/>
-        </w:rPr>
-        <w:t>Salmos 18:47</w:t>
-      </w:r>
-    </w:p>
-    <w:p>
-      <w:pPr>
-        <w:pStyle w:val="ListBullet"/>
-        <w:spacing w:line="240" w:lineRule="auto"/>
-        <w:ind w:left="720"/>
-      </w:pPr>
-      <w:r>
-        <w:rPr>
-          <w:lang w:val="es_ES" w:bidi="es_ES"/>
-        </w:rPr>
-      </w:r>
-      <w:r>
-        <w:rPr>
-          <w:lang w:val="es_ES" w:bidi="es_ES"/>
-        </w:rPr>
-        <w:t>Romanos 12:19</w:t>
-      </w:r>
-    </w:p>
-    <w:p>
-      <w:pPr>
-        <w:pStyle w:val="Heading3"/>
-      </w:pPr>
-      <w:r>
-        <w:rPr>
-          <w:lang w:val="es_ES" w:bidi="es_ES"/>
-        </w:rPr>
-        <w:t>Datos de la palabra:</w:t>
-      </w:r>
-    </w:p>
-    <w:p>
-      <w:pPr>
-        <w:pStyle w:val="ListBullet"/>
-        <w:spacing w:line="240" w:lineRule="auto"/>
-        <w:ind w:left="720"/>
-      </w:pPr>
-      <w:r>
-        <w:rPr>
-          <w:lang w:val="es_ES" w:bidi="es_ES"/>
-        </w:rPr>
-      </w:r>
-      <w:r>
-        <w:rPr>
-          <w:lang w:val="es_ES" w:bidi="es_ES"/>
-        </w:rPr>
-        <w:t>Strong’s: H1350, H3467, H5358, H5359, H5360, H8199, G15560, G15570, G15580, G37090</w:t>
-      </w:r>
-      <w:r>
-        <w:rPr>
-          <w:lang w:val="es_ES" w:bidi="es_ES"/>
-        </w:rPr>
-      </w:r>
-      <w:r>
-        <w:rPr>
-          <w:lang w:val="es_ES" w:bidi="es_ES"/>
-        </w:rPr>
-      </w:r>
-    </w:p>
-    <w:p>
-      <w:pPr/>
-      <w:r>
-        <w:rPr>
-          <w:lang w:val="es_ES" w:bidi="es_ES"/>
-        </w:rPr>
-      </w:r>
-    </w:p>
-    <w:p>
-      <w:pPr>
-        <w:pStyle w:val="Heading2"/>
-      </w:pPr>
-      <w:r>
-        <w:rPr>
-          <w:lang w:val="es_ES" w:bidi="es_ES"/>
-        </w:rPr>
-        <w:t>Vergüenza</w:t>
-      </w:r>
-      <w:r>
-        <w:rPr>
-          <w:lang w:val="es_ES" w:bidi="es_ES"/>
-        </w:rPr>
-      </w:r>
-    </w:p>
-    <w:p>
-      <w:pPr>
-        <w:pStyle w:val="Heading3"/>
-      </w:pPr>
-      <w:r>
-        <w:rPr>
-          <w:lang w:val="es_ES" w:bidi="es_ES"/>
-        </w:rPr>
-        <w:t>Definición:</w:t>
-      </w:r>
-    </w:p>
-    <w:p>
-      <w:pPr/>
-      <w:r>
-        <w:rPr>
-          <w:lang w:val="es_ES" w:bidi="es_ES"/>
-        </w:rPr>
-      </w:r>
-      <w:r>
-        <w:rPr>
-          <w:lang w:val="es_ES" w:bidi="es_ES"/>
-        </w:rPr>
-        <w:t>El término "vergüenza" se refiere a la sensación dolorosa de ser deshonrado o humillado que una persona siente cuando hace algo que otros consideran deshonroso o inapropiado.</w:t>
-      </w:r>
-    </w:p>
-    <w:p>
-      <w:pPr>
-        <w:pStyle w:val="ListBullet"/>
-        <w:spacing w:line="240" w:lineRule="auto"/>
-        <w:ind w:left="720"/>
-      </w:pPr>
-      <w:r>
-        <w:rPr>
-          <w:lang w:val="es_ES" w:bidi="es_ES"/>
-        </w:rPr>
-      </w:r>
-      <w:r>
-        <w:rPr>
-          <w:lang w:val="es_ES" w:bidi="es_ES"/>
-        </w:rPr>
-        <w:t>Algo que es “vergonzoso” es “inapropiado” o “deshonroso.”</w:t>
-      </w:r>
-    </w:p>
-    <w:p>
-      <w:pPr>
-        <w:pStyle w:val="ListBullet"/>
-        <w:spacing w:line="240" w:lineRule="auto"/>
-        <w:ind w:left="720"/>
-      </w:pPr>
-      <w:r>
-        <w:rPr>
-          <w:lang w:val="es_ES" w:bidi="es_ES"/>
-        </w:rPr>
-      </w:r>
-      <w:r>
-        <w:rPr>
-          <w:lang w:val="es_ES" w:bidi="es_ES"/>
-        </w:rPr>
-        <w:t>El término "avergonzado" describe cómo se siente una persona cuando ha hecho algo inapropiado o deshonroso.</w:t>
-      </w:r>
-    </w:p>
-    <w:p>
-      <w:pPr>
-        <w:pStyle w:val="ListBullet"/>
-        <w:spacing w:line="240" w:lineRule="auto"/>
-        <w:ind w:left="720"/>
-      </w:pPr>
-      <w:r>
-        <w:rPr>
-          <w:lang w:val="es_ES" w:bidi="es_ES"/>
-        </w:rPr>
-      </w:r>
-      <w:r>
-        <w:rPr>
-          <w:lang w:val="es_ES" w:bidi="es_ES"/>
-        </w:rPr>
-        <w:t>El término "humillar" significa hacer que alguien se sienta avergonzado o deshonrado, generalmente en público. El acto de avergonzar a alguien se llama "humillación".</w:t>
-      </w:r>
-    </w:p>
-    <w:p>
-      <w:pPr>
-        <w:pStyle w:val="ListBullet"/>
-        <w:spacing w:line="240" w:lineRule="auto"/>
-        <w:ind w:left="720"/>
-      </w:pPr>
-      <w:r>
-        <w:rPr>
-          <w:lang w:val="es_ES" w:bidi="es_ES"/>
-        </w:rPr>
-      </w:r>
-      <w:r>
-        <w:rPr>
-          <w:lang w:val="es_ES" w:bidi="es_ES"/>
-        </w:rPr>
-        <w:t>Reprochar a alguien significa criticar o desaprobar el carácter o comportamiento de esa persona.</w:t>
-      </w:r>
-    </w:p>
-    <w:p>
-      <w:pPr>
-        <w:pStyle w:val="ListBullet"/>
-        <w:spacing w:line="240" w:lineRule="auto"/>
-        <w:ind w:left="720"/>
-      </w:pPr>
-      <w:r>
-        <w:rPr>
-          <w:lang w:val="es_ES" w:bidi="es_ES"/>
-        </w:rPr>
-      </w:r>
-      <w:r>
-        <w:rPr>
-          <w:lang w:val="es_ES" w:bidi="es_ES"/>
-        </w:rPr>
-        <w:t>La frase “poner en vergüenza” significa derrotar a personas o exponer sus pecados para que así se sientan avergonzados de ellos mismos. El profeta Isaías dijo que aquellos que hacen y adoran ídolos serán puestos en vergüenza.</w:t>
-      </w:r>
-    </w:p>
-    <w:p>
-      <w:pPr>
-        <w:pStyle w:val="ListBullet"/>
-        <w:spacing w:line="240" w:lineRule="auto"/>
-        <w:ind w:left="720"/>
-      </w:pPr>
-      <w:r>
-        <w:rPr>
-          <w:lang w:val="es_ES" w:bidi="es_ES"/>
-        </w:rPr>
-      </w:r>
-      <w:r>
-        <w:rPr>
-          <w:lang w:val="es_ES" w:bidi="es_ES"/>
-        </w:rPr>
-        <w:t>El término "vergonzoso" puede usarse para describir un acto pecaminoso o a la persona que lo cometió. Cuando una persona hace algo pecaminoso, puede llevarla a un estado de deshonra o deshonor.</w:t>
-      </w:r>
-    </w:p>
-    <w:p>
-      <w:pPr>
-        <w:pStyle w:val="ListBullet"/>
-        <w:spacing w:line="240" w:lineRule="auto"/>
-        <w:ind w:left="720"/>
-      </w:pPr>
-      <w:r>
-        <w:rPr>
-          <w:lang w:val="es_ES" w:bidi="es_ES"/>
-        </w:rPr>
-      </w:r>
-      <w:r>
-        <w:rPr>
-          <w:lang w:val="es_ES" w:bidi="es_ES"/>
-        </w:rPr>
-        <w:t>A veces, una persona que está haciendo cosas buenas es tratada de una manera que le causa deshonra o vergüenza. Por ejemplo, cuando Jesús fue crucificado, fue una forma deshonrosa de morir. Jesús no había hecho nada malo para merecer esta deshonra.</w:t>
-      </w:r>
-    </w:p>
-    <w:p>
-      <w:pPr>
-        <w:pStyle w:val="ListBullet"/>
-        <w:spacing w:line="240" w:lineRule="auto"/>
-        <w:ind w:left="720"/>
-      </w:pPr>
-      <w:r>
-        <w:rPr>
-          <w:lang w:val="es_ES" w:bidi="es_ES"/>
-        </w:rPr>
-      </w:r>
-      <w:r>
-        <w:rPr>
-          <w:lang w:val="es_ES" w:bidi="es_ES"/>
-        </w:rPr>
-        <w:t>Cuando Dios humilla a alguien, significa que está haciendo que una persona orgullosa experimente el fracaso para ayudarle a superar su orgullo. Esto es diferente de humillar a alguien, lo cual se hace a menudo con el fin de herir a esa persona.</w:t>
-      </w:r>
-    </w:p>
-    <w:p>
-      <w:pPr>
-        <w:pStyle w:val="ListBullet"/>
-        <w:spacing w:line="240" w:lineRule="auto"/>
-        <w:ind w:left="720"/>
-      </w:pPr>
-      <w:r>
-        <w:rPr>
-          <w:lang w:val="es_ES" w:bidi="es_ES"/>
-        </w:rPr>
-      </w:r>
-      <w:r>
-        <w:rPr>
-          <w:lang w:val="es_ES" w:bidi="es_ES"/>
-        </w:rPr>
-        <w:t>Decir que una persona es "irreprochable" o "sin reproche" significa que esta persona se comporta de una manera que honra a Dios y hay poco o nada que se pueda decir para criticarla.</w:t>
-      </w:r>
-    </w:p>
-    <w:p>
-      <w:pPr>
-        <w:pStyle w:val="Heading3"/>
-      </w:pPr>
-      <w:r>
-        <w:rPr>
-          <w:lang w:val="es_ES" w:bidi="es_ES"/>
-        </w:rPr>
-        <w:t>Sugerencias de Traducción</w:t>
-      </w:r>
-    </w:p>
-    <w:p>
-      <w:pPr>
-        <w:pStyle w:val="ListBullet"/>
-        <w:spacing w:line="240" w:lineRule="auto"/>
-        <w:ind w:left="720"/>
-      </w:pPr>
-      <w:r>
-        <w:rPr>
-          <w:lang w:val="es_ES" w:bidi="es_ES"/>
-        </w:rPr>
-      </w:r>
-      <w:r>
-        <w:rPr>
-          <w:lang w:val="es_ES" w:bidi="es_ES"/>
-        </w:rPr>
-        <w:t>Formas de traducir "deshonra" podrían incluir "vergüenza" o "desgracia".</w:t>
-      </w:r>
-    </w:p>
-    <w:p>
-      <w:pPr>
-        <w:pStyle w:val="ListBullet"/>
-        <w:spacing w:line="240" w:lineRule="auto"/>
-        <w:ind w:left="720"/>
-      </w:pPr>
-      <w:r>
-        <w:rPr>
-          <w:lang w:val="es_ES" w:bidi="es_ES"/>
-        </w:rPr>
-      </w:r>
-      <w:r>
-        <w:rPr>
-          <w:lang w:val="es_ES" w:bidi="es_ES"/>
-        </w:rPr>
-        <w:t>Formas de traducir “vergonzoso” podrían incluir “bochornoso” o “deshonroso”.</w:t>
-      </w:r>
-    </w:p>
-    <w:p>
-      <w:pPr>
-        <w:pStyle w:val="ListBullet"/>
-        <w:spacing w:line="240" w:lineRule="auto"/>
-        <w:ind w:left="720"/>
-      </w:pPr>
-      <w:r>
-        <w:rPr>
-          <w:lang w:val="es_ES" w:bidi="es_ES"/>
-        </w:rPr>
-      </w:r>
-      <w:r>
-        <w:rPr>
-          <w:lang w:val="es_ES" w:bidi="es_ES"/>
-        </w:rPr>
-        <w:t>“Humillar” también podría traducirse como “avergonzar", “hacer sentir vergüenza” o “poner en ridículo.”</w:t>
-      </w:r>
-    </w:p>
-    <w:p>
-      <w:pPr>
-        <w:pStyle w:val="ListBullet"/>
-        <w:spacing w:line="240" w:lineRule="auto"/>
-        <w:ind w:left="720"/>
-      </w:pPr>
-      <w:r>
-        <w:rPr>
-          <w:lang w:val="es_ES" w:bidi="es_ES"/>
-        </w:rPr>
-      </w:r>
-      <w:r>
-        <w:rPr>
-          <w:lang w:val="es_ES" w:bidi="es_ES"/>
-        </w:rPr>
-        <w:t>Dependiendo del contexto, las formas de traducir "humillación" podrían incluir "vergüenza", "degradación" o "desgracia".</w:t>
-      </w:r>
-    </w:p>
-    <w:p>
-      <w:pPr>
-        <w:pStyle w:val="ListBullet"/>
-        <w:spacing w:line="240" w:lineRule="auto"/>
-        <w:ind w:left="720"/>
-      </w:pPr>
-      <w:r>
-        <w:rPr>
-          <w:lang w:val="es_ES" w:bidi="es_ES"/>
-        </w:rPr>
-      </w:r>
-      <w:r>
-        <w:rPr>
-          <w:lang w:val="es_ES" w:bidi="es_ES"/>
-        </w:rPr>
-        <w:t>La palabra "reproche" también podría traducirse como "acusación", "vergüenza" o "desgracia".</w:t>
-      </w:r>
-    </w:p>
-    <w:p>
-      <w:pPr>
-        <w:pStyle w:val="ListBullet"/>
-        <w:spacing w:line="240" w:lineRule="auto"/>
-        <w:ind w:left="720"/>
-      </w:pPr>
-      <w:r>
-        <w:rPr>
-          <w:lang w:val="es_ES" w:bidi="es_ES"/>
-        </w:rPr>
-      </w:r>
-      <w:r>
-        <w:rPr>
-          <w:lang w:val="es_ES" w:bidi="es_ES"/>
-        </w:rPr>
-        <w:t>“Reprochar” también podría traducirse como “reprender”, “acusar” o “criticar”, dependiendo del contexto.</w:t>
-      </w:r>
-    </w:p>
-    <w:p>
-      <w:pPr/>
-      <w:r>
-        <w:rPr>
-          <w:lang w:val="es_ES" w:bidi="es_ES"/>
-        </w:rPr>
-      </w:r>
-      <w:r>
-        <w:rPr>
-          <w:lang w:val="es_ES" w:bidi="es_ES"/>
-        </w:rPr>
-        <w:t xml:space="preserve">(Ver también: </w:t>
-      </w:r>
-      <w:r>
-        <w:rPr>
-          <w:lang w:val="es_ES" w:bidi="es_ES"/>
-        </w:rPr>
-        <w:t>deshonra</w:t>
-      </w:r>
-      <w:r>
-        <w:rPr>
-          <w:lang w:val="es_ES" w:bidi="es_ES"/>
-        </w:rPr>
-        <w:t xml:space="preserve">, </w:t>
-      </w:r>
-      <w:r>
-        <w:rPr>
-          <w:lang w:val="es_ES" w:bidi="es_ES"/>
-        </w:rPr>
-        <w:t>acusar</w:t>
-      </w:r>
-      <w:r>
-        <w:rPr>
-          <w:lang w:val="es_ES" w:bidi="es_ES"/>
-        </w:rPr>
-        <w:t xml:space="preserve">, </w:t>
-      </w:r>
-      <w:r>
-        <w:rPr>
-          <w:lang w:val="es_ES" w:bidi="es_ES"/>
-        </w:rPr>
-        <w:t>reprensión</w:t>
-      </w:r>
-      <w:r>
-        <w:rPr>
-          <w:lang w:val="es_ES" w:bidi="es_ES"/>
-        </w:rPr>
-        <w:t xml:space="preserve">, </w:t>
-      </w:r>
-      <w:r>
-        <w:rPr>
-          <w:lang w:val="es_ES" w:bidi="es_ES"/>
-        </w:rPr>
-        <w:t>falso dios</w:t>
-      </w:r>
-      <w:r>
-        <w:rPr>
-          <w:lang w:val="es_ES" w:bidi="es_ES"/>
-        </w:rPr>
-        <w:t xml:space="preserve">, </w:t>
-      </w:r>
-      <w:r>
-        <w:rPr>
-          <w:lang w:val="es_ES" w:bidi="es_ES"/>
-        </w:rPr>
-        <w:t>humilde</w:t>
-      </w:r>
-      <w:r>
-        <w:rPr>
-          <w:lang w:val="es_ES" w:bidi="es_ES"/>
-        </w:rPr>
-        <w:t xml:space="preserve">, </w:t>
-      </w:r>
-      <w:r>
-        <w:rPr>
-          <w:lang w:val="es_ES" w:bidi="es_ES"/>
-        </w:rPr>
-        <w:t>Isaías</w:t>
-      </w:r>
-      <w:r>
-        <w:rPr>
-          <w:lang w:val="es_ES" w:bidi="es_ES"/>
-        </w:rPr>
-        <w:t xml:space="preserve">, </w:t>
-      </w:r>
-      <w:r>
-        <w:rPr>
-          <w:lang w:val="es_ES" w:bidi="es_ES"/>
-        </w:rPr>
-        <w:t>culto</w:t>
-      </w:r>
-      <w:r>
-        <w:rPr>
-          <w:lang w:val="es_ES" w:bidi="es_ES"/>
-        </w:rPr>
-        <w:t>)</w:t>
-      </w:r>
-    </w:p>
-    <w:p>
-      <w:pPr>
-        <w:pStyle w:val="Heading3"/>
-      </w:pPr>
-      <w:r>
-        <w:rPr>
-          <w:lang w:val="es_ES" w:bidi="es_ES"/>
-        </w:rPr>
-        <w:t>Referencias de la Biblia:</w:t>
-      </w:r>
-    </w:p>
-    <w:p>
-      <w:pPr>
-        <w:pStyle w:val="ListBullet"/>
-        <w:spacing w:line="240" w:lineRule="auto"/>
-        <w:ind w:left="720"/>
-      </w:pPr>
-      <w:r>
-        <w:rPr>
-          <w:lang w:val="es_ES" w:bidi="es_ES"/>
-        </w:rPr>
-      </w:r>
-      <w:r>
-        <w:rPr>
-          <w:lang w:val="es_ES" w:bidi="es_ES"/>
-        </w:rPr>
-        <w:t>1 Pedro 3:15–17</w:t>
-      </w:r>
-    </w:p>
-    <w:p>
-      <w:pPr>
-        <w:pStyle w:val="ListBullet"/>
-        <w:spacing w:line="240" w:lineRule="auto"/>
-        <w:ind w:left="720"/>
-      </w:pPr>
-      <w:r>
-        <w:rPr>
-          <w:lang w:val="es_ES" w:bidi="es_ES"/>
-        </w:rPr>
-      </w:r>
-      <w:r>
-        <w:rPr>
-          <w:lang w:val="es_ES" w:bidi="es_ES"/>
-        </w:rPr>
-        <w:t>2 Reyes 2:17</w:t>
-      </w:r>
-    </w:p>
-    <w:p>
-      <w:pPr>
-        <w:pStyle w:val="ListBullet"/>
-        <w:spacing w:line="240" w:lineRule="auto"/>
-        <w:ind w:left="720"/>
-      </w:pPr>
-      <w:r>
-        <w:rPr>
-          <w:lang w:val="es_ES" w:bidi="es_ES"/>
-        </w:rPr>
-      </w:r>
-      <w:r>
-        <w:rPr>
-          <w:lang w:val="es_ES" w:bidi="es_ES"/>
-        </w:rPr>
-        <w:t>2 Samuel 13:13</w:t>
-      </w:r>
-    </w:p>
-    <w:p>
-      <w:pPr>
-        <w:pStyle w:val="ListBullet"/>
-        <w:spacing w:line="240" w:lineRule="auto"/>
-        <w:ind w:left="720"/>
-      </w:pPr>
-      <w:r>
-        <w:rPr>
-          <w:lang w:val="es_ES" w:bidi="es_ES"/>
-        </w:rPr>
-      </w:r>
-      <w:r>
-        <w:rPr>
-          <w:lang w:val="es_ES" w:bidi="es_ES"/>
-        </w:rPr>
-        <w:t>Lucas 20:11</w:t>
-      </w:r>
-    </w:p>
-    <w:p>
-      <w:pPr>
-        <w:pStyle w:val="ListBullet"/>
-        <w:spacing w:line="240" w:lineRule="auto"/>
-        <w:ind w:left="720"/>
-      </w:pPr>
-      <w:r>
-        <w:rPr>
-          <w:lang w:val="es_ES" w:bidi="es_ES"/>
-        </w:rPr>
-      </w:r>
-      <w:r>
-        <w:rPr>
-          <w:lang w:val="es_ES" w:bidi="es_ES"/>
-        </w:rPr>
-        <w:t>Marcos 8:38</w:t>
-      </w:r>
-    </w:p>
-    <w:p>
-      <w:pPr>
-        <w:pStyle w:val="ListBullet"/>
-        <w:spacing w:line="240" w:lineRule="auto"/>
-        <w:ind w:left="720"/>
-      </w:pPr>
-      <w:r>
-        <w:rPr>
-          <w:lang w:val="es_ES" w:bidi="es_ES"/>
-        </w:rPr>
-      </w:r>
-      <w:r>
-        <w:rPr>
-          <w:lang w:val="es_ES" w:bidi="es_ES"/>
-        </w:rPr>
-        <w:t>Marcos 12:4–5</w:t>
-      </w:r>
-    </w:p>
-    <w:p>
-      <w:pPr>
-        <w:pStyle w:val="ListBullet"/>
-        <w:spacing w:line="240" w:lineRule="auto"/>
-        <w:ind w:left="720"/>
-      </w:pPr>
-      <w:r>
-        <w:rPr>
-          <w:lang w:val="es_ES" w:bidi="es_ES"/>
-        </w:rPr>
-      </w:r>
-      <w:r>
-        <w:rPr>
-          <w:lang w:val="es_ES" w:bidi="es_ES"/>
-        </w:rPr>
-        <w:t>1 Timoteo 3:7</w:t>
-      </w:r>
-    </w:p>
-    <w:p>
-      <w:pPr>
-        <w:pStyle w:val="ListBullet"/>
-        <w:spacing w:line="240" w:lineRule="auto"/>
-        <w:ind w:left="720"/>
-      </w:pPr>
-      <w:r>
-        <w:rPr>
-          <w:lang w:val="es_ES" w:bidi="es_ES"/>
-        </w:rPr>
-      </w:r>
-      <w:r>
-        <w:rPr>
-          <w:lang w:val="es_ES" w:bidi="es_ES"/>
-        </w:rPr>
-        <w:t>Génesis 34:7</w:t>
-      </w:r>
-    </w:p>
-    <w:p>
-      <w:pPr>
-        <w:pStyle w:val="ListBullet"/>
-        <w:spacing w:line="240" w:lineRule="auto"/>
-        <w:ind w:left="720"/>
-      </w:pPr>
-      <w:r>
-        <w:rPr>
-          <w:lang w:val="es_ES" w:bidi="es_ES"/>
-        </w:rPr>
-      </w:r>
-      <w:r>
-        <w:rPr>
-          <w:lang w:val="es_ES" w:bidi="es_ES"/>
-        </w:rPr>
-        <w:t>Hebreos 11:26</w:t>
-      </w:r>
-    </w:p>
-    <w:p>
-      <w:pPr>
-        <w:pStyle w:val="ListBullet"/>
-        <w:spacing w:line="240" w:lineRule="auto"/>
-        <w:ind w:left="720"/>
-      </w:pPr>
-      <w:r>
-        <w:rPr>
-          <w:lang w:val="es_ES" w:bidi="es_ES"/>
-        </w:rPr>
-      </w:r>
-      <w:r>
-        <w:rPr>
-          <w:lang w:val="es_ES" w:bidi="es_ES"/>
-        </w:rPr>
-        <w:t>Lamentaciones 2:1–2</w:t>
-      </w:r>
-    </w:p>
-    <w:p>
-      <w:pPr>
-        <w:pStyle w:val="ListBullet"/>
-        <w:spacing w:line="240" w:lineRule="auto"/>
-        <w:ind w:left="720"/>
-      </w:pPr>
-      <w:r>
-        <w:rPr>
-          <w:lang w:val="es_ES" w:bidi="es_ES"/>
-        </w:rPr>
-      </w:r>
-      <w:r>
-        <w:rPr>
-          <w:lang w:val="es_ES" w:bidi="es_ES"/>
-        </w:rPr>
-        <w:t>Salmos 22:6</w:t>
-      </w:r>
-    </w:p>
-    <w:p>
-      <w:pPr>
-        <w:pStyle w:val="ListBullet"/>
-        <w:spacing w:line="240" w:lineRule="auto"/>
-        <w:ind w:left="720"/>
-      </w:pPr>
-      <w:r>
-        <w:rPr>
-          <w:lang w:val="es_ES" w:bidi="es_ES"/>
-        </w:rPr>
-      </w:r>
-      <w:r>
-        <w:rPr>
-          <w:lang w:val="es_ES" w:bidi="es_ES"/>
-        </w:rPr>
-        <w:t>Deuteronomio 21:14</w:t>
-      </w:r>
-    </w:p>
-    <w:p>
-      <w:pPr>
-        <w:pStyle w:val="ListBullet"/>
-        <w:spacing w:line="240" w:lineRule="auto"/>
-        <w:ind w:left="720"/>
-      </w:pPr>
-      <w:r>
-        <w:rPr>
-          <w:lang w:val="es_ES" w:bidi="es_ES"/>
-        </w:rPr>
-      </w:r>
-      <w:r>
-        <w:rPr>
-          <w:lang w:val="es_ES" w:bidi="es_ES"/>
-        </w:rPr>
-        <w:t>Esdras 9:5</w:t>
-      </w:r>
-    </w:p>
-    <w:p>
-      <w:pPr>
-        <w:pStyle w:val="ListBullet"/>
-        <w:spacing w:line="240" w:lineRule="auto"/>
-        <w:ind w:left="720"/>
-      </w:pPr>
-      <w:r>
-        <w:rPr>
-          <w:lang w:val="es_ES" w:bidi="es_ES"/>
-        </w:rPr>
-      </w:r>
-      <w:r>
-        <w:rPr>
-          <w:lang w:val="es_ES" w:bidi="es_ES"/>
-        </w:rPr>
-        <w:t>Proverbios 25:7–8</w:t>
-      </w:r>
-    </w:p>
-    <w:p>
-      <w:pPr>
-        <w:pStyle w:val="ListBullet"/>
-        <w:spacing w:line="240" w:lineRule="auto"/>
-        <w:ind w:left="720"/>
-      </w:pPr>
-      <w:r>
-        <w:rPr>
-          <w:lang w:val="es_ES" w:bidi="es_ES"/>
-        </w:rPr>
-      </w:r>
-      <w:r>
-        <w:rPr>
-          <w:lang w:val="es_ES" w:bidi="es_ES"/>
-        </w:rPr>
-        <w:t>Salmos 6:8–10</w:t>
-      </w:r>
-    </w:p>
-    <w:p>
-      <w:pPr>
-        <w:pStyle w:val="ListBullet"/>
-        <w:spacing w:line="240" w:lineRule="auto"/>
-        <w:ind w:left="720"/>
-      </w:pPr>
-      <w:r>
-        <w:rPr>
-          <w:lang w:val="es_ES" w:bidi="es_ES"/>
-        </w:rPr>
-      </w:r>
-      <w:r>
-        <w:rPr>
-          <w:lang w:val="es_ES" w:bidi="es_ES"/>
-        </w:rPr>
-        <w:t>Salmos 123:3</w:t>
-      </w:r>
-    </w:p>
-    <w:p>
-      <w:pPr>
-        <w:pStyle w:val="ListBullet"/>
-        <w:spacing w:line="240" w:lineRule="auto"/>
-        <w:ind w:left="720"/>
-      </w:pPr>
-      <w:r>
-        <w:rPr>
-          <w:lang w:val="es_ES" w:bidi="es_ES"/>
-        </w:rPr>
-      </w:r>
-      <w:r>
-        <w:rPr>
-          <w:lang w:val="es_ES" w:bidi="es_ES"/>
-        </w:rPr>
-        <w:t>1 Timoteo 5:7–8</w:t>
-      </w:r>
-    </w:p>
-    <w:p>
-      <w:pPr>
-        <w:pStyle w:val="ListBullet"/>
-        <w:spacing w:line="240" w:lineRule="auto"/>
-        <w:ind w:left="720"/>
-      </w:pPr>
-      <w:r>
-        <w:rPr>
-          <w:lang w:val="es_ES" w:bidi="es_ES"/>
-        </w:rPr>
-      </w:r>
-      <w:r>
-        <w:rPr>
-          <w:lang w:val="es_ES" w:bidi="es_ES"/>
-        </w:rPr>
-        <w:t>1 Timoteo 6:13–14</w:t>
-      </w:r>
-    </w:p>
-    <w:p>
-      <w:pPr>
-        <w:pStyle w:val="ListBullet"/>
-        <w:spacing w:line="240" w:lineRule="auto"/>
-        <w:ind w:left="720"/>
-      </w:pPr>
-      <w:r>
-        <w:rPr>
-          <w:lang w:val="es_ES" w:bidi="es_ES"/>
-        </w:rPr>
-      </w:r>
-      <w:r>
-        <w:rPr>
-          <w:lang w:val="es_ES" w:bidi="es_ES"/>
-        </w:rPr>
-        <w:t>Jeremías 15:15–16</w:t>
-      </w:r>
-    </w:p>
-    <w:p>
-      <w:pPr>
-        <w:pStyle w:val="ListBullet"/>
-        <w:spacing w:line="240" w:lineRule="auto"/>
-        <w:ind w:left="720"/>
-      </w:pPr>
-      <w:r>
-        <w:rPr>
-          <w:lang w:val="es_ES" w:bidi="es_ES"/>
-        </w:rPr>
-      </w:r>
-      <w:r>
-        <w:rPr>
-          <w:lang w:val="es_ES" w:bidi="es_ES"/>
-        </w:rPr>
-        <w:t>Job 16:9–10</w:t>
-      </w:r>
-    </w:p>
-    <w:p>
-      <w:pPr>
-        <w:pStyle w:val="ListBullet"/>
-        <w:spacing w:line="240" w:lineRule="auto"/>
-        <w:ind w:left="720"/>
-      </w:pPr>
-      <w:r>
-        <w:rPr>
-          <w:lang w:val="es_ES" w:bidi="es_ES"/>
-        </w:rPr>
-      </w:r>
-      <w:r>
-        <w:rPr>
-          <w:lang w:val="es_ES" w:bidi="es_ES"/>
-        </w:rPr>
-        <w:t>Proverbios 18:3</w:t>
-      </w:r>
-    </w:p>
-    <w:p>
-      <w:pPr>
-        <w:pStyle w:val="Heading3"/>
-      </w:pPr>
-      <w:r>
-        <w:rPr>
-          <w:lang w:val="es_ES" w:bidi="es_ES"/>
-        </w:rPr>
-        <w:t>Datos de la Palabra:</w:t>
-      </w:r>
-    </w:p>
-    <w:p>
-      <w:pPr>
-        <w:pStyle w:val="ListBullet"/>
-        <w:spacing w:line="240" w:lineRule="auto"/>
-        <w:ind w:left="720"/>
-      </w:pPr>
-      <w:r>
-        <w:rPr>
-          <w:lang w:val="es_ES" w:bidi="es_ES"/>
-        </w:rPr>
-      </w:r>
-      <w:r>
-        <w:rPr>
-          <w:lang w:val="es_ES" w:bidi="es_ES"/>
-        </w:rPr>
-        <w:t>Strong’s: H0937, H0954, H0955, H1317, H1322, H1421, H1442, H1984, H2490, H2616, H2617, H2659, H2778, H2781, H2865, H3001, H3637, H3639, H3640, H3971, H5007, H5034, H5039, H6030, H6031, H6172, H6256, H7022, H7034, H7036, H7043, H7511, H7817, H8103, H8213, H8216, H8217, H8589, G01520, G01530, G04100, G04220, G04230, G08080, G08180, G08190, G08210, G17880, G17910, G18700, G26170, G30590, G36790, G36800, G36810, G38560, G50140, G51950, G51960, G54840</w:t>
-      </w:r>
-      <w:r>
-        <w:rPr>
-          <w:lang w:val="es_ES" w:bidi="es_ES"/>
-        </w:rPr>
-      </w:r>
-      <w:r>
-        <w:rPr>
-          <w:lang w:val="es_ES" w:bidi="es_ES"/>
-        </w:rPr>
-      </w:r>
-    </w:p>
-    <w:p>
-      <w:pPr/>
-      <w:r>
-        <w:rPr>
-          <w:lang w:val="es_ES" w:bidi="es_ES"/>
-        </w:rPr>
-      </w:r>
-    </w:p>
-    <w:p>
-      <w:pPr>
-        <w:pStyle w:val="Heading2"/>
-      </w:pPr>
-      <w:r>
-        <w:rPr>
-          <w:lang w:val="es_ES" w:bidi="es_ES"/>
-        </w:rPr>
-        <w:t>Vid.</w:t>
-      </w:r>
-      <w:r>
-        <w:rPr>
-          <w:lang w:val="es_ES" w:bidi="es_ES"/>
-        </w:rPr>
-      </w:r>
-    </w:p>
-    <w:p>
-      <w:pPr>
-        <w:pStyle w:val="Heading3"/>
-      </w:pPr>
-      <w:r>
-        <w:rPr>
-          <w:lang w:val="es_ES" w:bidi="es_ES"/>
-        </w:rPr>
-        <w:t>Definición:</w:t>
-      </w:r>
-    </w:p>
-    <w:p>
-      <w:pPr/>
-      <w:r>
-        <w:rPr>
-          <w:lang w:val="es_ES" w:bidi="es_ES"/>
-        </w:rPr>
-      </w:r>
-      <w:r>
-        <w:rPr>
-          <w:lang w:val="es_ES" w:bidi="es_ES"/>
-        </w:rPr>
-        <w:t>El término "vid" se refiere a una planta que crece arrastrándose por el suelo o trepando árboles y otras estructuras. La palabra "vid" en la Biblia se usa solo para vides que dan fruto y generalmente se refiere a vides de uva.</w:t>
-      </w:r>
-    </w:p>
-    <w:p>
-      <w:pPr>
-        <w:pStyle w:val="ListBullet"/>
-        <w:spacing w:line="240" w:lineRule="auto"/>
-        <w:ind w:left="720"/>
-      </w:pPr>
-      <w:r>
-        <w:rPr>
-          <w:lang w:val="es_ES" w:bidi="es_ES"/>
-        </w:rPr>
-      </w:r>
-      <w:r>
-        <w:rPr>
-          <w:lang w:val="es_ES" w:bidi="es_ES"/>
-        </w:rPr>
-        <w:t>En la Biblia, la palabra "vid" casi siempre significa "vid de uva".</w:t>
-      </w:r>
-    </w:p>
-    <w:p>
-      <w:pPr>
-        <w:pStyle w:val="ListBullet"/>
-        <w:spacing w:line="240" w:lineRule="auto"/>
-        <w:ind w:left="720"/>
-      </w:pPr>
-      <w:r>
-        <w:rPr>
-          <w:lang w:val="es_ES" w:bidi="es_ES"/>
-        </w:rPr>
-      </w:r>
-      <w:r>
-        <w:rPr>
-          <w:lang w:val="es_ES" w:bidi="es_ES"/>
-        </w:rPr>
-        <w:t>Las ramas de la vid están unidas al tallo principal que les proporciona agua y otros nutrientes para que puedan crecer.</w:t>
-      </w:r>
-    </w:p>
-    <w:p>
-      <w:pPr>
-        <w:pStyle w:val="ListBullet"/>
-        <w:spacing w:line="240" w:lineRule="auto"/>
-        <w:ind w:left="720"/>
-      </w:pPr>
-      <w:r>
-        <w:rPr>
-          <w:lang w:val="es_ES" w:bidi="es_ES"/>
-        </w:rPr>
-      </w:r>
-      <w:r>
-        <w:rPr>
-          <w:lang w:val="es_ES" w:bidi="es_ES"/>
-        </w:rPr>
-        <w:t>Jesús se llamó a sí mismo la "vid" y llamó a su pueblo las "ramas". En este contexto, la palabra "vid" también podría traducirse como "tallo de vid" o "tallo de planta de uva". (Ver: Metáfora)</w:t>
-      </w:r>
-    </w:p>
-    <w:p>
-      <w:pPr/>
-      <w:r>
-        <w:rPr>
-          <w:lang w:val="es_ES" w:bidi="es_ES"/>
-        </w:rPr>
-      </w:r>
-      <w:r>
-        <w:rPr>
-          <w:lang w:val="es_ES" w:bidi="es_ES"/>
-        </w:rPr>
-        <w:t xml:space="preserve">(Véase también: </w:t>
-      </w:r>
-      <w:r>
-        <w:rPr>
-          <w:lang w:val="es_ES" w:bidi="es_ES"/>
-        </w:rPr>
-        <w:t>uva</w:t>
-      </w:r>
-      <w:r>
-        <w:rPr>
-          <w:lang w:val="es_ES" w:bidi="es_ES"/>
-        </w:rPr>
-        <w:t xml:space="preserve">, </w:t>
-      </w:r>
-      <w:r>
-        <w:rPr>
-          <w:lang w:val="es_ES" w:bidi="es_ES"/>
-        </w:rPr>
-        <w:t>viñedo</w:t>
-      </w:r>
-      <w:r>
-        <w:rPr>
-          <w:lang w:val="es_ES" w:bidi="es_ES"/>
-        </w:rPr>
-        <w:t>)</w:t>
-      </w:r>
-    </w:p>
-    <w:p>
-      <w:pPr>
-        <w:pStyle w:val="Heading3"/>
-      </w:pPr>
-      <w:r>
-        <w:rPr>
-          <w:lang w:val="es_ES" w:bidi="es_ES"/>
-        </w:rPr>
-        <w:t>Referencias Bíblicas:</w:t>
-      </w:r>
-    </w:p>
-    <w:p>
-      <w:pPr>
-        <w:pStyle w:val="ListBullet"/>
-        <w:spacing w:line="240" w:lineRule="auto"/>
-        <w:ind w:left="720"/>
-      </w:pPr>
-      <w:r>
-        <w:rPr>
-          <w:lang w:val="es_ES" w:bidi="es_ES"/>
-        </w:rPr>
-      </w:r>
-      <w:r>
-        <w:rPr>
-          <w:lang w:val="es_ES" w:bidi="es_ES"/>
-        </w:rPr>
-        <w:t>Génesis 40:9</w:t>
-      </w:r>
-    </w:p>
-    <w:p>
-      <w:pPr>
-        <w:pStyle w:val="ListBullet"/>
-        <w:spacing w:line="240" w:lineRule="auto"/>
-        <w:ind w:left="720"/>
-      </w:pPr>
-      <w:r>
-        <w:rPr>
-          <w:lang w:val="es_ES" w:bidi="es_ES"/>
-        </w:rPr>
-      </w:r>
-      <w:r>
-        <w:rPr>
-          <w:lang w:val="es_ES" w:bidi="es_ES"/>
-        </w:rPr>
-        <w:t>Génesis 49:11</w:t>
-      </w:r>
-    </w:p>
-    <w:p>
-      <w:pPr>
-        <w:pStyle w:val="ListBullet"/>
-        <w:spacing w:line="240" w:lineRule="auto"/>
-        <w:ind w:left="720"/>
-      </w:pPr>
-      <w:r>
-        <w:rPr>
-          <w:lang w:val="es_ES" w:bidi="es_ES"/>
-        </w:rPr>
-      </w:r>
-      <w:r>
-        <w:rPr>
-          <w:lang w:val="es_ES" w:bidi="es_ES"/>
-        </w:rPr>
-        <w:t>Juan 15:1</w:t>
-      </w:r>
-    </w:p>
-    <w:p>
-      <w:pPr>
-        <w:pStyle w:val="ListBullet"/>
-        <w:spacing w:line="240" w:lineRule="auto"/>
-        <w:ind w:left="720"/>
-      </w:pPr>
-      <w:r>
-        <w:rPr>
-          <w:lang w:val="es_ES" w:bidi="es_ES"/>
-        </w:rPr>
-      </w:r>
-      <w:r>
-        <w:rPr>
-          <w:lang w:val="es_ES" w:bidi="es_ES"/>
-        </w:rPr>
-        <w:t>Lucas 22:18</w:t>
-      </w:r>
-    </w:p>
-    <w:p>
-      <w:pPr>
-        <w:pStyle w:val="ListBullet"/>
-        <w:spacing w:line="240" w:lineRule="auto"/>
-        <w:ind w:left="720"/>
-      </w:pPr>
-      <w:r>
-        <w:rPr>
-          <w:lang w:val="es_ES" w:bidi="es_ES"/>
-        </w:rPr>
-      </w:r>
-      <w:r>
-        <w:rPr>
-          <w:lang w:val="es_ES" w:bidi="es_ES"/>
-        </w:rPr>
-        <w:t>Marcos 12:3</w:t>
-      </w:r>
-    </w:p>
-    <w:p>
-      <w:pPr>
-        <w:pStyle w:val="ListBullet"/>
-        <w:spacing w:line="240" w:lineRule="auto"/>
-        <w:ind w:left="720"/>
-      </w:pPr>
-      <w:r>
-        <w:rPr>
-          <w:lang w:val="es_ES" w:bidi="es_ES"/>
-        </w:rPr>
-      </w:r>
-      <w:r>
-        <w:rPr>
-          <w:lang w:val="es_ES" w:bidi="es_ES"/>
-        </w:rPr>
-        <w:t>Mateo 21:35–37</w:t>
-      </w:r>
-    </w:p>
-    <w:p>
-      <w:pPr>
-        <w:pStyle w:val="Heading3"/>
-      </w:pPr>
-      <w:r>
-        <w:rPr>
-          <w:lang w:val="es_ES" w:bidi="es_ES"/>
-        </w:rPr>
-        <w:t>Datos de la Palabra:</w:t>
-      </w:r>
-    </w:p>
-    <w:p>
-      <w:pPr>
-        <w:pStyle w:val="ListBullet"/>
-        <w:spacing w:line="240" w:lineRule="auto"/>
-        <w:ind w:left="720"/>
-      </w:pPr>
-      <w:r>
-        <w:rPr>
-          <w:lang w:val="es_ES" w:bidi="es_ES"/>
-        </w:rPr>
-      </w:r>
-      <w:r>
-        <w:rPr>
-          <w:lang w:val="es_ES" w:bidi="es_ES"/>
-        </w:rPr>
-        <w:t>Strong: H5139, H1612, H8321, G02880, G02900, G10090, G10920</w:t>
-      </w:r>
-      <w:r>
-        <w:rPr>
-          <w:lang w:val="es_ES" w:bidi="es_ES"/>
-        </w:rPr>
-      </w:r>
-      <w:r>
-        <w:rPr>
-          <w:lang w:val="es_ES" w:bidi="es_ES"/>
-        </w:rPr>
-      </w:r>
-    </w:p>
-    <w:p>
-      <w:pPr/>
-      <w:r>
-        <w:rPr>
-          <w:lang w:val="es_ES" w:bidi="es_ES"/>
-        </w:rPr>
-      </w:r>
-    </w:p>
-    <w:p>
-      <w:pPr>
-        <w:pStyle w:val="Heading2"/>
-      </w:pPr>
-      <w:r>
-        <w:rPr>
-          <w:lang w:val="es_ES" w:bidi="es_ES"/>
-        </w:rPr>
-        <w:t>vientre</w:t>
-      </w:r>
-      <w:r>
-        <w:rPr>
-          <w:lang w:val="es_ES" w:bidi="es_ES"/>
-        </w:rPr>
-      </w:r>
-    </w:p>
-    <w:p>
-      <w:pPr>
-        <w:pStyle w:val="Heading3"/>
-      </w:pPr>
-      <w:r>
-        <w:rPr>
-          <w:lang w:val="es_ES" w:bidi="es_ES"/>
-        </w:rPr>
-        <w:t>Definición:</w:t>
-      </w:r>
-    </w:p>
-    <w:p>
-      <w:pPr/>
-      <w:r>
-        <w:rPr>
-          <w:lang w:val="es_ES" w:bidi="es_ES"/>
-        </w:rPr>
-      </w:r>
-      <w:r>
-        <w:rPr>
-          <w:lang w:val="es_ES" w:bidi="es_ES"/>
-        </w:rPr>
-        <w:t>El término "vientre" se refiere al lugar donde un bebé crece dentro de su madre.</w:t>
-      </w:r>
-    </w:p>
-    <w:p>
-      <w:pPr>
-        <w:pStyle w:val="ListBullet"/>
-        <w:spacing w:line="240" w:lineRule="auto"/>
-        <w:ind w:left="720"/>
-      </w:pPr>
-      <w:r>
-        <w:rPr>
-          <w:lang w:val="es_ES" w:bidi="es_ES"/>
-        </w:rPr>
-      </w:r>
-      <w:r>
-        <w:rPr>
-          <w:lang w:val="es_ES" w:bidi="es_ES"/>
-        </w:rPr>
-        <w:t>Este es un término más antiguo que a veces se utiliza para ser cortés y menos directo. (Ver: eufemismo)</w:t>
-      </w:r>
-    </w:p>
-    <w:p>
-      <w:pPr>
-        <w:pStyle w:val="ListBullet"/>
-        <w:spacing w:line="240" w:lineRule="auto"/>
-        <w:ind w:left="720"/>
-      </w:pPr>
-      <w:r>
-        <w:rPr>
-          <w:lang w:val="es_ES" w:bidi="es_ES"/>
-        </w:rPr>
-      </w:r>
-      <w:r>
-        <w:rPr>
-          <w:lang w:val="es_ES" w:bidi="es_ES"/>
-        </w:rPr>
-        <w:t>Un término más moderno para vientre es "útero".</w:t>
-      </w:r>
-    </w:p>
-    <w:p>
-      <w:pPr>
-        <w:pStyle w:val="ListBullet"/>
-        <w:spacing w:line="240" w:lineRule="auto"/>
-        <w:ind w:left="720"/>
-      </w:pPr>
-      <w:r>
-        <w:rPr>
-          <w:lang w:val="es_ES" w:bidi="es_ES"/>
-        </w:rPr>
-      </w:r>
-      <w:r>
-        <w:rPr>
-          <w:lang w:val="es_ES" w:bidi="es_ES"/>
-        </w:rPr>
-        <w:t>Algunos idiomas usan una palabra como "barriga" para referirse al útero o matriz de una mujer.</w:t>
-      </w:r>
-    </w:p>
-    <w:p>
-      <w:pPr>
-        <w:pStyle w:val="ListBullet"/>
-        <w:spacing w:line="240" w:lineRule="auto"/>
-        <w:ind w:left="720"/>
-      </w:pPr>
-      <w:r>
-        <w:rPr>
-          <w:lang w:val="es_ES" w:bidi="es_ES"/>
-        </w:rPr>
-      </w:r>
-      <w:r>
-        <w:rPr>
-          <w:lang w:val="es_ES" w:bidi="es_ES"/>
-        </w:rPr>
-        <w:t>Utiliza una palabra para esto en el lenguaje del proyecto que sea bien conocida, natural y aceptable.</w:t>
-      </w:r>
-    </w:p>
-    <w:p>
-      <w:pPr>
-        <w:pStyle w:val="Heading3"/>
-      </w:pPr>
-      <w:r>
-        <w:rPr>
-          <w:lang w:val="es_ES" w:bidi="es_ES"/>
-        </w:rPr>
-        <w:t>Referencias de la Biblia:</w:t>
-      </w:r>
-    </w:p>
-    <w:p>
-      <w:pPr>
-        <w:pStyle w:val="ListBullet"/>
-        <w:spacing w:line="240" w:lineRule="auto"/>
-        <w:ind w:left="720"/>
-      </w:pPr>
-      <w:r>
-        <w:rPr>
-          <w:lang w:val="es_ES" w:bidi="es_ES"/>
-        </w:rPr>
-      </w:r>
-      <w:r>
-        <w:rPr>
-          <w:lang w:val="es_ES" w:bidi="es_ES"/>
-        </w:rPr>
-        <w:t>Génesis 25:23</w:t>
-      </w:r>
-    </w:p>
-    <w:p>
-      <w:pPr>
-        <w:pStyle w:val="ListBullet"/>
-        <w:spacing w:line="240" w:lineRule="auto"/>
-        <w:ind w:left="720"/>
-      </w:pPr>
-      <w:r>
-        <w:rPr>
-          <w:lang w:val="es_ES" w:bidi="es_ES"/>
-        </w:rPr>
-      </w:r>
-      <w:r>
-        <w:rPr>
-          <w:lang w:val="es_ES" w:bidi="es_ES"/>
-        </w:rPr>
-        <w:t>Génesis 25:24–26</w:t>
-      </w:r>
-    </w:p>
-    <w:p>
-      <w:pPr>
-        <w:pStyle w:val="ListBullet"/>
-        <w:spacing w:line="240" w:lineRule="auto"/>
-        <w:ind w:left="720"/>
-      </w:pPr>
-      <w:r>
-        <w:rPr>
-          <w:lang w:val="es_ES" w:bidi="es_ES"/>
-        </w:rPr>
-      </w:r>
-      <w:r>
-        <w:rPr>
-          <w:lang w:val="es_ES" w:bidi="es_ES"/>
-        </w:rPr>
-        <w:t>Génesis 38:27–28</w:t>
-      </w:r>
-    </w:p>
-    <w:p>
-      <w:pPr>
-        <w:pStyle w:val="ListBullet"/>
-        <w:spacing w:line="240" w:lineRule="auto"/>
-        <w:ind w:left="720"/>
-      </w:pPr>
-      <w:r>
-        <w:rPr>
-          <w:lang w:val="es_ES" w:bidi="es_ES"/>
-        </w:rPr>
-      </w:r>
-      <w:r>
-        <w:rPr>
-          <w:lang w:val="es_ES" w:bidi="es_ES"/>
-        </w:rPr>
-        <w:t>Génesis 49:25</w:t>
-      </w:r>
-    </w:p>
-    <w:p>
-      <w:pPr>
-        <w:pStyle w:val="ListBullet"/>
-        <w:spacing w:line="240" w:lineRule="auto"/>
-        <w:ind w:left="720"/>
-      </w:pPr>
-      <w:r>
-        <w:rPr>
-          <w:lang w:val="es_ES" w:bidi="es_ES"/>
-        </w:rPr>
-      </w:r>
-      <w:r>
-        <w:rPr>
-          <w:lang w:val="es_ES" w:bidi="es_ES"/>
-        </w:rPr>
-        <w:t>Lucas 2:21</w:t>
-      </w:r>
-    </w:p>
-    <w:p>
-      <w:pPr>
-        <w:pStyle w:val="ListBullet"/>
-        <w:spacing w:line="240" w:lineRule="auto"/>
-        <w:ind w:left="720"/>
-      </w:pPr>
-      <w:r>
-        <w:rPr>
-          <w:lang w:val="es_ES" w:bidi="es_ES"/>
-        </w:rPr>
-      </w:r>
-      <w:r>
-        <w:rPr>
-          <w:lang w:val="es_ES" w:bidi="es_ES"/>
-        </w:rPr>
-        <w:t>Lucas 11:27</w:t>
-      </w:r>
-    </w:p>
-    <w:p>
-      <w:pPr>
-        <w:pStyle w:val="ListBullet"/>
-        <w:spacing w:line="240" w:lineRule="auto"/>
-        <w:ind w:left="720"/>
-      </w:pPr>
-      <w:r>
-        <w:rPr>
-          <w:lang w:val="es_ES" w:bidi="es_ES"/>
-        </w:rPr>
-      </w:r>
-      <w:r>
-        <w:rPr>
-          <w:lang w:val="es_ES" w:bidi="es_ES"/>
-        </w:rPr>
-        <w:t>Lucas 23:29</w:t>
-      </w:r>
-    </w:p>
-    <w:p>
-      <w:pPr>
-        <w:pStyle w:val="ListBullet"/>
-        <w:spacing w:line="240" w:lineRule="auto"/>
-        <w:ind w:left="720"/>
-      </w:pPr>
-      <w:r>
-        <w:rPr>
-          <w:lang w:val="es_ES" w:bidi="es_ES"/>
-        </w:rPr>
-      </w:r>
-      <w:r>
-        <w:rPr>
-          <w:lang w:val="es_ES" w:bidi="es_ES"/>
-        </w:rPr>
-        <w:t>Mateo 19:12</w:t>
-      </w:r>
-    </w:p>
-    <w:p>
-      <w:pPr>
-        <w:pStyle w:val="Heading3"/>
-      </w:pPr>
-      <w:r>
-        <w:rPr>
-          <w:lang w:val="es_ES" w:bidi="es_ES"/>
-        </w:rPr>
-        <w:t>Datos de la Palabra:</w:t>
-      </w:r>
-    </w:p>
-    <w:p>
-      <w:pPr>
-        <w:pStyle w:val="ListBullet"/>
-        <w:spacing w:line="240" w:lineRule="auto"/>
-        <w:ind w:left="720"/>
-      </w:pPr>
-      <w:r>
-        <w:rPr>
-          <w:lang w:val="es_ES" w:bidi="es_ES"/>
-        </w:rPr>
-      </w:r>
-      <w:r>
-        <w:rPr>
-          <w:lang w:val="es_ES" w:bidi="es_ES"/>
-        </w:rPr>
-        <w:t>Strong’s: H0990, H4578, H7356, H7358, G10640, G28360, G33880</w:t>
-      </w:r>
-      <w:r>
-        <w:rPr>
-          <w:lang w:val="es_ES" w:bidi="es_ES"/>
-        </w:rPr>
-      </w:r>
-      <w:r>
-        <w:rPr>
-          <w:lang w:val="es_ES" w:bidi="es_ES"/>
-        </w:rPr>
-      </w:r>
-    </w:p>
-    <w:p>
-      <w:pPr/>
-      <w:r>
-        <w:rPr>
-          <w:lang w:val="es_ES" w:bidi="es_ES"/>
-        </w:rPr>
-      </w:r>
-    </w:p>
-    <w:p>
-      <w:pPr>
-        <w:pStyle w:val="Heading2"/>
-      </w:pPr>
-      <w:r>
-        <w:rPr>
-          <w:lang w:val="es_ES" w:bidi="es_ES"/>
-        </w:rPr>
-        <w:t>Vínculo</w:t>
-      </w:r>
-      <w:r>
-        <w:rPr>
-          <w:lang w:val="es_ES" w:bidi="es_ES"/>
-        </w:rPr>
-      </w:r>
-    </w:p>
-    <w:p>
-      <w:pPr>
-        <w:pStyle w:val="Heading3"/>
-      </w:pPr>
-      <w:r>
-        <w:rPr>
-          <w:lang w:val="es_ES" w:bidi="es_ES"/>
-        </w:rPr>
-        <w:t>Definición:</w:t>
-      </w:r>
-    </w:p>
-    <w:p>
-      <w:pPr/>
-      <w:r>
-        <w:rPr>
-          <w:lang w:val="es_ES" w:bidi="es_ES"/>
-        </w:rPr>
-      </w:r>
-      <w:r>
-        <w:rPr>
-          <w:lang w:val="es_ES" w:bidi="es_ES"/>
-        </w:rPr>
-        <w:t>El término "atar" significa amarrar algo o sujetarlo de manera segura. Algo que está atado o unido se llama "vínculo". El término "atado" es el tiempo pasado de este término.</w:t>
-      </w:r>
-    </w:p>
-    <w:p>
-      <w:pPr>
-        <w:pStyle w:val="ListBullet"/>
-        <w:spacing w:line="240" w:lineRule="auto"/>
-        <w:ind w:left="720"/>
-      </w:pPr>
-      <w:r>
-        <w:rPr>
-          <w:lang w:val="es_ES" w:bidi="es_ES"/>
-        </w:rPr>
-      </w:r>
-      <w:r>
-        <w:rPr>
-          <w:lang w:val="es_ES" w:bidi="es_ES"/>
-        </w:rPr>
-        <w:t>Estar "atado" significa tener algo amarrado o envuelto alrededor de otra cosa.</w:t>
-      </w:r>
-    </w:p>
-    <w:p>
-      <w:pPr>
-        <w:pStyle w:val="ListBullet"/>
-        <w:spacing w:line="240" w:lineRule="auto"/>
-        <w:ind w:left="720"/>
-      </w:pPr>
-      <w:r>
-        <w:rPr>
-          <w:lang w:val="es_ES" w:bidi="es_ES"/>
-        </w:rPr>
-      </w:r>
-      <w:r>
-        <w:rPr>
-          <w:lang w:val="es_ES" w:bidi="es_ES"/>
-        </w:rPr>
-        <w:t>En un sentido figurado, una persona puede estar "atado" a un voto, lo que significa que está "obligado a cumplir" lo que prometió hacer.</w:t>
-      </w:r>
-    </w:p>
-    <w:p>
-      <w:pPr>
-        <w:pStyle w:val="ListBullet"/>
-        <w:spacing w:line="240" w:lineRule="auto"/>
-        <w:ind w:left="720"/>
-      </w:pPr>
-      <w:r>
-        <w:rPr>
-          <w:lang w:val="es_ES" w:bidi="es_ES"/>
-        </w:rPr>
-      </w:r>
-      <w:r>
-        <w:rPr>
-          <w:lang w:val="es_ES" w:bidi="es_ES"/>
-        </w:rPr>
-        <w:t>El término "vínculos" se refiere a cualquier cosa que ate, confine o encarcele a alguien. Generalmente se refiere a cadenas físicas, grilletes o cuerdas que impiden que una persona sea libre de moverse.</w:t>
-      </w:r>
-    </w:p>
-    <w:p>
-      <w:pPr>
-        <w:pStyle w:val="ListBullet"/>
-        <w:spacing w:line="240" w:lineRule="auto"/>
-        <w:ind w:left="720"/>
-      </w:pPr>
-      <w:r>
-        <w:rPr>
-          <w:lang w:val="es_ES" w:bidi="es_ES"/>
-        </w:rPr>
-      </w:r>
-      <w:r>
-        <w:rPr>
-          <w:lang w:val="es_ES" w:bidi="es_ES"/>
-        </w:rPr>
-        <w:t>En tiempos bíblicos, se usaban lazos como cuerdas o cadenas para sujetar a los prisioneros a la pared o al suelo de una prisión de piedra.</w:t>
-      </w:r>
-    </w:p>
-    <w:p>
-      <w:pPr>
-        <w:pStyle w:val="ListBullet"/>
-        <w:spacing w:line="240" w:lineRule="auto"/>
-        <w:ind w:left="720"/>
-      </w:pPr>
-      <w:r>
-        <w:rPr>
-          <w:lang w:val="es_ES" w:bidi="es_ES"/>
-        </w:rPr>
-      </w:r>
-      <w:r>
-        <w:rPr>
-          <w:lang w:val="es_ES" w:bidi="es_ES"/>
-        </w:rPr>
-        <w:t>El término "atar" también se puede usar para hablar de envolver una tela alrededor de una herida para ayudar a que sane.</w:t>
-      </w:r>
-    </w:p>
-    <w:p>
-      <w:pPr>
-        <w:pStyle w:val="ListBullet"/>
-        <w:spacing w:line="240" w:lineRule="auto"/>
-        <w:ind w:left="720"/>
-      </w:pPr>
-      <w:r>
-        <w:rPr>
-          <w:lang w:val="es_ES" w:bidi="es_ES"/>
-        </w:rPr>
-      </w:r>
-      <w:r>
-        <w:rPr>
-          <w:lang w:val="es_ES" w:bidi="es_ES"/>
-        </w:rPr>
-        <w:t>Una persona muerta sería "envuelta" con tela en preparación para el entierro.</w:t>
-      </w:r>
-    </w:p>
-    <w:p>
-      <w:pPr>
-        <w:pStyle w:val="ListBullet"/>
-        <w:spacing w:line="240" w:lineRule="auto"/>
-        <w:ind w:left="720"/>
-      </w:pPr>
-      <w:r>
-        <w:rPr>
-          <w:lang w:val="es_ES" w:bidi="es_ES"/>
-        </w:rPr>
-      </w:r>
-      <w:r>
-        <w:rPr>
-          <w:lang w:val="es_ES" w:bidi="es_ES"/>
-        </w:rPr>
-        <w:t>El término "vínculo" se usa figurativamente para referirse a algo, como el pecado, que controla o esclaviza a alguien.</w:t>
-      </w:r>
-    </w:p>
-    <w:p>
-      <w:pPr>
-        <w:pStyle w:val="ListBullet"/>
-        <w:spacing w:line="240" w:lineRule="auto"/>
-        <w:ind w:left="720"/>
-      </w:pPr>
-      <w:r>
-        <w:rPr>
-          <w:lang w:val="es_ES" w:bidi="es_ES"/>
-        </w:rPr>
-      </w:r>
-      <w:r>
-        <w:rPr>
-          <w:lang w:val="es_ES" w:bidi="es_ES"/>
-        </w:rPr>
-        <w:t>Un vínculo también puede ser una relación cercana entre personas en la que se apoyan emocional, espiritual y físicamente. Esto se aplica al vínculo del matrimonio.</w:t>
-      </w:r>
-    </w:p>
-    <w:p>
-      <w:pPr>
-        <w:pStyle w:val="ListBullet"/>
-        <w:spacing w:line="240" w:lineRule="auto"/>
-        <w:ind w:left="720"/>
-      </w:pPr>
-      <w:r>
-        <w:rPr>
-          <w:lang w:val="es_ES" w:bidi="es_ES"/>
-        </w:rPr>
-      </w:r>
-      <w:r>
-        <w:rPr>
-          <w:lang w:val="es_ES" w:bidi="es_ES"/>
-        </w:rPr>
-        <w:t>Por ejemplo, un esposo y una esposa están "unidos" o atados el uno al otro. Es un vínculo que Dios no quiere que se rompa.</w:t>
-      </w:r>
-    </w:p>
-    <w:p>
-      <w:pPr>
-        <w:pStyle w:val="Heading3"/>
-      </w:pPr>
-      <w:r>
-        <w:rPr>
-          <w:lang w:val="es_ES" w:bidi="es_ES"/>
-        </w:rPr>
-        <w:t>Sugerencias de traducción:</w:t>
-      </w:r>
-    </w:p>
-    <w:p>
-      <w:pPr>
-        <w:pStyle w:val="ListBullet"/>
-        <w:spacing w:line="240" w:lineRule="auto"/>
-        <w:ind w:left="720"/>
-      </w:pPr>
-      <w:r>
-        <w:rPr>
-          <w:lang w:val="es_ES" w:bidi="es_ES"/>
-        </w:rPr>
-      </w:r>
-      <w:r>
-        <w:rPr>
-          <w:lang w:val="es_ES" w:bidi="es_ES"/>
-        </w:rPr>
-        <w:t>El término "atar" también podría traducirse como "unir", "amarrar" o "envolver (alrededor)".</w:t>
-      </w:r>
-    </w:p>
-    <w:p>
-      <w:pPr>
-        <w:pStyle w:val="ListBullet"/>
-        <w:spacing w:line="240" w:lineRule="auto"/>
-        <w:ind w:left="720"/>
-      </w:pPr>
-      <w:r>
-        <w:rPr>
-          <w:lang w:val="es_ES" w:bidi="es_ES"/>
-        </w:rPr>
-      </w:r>
-      <w:r>
-        <w:rPr>
-          <w:lang w:val="es_ES" w:bidi="es_ES"/>
-        </w:rPr>
-        <w:t>Figurativamente, podría traducirse como "restringir", "prevenir" o "impedir (algo)".</w:t>
-      </w:r>
-    </w:p>
-    <w:p>
-      <w:pPr>
-        <w:pStyle w:val="ListBullet"/>
-        <w:spacing w:line="240" w:lineRule="auto"/>
-        <w:ind w:left="720"/>
-      </w:pPr>
-      <w:r>
-        <w:rPr>
-          <w:lang w:val="es_ES" w:bidi="es_ES"/>
-        </w:rPr>
-      </w:r>
-      <w:r>
-        <w:rPr>
-          <w:lang w:val="es_ES" w:bidi="es_ES"/>
-        </w:rPr>
-        <w:t>Un uso especial de "atar" en Mateo 16 y 18 significa "prohibir" o "no permitir".</w:t>
-      </w:r>
-    </w:p>
-    <w:p>
-      <w:pPr>
-        <w:pStyle w:val="ListBullet"/>
-        <w:spacing w:line="240" w:lineRule="auto"/>
-        <w:ind w:left="720"/>
-      </w:pPr>
-      <w:r>
-        <w:rPr>
-          <w:lang w:val="es_ES" w:bidi="es_ES"/>
-        </w:rPr>
-      </w:r>
-      <w:r>
-        <w:rPr>
-          <w:lang w:val="es_ES" w:bidi="es_ES"/>
-        </w:rPr>
-        <w:t>El término "vínculo" podría traducirse como "cadenas", "cuerdas" o "grilletes".</w:t>
-      </w:r>
-    </w:p>
-    <w:p>
-      <w:pPr>
-        <w:pStyle w:val="ListBullet"/>
-        <w:spacing w:line="240" w:lineRule="auto"/>
-        <w:ind w:left="720"/>
-      </w:pPr>
-      <w:r>
-        <w:rPr>
-          <w:lang w:val="es_ES" w:bidi="es_ES"/>
-        </w:rPr>
-      </w:r>
-      <w:r>
-        <w:rPr>
-          <w:lang w:val="es_ES" w:bidi="es_ES"/>
-        </w:rPr>
-        <w:t>Figurativamente, el término "vínculo" podría traducirse como "nudo", "conexión" o "relación cercana".</w:t>
-      </w:r>
-    </w:p>
-    <w:p>
-      <w:pPr>
-        <w:pStyle w:val="ListBullet"/>
-        <w:spacing w:line="240" w:lineRule="auto"/>
-        <w:ind w:left="720"/>
-      </w:pPr>
-      <w:r>
-        <w:rPr>
-          <w:lang w:val="es_ES" w:bidi="es_ES"/>
-        </w:rPr>
-      </w:r>
-      <w:r>
-        <w:rPr>
-          <w:lang w:val="es_ES" w:bidi="es_ES"/>
-        </w:rPr>
-        <w:t>La frase "vínculo de la paz" significa "estar en armonía, lo que acerca a las personas entre sí" o "la unión que trae la paz".</w:t>
-      </w:r>
-    </w:p>
-    <w:p>
-      <w:pPr>
-        <w:pStyle w:val="ListBullet"/>
-        <w:spacing w:line="240" w:lineRule="auto"/>
-        <w:ind w:left="720"/>
-      </w:pPr>
-      <w:r>
-        <w:rPr>
-          <w:lang w:val="es_ES" w:bidi="es_ES"/>
-        </w:rPr>
-      </w:r>
-      <w:r>
-        <w:rPr>
-          <w:lang w:val="es_ES" w:bidi="es_ES"/>
-        </w:rPr>
-        <w:t>“Atar” podría traducirse como “envolver” o “poner una venda”.</w:t>
-      </w:r>
-    </w:p>
-    <w:p>
-      <w:pPr>
-        <w:pStyle w:val="ListBullet"/>
-        <w:spacing w:line="240" w:lineRule="auto"/>
-        <w:ind w:left="720"/>
-      </w:pPr>
-      <w:r>
-        <w:rPr>
-          <w:lang w:val="es_ES" w:bidi="es_ES"/>
-        </w:rPr>
-      </w:r>
-      <w:r>
-        <w:rPr>
-          <w:lang w:val="es_ES" w:bidi="es_ES"/>
-        </w:rPr>
-        <w:t>“Comprometerse” con un voto podría traducirse como “prometer cumplir un voto” o “comprometerse a cumplir un voto”.</w:t>
-      </w:r>
-    </w:p>
-    <w:p>
-      <w:pPr>
-        <w:pStyle w:val="ListBullet"/>
-        <w:spacing w:line="240" w:lineRule="auto"/>
-        <w:ind w:left="720"/>
-      </w:pPr>
-      <w:r>
-        <w:rPr>
-          <w:lang w:val="es_ES" w:bidi="es_ES"/>
-        </w:rPr>
-      </w:r>
-      <w:r>
-        <w:rPr>
-          <w:lang w:val="es_ES" w:bidi="es_ES"/>
-        </w:rPr>
-        <w:t>Dependiendo del contexto, el término "atado" también podría traducirse como "ligado", "amarrado", "encadenado", "obligado (a cumplir)" o "requerido para hacer".</w:t>
-      </w:r>
-    </w:p>
-    <w:p>
-      <w:pPr/>
-      <w:r>
-        <w:rPr>
-          <w:lang w:val="es_ES" w:bidi="es_ES"/>
-        </w:rPr>
-      </w:r>
-      <w:r>
-        <w:rPr>
-          <w:lang w:val="es_ES" w:bidi="es_ES"/>
-        </w:rPr>
-        <w:t xml:space="preserve">(Ver también: </w:t>
-      </w:r>
-      <w:r>
-        <w:rPr>
-          <w:lang w:val="es_ES" w:bidi="es_ES"/>
-        </w:rPr>
-        <w:t>cumplir</w:t>
-      </w:r>
-      <w:r>
-        <w:rPr>
-          <w:lang w:val="es_ES" w:bidi="es_ES"/>
-        </w:rPr>
-        <w:t xml:space="preserve">, </w:t>
-      </w:r>
-      <w:r>
-        <w:rPr>
-          <w:lang w:val="es_ES" w:bidi="es_ES"/>
-        </w:rPr>
         <w:t>paz</w:t>
       </w:r>
       <w:r>
         <w:rPr>
           <w:lang w:val="es_ES" w:bidi="es_ES"/>
         </w:rPr>
-        <w:t xml:space="preserve">, </w:t>
-      </w:r>
-      <w:r>
-        <w:rPr>
-          <w:lang w:val="es_ES" w:bidi="es_ES"/>
-        </w:rPr>
-        <w:t>prisión</w:t>
-      </w:r>
-      <w:r>
-        <w:rPr>
-          <w:lang w:val="es_ES" w:bidi="es_ES"/>
-        </w:rPr>
-        <w:t xml:space="preserve">, </w:t>
+        <w:t xml:space="preserve">, prisión, </w:t>
       </w:r>
       <w:r>
         <w:rPr>
@@ -5561,19 +5525,7 @@
         <w:rPr>
           <w:lang w:val="es_ES" w:bidi="es_ES"/>
         </w:rPr>
-        <w:t xml:space="preserve">, </w:t>
-      </w:r>
-      <w:r>
-        <w:rPr>
-          <w:lang w:val="es_ES" w:bidi="es_ES"/>
-        </w:rPr>
-        <w:t>voto</w:t>
-      </w:r>
-      <w:r>
-        <w:rPr>
-          <w:lang w:val="es_ES" w:bidi="es_ES"/>
-        </w:rPr>
-        <w:t>)</w:t>
+        <w:t>, voto)</w:t>
       </w:r>
     </w:p>
     <w:p>
